--- a/06-学生侧材料/讲义/学生专用版/5-无机化学/银金汞钼钨-超级充实版（学生专用版）.docx
+++ b/06-学生侧材料/讲义/学生专用版/5-无机化学/银金汞钼钨-超级充实版（学生专用版）.docx
@@ -2,16 +2,6 @@
 <file path=word/document.xml><?xml version="1.0" encoding="utf-8"?>
 <w:document xmlns:w="http://schemas.openxmlformats.org/wordprocessingml/2006/main" xmlns:m="http://schemas.openxmlformats.org/officeDocument/2006/math" xmlns:r="http://schemas.openxmlformats.org/officeDocument/2006/relationships" xmlns:o="urn:schemas-microsoft-com:office:office" xmlns:v="urn:schemas-microsoft-com:vml" xmlns:w10="urn:schemas-microsoft-com:office:word" xmlns:a="http://schemas.openxmlformats.org/drawingml/2006/main" xmlns:pic="http://schemas.openxmlformats.org/drawingml/2006/picture" xmlns:wp="http://schemas.openxmlformats.org/drawingml/2006/wordprocessingDrawing">
   <w:body>
-    <w:p>
-      <w:pPr>
-        <w:spacing w:before="160" w:after="80"/>
-      </w:pPr>
-      <w:r>
-        <w:pict>
-          <v:rect style="width:0;height:1.5pt" o:hralign="center" o:hrstd="t" o:hr="t"/>
-        </w:pict>
-      </w:r>
-    </w:p>
     <w:bookmarkStart w:id="9" w:name="学习目标与考纲锚点"/>
     <w:p>
       <w:pPr>
@@ -1067,18 +1057,8 @@
         </w:pict>
       </w:r>
     </w:p>
-    <w:p>
-      <w:pPr>
-        <w:spacing w:before="160" w:after="80"/>
-      </w:pPr>
-      <w:r>
-        <w:pict>
-          <v:rect style="width:0;height:1.5pt" o:hralign="center" o:hrstd="t" o:hr="t"/>
-        </w:pict>
-      </w:r>
-    </w:p>
     <w:bookmarkEnd w:id="9"/>
-    <w:bookmarkStart w:id="16" w:name="一ds-区与-vib-族定位"/>
+    <w:bookmarkStart w:id="16" w:name="ds-区与-vib-族定位"/>
     <w:p>
       <w:pPr>
         <w:pStyle w:val="Heading2"/>
@@ -1086,21 +1066,9 @@
       </w:pPr>
       <w:r>
         <w:rPr>
-          <w:rFonts w:hint="eastAsia" w:ascii="Times New Roman" w:hAnsi="Times New Roman" w:eastAsia="SimHei" w:cs="Times New Roman"/>
-        </w:rPr>
-        <w:t>一</w:t>
-      </w:r>
-      <w:r>
-        <w:rPr>
-          <w:rFonts w:hint="eastAsia" w:ascii="Times New Roman" w:hAnsi="Times New Roman" w:eastAsia="Times New Roman" w:cs="Times New Roman"/>
-        </w:rPr>
-        <w:t>、ds</w:t>
-      </w:r>
-      <w:r>
-        <w:rPr>
-          <w:rFonts w:ascii="Times New Roman" w:hAnsi="Times New Roman" w:eastAsia="Times New Roman" w:cs="Times New Roman"/>
-        </w:rPr>
-        <w:t xml:space="preserve"> </w:t>
+          <w:rFonts w:ascii="Times New Roman" w:hAnsi="Times New Roman" w:eastAsia="Times New Roman" w:cs="Times New Roman"/>
+        </w:rPr>
+        <w:t xml:space="preserve">§1 ds </w:t>
       </w:r>
       <w:r>
         <w:rPr>
@@ -3747,7 +3715,7 @@
     </w:p>
     <w:bookmarkEnd w:id="15"/>
     <w:bookmarkEnd w:id="16"/>
-    <w:bookmarkStart w:id="27" w:name="二银ag-化学与不歧化的特例"/>
+    <w:bookmarkStart w:id="27" w:name="银ag-化学与不歧化的特例"/>
     <w:p>
       <w:pPr>
         <w:pStyle w:val="Heading2"/>
@@ -3755,15 +3723,9 @@
       </w:pPr>
       <w:r>
         <w:rPr>
-          <w:rFonts w:hint="eastAsia" w:ascii="Times New Roman" w:hAnsi="Times New Roman" w:eastAsia="SimHei" w:cs="Times New Roman"/>
-        </w:rPr>
-        <w:t>二</w:t>
-      </w:r>
-      <w:r>
-        <w:rPr>
-          <w:rFonts w:hint="eastAsia" w:ascii="Times New Roman" w:hAnsi="Times New Roman" w:eastAsia="Times New Roman" w:cs="Times New Roman"/>
-        </w:rPr>
-        <w:t>、</w:t>
+          <w:rFonts w:ascii="Times New Roman" w:hAnsi="Times New Roman" w:eastAsia="Times New Roman" w:cs="Times New Roman"/>
+        </w:rPr>
+        <w:t xml:space="preserve">§2 </w:t>
       </w:r>
       <w:r>
         <w:rPr>
@@ -8160,7 +8122,7 @@
     </w:p>
     <w:bookmarkEnd w:id="26"/>
     <w:bookmarkEnd w:id="27"/>
-    <w:bookmarkStart w:id="37" w:name="三金惰性与王水"/>
+    <w:bookmarkStart w:id="37" w:name="金惰性与王水"/>
     <w:p>
       <w:pPr>
         <w:pStyle w:val="Heading2"/>
@@ -8168,15 +8130,9 @@
       </w:pPr>
       <w:r>
         <w:rPr>
-          <w:rFonts w:hint="eastAsia" w:ascii="Times New Roman" w:hAnsi="Times New Roman" w:eastAsia="SimHei" w:cs="Times New Roman"/>
-        </w:rPr>
-        <w:t>三</w:t>
-      </w:r>
-      <w:r>
-        <w:rPr>
-          <w:rFonts w:hint="eastAsia" w:ascii="Times New Roman" w:hAnsi="Times New Roman" w:eastAsia="Times New Roman" w:cs="Times New Roman"/>
-        </w:rPr>
-        <w:t>、</w:t>
+          <w:rFonts w:ascii="Times New Roman" w:hAnsi="Times New Roman" w:eastAsia="Times New Roman" w:cs="Times New Roman"/>
+        </w:rPr>
+        <w:t xml:space="preserve">§3 </w:t>
       </w:r>
       <w:r>
         <w:rPr>
@@ -10876,7 +10832,7 @@
     </w:p>
     <w:bookmarkEnd w:id="36"/>
     <w:bookmarkEnd w:id="37"/>
-    <w:bookmarkStart w:id="54" w:name="四汞hg₂²-与相对论"/>
+    <w:bookmarkStart w:id="54" w:name="汞hg₂²-与相对论"/>
     <w:p>
       <w:pPr>
         <w:pStyle w:val="Heading2"/>
@@ -10884,15 +10840,9 @@
       </w:pPr>
       <w:r>
         <w:rPr>
-          <w:rFonts w:hint="eastAsia" w:ascii="Times New Roman" w:hAnsi="Times New Roman" w:eastAsia="SimHei" w:cs="Times New Roman"/>
-        </w:rPr>
-        <w:t>四</w:t>
-      </w:r>
-      <w:r>
-        <w:rPr>
-          <w:rFonts w:hint="eastAsia" w:ascii="Times New Roman" w:hAnsi="Times New Roman" w:eastAsia="Times New Roman" w:cs="Times New Roman"/>
-        </w:rPr>
-        <w:t>、</w:t>
+          <w:rFonts w:ascii="Times New Roman" w:hAnsi="Times New Roman" w:eastAsia="Times New Roman" w:cs="Times New Roman"/>
+        </w:rPr>
+        <w:t xml:space="preserve">§4 </w:t>
       </w:r>
       <w:r>
         <w:rPr>
@@ -15145,7 +15095,7 @@
     </w:p>
     <w:bookmarkEnd w:id="53"/>
     <w:bookmarkEnd w:id="54"/>
-    <w:bookmarkStart w:id="67" w:name="五钼与钨多酸化学"/>
+    <w:bookmarkStart w:id="67" w:name="钼与钨多酸化学"/>
     <w:p>
       <w:pPr>
         <w:pStyle w:val="Heading2"/>
@@ -15153,15 +15103,9 @@
       </w:pPr>
       <w:r>
         <w:rPr>
-          <w:rFonts w:hint="eastAsia" w:ascii="Times New Roman" w:hAnsi="Times New Roman" w:eastAsia="SimHei" w:cs="Times New Roman"/>
-        </w:rPr>
-        <w:t>五</w:t>
-      </w:r>
-      <w:r>
-        <w:rPr>
-          <w:rFonts w:hint="eastAsia" w:ascii="Times New Roman" w:hAnsi="Times New Roman" w:eastAsia="Times New Roman" w:cs="Times New Roman"/>
-        </w:rPr>
-        <w:t>、</w:t>
+          <w:rFonts w:ascii="Times New Roman" w:hAnsi="Times New Roman" w:eastAsia="Times New Roman" w:cs="Times New Roman"/>
+        </w:rPr>
+        <w:t xml:space="preserve">§5 </w:t>
       </w:r>
       <w:r>
         <w:rPr>
@@ -17920,7 +17864,7 @@
     </w:p>
     <w:bookmarkEnd w:id="66"/>
     <w:bookmarkEnd w:id="67"/>
-    <w:bookmarkStart w:id="71" w:name="六横向比较与推断方法ds-区沉淀-配位鉴别"/>
+    <w:bookmarkStart w:id="71" w:name="横向比较与推断方法ds-区沉淀-配位鉴别"/>
     <w:p>
       <w:pPr>
         <w:pStyle w:val="Heading2"/>
@@ -17928,15 +17872,9 @@
       </w:pPr>
       <w:r>
         <w:rPr>
-          <w:rFonts w:hint="eastAsia" w:ascii="Times New Roman" w:hAnsi="Times New Roman" w:eastAsia="SimHei" w:cs="Times New Roman"/>
-        </w:rPr>
-        <w:t>六</w:t>
-      </w:r>
-      <w:r>
-        <w:rPr>
-          <w:rFonts w:hint="eastAsia" w:ascii="Times New Roman" w:hAnsi="Times New Roman" w:eastAsia="Times New Roman" w:cs="Times New Roman"/>
-        </w:rPr>
-        <w:t>、</w:t>
+          <w:rFonts w:ascii="Times New Roman" w:hAnsi="Times New Roman" w:eastAsia="Times New Roman" w:cs="Times New Roman"/>
+        </w:rPr>
+        <w:t xml:space="preserve">§6 </w:t>
       </w:r>
       <w:r>
         <w:rPr>
@@ -22390,7 +22328,7 @@
     </w:p>
     <w:bookmarkEnd w:id="70"/>
     <w:bookmarkEnd w:id="71"/>
-    <w:bookmarkStart w:id="75" w:name="七本讲速查一页"/>
+    <w:bookmarkStart w:id="75" w:name="本讲速查一页"/>
     <w:p>
       <w:pPr>
         <w:pStyle w:val="Heading2"/>
@@ -22398,15 +22336,9 @@
       </w:pPr>
       <w:r>
         <w:rPr>
-          <w:rFonts w:hint="eastAsia" w:ascii="Times New Roman" w:hAnsi="Times New Roman" w:eastAsia="SimHei" w:cs="Times New Roman"/>
-        </w:rPr>
-        <w:t>七</w:t>
-      </w:r>
-      <w:r>
-        <w:rPr>
-          <w:rFonts w:hint="eastAsia" w:ascii="Times New Roman" w:hAnsi="Times New Roman" w:eastAsia="Times New Roman" w:cs="Times New Roman"/>
-        </w:rPr>
-        <w:t>、</w:t>
+          <w:rFonts w:ascii="Times New Roman" w:hAnsi="Times New Roman" w:eastAsia="Times New Roman" w:cs="Times New Roman"/>
+        </w:rPr>
+        <w:t xml:space="preserve">§7 </w:t>
       </w:r>
       <w:r>
         <w:rPr>
@@ -25683,7 +25615,7 @@
     </w:p>
     <w:bookmarkEnd w:id="74"/>
     <w:bookmarkEnd w:id="75"/>
-    <w:bookmarkStart w:id="76" w:name="九-竞赛思考强化题与微观机理精解"/>
+    <w:bookmarkStart w:id="76" w:name="竞赛思考强化题与微观机理精解"/>
     <w:p>
       <w:pPr>
         <w:pStyle w:val="Heading2"/>
@@ -25691,21 +25623,9 @@
       </w:pPr>
       <w:r>
         <w:rPr>
-          <w:rFonts w:hint="eastAsia" w:ascii="Times New Roman" w:hAnsi="Times New Roman" w:eastAsia="SimHei" w:cs="Times New Roman"/>
-        </w:rPr>
-        <w:t>九</w:t>
-      </w:r>
-      <w:r>
-        <w:rPr>
-          <w:rFonts w:hint="eastAsia" w:ascii="Times New Roman" w:hAnsi="Times New Roman" w:eastAsia="Times New Roman" w:cs="Times New Roman"/>
-        </w:rPr>
-        <w:t>、</w:t>
-      </w:r>
-      <w:r>
-        <w:rPr>
-          <w:rFonts w:ascii="Times New Roman" w:hAnsi="Times New Roman" w:eastAsia="Times New Roman" w:cs="Times New Roman"/>
-        </w:rPr>
-        <w:t xml:space="preserve"> </w:t>
+          <w:rFonts w:ascii="Times New Roman" w:hAnsi="Times New Roman" w:eastAsia="Times New Roman" w:cs="Times New Roman"/>
+        </w:rPr>
+        <w:t xml:space="preserve">§8 </w:t>
       </w:r>
       <w:r>
         <w:rPr>
@@ -25726,30 +25646,6 @@
           <w:bCs/>
         </w:rPr>
         <w:t xml:space="preserve">1.</w:t>
-      </w:r>
-      <w:r>
-        <w:rPr>
-          <w:rFonts w:ascii="Times New Roman" w:hAnsi="Times New Roman" w:eastAsia="Times New Roman" w:cs="Times New Roman"/>
-        </w:rPr>
-        <w:t xml:space="preserve"> </w:t>
-      </w:r>
-      <w:r>
-        <w:rPr>
-          <w:rFonts w:hint="eastAsia" w:ascii="Times New Roman" w:hAnsi="Times New Roman" w:eastAsia="Times New Roman" w:cs="Times New Roman"/>
-        </w:rPr>
-        <w:t>[</w:t>
-      </w:r>
-      <w:r>
-        <w:rPr>
-          <w:rFonts w:hint="eastAsia" w:ascii="Times New Roman" w:hAnsi="Times New Roman" w:eastAsia="FangSong" w:cs="Times New Roman"/>
-        </w:rPr>
-        <w:t>无机例习</w:t>
-      </w:r>
-      <w:r>
-        <w:rPr>
-          <w:rFonts w:hint="eastAsia" w:ascii="Times New Roman" w:hAnsi="Times New Roman" w:eastAsia="Times New Roman" w:cs="Times New Roman"/>
-        </w:rPr>
-        <w:t>19.57]</w:t>
       </w:r>
       <w:r>
         <w:rPr>
@@ -25947,30 +25843,6 @@
           <w:bCs/>
         </w:rPr>
         <w:t xml:space="preserve">2.</w:t>
-      </w:r>
-      <w:r>
-        <w:rPr>
-          <w:rFonts w:ascii="Times New Roman" w:hAnsi="Times New Roman" w:eastAsia="Times New Roman" w:cs="Times New Roman"/>
-        </w:rPr>
-        <w:t xml:space="preserve"> </w:t>
-      </w:r>
-      <w:r>
-        <w:rPr>
-          <w:rFonts w:hint="eastAsia" w:ascii="Times New Roman" w:hAnsi="Times New Roman" w:eastAsia="Times New Roman" w:cs="Times New Roman"/>
-        </w:rPr>
-        <w:t>[</w:t>
-      </w:r>
-      <w:r>
-        <w:rPr>
-          <w:rFonts w:hint="eastAsia" w:ascii="Times New Roman" w:hAnsi="Times New Roman" w:eastAsia="FangSong" w:cs="Times New Roman"/>
-        </w:rPr>
-        <w:t>无机例习</w:t>
-      </w:r>
-      <w:r>
-        <w:rPr>
-          <w:rFonts w:hint="eastAsia" w:ascii="Times New Roman" w:hAnsi="Times New Roman" w:eastAsia="Times New Roman" w:cs="Times New Roman"/>
-        </w:rPr>
-        <w:t>19.58]</w:t>
       </w:r>
       <w:r>
         <w:rPr>
@@ -26559,30 +26431,6 @@
       </w:r>
       <w:r>
         <w:rPr>
-          <w:rFonts w:hint="eastAsia" w:ascii="Times New Roman" w:hAnsi="Times New Roman" w:eastAsia="Times New Roman" w:cs="Times New Roman"/>
-        </w:rPr>
-        <w:t>[</w:t>
-      </w:r>
-      <w:r>
-        <w:rPr>
-          <w:rFonts w:hint="eastAsia" w:ascii="Times New Roman" w:hAnsi="Times New Roman" w:eastAsia="FangSong" w:cs="Times New Roman"/>
-        </w:rPr>
-        <w:t>无机例习</w:t>
-      </w:r>
-      <w:r>
-        <w:rPr>
-          <w:rFonts w:hint="eastAsia" w:ascii="Times New Roman" w:hAnsi="Times New Roman" w:eastAsia="Times New Roman" w:cs="Times New Roman"/>
-        </w:rPr>
-        <w:t>19.59]</w:t>
-      </w:r>
-      <w:r>
-        <w:rPr>
-          <w:rFonts w:ascii="Times New Roman" w:hAnsi="Times New Roman" w:eastAsia="Times New Roman" w:cs="Times New Roman"/>
-        </w:rPr>
-        <w:t xml:space="preserve"> </w:t>
-      </w:r>
-      <w:r>
-        <w:rPr>
           <w:rFonts w:hint="eastAsia" w:ascii="Times New Roman" w:hAnsi="Times New Roman" w:eastAsia="FangSong" w:cs="Times New Roman"/>
         </w:rPr>
         <w:t>分离下列各组混合物</w:t>
@@ -26760,30 +26608,6 @@
       </w:r>
       <w:r>
         <w:rPr>
-          <w:rFonts w:hint="eastAsia" w:ascii="Times New Roman" w:hAnsi="Times New Roman" w:eastAsia="Times New Roman" w:cs="Times New Roman"/>
-        </w:rPr>
-        <w:t>[</w:t>
-      </w:r>
-      <w:r>
-        <w:rPr>
-          <w:rFonts w:hint="eastAsia" w:ascii="Times New Roman" w:hAnsi="Times New Roman" w:eastAsia="FangSong" w:cs="Times New Roman"/>
-        </w:rPr>
-        <w:t>无机例习</w:t>
-      </w:r>
-      <w:r>
-        <w:rPr>
-          <w:rFonts w:hint="eastAsia" w:ascii="Times New Roman" w:hAnsi="Times New Roman" w:eastAsia="Times New Roman" w:cs="Times New Roman"/>
-        </w:rPr>
-        <w:t>19.60]</w:t>
-      </w:r>
-      <w:r>
-        <w:rPr>
-          <w:rFonts w:ascii="Times New Roman" w:hAnsi="Times New Roman" w:eastAsia="Times New Roman" w:cs="Times New Roman"/>
-        </w:rPr>
-        <w:t xml:space="preserve"> </w:t>
-      </w:r>
-      <w:r>
-        <w:rPr>
           <w:rFonts w:hint="eastAsia" w:ascii="Times New Roman" w:hAnsi="Times New Roman" w:eastAsia="FangSong" w:cs="Times New Roman"/>
         </w:rPr>
         <w:t>设计方案分离离子</w:t>
@@ -26973,30 +26797,6 @@
       </w:r>
       <w:r>
         <w:rPr>
-          <w:rFonts w:hint="eastAsia" w:ascii="Times New Roman" w:hAnsi="Times New Roman" w:eastAsia="Times New Roman" w:cs="Times New Roman"/>
-        </w:rPr>
-        <w:t>[</w:t>
-      </w:r>
-      <w:r>
-        <w:rPr>
-          <w:rFonts w:hint="eastAsia" w:ascii="Times New Roman" w:hAnsi="Times New Roman" w:eastAsia="FangSong" w:cs="Times New Roman"/>
-        </w:rPr>
-        <w:t>无机例习</w:t>
-      </w:r>
-      <w:r>
-        <w:rPr>
-          <w:rFonts w:hint="eastAsia" w:ascii="Times New Roman" w:hAnsi="Times New Roman" w:eastAsia="Times New Roman" w:cs="Times New Roman"/>
-        </w:rPr>
-        <w:t>19.61]</w:t>
-      </w:r>
-      <w:r>
-        <w:rPr>
-          <w:rFonts w:ascii="Times New Roman" w:hAnsi="Times New Roman" w:eastAsia="Times New Roman" w:cs="Times New Roman"/>
-        </w:rPr>
-        <w:t xml:space="preserve"> </w:t>
-      </w:r>
-      <w:r>
-        <w:rPr>
           <w:rFonts w:hint="eastAsia" w:ascii="Times New Roman" w:hAnsi="Times New Roman" w:eastAsia="FangSong" w:cs="Times New Roman"/>
         </w:rPr>
         <w:t>设计方案将下列离子分离并复原</w:t>
@@ -27209,30 +27009,6 @@
           <w:bCs/>
         </w:rPr>
         <w:t xml:space="preserve">6.</w:t>
-      </w:r>
-      <w:r>
-        <w:rPr>
-          <w:rFonts w:ascii="Times New Roman" w:hAnsi="Times New Roman" w:eastAsia="Times New Roman" w:cs="Times New Roman"/>
-        </w:rPr>
-        <w:t xml:space="preserve"> </w:t>
-      </w:r>
-      <w:r>
-        <w:rPr>
-          <w:rFonts w:hint="eastAsia" w:ascii="Times New Roman" w:hAnsi="Times New Roman" w:eastAsia="Times New Roman" w:cs="Times New Roman"/>
-        </w:rPr>
-        <w:t>[</w:t>
-      </w:r>
-      <w:r>
-        <w:rPr>
-          <w:rFonts w:hint="eastAsia" w:ascii="Times New Roman" w:hAnsi="Times New Roman" w:eastAsia="FangSong" w:cs="Times New Roman"/>
-        </w:rPr>
-        <w:t>无机例习</w:t>
-      </w:r>
-      <w:r>
-        <w:rPr>
-          <w:rFonts w:hint="eastAsia" w:ascii="Times New Roman" w:hAnsi="Times New Roman" w:eastAsia="Times New Roman" w:cs="Times New Roman"/>
-        </w:rPr>
-        <w:t>19.62]</w:t>
       </w:r>
       <w:r>
         <w:rPr>
@@ -27538,30 +27314,6 @@
           <w:bCs/>
         </w:rPr>
         <w:t xml:space="preserve">7.</w:t>
-      </w:r>
-      <w:r>
-        <w:rPr>
-          <w:rFonts w:ascii="Times New Roman" w:hAnsi="Times New Roman" w:eastAsia="Times New Roman" w:cs="Times New Roman"/>
-        </w:rPr>
-        <w:t xml:space="preserve"> </w:t>
-      </w:r>
-      <w:r>
-        <w:rPr>
-          <w:rFonts w:hint="eastAsia" w:ascii="Times New Roman" w:hAnsi="Times New Roman" w:eastAsia="Times New Roman" w:cs="Times New Roman"/>
-        </w:rPr>
-        <w:t>[</w:t>
-      </w:r>
-      <w:r>
-        <w:rPr>
-          <w:rFonts w:hint="eastAsia" w:ascii="Times New Roman" w:hAnsi="Times New Roman" w:eastAsia="FangSong" w:cs="Times New Roman"/>
-        </w:rPr>
-        <w:t>无机例习</w:t>
-      </w:r>
-      <w:r>
-        <w:rPr>
-          <w:rFonts w:hint="eastAsia" w:ascii="Times New Roman" w:hAnsi="Times New Roman" w:eastAsia="Times New Roman" w:cs="Times New Roman"/>
-        </w:rPr>
-        <w:t>19.63]</w:t>
       </w:r>
       <w:r>
         <w:rPr>
@@ -27739,30 +27491,6 @@
           <w:bCs/>
         </w:rPr>
         <w:t xml:space="preserve">8.</w:t>
-      </w:r>
-      <w:r>
-        <w:rPr>
-          <w:rFonts w:ascii="Times New Roman" w:hAnsi="Times New Roman" w:eastAsia="Times New Roman" w:cs="Times New Roman"/>
-        </w:rPr>
-        <w:t xml:space="preserve"> </w:t>
-      </w:r>
-      <w:r>
-        <w:rPr>
-          <w:rFonts w:hint="eastAsia" w:ascii="Times New Roman" w:hAnsi="Times New Roman" w:eastAsia="Times New Roman" w:cs="Times New Roman"/>
-        </w:rPr>
-        <w:t>[</w:t>
-      </w:r>
-      <w:r>
-        <w:rPr>
-          <w:rFonts w:hint="eastAsia" w:ascii="Times New Roman" w:hAnsi="Times New Roman" w:eastAsia="FangSong" w:cs="Times New Roman"/>
-        </w:rPr>
-        <w:t>无机例习</w:t>
-      </w:r>
-      <w:r>
-        <w:rPr>
-          <w:rFonts w:hint="eastAsia" w:ascii="Times New Roman" w:hAnsi="Times New Roman" w:eastAsia="Times New Roman" w:cs="Times New Roman"/>
-        </w:rPr>
-        <w:t>19.64]</w:t>
       </w:r>
       <w:r>
         <w:rPr>
@@ -28213,30 +27941,6 @@
       </w:r>
       <w:r>
         <w:rPr>
-          <w:rFonts w:hint="eastAsia" w:ascii="Times New Roman" w:hAnsi="Times New Roman" w:eastAsia="Times New Roman" w:cs="Times New Roman"/>
-        </w:rPr>
-        <w:t>[</w:t>
-      </w:r>
-      <w:r>
-        <w:rPr>
-          <w:rFonts w:hint="eastAsia" w:ascii="Times New Roman" w:hAnsi="Times New Roman" w:eastAsia="FangSong" w:cs="Times New Roman"/>
-        </w:rPr>
-        <w:t>无机例习</w:t>
-      </w:r>
-      <w:r>
-        <w:rPr>
-          <w:rFonts w:hint="eastAsia" w:ascii="Times New Roman" w:hAnsi="Times New Roman" w:eastAsia="Times New Roman" w:cs="Times New Roman"/>
-        </w:rPr>
-        <w:t>19.64]</w:t>
-      </w:r>
-      <w:r>
-        <w:rPr>
-          <w:rFonts w:ascii="Times New Roman" w:hAnsi="Times New Roman" w:eastAsia="Times New Roman" w:cs="Times New Roman"/>
-        </w:rPr>
-        <w:t xml:space="preserve"> </w:t>
-      </w:r>
-      <w:r>
-        <w:rPr>
           <w:rFonts w:hint="eastAsia" w:ascii="Times New Roman" w:hAnsi="Times New Roman" w:eastAsia="FangSong" w:cs="Times New Roman"/>
         </w:rPr>
         <w:t>解释下列实验现象</w:t>
@@ -28477,30 +28181,6 @@
           <w:bCs/>
         </w:rPr>
         <w:t xml:space="preserve">10.</w:t>
-      </w:r>
-      <w:r>
-        <w:rPr>
-          <w:rFonts w:ascii="Times New Roman" w:hAnsi="Times New Roman" w:eastAsia="Times New Roman" w:cs="Times New Roman"/>
-        </w:rPr>
-        <w:t xml:space="preserve"> </w:t>
-      </w:r>
-      <w:r>
-        <w:rPr>
-          <w:rFonts w:hint="eastAsia" w:ascii="Times New Roman" w:hAnsi="Times New Roman" w:eastAsia="Times New Roman" w:cs="Times New Roman"/>
-        </w:rPr>
-        <w:t>[</w:t>
-      </w:r>
-      <w:r>
-        <w:rPr>
-          <w:rFonts w:hint="eastAsia" w:ascii="Times New Roman" w:hAnsi="Times New Roman" w:eastAsia="FangSong" w:cs="Times New Roman"/>
-        </w:rPr>
-        <w:t>无机例习</w:t>
-      </w:r>
-      <w:r>
-        <w:rPr>
-          <w:rFonts w:hint="eastAsia" w:ascii="Times New Roman" w:hAnsi="Times New Roman" w:eastAsia="Times New Roman" w:cs="Times New Roman"/>
-        </w:rPr>
-        <w:t>19.64]</w:t>
       </w:r>
       <w:r>
         <w:rPr>
@@ -28713,30 +28393,6 @@
       </w:r>
       <w:r>
         <w:rPr>
-          <w:rFonts w:hint="eastAsia" w:ascii="Times New Roman" w:hAnsi="Times New Roman" w:eastAsia="Times New Roman" w:cs="Times New Roman"/>
-        </w:rPr>
-        <w:t>[</w:t>
-      </w:r>
-      <w:r>
-        <w:rPr>
-          <w:rFonts w:hint="eastAsia" w:ascii="Times New Roman" w:hAnsi="Times New Roman" w:eastAsia="FangSong" w:cs="Times New Roman"/>
-        </w:rPr>
-        <w:t>无机例习</w:t>
-      </w:r>
-      <w:r>
-        <w:rPr>
-          <w:rFonts w:hint="eastAsia" w:ascii="Times New Roman" w:hAnsi="Times New Roman" w:eastAsia="Times New Roman" w:cs="Times New Roman"/>
-        </w:rPr>
-        <w:t>19.64]</w:t>
-      </w:r>
-      <w:r>
-        <w:rPr>
-          <w:rFonts w:ascii="Times New Roman" w:hAnsi="Times New Roman" w:eastAsia="Times New Roman" w:cs="Times New Roman"/>
-        </w:rPr>
-        <w:t xml:space="preserve"> </w:t>
-      </w:r>
-      <w:r>
-        <w:rPr>
           <w:rFonts w:hint="eastAsia" w:ascii="Times New Roman" w:hAnsi="Times New Roman" w:eastAsia="FangSong" w:cs="Times New Roman"/>
         </w:rPr>
         <w:t>解释下列实验现象</w:t>
@@ -29070,30 +28726,6 @@
       </w:r>
       <w:r>
         <w:rPr>
-          <w:rFonts w:hint="eastAsia" w:ascii="Times New Roman" w:hAnsi="Times New Roman" w:eastAsia="Times New Roman" w:cs="Times New Roman"/>
-        </w:rPr>
-        <w:t>[</w:t>
-      </w:r>
-      <w:r>
-        <w:rPr>
-          <w:rFonts w:hint="eastAsia" w:ascii="Times New Roman" w:hAnsi="Times New Roman" w:eastAsia="FangSong" w:cs="Times New Roman"/>
-        </w:rPr>
-        <w:t>无机例习</w:t>
-      </w:r>
-      <w:r>
-        <w:rPr>
-          <w:rFonts w:hint="eastAsia" w:ascii="Times New Roman" w:hAnsi="Times New Roman" w:eastAsia="Times New Roman" w:cs="Times New Roman"/>
-        </w:rPr>
-        <w:t>19.68]</w:t>
-      </w:r>
-      <w:r>
-        <w:rPr>
-          <w:rFonts w:ascii="Times New Roman" w:hAnsi="Times New Roman" w:eastAsia="Times New Roman" w:cs="Times New Roman"/>
-        </w:rPr>
-        <w:t xml:space="preserve"> </w:t>
-      </w:r>
-      <w:r>
-        <w:rPr>
           <w:rFonts w:hint="eastAsia" w:ascii="Times New Roman" w:hAnsi="Times New Roman" w:eastAsia="FangSong" w:cs="Times New Roman"/>
         </w:rPr>
         <w:t>解释下列实验事实</w:t>
@@ -29651,27 +29283,9 @@
       </w:r>
       <w:r>
         <w:rPr>
-          <w:rFonts w:hint="eastAsia" w:ascii="Times New Roman" w:hAnsi="Times New Roman" w:eastAsia="Times New Roman" w:cs="Times New Roman"/>
-        </w:rPr>
-        <w:t>[</w:t>
-      </w:r>
-      <w:r>
-        <w:rPr>
-          <w:rFonts w:hint="eastAsia" w:ascii="Times New Roman" w:hAnsi="Times New Roman" w:eastAsia="FangSong" w:cs="Times New Roman"/>
-        </w:rPr>
-        <w:t>无机例习</w:t>
-      </w:r>
-      <w:r>
-        <w:rPr>
-          <w:rFonts w:hint="eastAsia" w:ascii="Times New Roman" w:hAnsi="Times New Roman" w:eastAsia="Times New Roman" w:cs="Times New Roman"/>
-        </w:rPr>
-        <w:t>19.69]</w:t>
-      </w:r>
-      <w:r>
-        <w:rPr>
-          <w:rFonts w:ascii="Times New Roman" w:hAnsi="Times New Roman" w:eastAsia="Times New Roman" w:cs="Times New Roman"/>
-        </w:rPr>
-        <w:t xml:space="preserve"> HCl </w:t>
+          <w:rFonts w:ascii="Times New Roman" w:hAnsi="Times New Roman" w:eastAsia="Times New Roman" w:cs="Times New Roman"/>
+        </w:rPr>
+        <w:t xml:space="preserve">HCl </w:t>
       </w:r>
       <w:r>
         <w:rPr>
@@ -29839,30 +29453,6 @@
           <w:bCs/>
         </w:rPr>
         <w:t xml:space="preserve">14.</w:t>
-      </w:r>
-      <w:r>
-        <w:rPr>
-          <w:rFonts w:ascii="Times New Roman" w:hAnsi="Times New Roman" w:eastAsia="Times New Roman" w:cs="Times New Roman"/>
-        </w:rPr>
-        <w:t xml:space="preserve"> </w:t>
-      </w:r>
-      <w:r>
-        <w:rPr>
-          <w:rFonts w:hint="eastAsia" w:ascii="Times New Roman" w:hAnsi="Times New Roman" w:eastAsia="Times New Roman" w:cs="Times New Roman"/>
-        </w:rPr>
-        <w:t>[</w:t>
-      </w:r>
-      <w:r>
-        <w:rPr>
-          <w:rFonts w:hint="eastAsia" w:ascii="Times New Roman" w:hAnsi="Times New Roman" w:eastAsia="FangSong" w:cs="Times New Roman"/>
-        </w:rPr>
-        <w:t>无机例习</w:t>
-      </w:r>
-      <w:r>
-        <w:rPr>
-          <w:rFonts w:hint="eastAsia" w:ascii="Times New Roman" w:hAnsi="Times New Roman" w:eastAsia="Times New Roman" w:cs="Times New Roman"/>
-        </w:rPr>
-        <w:t>19.70]</w:t>
       </w:r>
       <w:r>
         <w:rPr>
@@ -30321,30 +29911,6 @@
       </w:r>
       <w:r>
         <w:rPr>
-          <w:rFonts w:hint="eastAsia" w:ascii="Times New Roman" w:hAnsi="Times New Roman" w:eastAsia="Times New Roman" w:cs="Times New Roman"/>
-        </w:rPr>
-        <w:t>[</w:t>
-      </w:r>
-      <w:r>
-        <w:rPr>
-          <w:rFonts w:hint="eastAsia" w:ascii="Times New Roman" w:hAnsi="Times New Roman" w:eastAsia="FangSong" w:cs="Times New Roman"/>
-        </w:rPr>
-        <w:t>无机例习</w:t>
-      </w:r>
-      <w:r>
-        <w:rPr>
-          <w:rFonts w:hint="eastAsia" w:ascii="Times New Roman" w:hAnsi="Times New Roman" w:eastAsia="Times New Roman" w:cs="Times New Roman"/>
-        </w:rPr>
-        <w:t>19.71]</w:t>
-      </w:r>
-      <w:r>
-        <w:rPr>
-          <w:rFonts w:ascii="Times New Roman" w:hAnsi="Times New Roman" w:eastAsia="Times New Roman" w:cs="Times New Roman"/>
-        </w:rPr>
-        <w:t xml:space="preserve"> </w:t>
-      </w:r>
-      <w:r>
-        <w:rPr>
           <w:rFonts w:hint="eastAsia" w:ascii="Times New Roman" w:hAnsi="Times New Roman" w:eastAsia="FangSong" w:cs="Times New Roman"/>
         </w:rPr>
         <w:t>向无色溶液</w:t>
@@ -30633,30 +30199,6 @@
           <w:bCs/>
         </w:rPr>
         <w:t xml:space="preserve">16.</w:t>
-      </w:r>
-      <w:r>
-        <w:rPr>
-          <w:rFonts w:ascii="Times New Roman" w:hAnsi="Times New Roman" w:eastAsia="Times New Roman" w:cs="Times New Roman"/>
-        </w:rPr>
-        <w:t xml:space="preserve"> </w:t>
-      </w:r>
-      <w:r>
-        <w:rPr>
-          <w:rFonts w:hint="eastAsia" w:ascii="Times New Roman" w:hAnsi="Times New Roman" w:eastAsia="Times New Roman" w:cs="Times New Roman"/>
-        </w:rPr>
-        <w:t>[</w:t>
-      </w:r>
-      <w:r>
-        <w:rPr>
-          <w:rFonts w:hint="eastAsia" w:ascii="Times New Roman" w:hAnsi="Times New Roman" w:eastAsia="FangSong" w:cs="Times New Roman"/>
-        </w:rPr>
-        <w:t>无机例习</w:t>
-      </w:r>
-      <w:r>
-        <w:rPr>
-          <w:rFonts w:hint="eastAsia" w:ascii="Times New Roman" w:hAnsi="Times New Roman" w:eastAsia="Times New Roman" w:cs="Times New Roman"/>
-        </w:rPr>
-        <w:t>19.72]</w:t>
       </w:r>
       <w:r>
         <w:rPr>
@@ -31107,30 +30649,6 @@
       </w:r>
       <w:r>
         <w:rPr>
-          <w:rFonts w:hint="eastAsia" w:ascii="Times New Roman" w:hAnsi="Times New Roman" w:eastAsia="Times New Roman" w:cs="Times New Roman"/>
-        </w:rPr>
-        <w:t>[</w:t>
-      </w:r>
-      <w:r>
-        <w:rPr>
-          <w:rFonts w:hint="eastAsia" w:ascii="Times New Roman" w:hAnsi="Times New Roman" w:eastAsia="FangSong" w:cs="Times New Roman"/>
-        </w:rPr>
-        <w:t>无机例习</w:t>
-      </w:r>
-      <w:r>
-        <w:rPr>
-          <w:rFonts w:hint="eastAsia" w:ascii="Times New Roman" w:hAnsi="Times New Roman" w:eastAsia="Times New Roman" w:cs="Times New Roman"/>
-        </w:rPr>
-        <w:t>19.73]</w:t>
-      </w:r>
-      <w:r>
-        <w:rPr>
-          <w:rFonts w:ascii="Times New Roman" w:hAnsi="Times New Roman" w:eastAsia="Times New Roman" w:cs="Times New Roman"/>
-        </w:rPr>
-        <w:t xml:space="preserve"> </w:t>
-      </w:r>
-      <w:r>
-        <w:rPr>
           <w:rFonts w:hint="eastAsia" w:ascii="Times New Roman" w:hAnsi="Times New Roman" w:eastAsia="FangSong" w:cs="Times New Roman"/>
         </w:rPr>
         <w:t>某络酸的钠盐</w:t>
@@ -31648,30 +31166,6 @@
       </w:r>
       <w:r>
         <w:rPr>
-          <w:rFonts w:hint="eastAsia" w:ascii="Times New Roman" w:hAnsi="Times New Roman" w:eastAsia="Times New Roman" w:cs="Times New Roman"/>
-        </w:rPr>
-        <w:t>[</w:t>
-      </w:r>
-      <w:r>
-        <w:rPr>
-          <w:rFonts w:hint="eastAsia" w:ascii="Times New Roman" w:hAnsi="Times New Roman" w:eastAsia="FangSong" w:cs="Times New Roman"/>
-        </w:rPr>
-        <w:t>无机例习</w:t>
-      </w:r>
-      <w:r>
-        <w:rPr>
-          <w:rFonts w:hint="eastAsia" w:ascii="Times New Roman" w:hAnsi="Times New Roman" w:eastAsia="Times New Roman" w:cs="Times New Roman"/>
-        </w:rPr>
-        <w:t>19.74]</w:t>
-      </w:r>
-      <w:r>
-        <w:rPr>
-          <w:rFonts w:ascii="Times New Roman" w:hAnsi="Times New Roman" w:eastAsia="Times New Roman" w:cs="Times New Roman"/>
-        </w:rPr>
-        <w:t xml:space="preserve"> </w:t>
-      </w:r>
-      <w:r>
-        <w:rPr>
           <w:rFonts w:hint="eastAsia" w:ascii="Times New Roman" w:hAnsi="Times New Roman" w:eastAsia="FangSong" w:cs="Times New Roman"/>
         </w:rPr>
         <w:t>化合物</w:t>
@@ -31892,30 +31386,6 @@
           <w:bCs/>
         </w:rPr>
         <w:t xml:space="preserve">19.</w:t>
-      </w:r>
-      <w:r>
-        <w:rPr>
-          <w:rFonts w:ascii="Times New Roman" w:hAnsi="Times New Roman" w:eastAsia="Times New Roman" w:cs="Times New Roman"/>
-        </w:rPr>
-        <w:t xml:space="preserve"> </w:t>
-      </w:r>
-      <w:r>
-        <w:rPr>
-          <w:rFonts w:hint="eastAsia" w:ascii="Times New Roman" w:hAnsi="Times New Roman" w:eastAsia="Times New Roman" w:cs="Times New Roman"/>
-        </w:rPr>
-        <w:t>[</w:t>
-      </w:r>
-      <w:r>
-        <w:rPr>
-          <w:rFonts w:hint="eastAsia" w:ascii="Times New Roman" w:hAnsi="Times New Roman" w:eastAsia="FangSong" w:cs="Times New Roman"/>
-        </w:rPr>
-        <w:t>无机例习</w:t>
-      </w:r>
-      <w:r>
-        <w:rPr>
-          <w:rFonts w:hint="eastAsia" w:ascii="Times New Roman" w:hAnsi="Times New Roman" w:eastAsia="Times New Roman" w:cs="Times New Roman"/>
-        </w:rPr>
-        <w:t>19.75]</w:t>
       </w:r>
       <w:r>
         <w:rPr>
@@ -32189,30 +31659,6 @@
           <w:bCs/>
         </w:rPr>
         <w:t xml:space="preserve">20.</w:t>
-      </w:r>
-      <w:r>
-        <w:rPr>
-          <w:rFonts w:ascii="Times New Roman" w:hAnsi="Times New Roman" w:eastAsia="Times New Roman" w:cs="Times New Roman"/>
-        </w:rPr>
-        <w:t xml:space="preserve"> </w:t>
-      </w:r>
-      <w:r>
-        <w:rPr>
-          <w:rFonts w:hint="eastAsia" w:ascii="Times New Roman" w:hAnsi="Times New Roman" w:eastAsia="Times New Roman" w:cs="Times New Roman"/>
-        </w:rPr>
-        <w:t>[</w:t>
-      </w:r>
-      <w:r>
-        <w:rPr>
-          <w:rFonts w:hint="eastAsia" w:ascii="Times New Roman" w:hAnsi="Times New Roman" w:eastAsia="FangSong" w:cs="Times New Roman"/>
-        </w:rPr>
-        <w:t>无机例习</w:t>
-      </w:r>
-      <w:r>
-        <w:rPr>
-          <w:rFonts w:hint="eastAsia" w:ascii="Times New Roman" w:hAnsi="Times New Roman" w:eastAsia="Times New Roman" w:cs="Times New Roman"/>
-        </w:rPr>
-        <w:t>19.76]</w:t>
       </w:r>
       <w:r>
         <w:rPr>
@@ -32627,30 +32073,6 @@
       </w:r>
       <w:r>
         <w:rPr>
-          <w:rFonts w:hint="eastAsia" w:ascii="Times New Roman" w:hAnsi="Times New Roman" w:eastAsia="Times New Roman" w:cs="Times New Roman"/>
-        </w:rPr>
-        <w:t>[</w:t>
-      </w:r>
-      <w:r>
-        <w:rPr>
-          <w:rFonts w:hint="eastAsia" w:ascii="Times New Roman" w:hAnsi="Times New Roman" w:eastAsia="FangSong" w:cs="Times New Roman"/>
-        </w:rPr>
-        <w:t>无机例习</w:t>
-      </w:r>
-      <w:r>
-        <w:rPr>
-          <w:rFonts w:hint="eastAsia" w:ascii="Times New Roman" w:hAnsi="Times New Roman" w:eastAsia="Times New Roman" w:cs="Times New Roman"/>
-        </w:rPr>
-        <w:t>19.77]</w:t>
-      </w:r>
-      <w:r>
-        <w:rPr>
-          <w:rFonts w:ascii="Times New Roman" w:hAnsi="Times New Roman" w:eastAsia="Times New Roman" w:cs="Times New Roman"/>
-        </w:rPr>
-        <w:t xml:space="preserve"> </w:t>
-      </w:r>
-      <w:r>
-        <w:rPr>
           <w:rFonts w:hint="eastAsia" w:ascii="Times New Roman" w:hAnsi="Times New Roman" w:eastAsia="FangSong" w:cs="Times New Roman"/>
         </w:rPr>
         <w:t>白色固体溶于水后得无色溶液</w:t>
@@ -32919,30 +32341,6 @@
           <w:bCs/>
         </w:rPr>
         <w:t xml:space="preserve">22.</w:t>
-      </w:r>
-      <w:r>
-        <w:rPr>
-          <w:rFonts w:ascii="Times New Roman" w:hAnsi="Times New Roman" w:eastAsia="Times New Roman" w:cs="Times New Roman"/>
-        </w:rPr>
-        <w:t xml:space="preserve"> </w:t>
-      </w:r>
-      <w:r>
-        <w:rPr>
-          <w:rFonts w:hint="eastAsia" w:ascii="Times New Roman" w:hAnsi="Times New Roman" w:eastAsia="Times New Roman" w:cs="Times New Roman"/>
-        </w:rPr>
-        <w:t>[</w:t>
-      </w:r>
-      <w:r>
-        <w:rPr>
-          <w:rFonts w:hint="eastAsia" w:ascii="Times New Roman" w:hAnsi="Times New Roman" w:eastAsia="FangSong" w:cs="Times New Roman"/>
-        </w:rPr>
-        <w:t>无机例习</w:t>
-      </w:r>
-      <w:r>
-        <w:rPr>
-          <w:rFonts w:hint="eastAsia" w:ascii="Times New Roman" w:hAnsi="Times New Roman" w:eastAsia="Times New Roman" w:cs="Times New Roman"/>
-        </w:rPr>
-        <w:t>21.49]</w:t>
       </w:r>
       <w:r>
         <w:rPr>
@@ -33030,30 +32428,6 @@
           <w:bCs/>
         </w:rPr>
         <w:t xml:space="preserve">23.</w:t>
-      </w:r>
-      <w:r>
-        <w:rPr>
-          <w:rFonts w:ascii="Times New Roman" w:hAnsi="Times New Roman" w:eastAsia="Times New Roman" w:cs="Times New Roman"/>
-        </w:rPr>
-        <w:t xml:space="preserve"> </w:t>
-      </w:r>
-      <w:r>
-        <w:rPr>
-          <w:rFonts w:hint="eastAsia" w:ascii="Times New Roman" w:hAnsi="Times New Roman" w:eastAsia="Times New Roman" w:cs="Times New Roman"/>
-        </w:rPr>
-        <w:t>[</w:t>
-      </w:r>
-      <w:r>
-        <w:rPr>
-          <w:rFonts w:hint="eastAsia" w:ascii="Times New Roman" w:hAnsi="Times New Roman" w:eastAsia="FangSong" w:cs="Times New Roman"/>
-        </w:rPr>
-        <w:t>无机例习</w:t>
-      </w:r>
-      <w:r>
-        <w:rPr>
-          <w:rFonts w:hint="eastAsia" w:ascii="Times New Roman" w:hAnsi="Times New Roman" w:eastAsia="Times New Roman" w:cs="Times New Roman"/>
-        </w:rPr>
-        <w:t>21.50]</w:t>
       </w:r>
       <w:r>
         <w:rPr>
@@ -33188,30 +32562,6 @@
       </w:r>
       <w:r>
         <w:rPr>
-          <w:rFonts w:hint="eastAsia" w:ascii="Times New Roman" w:hAnsi="Times New Roman" w:eastAsia="Times New Roman" w:cs="Times New Roman"/>
-        </w:rPr>
-        <w:t>[</w:t>
-      </w:r>
-      <w:r>
-        <w:rPr>
-          <w:rFonts w:hint="eastAsia" w:ascii="Times New Roman" w:hAnsi="Times New Roman" w:eastAsia="FangSong" w:cs="Times New Roman"/>
-        </w:rPr>
-        <w:t>无机例习</w:t>
-      </w:r>
-      <w:r>
-        <w:rPr>
-          <w:rFonts w:hint="eastAsia" w:ascii="Times New Roman" w:hAnsi="Times New Roman" w:eastAsia="Times New Roman" w:cs="Times New Roman"/>
-        </w:rPr>
-        <w:t>21.53]</w:t>
-      </w:r>
-      <w:r>
-        <w:rPr>
-          <w:rFonts w:ascii="Times New Roman" w:hAnsi="Times New Roman" w:eastAsia="Times New Roman" w:cs="Times New Roman"/>
-        </w:rPr>
-        <w:t xml:space="preserve"> </w:t>
-      </w:r>
-      <w:r>
-        <w:rPr>
           <w:rFonts w:hint="eastAsia" w:ascii="Times New Roman" w:hAnsi="Times New Roman" w:eastAsia="FangSong" w:cs="Times New Roman"/>
         </w:rPr>
         <w:t>如何分离下列各组离子</w:t>
@@ -33521,13 +32871,37 @@
         <w:rPr>
           <w:rFonts w:hint="eastAsia" w:ascii="Times New Roman" w:hAnsi="Times New Roman" w:eastAsia="FangSong" w:cs="Times New Roman"/>
         </w:rPr>
-        <w:t>江苏</w:t>
-      </w:r>
-      <w:r>
-        <w:rPr>
-          <w:rFonts w:hint="eastAsia" w:ascii="Times New Roman" w:hAnsi="Times New Roman" w:eastAsia="Times New Roman" w:cs="Times New Roman"/>
-        </w:rPr>
-        <w:t>35-04]</w:t>
+        <w:t>真题</w:t>
+      </w:r>
+      <w:r>
+        <w:rPr>
+          <w:rFonts w:hint="eastAsia" w:ascii="Times New Roman" w:hAnsi="Times New Roman" w:eastAsia="Times New Roman" w:cs="Times New Roman"/>
+        </w:rPr>
+        <w:t>·</w:t>
+      </w:r>
+      <w:r>
+        <w:rPr>
+          <w:rFonts w:hint="eastAsia" w:ascii="Times New Roman" w:hAnsi="Times New Roman" w:eastAsia="FangSong" w:cs="Times New Roman"/>
+        </w:rPr>
+        <w:t>江苏第</w:t>
+      </w:r>
+      <w:r>
+        <w:rPr>
+          <w:rFonts w:hint="eastAsia" w:ascii="Times New Roman" w:hAnsi="Times New Roman" w:eastAsia="Times New Roman" w:cs="Times New Roman"/>
+        </w:rPr>
+        <w:t>35</w:t>
+      </w:r>
+      <w:r>
+        <w:rPr>
+          <w:rFonts w:hint="eastAsia" w:ascii="Times New Roman" w:hAnsi="Times New Roman" w:eastAsia="FangSong" w:cs="Times New Roman"/>
+        </w:rPr>
+        <w:t>届初赛</w:t>
+      </w:r>
+      <w:r>
+        <w:rPr>
+          <w:rFonts w:hint="eastAsia" w:ascii="Times New Roman" w:hAnsi="Times New Roman" w:eastAsia="Times New Roman" w:cs="Times New Roman"/>
+        </w:rPr>
+        <w:t>]</w:t>
       </w:r>
       <w:r>
         <w:rPr>

--- a/06-学生侧材料/讲义/学生专用版/5-无机化学/银金汞钼钨-超级充实版（学生专用版）.docx
+++ b/06-学生侧材料/讲义/学生专用版/5-无机化学/银金汞钼钨-超级充实版（学生专用版）.docx
@@ -2,7 +2,7 @@
 <file path=word/document.xml><?xml version="1.0" encoding="utf-8"?>
 <w:document xmlns:w="http://schemas.openxmlformats.org/wordprocessingml/2006/main" xmlns:m="http://schemas.openxmlformats.org/officeDocument/2006/math" xmlns:r="http://schemas.openxmlformats.org/officeDocument/2006/relationships" xmlns:o="urn:schemas-microsoft-com:office:office" xmlns:v="urn:schemas-microsoft-com:vml" xmlns:w10="urn:schemas-microsoft-com:office:word" xmlns:a="http://schemas.openxmlformats.org/drawingml/2006/main" xmlns:pic="http://schemas.openxmlformats.org/drawingml/2006/picture" xmlns:wp="http://schemas.openxmlformats.org/drawingml/2006/wordprocessingDrawing">
   <w:body>
-    <w:bookmarkStart w:id="9" w:name="学习目标与考纲锚点"/>
+    <w:bookmarkStart w:id="15" w:name="ds-区与-vib-族定位"/>
     <w:p>
       <w:pPr>
         <w:pStyle w:val="Heading2"/>
@@ -10,1086 +10,30 @@
       </w:pPr>
       <w:r>
         <w:rPr>
+          <w:rFonts w:ascii="Times New Roman" w:hAnsi="Times New Roman" w:eastAsia="Times New Roman" w:cs="Times New Roman"/>
+        </w:rPr>
+        <w:t xml:space="preserve">§1 ds </w:t>
+      </w:r>
+      <w:r>
+        <w:rPr>
           <w:rFonts w:hint="eastAsia" w:ascii="Times New Roman" w:hAnsi="Times New Roman" w:eastAsia="SimHei" w:cs="Times New Roman"/>
         </w:rPr>
-        <w:t xml:space="preserve">学习目标与考纲锚点</w:t>
+        <w:t xml:space="preserve">区与</w:t>
+      </w:r>
+      <w:r>
+        <w:rPr>
+          <w:rFonts w:ascii="Times New Roman" w:hAnsi="Times New Roman" w:eastAsia="Times New Roman" w:cs="Times New Roman"/>
+        </w:rPr>
+        <w:t xml:space="preserve"> VIB </w:t>
+      </w:r>
+      <w:r>
+        <w:rPr>
+          <w:rFonts w:hint="eastAsia" w:ascii="Times New Roman" w:hAnsi="Times New Roman" w:eastAsia="SimHei" w:cs="Times New Roman"/>
+        </w:rPr>
+        <w:t xml:space="preserve">族定位</w:t>
       </w:r>
     </w:p>
-    <w:p>
-      <w:pPr>
-        <w:pStyle w:val="BlockText"/>
-        <w:spacing w:after="80"/>
-        <w:ind w:firstLine="420"/>
-      </w:pPr>
-      <w:r>
-        <w:rPr>
-          <w:rFonts w:hint="eastAsia" w:ascii="Times New Roman" w:hAnsi="Times New Roman" w:eastAsia="FangSong" w:cs="Times New Roman"/>
-        </w:rPr>
-        <w:t>对齐考纲</w:t>
-      </w:r>
-      <w:r>
-        <w:rPr>
-          <w:rFonts w:hint="eastAsia" w:ascii="Times New Roman" w:hAnsi="Times New Roman" w:eastAsia="Times New Roman" w:cs="Times New Roman"/>
-        </w:rPr>
-        <w:t>：§13</w:t>
-      </w:r>
-      <w:r>
-        <w:rPr>
-          <w:rFonts w:ascii="Times New Roman" w:hAnsi="Times New Roman" w:eastAsia="Times New Roman" w:cs="Times New Roman"/>
-        </w:rPr>
-        <w:t xml:space="preserve"> </w:t>
-      </w:r>
-      <w:r>
-        <w:rPr>
-          <w:rFonts w:hint="eastAsia" w:ascii="Times New Roman" w:hAnsi="Times New Roman" w:eastAsia="FangSong" w:cs="Times New Roman"/>
-        </w:rPr>
-        <w:t xml:space="preserve">元素化学</w:t>
-      </w:r>
-    </w:p>
-    <w:tbl>
-      <w:tblPr>
-        <w:tblStyle w:val="Table"/>
-        <w:tblW w:type="pct" w:w="5000"/>
-        <w:tblLayout w:type="fixed"/>
-        <w:tblLook w:firstRow="1" w:lastRow="0" w:firstColumn="0" w:lastColumn="0" w:noHBand="0" w:noVBand="0" w:val="0020"/>
-        <w:jc w:val="center"/>
-        <w:tblBorders>
-          <w:top w:val="single" w:sz="12" w:space="0" w:color="333333"/>
-          <w:bottom w:val="single" w:sz="12" w:space="0" w:color="333333"/>
-          <w:left w:val="none"/>
-          <w:right w:val="none"/>
-          <w:insideH w:val="none"/>
-          <w:insideV w:val="none"/>
-        </w:tblBorders>
-      </w:tblPr>
-      <w:tblGrid>
-        <w:gridCol w:w="3960"/>
-        <w:gridCol w:w="3960"/>
-      </w:tblGrid>
-      <w:tr>
-        <w:trPr>
-          <w:tblHeader w:val="on"/>
-        </w:trPr>
-        <w:tc>
-          <w:tcPr>
-            <w:tcBorders>
-              <w:bottom w:val="single" w:sz="6" w:space="0" w:color="333333"/>
-            </w:tcBorders>
-          </w:tcPr>
-          <w:p>
-            <w:pPr>
-              <w:pStyle w:val="Compact"/>
-              <w:jc w:val="center"/>
-            </w:pPr>
-            <w:r>
-              <w:rPr>
-                <w:rFonts w:hint="eastAsia" w:ascii="Times New Roman" w:hAnsi="Times New Roman" w:eastAsia="SimHei" w:cs="Times New Roman"/>
-                <w:b/>
-              </w:rPr>
-              <w:t xml:space="preserve">考纲条目</w:t>
-            </w:r>
-          </w:p>
-        </w:tc>
-        <w:tc>
-          <w:tcPr>
-            <w:tcBorders>
-              <w:bottom w:val="single" w:sz="6" w:space="0" w:color="333333"/>
-            </w:tcBorders>
-          </w:tcPr>
-          <w:p>
-            <w:pPr>
-              <w:pStyle w:val="Compact"/>
-              <w:jc w:val="center"/>
-            </w:pPr>
-            <w:r>
-              <w:rPr>
-                <w:rFonts w:hint="eastAsia" w:ascii="Times New Roman" w:hAnsi="Times New Roman" w:eastAsia="SimHei" w:cs="Times New Roman"/>
-                <w:b/>
-              </w:rPr>
-              <w:t xml:space="preserve">学完本讲应能</w:t>
-            </w:r>
-          </w:p>
-        </w:tc>
-      </w:tr>
-      <w:tr>
-        <w:tc>
-          <w:tcPr/>
-          <w:p>
-            <w:pPr>
-              <w:pStyle w:val="Compact"/>
-              <w:jc w:val="center"/>
-            </w:pPr>
-            <w:r>
-              <w:rPr>
-                <w:rFonts w:ascii="Times New Roman" w:hAnsi="Times New Roman" w:eastAsia="Times New Roman" w:cs="Times New Roman"/>
-              </w:rPr>
-              <w:t xml:space="preserve">§13 </w:t>
-            </w:r>
-            <w:r>
-              <w:rPr>
-                <w:rFonts w:hint="eastAsia" w:ascii="Times New Roman" w:hAnsi="Times New Roman" w:eastAsia="FangSong" w:cs="Times New Roman"/>
-              </w:rPr>
-              <w:t xml:space="preserve">元素化学</w:t>
-            </w:r>
-            <w:r>
-              <w:rPr>
-                <w:rFonts w:ascii="Times New Roman" w:hAnsi="Times New Roman" w:eastAsia="Times New Roman" w:cs="Times New Roman"/>
-              </w:rPr>
-              <w:t xml:space="preserve"> · IB/IIB </w:t>
-            </w:r>
-            <w:r>
-              <w:rPr>
-                <w:rFonts w:hint="eastAsia" w:ascii="Times New Roman" w:hAnsi="Times New Roman" w:eastAsia="FangSong" w:cs="Times New Roman"/>
-              </w:rPr>
-              <w:t xml:space="preserve">电子结构与活泼性</w:t>
-            </w:r>
-          </w:p>
-        </w:tc>
-        <w:tc>
-          <w:tcPr/>
-          <w:p>
-            <w:pPr>
-              <w:pStyle w:val="Compact"/>
-              <w:jc w:val="center"/>
-            </w:pPr>
-            <w:r>
-              <w:rPr>
-                <w:rFonts w:hint="eastAsia" w:ascii="Times New Roman" w:hAnsi="Times New Roman" w:eastAsia="FangSong" w:cs="Times New Roman"/>
-              </w:rPr>
-              <w:t xml:space="preserve">能用</w:t>
-            </w:r>
-            <w:r>
-              <w:rPr>
-                <w:rFonts w:ascii="Times New Roman" w:hAnsi="Times New Roman" w:eastAsia="Times New Roman" w:cs="Times New Roman"/>
-              </w:rPr>
-              <w:t xml:space="preserve"> d</w:t>
-            </w:r>
-            <w:r>
-              <w:rPr>
-                <w:rFonts w:ascii="Times New Roman" w:hAnsi="Times New Roman" w:eastAsia="Times New Roman" w:cs="Times New Roman"/>
-                <w:vertAlign w:val="superscript"/>
-              </w:rPr>
-              <w:t>10</w:t>
-            </w:r>
-            <w:r>
-              <w:rPr>
-                <w:rFonts w:ascii="Times New Roman" w:hAnsi="Times New Roman" w:eastAsia="Times New Roman" w:cs="Times New Roman"/>
-              </w:rPr>
-              <w:t xml:space="preserve"> </w:t>
-            </w:r>
-            <w:r>
-              <w:rPr>
-                <w:rFonts w:hint="eastAsia" w:ascii="Times New Roman" w:hAnsi="Times New Roman" w:eastAsia="FangSong" w:cs="Times New Roman"/>
-              </w:rPr>
-              <w:t xml:space="preserve">次外层解释</w:t>
-            </w:r>
-            <w:r>
-              <w:rPr>
-                <w:rFonts w:ascii="Times New Roman" w:hAnsi="Times New Roman" w:eastAsia="Times New Roman" w:cs="Times New Roman"/>
-              </w:rPr>
-              <w:t xml:space="preserve"> IB/IIB </w:t>
-            </w:r>
-            <w:r>
-              <w:rPr>
-                <w:rFonts w:hint="eastAsia" w:ascii="Times New Roman" w:hAnsi="Times New Roman" w:eastAsia="FangSong" w:cs="Times New Roman"/>
-              </w:rPr>
-              <w:t>偏共价</w:t>
-            </w:r>
-            <w:r>
-              <w:rPr>
-                <w:rFonts w:hint="eastAsia" w:ascii="Times New Roman" w:hAnsi="Times New Roman" w:eastAsia="Times New Roman" w:cs="Times New Roman"/>
-              </w:rPr>
-              <w:t>、</w:t>
-            </w:r>
-            <w:r>
-              <w:rPr>
-                <w:rFonts w:hint="eastAsia" w:ascii="Times New Roman" w:hAnsi="Times New Roman" w:eastAsia="FangSong" w:cs="Times New Roman"/>
-              </w:rPr>
-              <w:t>易配位</w:t>
-            </w:r>
-            <w:r>
-              <w:rPr>
-                <w:rFonts w:hint="eastAsia" w:ascii="Times New Roman" w:hAnsi="Times New Roman" w:eastAsia="Times New Roman" w:cs="Times New Roman"/>
-              </w:rPr>
-              <w:t>；</w:t>
-            </w:r>
-            <w:r>
-              <w:rPr>
-                <w:rFonts w:hint="eastAsia" w:ascii="Times New Roman" w:hAnsi="Times New Roman" w:eastAsia="FangSong" w:cs="Times New Roman"/>
-              </w:rPr>
-              <w:t>对比</w:t>
-            </w:r>
-            <w:r>
-              <w:rPr>
-                <w:rFonts w:ascii="Times New Roman" w:hAnsi="Times New Roman" w:eastAsia="Times New Roman" w:cs="Times New Roman"/>
-              </w:rPr>
-              <w:t xml:space="preserve"> IB vs IA </w:t>
-            </w:r>
-            <w:r>
-              <w:rPr>
-                <w:rFonts w:hint="eastAsia" w:ascii="Times New Roman" w:hAnsi="Times New Roman" w:eastAsia="FangSong" w:cs="Times New Roman"/>
-              </w:rPr>
-              <w:t>的活泼性</w:t>
-            </w:r>
-            <w:r>
-              <w:rPr>
-                <w:rFonts w:hint="eastAsia" w:ascii="Times New Roman" w:hAnsi="Times New Roman" w:eastAsia="Times New Roman" w:cs="Times New Roman"/>
-              </w:rPr>
-              <w:t>/</w:t>
-            </w:r>
-            <w:r>
-              <w:rPr>
-                <w:rFonts w:hint="eastAsia" w:ascii="Times New Roman" w:hAnsi="Times New Roman" w:eastAsia="FangSong" w:cs="Times New Roman"/>
-              </w:rPr>
-              <w:t>配位差异</w:t>
-            </w:r>
-          </w:p>
-        </w:tc>
-      </w:tr>
-      <w:tr>
-        <w:tc>
-          <w:tcPr/>
-          <w:p>
-            <w:pPr>
-              <w:pStyle w:val="Compact"/>
-              <w:jc w:val="center"/>
-            </w:pPr>
-            <w:r>
-              <w:rPr>
-                <w:rFonts w:ascii="Times New Roman" w:hAnsi="Times New Roman" w:eastAsia="Times New Roman" w:cs="Times New Roman"/>
-              </w:rPr>
-              <w:t xml:space="preserve">§13 </w:t>
-            </w:r>
-            <w:r>
-              <w:rPr>
-                <w:rFonts w:hint="eastAsia" w:ascii="Times New Roman" w:hAnsi="Times New Roman" w:eastAsia="FangSong" w:cs="Times New Roman"/>
-              </w:rPr>
-              <w:t xml:space="preserve">元素化学</w:t>
-            </w:r>
-            <w:r>
-              <w:rPr>
-                <w:rFonts w:ascii="Times New Roman" w:hAnsi="Times New Roman" w:eastAsia="Times New Roman" w:cs="Times New Roman"/>
-              </w:rPr>
-              <w:t xml:space="preserve"> · </w:t>
-            </w:r>
-            <w:r>
-              <w:rPr>
-                <w:rFonts w:hint="eastAsia" w:ascii="Times New Roman" w:hAnsi="Times New Roman" w:eastAsia="FangSong" w:cs="Times New Roman"/>
-              </w:rPr>
-              <w:t xml:space="preserve">银的化学</w:t>
-            </w:r>
-          </w:p>
-        </w:tc>
-        <w:tc>
-          <w:tcPr/>
-          <w:p>
-            <w:pPr>
-              <w:pStyle w:val="Compact"/>
-              <w:jc w:val="center"/>
-            </w:pPr>
-            <w:r>
-              <w:rPr>
-                <w:rFonts w:hint="eastAsia" w:ascii="Times New Roman" w:hAnsi="Times New Roman" w:eastAsia="FangSong" w:cs="Times New Roman"/>
-              </w:rPr>
-              <w:t xml:space="preserve">能解释</w:t>
-            </w:r>
-            <w:r>
-              <w:rPr>
-                <w:rFonts w:ascii="Times New Roman" w:hAnsi="Times New Roman" w:eastAsia="Times New Roman" w:cs="Times New Roman"/>
-              </w:rPr>
-              <w:t xml:space="preserve"> Ag</w:t>
-            </w:r>
-            <w:r>
-              <w:rPr>
-                <w:rFonts w:ascii="Times New Roman" w:hAnsi="Times New Roman" w:eastAsia="Times New Roman" w:cs="Times New Roman"/>
-                <w:vertAlign w:val="superscript"/>
-              </w:rPr>
-              <w:t>+</w:t>
-            </w:r>
-            <w:r>
-              <w:rPr>
-                <w:rFonts w:ascii="Times New Roman" w:hAnsi="Times New Roman" w:eastAsia="Times New Roman" w:cs="Times New Roman"/>
-              </w:rPr>
-              <w:t xml:space="preserve"> </w:t>
-            </w:r>
-            <w:r>
-              <w:rPr>
-                <w:rFonts w:hint="eastAsia" w:ascii="Times New Roman" w:hAnsi="Times New Roman" w:eastAsia="FangSong" w:cs="Times New Roman"/>
-              </w:rPr>
-              <w:t>氧化性适中</w:t>
-            </w:r>
-            <w:r>
-              <w:rPr>
-                <w:rFonts w:hint="eastAsia" w:ascii="Times New Roman" w:hAnsi="Times New Roman" w:eastAsia="Times New Roman" w:cs="Times New Roman"/>
-              </w:rPr>
-              <w:t>；</w:t>
-            </w:r>
-            <w:r>
-              <w:rPr>
-                <w:rFonts w:hint="eastAsia" w:ascii="Times New Roman" w:hAnsi="Times New Roman" w:eastAsia="FangSong" w:cs="Times New Roman"/>
-              </w:rPr>
-              <w:t>掌握卤化银</w:t>
-            </w:r>
-            <w:r>
-              <w:rPr>
-                <w:rFonts w:ascii="Times New Roman" w:hAnsi="Times New Roman" w:eastAsia="Times New Roman" w:cs="Times New Roman"/>
-              </w:rPr>
-              <w:t xml:space="preserve"> Ksp </w:t>
-            </w:r>
-            <w:r>
-              <w:rPr>
-                <w:rFonts w:hint="eastAsia" w:ascii="Times New Roman" w:hAnsi="Times New Roman" w:eastAsia="FangSong" w:cs="Times New Roman"/>
-              </w:rPr>
-              <w:t>顺序与溶解行为</w:t>
-            </w:r>
-            <w:r>
-              <w:rPr>
-                <w:rFonts w:hint="eastAsia" w:ascii="Times New Roman" w:hAnsi="Times New Roman" w:eastAsia="Times New Roman" w:cs="Times New Roman"/>
-              </w:rPr>
-              <w:t>（NH</w:t>
-            </w:r>
-            <w:r>
-              <w:rPr>
-                <w:rFonts w:hint="eastAsia" w:ascii="Times New Roman" w:hAnsi="Times New Roman" w:eastAsia="Times New Roman" w:cs="Times New Roman"/>
-                <w:vertAlign w:val="subscript"/>
-              </w:rPr>
-              <w:t>3</w:t>
-            </w:r>
-            <w:r>
-              <w:rPr>
-                <w:rFonts w:hint="eastAsia" w:ascii="Times New Roman" w:hAnsi="Times New Roman" w:eastAsia="Times New Roman" w:cs="Times New Roman"/>
-              </w:rPr>
-              <w:t>/S</w:t>
-            </w:r>
-            <w:r>
-              <w:rPr>
-                <w:rFonts w:hint="eastAsia" w:ascii="Times New Roman" w:hAnsi="Times New Roman" w:eastAsia="Times New Roman" w:cs="Times New Roman"/>
-                <w:vertAlign w:val="subscript"/>
-              </w:rPr>
-              <w:t>2</w:t>
-            </w:r>
-            <w:r>
-              <w:rPr>
-                <w:rFonts w:hint="eastAsia" w:ascii="Times New Roman" w:hAnsi="Times New Roman" w:eastAsia="Times New Roman" w:cs="Times New Roman"/>
-              </w:rPr>
-              <w:t>O</w:t>
-            </w:r>
-            <w:r>
-              <w:rPr>
-                <w:rFonts w:hint="eastAsia" w:ascii="Times New Roman" w:hAnsi="Times New Roman" w:eastAsia="Times New Roman" w:cs="Times New Roman"/>
-                <w:vertAlign w:val="subscript"/>
-              </w:rPr>
-              <w:t>3</w:t>
-            </w:r>
-            <w:r>
-              <w:rPr>
-                <w:rFonts w:hint="eastAsia" w:ascii="Times New Roman" w:hAnsi="Times New Roman" w:eastAsia="Times New Roman" w:cs="Times New Roman"/>
-                <w:vertAlign w:val="superscript"/>
-              </w:rPr>
-              <w:t>2-</w:t>
-            </w:r>
-            <w:r>
-              <w:rPr>
-                <w:rFonts w:hint="eastAsia" w:ascii="Times New Roman" w:hAnsi="Times New Roman" w:eastAsia="Times New Roman" w:cs="Times New Roman"/>
-              </w:rPr>
-              <w:t>）；</w:t>
-            </w:r>
-            <w:r>
-              <w:rPr>
-                <w:rFonts w:hint="eastAsia" w:ascii="Times New Roman" w:hAnsi="Times New Roman" w:eastAsia="FangSong" w:cs="Times New Roman"/>
-              </w:rPr>
-              <w:t>写银镜反应</w:t>
-            </w:r>
-          </w:p>
-        </w:tc>
-      </w:tr>
-      <w:tr>
-        <w:tc>
-          <w:tcPr/>
-          <w:p>
-            <w:pPr>
-              <w:pStyle w:val="Compact"/>
-              <w:jc w:val="center"/>
-            </w:pPr>
-            <w:r>
-              <w:rPr>
-                <w:rFonts w:ascii="Times New Roman" w:hAnsi="Times New Roman" w:eastAsia="Times New Roman" w:cs="Times New Roman"/>
-              </w:rPr>
-              <w:t xml:space="preserve">§13 </w:t>
-            </w:r>
-            <w:r>
-              <w:rPr>
-                <w:rFonts w:hint="eastAsia" w:ascii="Times New Roman" w:hAnsi="Times New Roman" w:eastAsia="FangSong" w:cs="Times New Roman"/>
-              </w:rPr>
-              <w:t xml:space="preserve">元素化学</w:t>
-            </w:r>
-            <w:r>
-              <w:rPr>
-                <w:rFonts w:ascii="Times New Roman" w:hAnsi="Times New Roman" w:eastAsia="Times New Roman" w:cs="Times New Roman"/>
-              </w:rPr>
-              <w:t xml:space="preserve"> · </w:t>
-            </w:r>
-            <w:r>
-              <w:rPr>
-                <w:rFonts w:hint="eastAsia" w:ascii="Times New Roman" w:hAnsi="Times New Roman" w:eastAsia="FangSong" w:cs="Times New Roman"/>
-              </w:rPr>
-              <w:t xml:space="preserve">金与王水</w:t>
-            </w:r>
-          </w:p>
-        </w:tc>
-        <w:tc>
-          <w:tcPr/>
-          <w:p>
-            <w:pPr>
-              <w:pStyle w:val="Compact"/>
-              <w:jc w:val="center"/>
-            </w:pPr>
-            <w:r>
-              <w:rPr>
-                <w:rFonts w:hint="eastAsia" w:ascii="Times New Roman" w:hAnsi="Times New Roman" w:eastAsia="FangSong" w:cs="Times New Roman"/>
-              </w:rPr>
-              <w:t>能写王水溶金方程式</w:t>
-            </w:r>
-            <w:r>
-              <w:rPr>
-                <w:rFonts w:hint="eastAsia" w:ascii="Times New Roman" w:hAnsi="Times New Roman" w:eastAsia="Times New Roman" w:cs="Times New Roman"/>
-              </w:rPr>
-              <w:t>，</w:t>
-            </w:r>
-            <w:r>
-              <w:rPr>
-                <w:rFonts w:hint="eastAsia" w:ascii="Times New Roman" w:hAnsi="Times New Roman" w:eastAsia="FangSong" w:cs="Times New Roman"/>
-              </w:rPr>
-              <w:t>解释</w:t>
-            </w:r>
-            <w:r>
-              <w:rPr>
-                <w:rFonts w:hint="eastAsia" w:ascii="Times New Roman" w:hAnsi="Times New Roman" w:eastAsia="Times New Roman" w:cs="Times New Roman"/>
-              </w:rPr>
-              <w:t>「</w:t>
-            </w:r>
-            <w:r>
-              <w:rPr>
-                <w:rFonts w:hint="eastAsia" w:ascii="Times New Roman" w:hAnsi="Times New Roman" w:eastAsia="FangSong" w:cs="Times New Roman"/>
-              </w:rPr>
-              <w:t>氧化</w:t>
-            </w:r>
-            <w:r>
-              <w:rPr>
-                <w:rFonts w:ascii="Times New Roman" w:hAnsi="Times New Roman" w:eastAsia="Times New Roman" w:cs="Times New Roman"/>
-              </w:rPr>
-              <w:t xml:space="preserve"> + </w:t>
-            </w:r>
-            <w:r>
-              <w:rPr>
-                <w:rFonts w:hint="eastAsia" w:ascii="Times New Roman" w:hAnsi="Times New Roman" w:eastAsia="FangSong" w:cs="Times New Roman"/>
-              </w:rPr>
-              <w:t>配位</w:t>
-            </w:r>
-            <w:r>
-              <w:rPr>
-                <w:rFonts w:hint="eastAsia" w:ascii="Times New Roman" w:hAnsi="Times New Roman" w:eastAsia="Times New Roman" w:cs="Times New Roman"/>
-              </w:rPr>
-              <w:t>」</w:t>
-            </w:r>
-            <w:r>
-              <w:rPr>
-                <w:rFonts w:hint="eastAsia" w:ascii="Times New Roman" w:hAnsi="Times New Roman" w:eastAsia="FangSong" w:cs="Times New Roman"/>
-              </w:rPr>
-              <w:t>双因素协同</w:t>
-            </w:r>
-            <w:r>
-              <w:rPr>
-                <w:rFonts w:hint="eastAsia" w:ascii="Times New Roman" w:hAnsi="Times New Roman" w:eastAsia="Times New Roman" w:cs="Times New Roman"/>
-              </w:rPr>
-              <w:t>；</w:t>
-            </w:r>
-            <w:r>
-              <w:rPr>
-                <w:rFonts w:hint="eastAsia" w:ascii="Times New Roman" w:hAnsi="Times New Roman" w:eastAsia="FangSong" w:cs="Times New Roman"/>
-              </w:rPr>
-              <w:t>判断</w:t>
-            </w:r>
-            <w:r>
-              <w:rPr>
-                <w:rFonts w:ascii="Times New Roman" w:hAnsi="Times New Roman" w:eastAsia="Times New Roman" w:cs="Times New Roman"/>
-              </w:rPr>
-              <w:t xml:space="preserve"> Au(III) </w:t>
-            </w:r>
-            <w:r>
-              <w:rPr>
-                <w:rFonts w:hint="eastAsia" w:ascii="Times New Roman" w:hAnsi="Times New Roman" w:eastAsia="FangSong" w:cs="Times New Roman"/>
-              </w:rPr>
-              <w:t xml:space="preserve">平面正方形</w:t>
-            </w:r>
-          </w:p>
-        </w:tc>
-      </w:tr>
-      <w:tr>
-        <w:tc>
-          <w:tcPr/>
-          <w:p>
-            <w:pPr>
-              <w:pStyle w:val="Compact"/>
-              <w:jc w:val="center"/>
-            </w:pPr>
-            <w:r>
-              <w:rPr>
-                <w:rFonts w:ascii="Times New Roman" w:hAnsi="Times New Roman" w:eastAsia="Times New Roman" w:cs="Times New Roman"/>
-              </w:rPr>
-              <w:t xml:space="preserve">§13 </w:t>
-            </w:r>
-            <w:r>
-              <w:rPr>
-                <w:rFonts w:hint="eastAsia" w:ascii="Times New Roman" w:hAnsi="Times New Roman" w:eastAsia="FangSong" w:cs="Times New Roman"/>
-              </w:rPr>
-              <w:t xml:space="preserve">元素化学</w:t>
-            </w:r>
-            <w:r>
-              <w:rPr>
-                <w:rFonts w:ascii="Times New Roman" w:hAnsi="Times New Roman" w:eastAsia="Times New Roman" w:cs="Times New Roman"/>
-              </w:rPr>
-              <w:t xml:space="preserve"> · </w:t>
-            </w:r>
-            <w:r>
-              <w:rPr>
-                <w:rFonts w:hint="eastAsia" w:ascii="Times New Roman" w:hAnsi="Times New Roman" w:eastAsia="FangSong" w:cs="Times New Roman"/>
-              </w:rPr>
-              <w:t xml:space="preserve">汞的电势图与毒性</w:t>
-            </w:r>
-          </w:p>
-        </w:tc>
-        <w:tc>
-          <w:tcPr/>
-          <w:p>
-            <w:pPr>
-              <w:pStyle w:val="Compact"/>
-              <w:jc w:val="center"/>
-            </w:pPr>
-            <w:r>
-              <w:rPr>
-                <w:rFonts w:hint="eastAsia" w:ascii="Times New Roman" w:hAnsi="Times New Roman" w:eastAsia="FangSong" w:cs="Times New Roman"/>
-              </w:rPr>
-              <w:t xml:space="preserve">能写</w:t>
-            </w:r>
-            <w:r>
-              <w:rPr>
-                <w:rFonts w:ascii="Times New Roman" w:hAnsi="Times New Roman" w:eastAsia="Times New Roman" w:cs="Times New Roman"/>
-              </w:rPr>
-              <w:t xml:space="preserve"> Hg</w:t>
-            </w:r>
-            <w:r>
-              <w:rPr>
-                <w:rFonts w:ascii="Times New Roman" w:hAnsi="Times New Roman" w:eastAsia="Times New Roman" w:cs="Times New Roman"/>
-                <w:vertAlign w:val="subscript"/>
-              </w:rPr>
-              <w:t>2</w:t>
-            </w:r>
-            <w:r>
-              <w:rPr>
-                <w:rFonts w:ascii="Times New Roman" w:hAnsi="Times New Roman" w:eastAsia="Times New Roman" w:cs="Times New Roman"/>
-                <w:vertAlign w:val="superscript"/>
-              </w:rPr>
-              <w:t>2+</w:t>
-            </w:r>
-            <w:r>
-              <w:rPr>
-                <w:rFonts w:ascii="Times New Roman" w:hAnsi="Times New Roman" w:eastAsia="Times New Roman" w:cs="Times New Roman"/>
-              </w:rPr>
-              <w:t xml:space="preserve"> </w:t>
-            </w:r>
-            <w:r>
-              <w:rPr>
-                <w:rFonts w:hint="eastAsia" w:ascii="Times New Roman" w:hAnsi="Times New Roman" w:eastAsia="FangSong" w:cs="Times New Roman"/>
-              </w:rPr>
-              <w:t>双核结构</w:t>
-            </w:r>
-            <w:r>
-              <w:rPr>
-                <w:rFonts w:hint="eastAsia" w:ascii="Times New Roman" w:hAnsi="Times New Roman" w:eastAsia="Times New Roman" w:cs="Times New Roman"/>
-              </w:rPr>
-              <w:t>；</w:t>
-            </w:r>
-            <w:r>
-              <w:rPr>
-                <w:rFonts w:hint="eastAsia" w:ascii="Times New Roman" w:hAnsi="Times New Roman" w:eastAsia="FangSong" w:cs="Times New Roman"/>
-              </w:rPr>
-              <w:t>用电势图对比</w:t>
-            </w:r>
-            <w:r>
-              <w:rPr>
-                <w:rFonts w:ascii="Times New Roman" w:hAnsi="Times New Roman" w:eastAsia="Times New Roman" w:cs="Times New Roman"/>
-              </w:rPr>
-              <w:t xml:space="preserve"> Cu</w:t>
-            </w:r>
-            <w:r>
-              <w:rPr>
-                <w:rFonts w:ascii="Times New Roman" w:hAnsi="Times New Roman" w:eastAsia="Times New Roman" w:cs="Times New Roman"/>
-                <w:vertAlign w:val="superscript"/>
-              </w:rPr>
-              <w:t>+</w:t>
-            </w:r>
-            <w:r>
-              <w:rPr>
-                <w:rFonts w:ascii="Times New Roman" w:hAnsi="Times New Roman" w:eastAsia="Times New Roman" w:cs="Times New Roman"/>
-              </w:rPr>
-              <w:t xml:space="preserve"> </w:t>
-            </w:r>
-            <w:r>
-              <w:rPr>
-                <w:rFonts w:hint="eastAsia" w:ascii="Times New Roman" w:hAnsi="Times New Roman" w:eastAsia="FangSong" w:cs="Times New Roman"/>
-              </w:rPr>
-              <w:t xml:space="preserve">歧化</w:t>
-            </w:r>
-            <w:r>
-              <w:rPr>
-                <w:rFonts w:ascii="Times New Roman" w:hAnsi="Times New Roman" w:eastAsia="Times New Roman" w:cs="Times New Roman"/>
-              </w:rPr>
-              <w:t xml:space="preserve"> vs Hg</w:t>
-            </w:r>
-            <w:r>
-              <w:rPr>
-                <w:rFonts w:ascii="Times New Roman" w:hAnsi="Times New Roman" w:eastAsia="Times New Roman" w:cs="Times New Roman"/>
-                <w:vertAlign w:val="subscript"/>
-              </w:rPr>
-              <w:t>2</w:t>
-            </w:r>
-            <w:r>
-              <w:rPr>
-                <w:rFonts w:ascii="Times New Roman" w:hAnsi="Times New Roman" w:eastAsia="Times New Roman" w:cs="Times New Roman"/>
-                <w:vertAlign w:val="superscript"/>
-              </w:rPr>
-              <w:t>2+</w:t>
-            </w:r>
-            <w:r>
-              <w:rPr>
-                <w:rFonts w:ascii="Times New Roman" w:hAnsi="Times New Roman" w:eastAsia="Times New Roman" w:cs="Times New Roman"/>
-              </w:rPr>
-              <w:t xml:space="preserve"> </w:t>
-            </w:r>
-            <w:r>
-              <w:rPr>
-                <w:rFonts w:hint="eastAsia" w:ascii="Times New Roman" w:hAnsi="Times New Roman" w:eastAsia="FangSong" w:cs="Times New Roman"/>
-              </w:rPr>
-              <w:t>不歧化</w:t>
-            </w:r>
-            <w:r>
-              <w:rPr>
-                <w:rFonts w:hint="eastAsia" w:ascii="Times New Roman" w:hAnsi="Times New Roman" w:eastAsia="Times New Roman" w:cs="Times New Roman"/>
-              </w:rPr>
-              <w:t>；</w:t>
-            </w:r>
-            <w:r>
-              <w:rPr>
-                <w:rFonts w:hint="eastAsia" w:ascii="Times New Roman" w:hAnsi="Times New Roman" w:eastAsia="FangSong" w:cs="Times New Roman"/>
-              </w:rPr>
-              <w:t>掌握甘汞鉴定与毒性</w:t>
-            </w:r>
-          </w:p>
-        </w:tc>
-      </w:tr>
-      <w:tr>
-        <w:tc>
-          <w:tcPr/>
-          <w:p>
-            <w:pPr>
-              <w:pStyle w:val="Compact"/>
-              <w:jc w:val="center"/>
-            </w:pPr>
-            <w:r>
-              <w:rPr>
-                <w:rFonts w:ascii="Times New Roman" w:hAnsi="Times New Roman" w:eastAsia="Times New Roman" w:cs="Times New Roman"/>
-              </w:rPr>
-              <w:t xml:space="preserve">§13 </w:t>
-            </w:r>
-            <w:r>
-              <w:rPr>
-                <w:rFonts w:hint="eastAsia" w:ascii="Times New Roman" w:hAnsi="Times New Roman" w:eastAsia="FangSong" w:cs="Times New Roman"/>
-              </w:rPr>
-              <w:t xml:space="preserve">元素化学</w:t>
-            </w:r>
-            <w:r>
-              <w:rPr>
-                <w:rFonts w:ascii="Times New Roman" w:hAnsi="Times New Roman" w:eastAsia="Times New Roman" w:cs="Times New Roman"/>
-              </w:rPr>
-              <w:t xml:space="preserve"> · </w:t>
-            </w:r>
-            <w:r>
-              <w:rPr>
-                <w:rFonts w:hint="eastAsia" w:ascii="Times New Roman" w:hAnsi="Times New Roman" w:eastAsia="FangSong" w:cs="Times New Roman"/>
-              </w:rPr>
-              <w:t xml:space="preserve">同多酸与杂多酸</w:t>
-            </w:r>
-          </w:p>
-        </w:tc>
-        <w:tc>
-          <w:tcPr/>
-          <w:p>
-            <w:pPr>
-              <w:pStyle w:val="Compact"/>
-              <w:jc w:val="center"/>
-            </w:pPr>
-            <w:r>
-              <w:rPr>
-                <w:rFonts w:hint="eastAsia" w:ascii="Times New Roman" w:hAnsi="Times New Roman" w:eastAsia="FangSong" w:cs="Times New Roman"/>
-              </w:rPr>
-              <w:t>能区分同多酸与杂多酸</w:t>
-            </w:r>
-            <w:r>
-              <w:rPr>
-                <w:rFonts w:hint="eastAsia" w:ascii="Times New Roman" w:hAnsi="Times New Roman" w:eastAsia="Times New Roman" w:cs="Times New Roman"/>
-              </w:rPr>
-              <w:t>；</w:t>
-            </w:r>
-            <w:r>
-              <w:rPr>
-                <w:rFonts w:hint="eastAsia" w:ascii="Times New Roman" w:hAnsi="Times New Roman" w:eastAsia="FangSong" w:cs="Times New Roman"/>
-              </w:rPr>
-              <w:t>说清</w:t>
-            </w:r>
-            <w:r>
-              <w:rPr>
-                <w:rFonts w:hint="eastAsia" w:ascii="Times New Roman" w:hAnsi="Times New Roman" w:eastAsia="Times New Roman" w:cs="Times New Roman"/>
-              </w:rPr>
-              <w:t>「</w:t>
-            </w:r>
-            <w:r>
-              <w:rPr>
-                <w:rFonts w:hint="eastAsia" w:ascii="Times New Roman" w:hAnsi="Times New Roman" w:eastAsia="FangSong" w:cs="Times New Roman"/>
-              </w:rPr>
-              <w:t>酸性缩合</w:t>
-            </w:r>
-            <w:r>
-              <w:rPr>
-                <w:rFonts w:hint="eastAsia" w:ascii="Times New Roman" w:hAnsi="Times New Roman" w:eastAsia="Times New Roman" w:cs="Times New Roman"/>
-              </w:rPr>
-              <w:t>、</w:t>
-            </w:r>
-            <w:r>
-              <w:rPr>
-                <w:rFonts w:hint="eastAsia" w:ascii="Times New Roman" w:hAnsi="Times New Roman" w:eastAsia="FangSong" w:cs="Times New Roman"/>
-              </w:rPr>
-              <w:t>碱性解聚</w:t>
-            </w:r>
-            <w:r>
-              <w:rPr>
-                <w:rFonts w:hint="eastAsia" w:ascii="Times New Roman" w:hAnsi="Times New Roman" w:eastAsia="Times New Roman" w:cs="Times New Roman"/>
-              </w:rPr>
-              <w:t>」；</w:t>
-            </w:r>
-            <w:r>
-              <w:rPr>
-                <w:rFonts w:hint="eastAsia" w:ascii="Times New Roman" w:hAnsi="Times New Roman" w:eastAsia="FangSong" w:cs="Times New Roman"/>
-              </w:rPr>
-              <w:t>举</w:t>
-            </w:r>
-            <w:r>
-              <w:rPr>
-                <w:rFonts w:ascii="Times New Roman" w:hAnsi="Times New Roman" w:eastAsia="Times New Roman" w:cs="Times New Roman"/>
-              </w:rPr>
-              <w:t xml:space="preserve"> Mo/W </w:t>
-            </w:r>
-            <w:r>
-              <w:rPr>
-                <w:rFonts w:hint="eastAsia" w:ascii="Times New Roman" w:hAnsi="Times New Roman" w:eastAsia="FangSong" w:cs="Times New Roman"/>
-              </w:rPr>
-              <w:t xml:space="preserve">催化应用</w:t>
-            </w:r>
-          </w:p>
-        </w:tc>
-      </w:tr>
-      <w:tr>
-        <w:tc>
-          <w:tcPr/>
-          <w:p>
-            <w:pPr>
-              <w:pStyle w:val="Compact"/>
-              <w:jc w:val="center"/>
-            </w:pPr>
-            <w:r>
-              <w:rPr>
-                <w:rFonts w:ascii="Times New Roman" w:hAnsi="Times New Roman" w:eastAsia="Times New Roman" w:cs="Times New Roman"/>
-              </w:rPr>
-              <w:t xml:space="preserve">§13 </w:t>
-            </w:r>
-            <w:r>
-              <w:rPr>
-                <w:rFonts w:hint="eastAsia" w:ascii="Times New Roman" w:hAnsi="Times New Roman" w:eastAsia="FangSong" w:cs="Times New Roman"/>
-              </w:rPr>
-              <w:t xml:space="preserve">元素化学</w:t>
-            </w:r>
-            <w:r>
-              <w:rPr>
-                <w:rFonts w:ascii="Times New Roman" w:hAnsi="Times New Roman" w:eastAsia="Times New Roman" w:cs="Times New Roman"/>
-              </w:rPr>
-              <w:t xml:space="preserve"> · ds </w:t>
-            </w:r>
-            <w:r>
-              <w:rPr>
-                <w:rFonts w:hint="eastAsia" w:ascii="Times New Roman" w:hAnsi="Times New Roman" w:eastAsia="FangSong" w:cs="Times New Roman"/>
-              </w:rPr>
-              <w:t xml:space="preserve">区推断信号</w:t>
-            </w:r>
-          </w:p>
-        </w:tc>
-        <w:tc>
-          <w:tcPr/>
-          <w:p>
-            <w:pPr>
-              <w:pStyle w:val="Compact"/>
-              <w:jc w:val="center"/>
-            </w:pPr>
-            <w:r>
-              <w:rPr>
-                <w:rFonts w:hint="eastAsia" w:ascii="Times New Roman" w:hAnsi="Times New Roman" w:eastAsia="FangSong" w:cs="Times New Roman"/>
-              </w:rPr>
-              <w:t xml:space="preserve">能用</w:t>
-            </w:r>
-            <w:r>
-              <w:rPr>
-                <w:rFonts w:ascii="Times New Roman" w:hAnsi="Times New Roman" w:eastAsia="Times New Roman" w:cs="Times New Roman"/>
-              </w:rPr>
-              <w:t xml:space="preserve"> AgCl vs Hg</w:t>
-            </w:r>
-            <w:r>
-              <w:rPr>
-                <w:rFonts w:ascii="Times New Roman" w:hAnsi="Times New Roman" w:eastAsia="Times New Roman" w:cs="Times New Roman"/>
-                <w:vertAlign w:val="subscript"/>
-              </w:rPr>
-              <w:t>2</w:t>
-            </w:r>
-            <w:r>
-              <w:rPr>
-                <w:rFonts w:ascii="Times New Roman" w:hAnsi="Times New Roman" w:eastAsia="Times New Roman" w:cs="Times New Roman"/>
-              </w:rPr>
-              <w:t>Cl</w:t>
-            </w:r>
-            <w:r>
-              <w:rPr>
-                <w:rFonts w:ascii="Times New Roman" w:hAnsi="Times New Roman" w:eastAsia="Times New Roman" w:cs="Times New Roman"/>
-                <w:vertAlign w:val="subscript"/>
-              </w:rPr>
-              <w:t>2</w:t>
-            </w:r>
-            <w:r>
-              <w:rPr>
-                <w:rFonts w:ascii="Times New Roman" w:hAnsi="Times New Roman" w:eastAsia="Times New Roman" w:cs="Times New Roman"/>
-              </w:rPr>
-              <w:t xml:space="preserve"> </w:t>
-            </w:r>
-            <w:r>
-              <w:rPr>
-                <w:rFonts w:hint="eastAsia" w:ascii="Times New Roman" w:hAnsi="Times New Roman" w:eastAsia="FangSong" w:cs="Times New Roman"/>
-              </w:rPr>
-              <w:t>加氨水区分</w:t>
-            </w:r>
-            <w:r>
-              <w:rPr>
-                <w:rFonts w:hint="eastAsia" w:ascii="Times New Roman" w:hAnsi="Times New Roman" w:eastAsia="Times New Roman" w:cs="Times New Roman"/>
-              </w:rPr>
-              <w:t>、HgI</w:t>
-            </w:r>
-            <w:r>
-              <w:rPr>
-                <w:rFonts w:hint="eastAsia" w:ascii="Times New Roman" w:hAnsi="Times New Roman" w:eastAsia="Times New Roman" w:cs="Times New Roman"/>
-                <w:vertAlign w:val="subscript"/>
-              </w:rPr>
-              <w:t>2</w:t>
-            </w:r>
-            <w:r>
-              <w:rPr>
-                <w:rFonts w:ascii="Times New Roman" w:hAnsi="Times New Roman" w:eastAsia="Times New Roman" w:cs="Times New Roman"/>
-              </w:rPr>
-              <w:t xml:space="preserve"> </w:t>
-            </w:r>
-            <w:r>
-              <w:rPr>
-                <w:rFonts w:hint="eastAsia" w:ascii="Times New Roman" w:hAnsi="Times New Roman" w:eastAsia="FangSong" w:cs="Times New Roman"/>
-              </w:rPr>
-              <w:t xml:space="preserve">过量</w:t>
-            </w:r>
-            <w:r>
-              <w:rPr>
-                <w:rFonts w:ascii="Times New Roman" w:hAnsi="Times New Roman" w:eastAsia="Times New Roman" w:cs="Times New Roman"/>
-              </w:rPr>
-              <w:t xml:space="preserve"> I</w:t>
-            </w:r>
-            <w:r>
-              <w:rPr>
-                <w:rFonts w:ascii="Times New Roman" w:hAnsi="Times New Roman" w:eastAsia="Times New Roman" w:cs="Times New Roman"/>
-                <w:vertAlign w:val="superscript"/>
-              </w:rPr>
-              <w:t>-</w:t>
-            </w:r>
-            <w:r>
-              <w:rPr>
-                <w:rFonts w:ascii="Times New Roman" w:hAnsi="Times New Roman" w:eastAsia="Times New Roman" w:cs="Times New Roman"/>
-              </w:rPr>
-              <w:t xml:space="preserve"> </w:t>
-            </w:r>
-            <w:r>
-              <w:rPr>
-                <w:rFonts w:hint="eastAsia" w:ascii="Times New Roman" w:hAnsi="Times New Roman" w:eastAsia="FangSong" w:cs="Times New Roman"/>
-              </w:rPr>
-              <w:t>溶解</w:t>
-            </w:r>
-            <w:r>
-              <w:rPr>
-                <w:rFonts w:hint="eastAsia" w:ascii="Times New Roman" w:hAnsi="Times New Roman" w:eastAsia="Times New Roman" w:cs="Times New Roman"/>
-              </w:rPr>
-              <w:t>、</w:t>
-            </w:r>
-            <w:r>
-              <w:rPr>
-                <w:rFonts w:hint="eastAsia" w:ascii="Times New Roman" w:hAnsi="Times New Roman" w:eastAsia="FangSong" w:cs="Times New Roman"/>
-              </w:rPr>
-              <w:t>王水溶金等信号处理</w:t>
-            </w:r>
-            <w:r>
-              <w:rPr>
-                <w:rFonts w:ascii="Times New Roman" w:hAnsi="Times New Roman" w:eastAsia="Times New Roman" w:cs="Times New Roman"/>
-              </w:rPr>
-              <w:t xml:space="preserve"> ds </w:t>
-            </w:r>
-            <w:r>
-              <w:rPr>
-                <w:rFonts w:hint="eastAsia" w:ascii="Times New Roman" w:hAnsi="Times New Roman" w:eastAsia="FangSong" w:cs="Times New Roman"/>
-              </w:rPr>
-              <w:t xml:space="preserve">区推断题</w:t>
-            </w:r>
-          </w:p>
-        </w:tc>
-      </w:tr>
-      <w:tr>
-        <w:tc>
-          <w:tcPr/>
-          <w:p>
-            <w:pPr>
-              <w:pStyle w:val="Compact"/>
-              <w:jc w:val="center"/>
-            </w:pPr>
-            <w:r>
-              <w:rPr>
-                <w:rFonts w:ascii="Times New Roman" w:hAnsi="Times New Roman" w:eastAsia="Times New Roman" w:cs="Times New Roman"/>
-              </w:rPr>
-              <w:t xml:space="preserve">§13 </w:t>
-            </w:r>
-            <w:r>
-              <w:rPr>
-                <w:rFonts w:hint="eastAsia" w:ascii="Times New Roman" w:hAnsi="Times New Roman" w:eastAsia="FangSong" w:cs="Times New Roman"/>
-              </w:rPr>
-              <w:t xml:space="preserve">元素化学</w:t>
-            </w:r>
-            <w:r>
-              <w:rPr>
-                <w:rFonts w:ascii="Times New Roman" w:hAnsi="Times New Roman" w:eastAsia="Times New Roman" w:cs="Times New Roman"/>
-              </w:rPr>
-              <w:t xml:space="preserve"> · </w:t>
-            </w:r>
-            <w:r>
-              <w:rPr>
-                <w:rFonts w:hint="eastAsia" w:ascii="Times New Roman" w:hAnsi="Times New Roman" w:eastAsia="FangSong" w:cs="Times New Roman"/>
-              </w:rPr>
-              <w:t xml:space="preserve">纵向递变</w:t>
-            </w:r>
-          </w:p>
-        </w:tc>
-        <w:tc>
-          <w:tcPr/>
-          <w:p>
-            <w:pPr>
-              <w:pStyle w:val="Compact"/>
-              <w:jc w:val="center"/>
-            </w:pPr>
-            <w:r>
-              <w:rPr>
-                <w:rFonts w:hint="eastAsia" w:ascii="Times New Roman" w:hAnsi="Times New Roman" w:eastAsia="FangSong" w:cs="Times New Roman"/>
-              </w:rPr>
-              <w:t xml:space="preserve">能沿</w:t>
-            </w:r>
-            <w:r>
-              <w:rPr>
-                <w:rFonts w:ascii="Times New Roman" w:hAnsi="Times New Roman" w:eastAsia="Times New Roman" w:cs="Times New Roman"/>
-              </w:rPr>
-              <w:t xml:space="preserve"> Cu→Ag→Au </w:t>
-            </w:r>
-            <w:r>
-              <w:rPr>
-                <w:rFonts w:hint="eastAsia" w:ascii="Times New Roman" w:hAnsi="Times New Roman" w:eastAsia="FangSong" w:cs="Times New Roman"/>
-              </w:rPr>
-              <w:t>推惰性递增</w:t>
-            </w:r>
-            <w:r>
-              <w:rPr>
-                <w:rFonts w:hint="eastAsia" w:ascii="Times New Roman" w:hAnsi="Times New Roman" w:eastAsia="Times New Roman" w:cs="Times New Roman"/>
-              </w:rPr>
-              <w:t>；</w:t>
-            </w:r>
-            <w:r>
-              <w:rPr>
-                <w:rFonts w:hint="eastAsia" w:ascii="Times New Roman" w:hAnsi="Times New Roman" w:eastAsia="FangSong" w:cs="Times New Roman"/>
-              </w:rPr>
-              <w:t>沿</w:t>
-            </w:r>
-            <w:r>
-              <w:rPr>
-                <w:rFonts w:ascii="Times New Roman" w:hAnsi="Times New Roman" w:eastAsia="Times New Roman" w:cs="Times New Roman"/>
-              </w:rPr>
-              <w:t xml:space="preserve"> Cr→Mo→W </w:t>
-            </w:r>
-            <w:r>
-              <w:rPr>
-                <w:rFonts w:hint="eastAsia" w:ascii="Times New Roman" w:hAnsi="Times New Roman" w:eastAsia="FangSong" w:cs="Times New Roman"/>
-              </w:rPr>
-              <w:t xml:space="preserve">推多酸规模递增</w:t>
-            </w:r>
-          </w:p>
-        </w:tc>
-      </w:tr>
-    </w:tbl>
-    <w:p>
-      <w:pPr>
-        <w:spacing w:before="160" w:after="80"/>
-      </w:pPr>
-      <w:r>
-        <w:pict>
-          <v:rect style="width:0;height:1.5pt" o:hralign="center" o:hrstd="t" o:hr="t"/>
-        </w:pict>
-      </w:r>
-    </w:p>
-    <w:bookmarkEnd w:id="9"/>
-    <w:bookmarkStart w:id="16" w:name="ds-区与-vib-族定位"/>
-    <w:p>
-      <w:pPr>
-        <w:pStyle w:val="Heading2"/>
-        <w:spacing w:before="280" w:after="120"/>
-      </w:pPr>
-      <w:r>
-        <w:rPr>
-          <w:rFonts w:ascii="Times New Roman" w:hAnsi="Times New Roman" w:eastAsia="Times New Roman" w:cs="Times New Roman"/>
-        </w:rPr>
-        <w:t xml:space="preserve">§1 ds </w:t>
-      </w:r>
-      <w:r>
-        <w:rPr>
-          <w:rFonts w:hint="eastAsia" w:ascii="Times New Roman" w:hAnsi="Times New Roman" w:eastAsia="SimHei" w:cs="Times New Roman"/>
-        </w:rPr>
-        <w:t xml:space="preserve">区与</w:t>
-      </w:r>
-      <w:r>
-        <w:rPr>
-          <w:rFonts w:ascii="Times New Roman" w:hAnsi="Times New Roman" w:eastAsia="Times New Roman" w:cs="Times New Roman"/>
-        </w:rPr>
-        <w:t xml:space="preserve"> VIB </w:t>
-      </w:r>
-      <w:r>
-        <w:rPr>
-          <w:rFonts w:hint="eastAsia" w:ascii="Times New Roman" w:hAnsi="Times New Roman" w:eastAsia="SimHei" w:cs="Times New Roman"/>
-        </w:rPr>
-        <w:t xml:space="preserve">族定位</w:t>
-      </w:r>
-    </w:p>
-    <w:bookmarkStart w:id="10" w:name="ds-区ibiib通性"/>
+    <w:bookmarkStart w:id="9" w:name="ds-区ibiib通性"/>
     <w:p>
       <w:pPr>
         <w:pStyle w:val="Heading3"/>
@@ -1881,8 +825,8 @@
         <w:t>。</w:t>
       </w:r>
     </w:p>
-    <w:bookmarkEnd w:id="10"/>
-    <w:bookmarkStart w:id="11" w:name="ib-vs-ia-的根本差异族间对比"/>
+    <w:bookmarkEnd w:id="9"/>
+    <w:bookmarkStart w:id="10" w:name="ib-vs-ia-的根本差异族间对比"/>
     <w:p>
       <w:pPr>
         <w:pStyle w:val="Heading3"/>
@@ -2637,8 +1581,8 @@
         <w:t>。</w:t>
       </w:r>
     </w:p>
-    <w:bookmarkEnd w:id="11"/>
-    <w:bookmarkStart w:id="15" w:name="vib-族crmow多酸化学的基础"/>
+    <w:bookmarkEnd w:id="10"/>
+    <w:bookmarkStart w:id="14" w:name="vib-族crmow多酸化学的基础"/>
     <w:p>
       <w:pPr>
         <w:pStyle w:val="Heading3"/>
@@ -3533,18 +2477,18 @@
           <wp:inline>
             <wp:extent cx="2667000" cy="1581609"/>
             <wp:effectExtent b="0" l="0" r="0" t="0"/>
-            <wp:docPr descr="" title="" id="13" name="Picture"/>
+            <wp:docPr descr="" title="" id="12" name="Picture"/>
             <a:graphic>
               <a:graphicData uri="http://schemas.openxmlformats.org/drawingml/2006/picture">
                 <pic:pic>
                   <pic:nvPicPr>
-                    <pic:cNvPr descr="0c0d6b61c1493ba9ca81612d7256f60764ef59c95501e55ea306561974486732.jpg" id="14" name="Picture"/>
+                    <pic:cNvPr descr="0c0d6b61c1493ba9ca81612d7256f60764ef59c95501e55ea306561974486732.jpg" id="13" name="Picture"/>
                     <pic:cNvPicPr>
                       <a:picLocks noChangeArrowheads="1" noChangeAspect="1"/>
                     </pic:cNvPicPr>
                   </pic:nvPicPr>
                   <pic:blipFill>
-                    <a:blip r:embed="rId12"/>
+                    <a:blip r:embed="rId11"/>
                     <a:stretch>
                       <a:fillRect/>
                     </a:stretch>
@@ -3610,97 +2554,7 @@
         <w:rPr>
           <w:rFonts w:hint="eastAsia" w:ascii="Times New Roman" w:hAnsi="Times New Roman" w:eastAsia="FangSong" w:cs="Times New Roman"/>
         </w:rPr>
-        <w:t>过渡金属原子半径与镧系收缩效应对比曲线</w:t>
-      </w:r>
-      <w:r>
-        <w:rPr>
-          <w:rFonts w:hint="eastAsia" w:ascii="Times New Roman" w:hAnsi="Times New Roman" w:eastAsia="Times New Roman" w:cs="Times New Roman"/>
-        </w:rPr>
-        <w:t>——</w:t>
-      </w:r>
-      <w:r>
-        <w:rPr>
-          <w:rFonts w:hint="eastAsia" w:ascii="Times New Roman" w:hAnsi="Times New Roman" w:eastAsia="FangSong" w:cs="Times New Roman"/>
-        </w:rPr>
-        <w:t>由于</w:t>
-      </w:r>
-      <w:r>
-        <w:rPr>
-          <w:rFonts w:ascii="Times New Roman" w:hAnsi="Times New Roman" w:eastAsia="Times New Roman" w:cs="Times New Roman"/>
-        </w:rPr>
-        <w:t xml:space="preserve"> 4f </w:t>
-      </w:r>
-      <w:r>
-        <w:rPr>
-          <w:rFonts w:hint="eastAsia" w:ascii="Times New Roman" w:hAnsi="Times New Roman" w:eastAsia="FangSong" w:cs="Times New Roman"/>
-        </w:rPr>
-        <w:t xml:space="preserve">电子屏蔽不完全导致</w:t>
-      </w:r>
-      <w:r>
-        <w:rPr>
-          <w:rFonts w:ascii="Times New Roman" w:hAnsi="Times New Roman" w:eastAsia="Times New Roman" w:cs="Times New Roman"/>
-        </w:rPr>
-        <w:t xml:space="preserve"> 5d </w:t>
-      </w:r>
-      <w:r>
-        <w:rPr>
-          <w:rFonts w:hint="eastAsia" w:ascii="Times New Roman" w:hAnsi="Times New Roman" w:eastAsia="FangSong" w:cs="Times New Roman"/>
-        </w:rPr>
-        <w:t>元素半径异常收缩</w:t>
-      </w:r>
-      <w:r>
-        <w:rPr>
-          <w:rFonts w:hint="eastAsia" w:ascii="Times New Roman" w:hAnsi="Times New Roman" w:eastAsia="Times New Roman" w:cs="Times New Roman"/>
-        </w:rPr>
-        <w:t>，4d</w:t>
-      </w:r>
-      <w:r>
-        <w:rPr>
-          <w:rFonts w:ascii="Times New Roman" w:hAnsi="Times New Roman" w:eastAsia="Times New Roman" w:cs="Times New Roman"/>
-        </w:rPr>
-        <w:t xml:space="preserve"> </w:t>
-      </w:r>
-      <w:r>
-        <w:rPr>
-          <w:rFonts w:hint="eastAsia" w:ascii="Times New Roman" w:hAnsi="Times New Roman" w:eastAsia="FangSong" w:cs="Times New Roman"/>
-        </w:rPr>
-        <w:t xml:space="preserve">与</w:t>
-      </w:r>
-      <w:r>
-        <w:rPr>
-          <w:rFonts w:ascii="Times New Roman" w:hAnsi="Times New Roman" w:eastAsia="Times New Roman" w:cs="Times New Roman"/>
-        </w:rPr>
-        <w:t xml:space="preserve"> 5d </w:t>
-      </w:r>
-      <w:r>
-        <w:rPr>
-          <w:rFonts w:hint="eastAsia" w:ascii="Times New Roman" w:hAnsi="Times New Roman" w:eastAsia="FangSong" w:cs="Times New Roman"/>
-        </w:rPr>
-        <w:t>同族元素半径高度接近</w:t>
-      </w:r>
-      <w:r>
-        <w:rPr>
-          <w:rFonts w:hint="eastAsia" w:ascii="Times New Roman" w:hAnsi="Times New Roman" w:eastAsia="Times New Roman" w:cs="Times New Roman"/>
-        </w:rPr>
-        <w:t>（</w:t>
-      </w:r>
-      <w:r>
-        <w:rPr>
-          <w:rFonts w:hint="eastAsia" w:ascii="Times New Roman" w:hAnsi="Times New Roman" w:eastAsia="FangSong" w:cs="Times New Roman"/>
-        </w:rPr>
-        <w:t>如</w:t>
-      </w:r>
-      <w:r>
-        <w:rPr>
-          <w:rFonts w:ascii="Times New Roman" w:hAnsi="Times New Roman" w:eastAsia="Times New Roman" w:cs="Times New Roman"/>
-        </w:rPr>
-        <w:t xml:space="preserve"> </w:t>
-      </w:r>
-      <w:r>
-        <w:rPr>
-          <w:rFonts w:hint="eastAsia" w:ascii="Times New Roman" w:hAnsi="Times New Roman" w:eastAsia="Times New Roman" w:cs="Times New Roman"/>
-        </w:rPr>
-        <w:t xml:space="preserve">Zr/Hf、Nb/Ta、Mo/W）。</w:t>
+        <w:t xml:space="preserve">过渡金属原子半径与镧系收缩效应对比曲线</w:t>
       </w:r>
     </w:p>
     <w:p>
@@ -3713,9 +2567,9 @@
         </w:pict>
       </w:r>
     </w:p>
+    <w:bookmarkEnd w:id="14"/>
     <w:bookmarkEnd w:id="15"/>
-    <w:bookmarkEnd w:id="16"/>
-    <w:bookmarkStart w:id="27" w:name="银ag-化学与不歧化的特例"/>
+    <w:bookmarkStart w:id="26" w:name="银ag-化学与不歧化的特例"/>
     <w:p>
       <w:pPr>
         <w:pStyle w:val="Heading2"/>
@@ -3783,7 +2637,7 @@
         <w:t>的特例</w:t>
       </w:r>
     </w:p>
-    <w:bookmarkStart w:id="17" w:name="电子构型与氧化态"/>
+    <w:bookmarkStart w:id="16" w:name="电子构型与氧化态"/>
     <w:p>
       <w:pPr>
         <w:pStyle w:val="Heading3"/>
@@ -4349,8 +3203,8 @@
         <w:t>O。</w:t>
       </w:r>
     </w:p>
-    <w:bookmarkEnd w:id="17"/>
-    <w:bookmarkStart w:id="18" w:name="ag-为什么不歧化而-cu-歧化"/>
+    <w:bookmarkEnd w:id="16"/>
+    <w:bookmarkStart w:id="17" w:name="ag-为什么不歧化而-cu-歧化"/>
     <w:p>
       <w:pPr>
         <w:pStyle w:val="Heading3"/>
@@ -4966,8 +3820,8 @@
         <w:t>。</w:t>
       </w:r>
     </w:p>
-    <w:bookmarkEnd w:id="18"/>
-    <w:bookmarkStart w:id="19" w:name="卤化银ksp-顺序与溶解行为"/>
+    <w:bookmarkEnd w:id="17"/>
+    <w:bookmarkStart w:id="18" w:name="卤化银ksp-顺序与溶解行为"/>
     <w:p>
       <w:pPr>
         <w:pStyle w:val="Heading3"/>
@@ -6759,8 +5613,8 @@
         <w:t>。</w:t>
       </w:r>
     </w:p>
-    <w:bookmarkEnd w:id="19"/>
-    <w:bookmarkStart w:id="26" w:name="ag-的配位与银镜反应"/>
+    <w:bookmarkEnd w:id="18"/>
+    <w:bookmarkStart w:id="25" w:name="ag-的配位与银镜反应"/>
     <w:p>
       <w:pPr>
         <w:pStyle w:val="Heading3"/>
@@ -6844,904 +5698,912 @@
         </w:rPr>
         <w:t xml:space="preserve">：</w:t>
       </w:r>
-      <w:r>
-        <w:rPr>
-          <w:rFonts w:ascii="Times New Roman" w:hAnsi="Times New Roman" w:eastAsia="Times New Roman" w:cs="Times New Roman"/>
-        </w:rPr>
-        <w:t xml:space="preserve"> </w:t>
-      </w:r>
-      <w:r>
-        <w:rPr>
-          <w:rFonts w:ascii="Times New Roman" w:hAnsi="Times New Roman" w:eastAsia="Times New Roman" w:cs="Times New Roman"/>
-        </w:rPr>
-        <w:t>1. Ag</w:t>
-      </w:r>
-      <w:r>
-        <w:rPr>
-          <w:rFonts w:ascii="Times New Roman" w:hAnsi="Times New Roman" w:eastAsia="Times New Roman" w:cs="Times New Roman"/>
-          <w:vertAlign w:val="superscript"/>
-        </w:rPr>
-        <w:t>+</w:t>
-      </w:r>
-      <w:r>
-        <w:rPr>
-          <w:rFonts w:ascii="Times New Roman" w:hAnsi="Times New Roman" w:eastAsia="Times New Roman" w:cs="Times New Roman"/>
-        </w:rPr>
-        <w:t xml:space="preserve"> + NH</w:t>
-      </w:r>
-      <w:r>
-        <w:rPr>
-          <w:rFonts w:ascii="Times New Roman" w:hAnsi="Times New Roman" w:eastAsia="Times New Roman" w:cs="Times New Roman"/>
-          <w:vertAlign w:val="subscript"/>
-        </w:rPr>
-        <w:t>3</w:t>
-      </w:r>
-      <w:r>
-        <w:rPr>
-          <w:rFonts w:ascii="Times New Roman" w:hAnsi="Times New Roman" w:eastAsia="Times New Roman" w:cs="Times New Roman"/>
-        </w:rPr>
-        <w:t>·H</w:t>
-      </w:r>
-      <w:r>
-        <w:rPr>
-          <w:rFonts w:ascii="Times New Roman" w:hAnsi="Times New Roman" w:eastAsia="Times New Roman" w:cs="Times New Roman"/>
-          <w:vertAlign w:val="subscript"/>
-        </w:rPr>
-        <w:t>2</w:t>
-      </w:r>
-      <w:r>
-        <w:rPr>
-          <w:rFonts w:ascii="Times New Roman" w:hAnsi="Times New Roman" w:eastAsia="Times New Roman" w:cs="Times New Roman"/>
-        </w:rPr>
-        <w:t xml:space="preserve">O → </w:t>
-      </w:r>
-      <w:r>
-        <w:rPr>
-          <w:rFonts w:hint="eastAsia" w:ascii="Times New Roman" w:hAnsi="Times New Roman" w:eastAsia="Times New Roman" w:cs="Times New Roman"/>
-        </w:rPr>
-        <w:t>AgOH↓(</w:t>
-      </w:r>
-      <w:r>
-        <w:rPr>
-          <w:rFonts w:hint="eastAsia" w:ascii="Times New Roman" w:hAnsi="Times New Roman" w:eastAsia="FangSong" w:cs="Times New Roman"/>
-        </w:rPr>
-        <w:t>白</w:t>
-      </w:r>
-      <w:r>
-        <w:rPr>
-          <w:rFonts w:hint="eastAsia" w:ascii="Times New Roman" w:hAnsi="Times New Roman" w:eastAsia="Times New Roman" w:cs="Times New Roman"/>
-        </w:rPr>
-        <w:t>)</w:t>
-      </w:r>
-      <w:r>
-        <w:rPr>
-          <w:rFonts w:ascii="Times New Roman" w:hAnsi="Times New Roman" w:eastAsia="Times New Roman" w:cs="Times New Roman"/>
-        </w:rPr>
-        <w:t xml:space="preserve"> + NH</w:t>
-      </w:r>
-      <w:r>
-        <w:rPr>
-          <w:rFonts w:ascii="Times New Roman" w:hAnsi="Times New Roman" w:eastAsia="Times New Roman" w:cs="Times New Roman"/>
-          <w:vertAlign w:val="subscript"/>
-        </w:rPr>
-        <w:t>4</w:t>
-      </w:r>
-      <w:r>
-        <w:rPr>
-          <w:rFonts w:ascii="Times New Roman" w:hAnsi="Times New Roman" w:eastAsia="Times New Roman" w:cs="Times New Roman"/>
-          <w:vertAlign w:val="superscript"/>
-        </w:rPr>
-        <w:t>+</w:t>
-      </w:r>
-      <w:r>
-        <w:rPr>
-          <w:rFonts w:ascii="Times New Roman" w:hAnsi="Times New Roman" w:eastAsia="Times New Roman" w:cs="Times New Roman"/>
-        </w:rPr>
-        <w:t xml:space="preserve"> </w:t>
-      </w:r>
-      <w:r>
-        <w:rPr>
-          <w:rFonts w:ascii="Times New Roman" w:hAnsi="Times New Roman" w:eastAsia="Times New Roman" w:cs="Times New Roman"/>
-        </w:rPr>
-        <w:t xml:space="preserve">2. AgOH + </w:t>
-      </w:r>
-      <w:r>
-        <w:rPr>
-          <w:rFonts w:hint="eastAsia" w:ascii="Times New Roman" w:hAnsi="Times New Roman" w:eastAsia="Times New Roman" w:cs="Times New Roman"/>
-        </w:rPr>
-        <w:t>2NH</w:t>
-      </w:r>
-      <w:r>
-        <w:rPr>
-          <w:rFonts w:hint="eastAsia" w:ascii="Times New Roman" w:hAnsi="Times New Roman" w:eastAsia="Times New Roman" w:cs="Times New Roman"/>
-          <w:vertAlign w:val="subscript"/>
-        </w:rPr>
-        <w:t>3</w:t>
-      </w:r>
-      <w:r>
-        <w:rPr>
-          <w:rFonts w:hint="eastAsia" w:ascii="Times New Roman" w:hAnsi="Times New Roman" w:eastAsia="Times New Roman" w:cs="Times New Roman"/>
-        </w:rPr>
-        <w:t>·H</w:t>
-      </w:r>
-      <w:r>
-        <w:rPr>
-          <w:rFonts w:hint="eastAsia" w:ascii="Times New Roman" w:hAnsi="Times New Roman" w:eastAsia="Times New Roman" w:cs="Times New Roman"/>
-          <w:vertAlign w:val="subscript"/>
-        </w:rPr>
-        <w:t>2</w:t>
-      </w:r>
-      <w:r>
-        <w:rPr>
-          <w:rFonts w:hint="eastAsia" w:ascii="Times New Roman" w:hAnsi="Times New Roman" w:eastAsia="Times New Roman" w:cs="Times New Roman"/>
-        </w:rPr>
-        <w:t>O(</w:t>
-      </w:r>
-      <w:r>
-        <w:rPr>
-          <w:rFonts w:hint="eastAsia" w:ascii="Times New Roman" w:hAnsi="Times New Roman" w:eastAsia="FangSong" w:cs="Times New Roman"/>
-        </w:rPr>
-        <w:t>过量</w:t>
-      </w:r>
-      <w:r>
-        <w:rPr>
-          <w:rFonts w:hint="eastAsia" w:ascii="Times New Roman" w:hAnsi="Times New Roman" w:eastAsia="Times New Roman" w:cs="Times New Roman"/>
-        </w:rPr>
-        <w:t>)</w:t>
-      </w:r>
-      <w:r>
-        <w:rPr>
-          <w:rFonts w:ascii="Times New Roman" w:hAnsi="Times New Roman" w:eastAsia="Times New Roman" w:cs="Times New Roman"/>
-        </w:rPr>
-        <w:t xml:space="preserve"> → [Ag(NH</w:t>
-      </w:r>
-      <w:r>
-        <w:rPr>
-          <w:rFonts w:ascii="Times New Roman" w:hAnsi="Times New Roman" w:eastAsia="Times New Roman" w:cs="Times New Roman"/>
-          <w:vertAlign w:val="subscript"/>
-        </w:rPr>
-        <w:t>3</w:t>
-      </w:r>
-      <w:r>
-        <w:rPr>
-          <w:rFonts w:ascii="Times New Roman" w:hAnsi="Times New Roman" w:eastAsia="Times New Roman" w:cs="Times New Roman"/>
-        </w:rPr>
-        <w:t>)</w:t>
-      </w:r>
-      <w:r>
-        <w:rPr>
-          <w:rFonts w:ascii="Times New Roman" w:hAnsi="Times New Roman" w:eastAsia="Times New Roman" w:cs="Times New Roman"/>
-          <w:vertAlign w:val="subscript"/>
-        </w:rPr>
-        <w:t>2</w:t>
-      </w:r>
-      <w:r>
-        <w:rPr>
-          <w:rFonts w:ascii="Times New Roman" w:hAnsi="Times New Roman" w:eastAsia="Times New Roman" w:cs="Times New Roman"/>
-        </w:rPr>
-        <w:t>]</w:t>
-      </w:r>
-      <w:r>
-        <w:rPr>
-          <w:rFonts w:ascii="Times New Roman" w:hAnsi="Times New Roman" w:eastAsia="Times New Roman" w:cs="Times New Roman"/>
-          <w:vertAlign w:val="superscript"/>
-        </w:rPr>
-        <w:t>+</w:t>
-      </w:r>
-      <w:r>
-        <w:rPr>
-          <w:rFonts w:ascii="Times New Roman" w:hAnsi="Times New Roman" w:eastAsia="Times New Roman" w:cs="Times New Roman"/>
-        </w:rPr>
-        <w:t xml:space="preserve"> + OH</w:t>
-      </w:r>
-      <w:r>
-        <w:rPr>
-          <w:rFonts w:ascii="Times New Roman" w:hAnsi="Times New Roman" w:eastAsia="Times New Roman" w:cs="Times New Roman"/>
-          <w:vertAlign w:val="superscript"/>
-        </w:rPr>
-        <w:t>-</w:t>
-      </w:r>
-      <w:r>
-        <w:rPr>
-          <w:rFonts w:ascii="Times New Roman" w:hAnsi="Times New Roman" w:eastAsia="Times New Roman" w:cs="Times New Roman"/>
-        </w:rPr>
-        <w:t xml:space="preserve"> + 2H</w:t>
-      </w:r>
-      <w:r>
-        <w:rPr>
-          <w:rFonts w:ascii="Times New Roman" w:hAnsi="Times New Roman" w:eastAsia="Times New Roman" w:cs="Times New Roman"/>
-          <w:vertAlign w:val="subscript"/>
-        </w:rPr>
-        <w:t>2</w:t>
-      </w:r>
-      <w:r>
-        <w:rPr>
-          <w:rFonts w:ascii="Times New Roman" w:hAnsi="Times New Roman" w:eastAsia="Times New Roman" w:cs="Times New Roman"/>
-        </w:rPr>
-        <w:t>O</w:t>
-      </w:r>
-      <w:r>
-        <w:rPr>
-          <w:rFonts w:ascii="Times New Roman" w:hAnsi="Times New Roman" w:eastAsia="Times New Roman" w:cs="Times New Roman"/>
-        </w:rPr>
-        <w:t xml:space="preserve"> </w:t>
-      </w:r>
-      <w:r>
-        <w:rPr>
-          <w:rFonts w:hint="eastAsia" w:ascii="Times New Roman" w:hAnsi="Times New Roman" w:eastAsia="FangSong" w:cs="Times New Roman"/>
-        </w:rPr>
-        <w:t>现象</w:t>
-      </w:r>
-      <w:r>
-        <w:rPr>
-          <w:rFonts w:hint="eastAsia" w:ascii="Times New Roman" w:hAnsi="Times New Roman" w:eastAsia="Times New Roman" w:cs="Times New Roman"/>
-        </w:rPr>
-        <w:t>：</w:t>
-      </w:r>
-      <w:r>
-        <w:rPr>
-          <w:rFonts w:hint="eastAsia" w:ascii="Times New Roman" w:hAnsi="Times New Roman" w:eastAsia="FangSong" w:cs="Times New Roman"/>
-        </w:rPr>
-        <w:t>白色沉淀</w:t>
-      </w:r>
-      <w:r>
-        <w:rPr>
-          <w:rFonts w:ascii="Times New Roman" w:hAnsi="Times New Roman" w:eastAsia="Times New Roman" w:cs="Times New Roman"/>
-        </w:rPr>
-        <w:t xml:space="preserve"> → </w:t>
-      </w:r>
-      <w:r>
-        <w:rPr>
-          <w:rFonts w:hint="eastAsia" w:ascii="Times New Roman" w:hAnsi="Times New Roman" w:eastAsia="FangSong" w:cs="Times New Roman"/>
-        </w:rPr>
-        <w:t xml:space="preserve">过量</w:t>
-      </w:r>
-      <w:r>
-        <w:rPr>
-          <w:rFonts w:ascii="Times New Roman" w:hAnsi="Times New Roman" w:eastAsia="Times New Roman" w:cs="Times New Roman"/>
-        </w:rPr>
-        <w:t xml:space="preserve"> NH</w:t>
-      </w:r>
-      <w:r>
-        <w:rPr>
-          <w:rFonts w:ascii="Times New Roman" w:hAnsi="Times New Roman" w:eastAsia="Times New Roman" w:cs="Times New Roman"/>
-          <w:vertAlign w:val="subscript"/>
-        </w:rPr>
-        <w:t>3</w:t>
-      </w:r>
-      <w:r>
-        <w:rPr>
-          <w:rFonts w:ascii="Times New Roman" w:hAnsi="Times New Roman" w:eastAsia="Times New Roman" w:cs="Times New Roman"/>
-        </w:rPr>
-        <w:t xml:space="preserve"> → </w:t>
-      </w:r>
-      <w:r>
-        <w:rPr>
-          <w:rFonts w:hint="eastAsia" w:ascii="Times New Roman" w:hAnsi="Times New Roman" w:eastAsia="FangSong" w:cs="Times New Roman"/>
-        </w:rPr>
-        <w:t>溶解</w:t>
-      </w:r>
-      <w:r>
-        <w:rPr>
-          <w:rFonts w:hint="eastAsia" w:ascii="Times New Roman" w:hAnsi="Times New Roman" w:eastAsia="Times New Roman" w:cs="Times New Roman"/>
-        </w:rPr>
-        <w:t>（</w:t>
-      </w:r>
-      <w:r>
-        <w:rPr>
-          <w:rFonts w:hint="eastAsia" w:ascii="Times New Roman" w:hAnsi="Times New Roman" w:eastAsia="FangSong" w:cs="Times New Roman"/>
-        </w:rPr>
-        <w:t>直线形</w:t>
-      </w:r>
-      <w:r>
-        <w:rPr>
-          <w:rFonts w:ascii="Times New Roman" w:hAnsi="Times New Roman" w:eastAsia="Times New Roman" w:cs="Times New Roman"/>
-        </w:rPr>
-        <w:t xml:space="preserve"> </w:t>
-      </w:r>
-      <w:r>
-        <w:rPr>
-          <w:rFonts w:hint="eastAsia" w:ascii="Times New Roman" w:hAnsi="Times New Roman" w:eastAsia="Times New Roman" w:cs="Times New Roman"/>
-        </w:rPr>
-        <w:t>[Ag(NH</w:t>
-      </w:r>
-      <w:r>
-        <w:rPr>
-          <w:rFonts w:hint="eastAsia" w:ascii="Times New Roman" w:hAnsi="Times New Roman" w:eastAsia="Times New Roman" w:cs="Times New Roman"/>
-          <w:vertAlign w:val="subscript"/>
-        </w:rPr>
-        <w:t>3</w:t>
-      </w:r>
-      <w:r>
-        <w:rPr>
-          <w:rFonts w:hint="eastAsia" w:ascii="Times New Roman" w:hAnsi="Times New Roman" w:eastAsia="Times New Roman" w:cs="Times New Roman"/>
-        </w:rPr>
-        <w:t>)</w:t>
-      </w:r>
-      <w:r>
-        <w:rPr>
-          <w:rFonts w:hint="eastAsia" w:ascii="Times New Roman" w:hAnsi="Times New Roman" w:eastAsia="Times New Roman" w:cs="Times New Roman"/>
-          <w:vertAlign w:val="subscript"/>
-        </w:rPr>
-        <w:t>2</w:t>
-      </w:r>
-      <w:r>
-        <w:rPr>
-          <w:rFonts w:hint="eastAsia" w:ascii="Times New Roman" w:hAnsi="Times New Roman" w:eastAsia="Times New Roman" w:cs="Times New Roman"/>
-        </w:rPr>
-        <w:t>]</w:t>
-      </w:r>
-      <w:r>
-        <w:rPr>
-          <w:rFonts w:hint="eastAsia" w:ascii="Times New Roman" w:hAnsi="Times New Roman" w:eastAsia="Times New Roman" w:cs="Times New Roman"/>
-          <w:vertAlign w:val="superscript"/>
-        </w:rPr>
-        <w:t>+</w:t>
-      </w:r>
-      <w:r>
-        <w:rPr>
-          <w:rFonts w:hint="eastAsia" w:ascii="Times New Roman" w:hAnsi="Times New Roman" w:eastAsia="Times New Roman" w:cs="Times New Roman"/>
-        </w:rPr>
-        <w:t>，sp</w:t>
-      </w:r>
-      <w:r>
-        <w:rPr>
-          <w:rFonts w:ascii="Times New Roman" w:hAnsi="Times New Roman" w:eastAsia="Times New Roman" w:cs="Times New Roman"/>
-        </w:rPr>
-        <w:t xml:space="preserve"> </w:t>
-      </w:r>
-      <w:r>
-        <w:rPr>
-          <w:rFonts w:hint="eastAsia" w:ascii="Times New Roman" w:hAnsi="Times New Roman" w:eastAsia="FangSong" w:cs="Times New Roman"/>
-        </w:rPr>
-        <w:t>杂化</w:t>
-      </w:r>
-      <w:r>
-        <w:rPr>
-          <w:rFonts w:hint="eastAsia" w:ascii="Times New Roman" w:hAnsi="Times New Roman" w:eastAsia="Times New Roman" w:cs="Times New Roman"/>
-        </w:rPr>
-        <w:t>，</w:t>
-      </w:r>
-      <w:r>
-        <w:rPr>
-          <w:rFonts w:hint="eastAsia" w:ascii="Times New Roman" w:hAnsi="Times New Roman" w:eastAsia="FangSong" w:cs="Times New Roman"/>
-        </w:rPr>
-        <w:t>见图</w:t>
-      </w:r>
-      <w:r>
-        <w:rPr>
-          <w:rFonts w:ascii="Times New Roman" w:hAnsi="Times New Roman" w:eastAsia="Times New Roman" w:cs="Times New Roman"/>
-        </w:rPr>
-        <w:t xml:space="preserve"> </w:t>
-      </w:r>
-      <w:r>
-        <w:rPr>
-          <w:rFonts w:hint="eastAsia" w:ascii="Times New Roman" w:hAnsi="Times New Roman" w:eastAsia="Times New Roman" w:cs="Times New Roman"/>
-        </w:rPr>
-        <w:t>3）。（</w:t>
-      </w:r>
-      <w:r>
-        <w:rPr>
-          <w:rFonts w:hint="eastAsia" w:ascii="Times New Roman" w:hAnsi="Times New Roman" w:eastAsia="FangSong" w:cs="Times New Roman"/>
-        </w:rPr>
-        <w:t>实际出棕黑色</w:t>
-      </w:r>
-      <w:r>
-        <w:rPr>
-          <w:rFonts w:ascii="Times New Roman" w:hAnsi="Times New Roman" w:eastAsia="Times New Roman" w:cs="Times New Roman"/>
-        </w:rPr>
-        <w:t xml:space="preserve"> Ag</w:t>
-      </w:r>
-      <w:r>
-        <w:rPr>
-          <w:rFonts w:ascii="Times New Roman" w:hAnsi="Times New Roman" w:eastAsia="Times New Roman" w:cs="Times New Roman"/>
-          <w:vertAlign w:val="subscript"/>
-        </w:rPr>
-        <w:t>2</w:t>
-      </w:r>
-      <w:r>
-        <w:rPr>
-          <w:rFonts w:ascii="Times New Roman" w:hAnsi="Times New Roman" w:eastAsia="Times New Roman" w:cs="Times New Roman"/>
-        </w:rPr>
-        <w:t xml:space="preserve">O——AgOH </w:t>
-      </w:r>
-      <w:r>
-        <w:rPr>
-          <w:rFonts w:hint="eastAsia" w:ascii="Times New Roman" w:hAnsi="Times New Roman" w:eastAsia="FangSong" w:cs="Times New Roman"/>
-        </w:rPr>
-        <w:t>仅简化表示</w:t>
-      </w:r>
-      <w:r>
-        <w:rPr>
-          <w:rFonts w:hint="eastAsia" w:ascii="Times New Roman" w:hAnsi="Times New Roman" w:eastAsia="Times New Roman" w:cs="Times New Roman"/>
-        </w:rPr>
-        <w:t>，</w:t>
-      </w:r>
-      <w:r>
-        <w:rPr>
-          <w:rFonts w:hint="eastAsia" w:ascii="Times New Roman" w:hAnsi="Times New Roman" w:eastAsia="FangSong" w:cs="Times New Roman"/>
-        </w:rPr>
-        <w:t>见下</w:t>
-      </w:r>
-      <w:r>
-        <w:rPr>
-          <w:rFonts w:hint="eastAsia" w:ascii="Times New Roman" w:hAnsi="Times New Roman" w:eastAsia="Times New Roman" w:cs="Times New Roman"/>
-        </w:rPr>
-        <w:t>）</w:t>
-      </w:r>
-      <w:r>
-        <w:rPr>
-          <w:rFonts w:ascii="Times New Roman" w:hAnsi="Times New Roman" w:eastAsia="Times New Roman" w:cs="Times New Roman"/>
-        </w:rPr>
-        <w:t xml:space="preserve"> </w:t>
-      </w:r>
-      <w:r>
-        <w:rPr>
-          <w:rFonts w:ascii="Times New Roman" w:hAnsi="Times New Roman" w:eastAsia="Times New Roman" w:cs="Times New Roman"/>
-          <w:b/>
-          <w:bCs/>
-        </w:rPr>
-        <w:t xml:space="preserve">AgOH </w:t>
-      </w:r>
-      <w:r>
-        <w:rPr>
-          <w:rFonts w:hint="eastAsia" w:ascii="Times New Roman" w:hAnsi="Times New Roman" w:eastAsia="FangSong" w:cs="Times New Roman"/>
-          <w:b/>
-          <w:bCs/>
-        </w:rPr>
-        <w:t xml:space="preserve">常温不存在</w:t>
-      </w:r>
-      <w:r>
-        <w:rPr>
-          <w:rFonts w:ascii="Times New Roman" w:hAnsi="Times New Roman" w:eastAsia="Times New Roman" w:cs="Times New Roman"/>
-        </w:rPr>
-        <w:t>——Ag</w:t>
-      </w:r>
-      <w:r>
-        <w:rPr>
-          <w:rFonts w:ascii="Times New Roman" w:hAnsi="Times New Roman" w:eastAsia="Times New Roman" w:cs="Times New Roman"/>
-          <w:vertAlign w:val="superscript"/>
-        </w:rPr>
-        <w:t>+</w:t>
-      </w:r>
-      <w:r>
-        <w:rPr>
-          <w:rFonts w:ascii="Times New Roman" w:hAnsi="Times New Roman" w:eastAsia="Times New Roman" w:cs="Times New Roman"/>
-        </w:rPr>
-        <w:t xml:space="preserve"> + OH</w:t>
-      </w:r>
-      <w:r>
-        <w:rPr>
-          <w:rFonts w:ascii="Times New Roman" w:hAnsi="Times New Roman" w:eastAsia="Times New Roman" w:cs="Times New Roman"/>
-          <w:vertAlign w:val="superscript"/>
-        </w:rPr>
-        <w:t>-</w:t>
-      </w:r>
-      <w:r>
-        <w:rPr>
-          <w:rFonts w:ascii="Times New Roman" w:hAnsi="Times New Roman" w:eastAsia="Times New Roman" w:cs="Times New Roman"/>
-        </w:rPr>
-        <w:t xml:space="preserve"> </w:t>
-      </w:r>
-      <w:r>
-        <w:rPr>
-          <w:rFonts w:hint="eastAsia" w:ascii="Times New Roman" w:hAnsi="Times New Roman" w:eastAsia="FangSong" w:cs="Times New Roman"/>
-        </w:rPr>
-        <w:t xml:space="preserve">直接出</w:t>
-      </w:r>
-      <w:r>
-        <w:rPr>
-          <w:rFonts w:ascii="Times New Roman" w:hAnsi="Times New Roman" w:eastAsia="Times New Roman" w:cs="Times New Roman"/>
-        </w:rPr>
-        <w:t xml:space="preserve"> Ag</w:t>
-      </w:r>
-      <w:r>
-        <w:rPr>
-          <w:rFonts w:ascii="Times New Roman" w:hAnsi="Times New Roman" w:eastAsia="Times New Roman" w:cs="Times New Roman"/>
-          <w:vertAlign w:val="subscript"/>
-        </w:rPr>
-        <w:t>2</w:t>
-      </w:r>
-      <w:r>
-        <w:rPr>
-          <w:rFonts w:ascii="Times New Roman" w:hAnsi="Times New Roman" w:eastAsia="Times New Roman" w:cs="Times New Roman"/>
-        </w:rPr>
-        <w:t xml:space="preserve">O </w:t>
-      </w:r>
-      <w:r>
-        <w:rPr>
-          <w:rFonts w:hint="eastAsia" w:ascii="Times New Roman" w:hAnsi="Times New Roman" w:eastAsia="FangSong" w:cs="Times New Roman"/>
-        </w:rPr>
-        <w:t>棕色沉淀</w:t>
-      </w:r>
-      <w:r>
-        <w:rPr>
-          <w:rFonts w:hint="eastAsia" w:ascii="Times New Roman" w:hAnsi="Times New Roman" w:eastAsia="Times New Roman" w:cs="Times New Roman"/>
-        </w:rPr>
-        <w:t>（AgOH</w:t>
-      </w:r>
-      <w:r>
-        <w:rPr>
-          <w:rFonts w:ascii="Times New Roman" w:hAnsi="Times New Roman" w:eastAsia="Times New Roman" w:cs="Times New Roman"/>
-        </w:rPr>
-        <w:t xml:space="preserve"> </w:t>
-      </w:r>
-      <w:r>
-        <w:rPr>
-          <w:rFonts w:hint="eastAsia" w:ascii="Times New Roman" w:hAnsi="Times New Roman" w:eastAsia="FangSong" w:cs="Times New Roman"/>
-        </w:rPr>
-        <w:t xml:space="preserve">仅</w:t>
-      </w:r>
-      <w:r>
-        <w:rPr>
-          <w:rFonts w:ascii="Times New Roman" w:hAnsi="Times New Roman" w:eastAsia="Times New Roman" w:cs="Times New Roman"/>
-        </w:rPr>
-        <w:t xml:space="preserve"> −45°C </w:t>
-      </w:r>
-      <w:r>
-        <w:rPr>
-          <w:rFonts w:hint="eastAsia" w:ascii="Times New Roman" w:hAnsi="Times New Roman" w:eastAsia="FangSong" w:cs="Times New Roman"/>
-        </w:rPr>
-        <w:t>以下短暂存在</w:t>
-      </w:r>
-      <w:r>
-        <w:rPr>
-          <w:rFonts w:hint="eastAsia" w:ascii="Times New Roman" w:hAnsi="Times New Roman" w:eastAsia="Times New Roman" w:cs="Times New Roman"/>
-        </w:rPr>
-        <w:t>）。</w:t>
-      </w:r>
-      <w:r>
-        <w:rPr>
-          <w:rFonts w:hint="eastAsia" w:ascii="Times New Roman" w:hAnsi="Times New Roman" w:eastAsia="FangSong" w:cs="Times New Roman"/>
-        </w:rPr>
-        <w:t>课本常用</w:t>
-      </w:r>
-      <w:r>
-        <w:rPr>
-          <w:rFonts w:ascii="Times New Roman" w:hAnsi="Times New Roman" w:eastAsia="Times New Roman" w:cs="Times New Roman"/>
-        </w:rPr>
-        <w:t xml:space="preserve"> AgOH </w:t>
-      </w:r>
-      <w:r>
-        <w:rPr>
-          <w:rFonts w:hint="eastAsia" w:ascii="Times New Roman" w:hAnsi="Times New Roman" w:eastAsia="FangSong" w:cs="Times New Roman"/>
-        </w:rPr>
-        <w:t>表达分步</w:t>
-      </w:r>
-      <w:r>
-        <w:rPr>
-          <w:rFonts w:hint="eastAsia" w:ascii="Times New Roman" w:hAnsi="Times New Roman" w:eastAsia="Times New Roman" w:cs="Times New Roman"/>
-        </w:rPr>
-        <w:t>，</w:t>
-      </w:r>
-      <w:r>
-        <w:rPr>
-          <w:rFonts w:hint="eastAsia" w:ascii="Times New Roman" w:hAnsi="Times New Roman" w:eastAsia="FangSong" w:cs="Times New Roman"/>
-        </w:rPr>
-        <w:t>实际写</w:t>
-      </w:r>
-      <w:r>
-        <w:rPr>
-          <w:rFonts w:ascii="Times New Roman" w:hAnsi="Times New Roman" w:eastAsia="Times New Roman" w:cs="Times New Roman"/>
-        </w:rPr>
-        <w:t xml:space="preserve"> Ag</w:t>
-      </w:r>
-      <w:r>
-        <w:rPr>
-          <w:rFonts w:ascii="Times New Roman" w:hAnsi="Times New Roman" w:eastAsia="Times New Roman" w:cs="Times New Roman"/>
-          <w:vertAlign w:val="subscript"/>
-        </w:rPr>
-        <w:t>2</w:t>
-      </w:r>
-      <w:r>
-        <w:rPr>
-          <w:rFonts w:ascii="Times New Roman" w:hAnsi="Times New Roman" w:eastAsia="Times New Roman" w:cs="Times New Roman"/>
-        </w:rPr>
-        <w:t xml:space="preserve">O </w:t>
-      </w:r>
-      <w:r>
-        <w:rPr>
-          <w:rFonts w:hint="eastAsia" w:ascii="Times New Roman" w:hAnsi="Times New Roman" w:eastAsia="FangSong" w:cs="Times New Roman"/>
-        </w:rPr>
-        <w:t>更准确</w:t>
-      </w:r>
-      <w:r>
-        <w:rPr>
-          <w:rFonts w:hint="eastAsia" w:ascii="Times New Roman" w:hAnsi="Times New Roman" w:eastAsia="Times New Roman" w:cs="Times New Roman"/>
-        </w:rPr>
-        <w:t>。</w:t>
-      </w:r>
-      <w:r>
-        <w:rPr>
-          <w:rFonts w:ascii="Times New Roman" w:hAnsi="Times New Roman" w:eastAsia="Times New Roman" w:cs="Times New Roman"/>
-        </w:rPr>
-        <w:t xml:space="preserve"> </w:t>
-      </w:r>
-      <w:r>
-        <w:rPr>
-          <w:rFonts w:hint="eastAsia" w:ascii="Times New Roman" w:hAnsi="Times New Roman" w:eastAsia="FangSong" w:cs="Times New Roman"/>
-          <w:b/>
-          <w:bCs/>
-        </w:rPr>
-        <w:t xml:space="preserve">银镜反应</w:t>
-      </w:r>
-      <w:r>
-        <w:rPr>
-          <w:rFonts w:hint="eastAsia" w:ascii="Times New Roman" w:hAnsi="Times New Roman" w:eastAsia="Times New Roman" w:cs="Times New Roman"/>
-        </w:rPr>
-        <w:t xml:space="preserve">（Tollens</w:t>
-      </w:r>
-      <w:r>
-        <w:rPr>
-          <w:rFonts w:ascii="Times New Roman" w:hAnsi="Times New Roman" w:eastAsia="Times New Roman" w:cs="Times New Roman"/>
-        </w:rPr>
-        <w:t xml:space="preserve"> </w:t>
-      </w:r>
-      <w:r>
-        <w:rPr>
-          <w:rFonts w:hint="eastAsia" w:ascii="Times New Roman" w:hAnsi="Times New Roman" w:eastAsia="FangSong" w:cs="Times New Roman"/>
-        </w:rPr>
-        <w:t>试剂</w:t>
-      </w:r>
-      <w:r>
-        <w:rPr>
-          <w:rFonts w:hint="eastAsia" w:ascii="Times New Roman" w:hAnsi="Times New Roman" w:eastAsia="Times New Roman" w:cs="Times New Roman"/>
-        </w:rPr>
-        <w:t>，</w:t>
-      </w:r>
-      <w:r>
-        <w:rPr>
-          <w:rFonts w:hint="eastAsia" w:ascii="Times New Roman" w:hAnsi="Times New Roman" w:eastAsia="FangSong" w:cs="Times New Roman"/>
-        </w:rPr>
-        <w:t>醛基检验</w:t>
-      </w:r>
-      <w:r>
-        <w:rPr>
-          <w:rFonts w:hint="eastAsia" w:ascii="Times New Roman" w:hAnsi="Times New Roman" w:eastAsia="Times New Roman" w:cs="Times New Roman"/>
-        </w:rPr>
-        <w:t>）：</w:t>
-      </w:r>
-      <w:r>
-        <w:rPr>
-          <w:rFonts w:ascii="Times New Roman" w:hAnsi="Times New Roman" w:eastAsia="Times New Roman" w:cs="Times New Roman"/>
-        </w:rPr>
-        <w:t xml:space="preserve"> </w:t>
-      </w:r>
-      <w:r>
-        <w:rPr>
-          <w:rFonts w:ascii="Times New Roman" w:hAnsi="Times New Roman" w:eastAsia="Times New Roman" w:cs="Times New Roman"/>
-        </w:rPr>
-        <w:t>RCHO + 2[Ag(NH</w:t>
-      </w:r>
-      <w:r>
-        <w:rPr>
-          <w:rFonts w:ascii="Times New Roman" w:hAnsi="Times New Roman" w:eastAsia="Times New Roman" w:cs="Times New Roman"/>
-          <w:vertAlign w:val="subscript"/>
-        </w:rPr>
-        <w:t>3</w:t>
-      </w:r>
-      <w:r>
-        <w:rPr>
-          <w:rFonts w:ascii="Times New Roman" w:hAnsi="Times New Roman" w:eastAsia="Times New Roman" w:cs="Times New Roman"/>
-        </w:rPr>
-        <w:t>)</w:t>
-      </w:r>
-      <w:r>
-        <w:rPr>
-          <w:rFonts w:ascii="Times New Roman" w:hAnsi="Times New Roman" w:eastAsia="Times New Roman" w:cs="Times New Roman"/>
-          <w:vertAlign w:val="subscript"/>
-        </w:rPr>
-        <w:t>2</w:t>
-      </w:r>
-      <w:r>
-        <w:rPr>
-          <w:rFonts w:ascii="Times New Roman" w:hAnsi="Times New Roman" w:eastAsia="Times New Roman" w:cs="Times New Roman"/>
-        </w:rPr>
-        <w:t>]</w:t>
-      </w:r>
-      <w:r>
-        <w:rPr>
-          <w:rFonts w:ascii="Times New Roman" w:hAnsi="Times New Roman" w:eastAsia="Times New Roman" w:cs="Times New Roman"/>
-          <w:vertAlign w:val="superscript"/>
-        </w:rPr>
-        <w:t>+</w:t>
-      </w:r>
-      <w:r>
-        <w:rPr>
-          <w:rFonts w:ascii="Times New Roman" w:hAnsi="Times New Roman" w:eastAsia="Times New Roman" w:cs="Times New Roman"/>
-        </w:rPr>
-        <w:t xml:space="preserve"> + 3OH</w:t>
-      </w:r>
-      <w:r>
-        <w:rPr>
-          <w:rFonts w:ascii="Times New Roman" w:hAnsi="Times New Roman" w:eastAsia="Times New Roman" w:cs="Times New Roman"/>
-          <w:vertAlign w:val="superscript"/>
-        </w:rPr>
-        <w:t>-</w:t>
-      </w:r>
-      <w:r>
-        <w:rPr>
-          <w:rFonts w:ascii="Times New Roman" w:hAnsi="Times New Roman" w:eastAsia="Times New Roman" w:cs="Times New Roman"/>
-        </w:rPr>
-        <w:t xml:space="preserve"> → RCOO</w:t>
-      </w:r>
-      <w:r>
-        <w:rPr>
-          <w:rFonts w:ascii="Times New Roman" w:hAnsi="Times New Roman" w:eastAsia="Times New Roman" w:cs="Times New Roman"/>
-          <w:vertAlign w:val="superscript"/>
-        </w:rPr>
-        <w:t>-</w:t>
-      </w:r>
-      <w:r>
-        <w:rPr>
-          <w:rFonts w:ascii="Times New Roman" w:hAnsi="Times New Roman" w:eastAsia="Times New Roman" w:cs="Times New Roman"/>
-        </w:rPr>
-        <w:t xml:space="preserve"> + 2Ag↓ + 4NH</w:t>
-      </w:r>
-      <w:r>
-        <w:rPr>
-          <w:rFonts w:ascii="Times New Roman" w:hAnsi="Times New Roman" w:eastAsia="Times New Roman" w:cs="Times New Roman"/>
-          <w:vertAlign w:val="subscript"/>
-        </w:rPr>
-        <w:t>3</w:t>
-      </w:r>
-      <w:r>
-        <w:rPr>
-          <w:rFonts w:ascii="Times New Roman" w:hAnsi="Times New Roman" w:eastAsia="Times New Roman" w:cs="Times New Roman"/>
-        </w:rPr>
-        <w:t xml:space="preserve"> + 2H</w:t>
-      </w:r>
-      <w:r>
-        <w:rPr>
-          <w:rFonts w:ascii="Times New Roman" w:hAnsi="Times New Roman" w:eastAsia="Times New Roman" w:cs="Times New Roman"/>
-          <w:vertAlign w:val="subscript"/>
-        </w:rPr>
-        <w:t>2</w:t>
-      </w:r>
-      <w:r>
-        <w:rPr>
-          <w:rFonts w:ascii="Times New Roman" w:hAnsi="Times New Roman" w:eastAsia="Times New Roman" w:cs="Times New Roman"/>
-        </w:rPr>
-        <w:t>O</w:t>
-      </w:r>
-      <w:r>
-        <w:rPr>
-          <w:rFonts w:ascii="Times New Roman" w:hAnsi="Times New Roman" w:eastAsia="Times New Roman" w:cs="Times New Roman"/>
-        </w:rPr>
-        <w:t xml:space="preserve"> </w:t>
-      </w:r>
-      <w:r>
-        <w:rPr>
-          <w:rFonts w:hint="eastAsia" w:ascii="Times New Roman" w:hAnsi="Times New Roman" w:eastAsia="FangSong" w:cs="Times New Roman"/>
-        </w:rPr>
-        <w:t>条件</w:t>
-      </w:r>
-      <w:r>
-        <w:rPr>
-          <w:rFonts w:hint="eastAsia" w:ascii="Times New Roman" w:hAnsi="Times New Roman" w:eastAsia="Times New Roman" w:cs="Times New Roman"/>
-        </w:rPr>
-        <w:t>：</w:t>
-      </w:r>
-      <w:r>
-        <w:rPr>
-          <w:rFonts w:hint="eastAsia" w:ascii="Times New Roman" w:hAnsi="Times New Roman" w:eastAsia="FangSong" w:cs="Times New Roman"/>
-        </w:rPr>
-        <w:t>水浴加热</w:t>
-      </w:r>
-      <w:r>
-        <w:rPr>
-          <w:rFonts w:hint="eastAsia" w:ascii="Times New Roman" w:hAnsi="Times New Roman" w:eastAsia="Times New Roman" w:cs="Times New Roman"/>
-        </w:rPr>
-        <w:t>（</w:t>
-      </w:r>
-      <w:r>
-        <w:rPr>
-          <w:rFonts w:hint="eastAsia" w:ascii="Times New Roman" w:hAnsi="Times New Roman" w:eastAsia="FangSong" w:cs="Times New Roman"/>
-        </w:rPr>
-        <w:t>勿直接加热或久置</w:t>
-      </w:r>
-      <w:r>
-        <w:rPr>
-          <w:rFonts w:hint="eastAsia" w:ascii="Times New Roman" w:hAnsi="Times New Roman" w:eastAsia="Times New Roman" w:cs="Times New Roman"/>
-        </w:rPr>
-        <w:t>——Tollens</w:t>
-      </w:r>
-      <w:r>
-        <w:rPr>
-          <w:rFonts w:ascii="Times New Roman" w:hAnsi="Times New Roman" w:eastAsia="Times New Roman" w:cs="Times New Roman"/>
-        </w:rPr>
-        <w:t xml:space="preserve"> </w:t>
-      </w:r>
-      <w:r>
-        <w:rPr>
-          <w:rFonts w:hint="eastAsia" w:ascii="Times New Roman" w:hAnsi="Times New Roman" w:eastAsia="FangSong" w:cs="Times New Roman"/>
-        </w:rPr>
-        <w:t xml:space="preserve">试剂会产生</w:t>
-      </w:r>
-      <w:r>
-        <w:rPr>
-          <w:rFonts w:ascii="Times New Roman" w:hAnsi="Times New Roman" w:eastAsia="Times New Roman" w:cs="Times New Roman"/>
-        </w:rPr>
-        <w:t xml:space="preserve"> Ag</w:t>
-      </w:r>
-      <w:r>
-        <w:rPr>
-          <w:rFonts w:ascii="Times New Roman" w:hAnsi="Times New Roman" w:eastAsia="Times New Roman" w:cs="Times New Roman"/>
-          <w:vertAlign w:val="subscript"/>
-        </w:rPr>
-        <w:t>3</w:t>
-      </w:r>
-      <w:r>
-        <w:rPr>
-          <w:rFonts w:ascii="Times New Roman" w:hAnsi="Times New Roman" w:eastAsia="Times New Roman" w:cs="Times New Roman"/>
-        </w:rPr>
-        <w:t>N、Ag</w:t>
-      </w:r>
-      <w:r>
-        <w:rPr>
-          <w:rFonts w:ascii="Times New Roman" w:hAnsi="Times New Roman" w:eastAsia="Times New Roman" w:cs="Times New Roman"/>
-          <w:vertAlign w:val="subscript"/>
-        </w:rPr>
-        <w:t>2</w:t>
-      </w:r>
-      <w:r>
-        <w:rPr>
-          <w:rFonts w:ascii="Times New Roman" w:hAnsi="Times New Roman" w:eastAsia="Times New Roman" w:cs="Times New Roman"/>
-        </w:rPr>
-        <w:t xml:space="preserve">NH </w:t>
-      </w:r>
-      <w:r>
-        <w:rPr>
-          <w:rFonts w:hint="eastAsia" w:ascii="Times New Roman" w:hAnsi="Times New Roman" w:eastAsia="FangSong" w:cs="Times New Roman"/>
-        </w:rPr>
-        <w:t>等爆炸性沉淀</w:t>
-      </w:r>
-      <w:r>
-        <w:rPr>
-          <w:rFonts w:hint="eastAsia" w:ascii="Times New Roman" w:hAnsi="Times New Roman" w:eastAsia="Times New Roman" w:cs="Times New Roman"/>
-        </w:rPr>
-        <w:t>（</w:t>
-      </w:r>
-      <w:r>
-        <w:rPr>
-          <w:rFonts w:hint="eastAsia" w:ascii="Times New Roman" w:hAnsi="Times New Roman" w:eastAsia="FangSong" w:cs="Times New Roman"/>
-        </w:rPr>
-        <w:t>雷银</w:t>
-      </w:r>
-      <w:r>
-        <w:rPr>
-          <w:rFonts w:hint="eastAsia" w:ascii="Times New Roman" w:hAnsi="Times New Roman" w:eastAsia="Times New Roman" w:cs="Times New Roman"/>
-        </w:rPr>
-        <w:t>），</w:t>
-      </w:r>
-      <w:r>
-        <w:rPr>
-          <w:rFonts w:hint="eastAsia" w:ascii="Times New Roman" w:hAnsi="Times New Roman" w:eastAsia="FangSong" w:cs="Times New Roman"/>
-        </w:rPr>
-        <w:t>现配现用</w:t>
-      </w:r>
-      <w:r>
-        <w:rPr>
-          <w:rFonts w:hint="eastAsia" w:ascii="Times New Roman" w:hAnsi="Times New Roman" w:eastAsia="Times New Roman" w:cs="Times New Roman"/>
-        </w:rPr>
-        <w:t>、</w:t>
-      </w:r>
-      <w:r>
-        <w:rPr>
-          <w:rFonts w:hint="eastAsia" w:ascii="Times New Roman" w:hAnsi="Times New Roman" w:eastAsia="FangSong" w:cs="Times New Roman"/>
-        </w:rPr>
-        <w:t>余液及时酸化销毁</w:t>
-      </w:r>
-      <w:r>
-        <w:rPr>
-          <w:rFonts w:hint="eastAsia" w:ascii="Times New Roman" w:hAnsi="Times New Roman" w:eastAsia="Times New Roman" w:cs="Times New Roman"/>
-        </w:rPr>
-        <w:t>）。</w:t>
-      </w:r>
     </w:p>
     <w:p>
       <w:pPr>
-        <w:pStyle w:val="BodyText"/>
+        <w:pStyle w:val="Compact"/>
+        <w:numPr>
+          <w:ilvl w:val="0"/>
+          <w:numId w:val="1001"/>
+        </w:numPr>
+        <w:ind w:firstLine="420"/>
+      </w:pPr>
+      <w:r>
+        <w:rPr>
+          <w:rFonts w:ascii="Times New Roman" w:hAnsi="Times New Roman" w:eastAsia="Times New Roman" w:cs="Times New Roman"/>
+        </w:rPr>
+        <w:t>Ag</w:t>
+      </w:r>
+      <w:r>
+        <w:rPr>
+          <w:rFonts w:ascii="Times New Roman" w:hAnsi="Times New Roman" w:eastAsia="Times New Roman" w:cs="Times New Roman"/>
+          <w:vertAlign w:val="superscript"/>
+        </w:rPr>
+        <w:t>+</w:t>
+      </w:r>
+      <w:r>
+        <w:rPr>
+          <w:rFonts w:ascii="Times New Roman" w:hAnsi="Times New Roman" w:eastAsia="Times New Roman" w:cs="Times New Roman"/>
+        </w:rPr>
+        <w:t xml:space="preserve"> + NH</w:t>
+      </w:r>
+      <w:r>
+        <w:rPr>
+          <w:rFonts w:ascii="Times New Roman" w:hAnsi="Times New Roman" w:eastAsia="Times New Roman" w:cs="Times New Roman"/>
+          <w:vertAlign w:val="subscript"/>
+        </w:rPr>
+        <w:t>3</w:t>
+      </w:r>
+      <w:r>
+        <w:rPr>
+          <w:rFonts w:ascii="Times New Roman" w:hAnsi="Times New Roman" w:eastAsia="Times New Roman" w:cs="Times New Roman"/>
+        </w:rPr>
+        <w:t>·H</w:t>
+      </w:r>
+      <w:r>
+        <w:rPr>
+          <w:rFonts w:ascii="Times New Roman" w:hAnsi="Times New Roman" w:eastAsia="Times New Roman" w:cs="Times New Roman"/>
+          <w:vertAlign w:val="subscript"/>
+        </w:rPr>
+        <w:t>2</w:t>
+      </w:r>
+      <w:r>
+        <w:rPr>
+          <w:rFonts w:ascii="Times New Roman" w:hAnsi="Times New Roman" w:eastAsia="Times New Roman" w:cs="Times New Roman"/>
+        </w:rPr>
+        <w:t xml:space="preserve">O → </w:t>
+      </w:r>
+      <w:r>
+        <w:rPr>
+          <w:rFonts w:hint="eastAsia" w:ascii="Times New Roman" w:hAnsi="Times New Roman" w:eastAsia="Times New Roman" w:cs="Times New Roman"/>
+        </w:rPr>
+        <w:t>AgOH↓(</w:t>
+      </w:r>
+      <w:r>
+        <w:rPr>
+          <w:rFonts w:hint="eastAsia" w:ascii="Times New Roman" w:hAnsi="Times New Roman" w:eastAsia="FangSong" w:cs="Times New Roman"/>
+        </w:rPr>
+        <w:t>白</w:t>
+      </w:r>
+      <w:r>
+        <w:rPr>
+          <w:rFonts w:hint="eastAsia" w:ascii="Times New Roman" w:hAnsi="Times New Roman" w:eastAsia="Times New Roman" w:cs="Times New Roman"/>
+        </w:rPr>
+        <w:t>)</w:t>
+      </w:r>
+      <w:r>
+        <w:rPr>
+          <w:rFonts w:ascii="Times New Roman" w:hAnsi="Times New Roman" w:eastAsia="Times New Roman" w:cs="Times New Roman"/>
+        </w:rPr>
+        <w:t xml:space="preserve"> + NH</w:t>
+      </w:r>
+      <w:r>
+        <w:rPr>
+          <w:rFonts w:ascii="Times New Roman" w:hAnsi="Times New Roman" w:eastAsia="Times New Roman" w:cs="Times New Roman"/>
+          <w:vertAlign w:val="subscript"/>
+        </w:rPr>
+        <w:t>4</w:t>
+      </w:r>
+      <w:r>
+        <w:rPr>
+          <w:rFonts w:ascii="Times New Roman" w:hAnsi="Times New Roman" w:eastAsia="Times New Roman" w:cs="Times New Roman"/>
+          <w:vertAlign w:val="superscript"/>
+        </w:rPr>
+        <w:t>+</w:t>
+      </w:r>
+    </w:p>
+    <w:p>
+      <w:pPr>
+        <w:pStyle w:val="Compact"/>
+        <w:numPr>
+          <w:ilvl w:val="0"/>
+          <w:numId w:val="1001"/>
+        </w:numPr>
+        <w:ind w:firstLine="420"/>
+      </w:pPr>
+      <w:r>
+        <w:rPr>
+          <w:rFonts w:ascii="Times New Roman" w:hAnsi="Times New Roman" w:eastAsia="Times New Roman" w:cs="Times New Roman"/>
+        </w:rPr>
+        <w:t xml:space="preserve">AgOH + </w:t>
+      </w:r>
+      <w:r>
+        <w:rPr>
+          <w:rFonts w:hint="eastAsia" w:ascii="Times New Roman" w:hAnsi="Times New Roman" w:eastAsia="Times New Roman" w:cs="Times New Roman"/>
+        </w:rPr>
+        <w:t>2NH</w:t>
+      </w:r>
+      <w:r>
+        <w:rPr>
+          <w:rFonts w:hint="eastAsia" w:ascii="Times New Roman" w:hAnsi="Times New Roman" w:eastAsia="Times New Roman" w:cs="Times New Roman"/>
+          <w:vertAlign w:val="subscript"/>
+        </w:rPr>
+        <w:t>3</w:t>
+      </w:r>
+      <w:r>
+        <w:rPr>
+          <w:rFonts w:hint="eastAsia" w:ascii="Times New Roman" w:hAnsi="Times New Roman" w:eastAsia="Times New Roman" w:cs="Times New Roman"/>
+        </w:rPr>
+        <w:t>·H</w:t>
+      </w:r>
+      <w:r>
+        <w:rPr>
+          <w:rFonts w:hint="eastAsia" w:ascii="Times New Roman" w:hAnsi="Times New Roman" w:eastAsia="Times New Roman" w:cs="Times New Roman"/>
+          <w:vertAlign w:val="subscript"/>
+        </w:rPr>
+        <w:t>2</w:t>
+      </w:r>
+      <w:r>
+        <w:rPr>
+          <w:rFonts w:hint="eastAsia" w:ascii="Times New Roman" w:hAnsi="Times New Roman" w:eastAsia="Times New Roman" w:cs="Times New Roman"/>
+        </w:rPr>
+        <w:t>O(</w:t>
+      </w:r>
+      <w:r>
+        <w:rPr>
+          <w:rFonts w:hint="eastAsia" w:ascii="Times New Roman" w:hAnsi="Times New Roman" w:eastAsia="FangSong" w:cs="Times New Roman"/>
+        </w:rPr>
+        <w:t>过量</w:t>
+      </w:r>
+      <w:r>
+        <w:rPr>
+          <w:rFonts w:hint="eastAsia" w:ascii="Times New Roman" w:hAnsi="Times New Roman" w:eastAsia="Times New Roman" w:cs="Times New Roman"/>
+        </w:rPr>
+        <w:t>)</w:t>
+      </w:r>
+      <w:r>
+        <w:rPr>
+          <w:rFonts w:ascii="Times New Roman" w:hAnsi="Times New Roman" w:eastAsia="Times New Roman" w:cs="Times New Roman"/>
+        </w:rPr>
+        <w:t xml:space="preserve"> → [Ag(NH</w:t>
+      </w:r>
+      <w:r>
+        <w:rPr>
+          <w:rFonts w:ascii="Times New Roman" w:hAnsi="Times New Roman" w:eastAsia="Times New Roman" w:cs="Times New Roman"/>
+          <w:vertAlign w:val="subscript"/>
+        </w:rPr>
+        <w:t>3</w:t>
+      </w:r>
+      <w:r>
+        <w:rPr>
+          <w:rFonts w:ascii="Times New Roman" w:hAnsi="Times New Roman" w:eastAsia="Times New Roman" w:cs="Times New Roman"/>
+        </w:rPr>
+        <w:t>)</w:t>
+      </w:r>
+      <w:r>
+        <w:rPr>
+          <w:rFonts w:ascii="Times New Roman" w:hAnsi="Times New Roman" w:eastAsia="Times New Roman" w:cs="Times New Roman"/>
+          <w:vertAlign w:val="subscript"/>
+        </w:rPr>
+        <w:t>2</w:t>
+      </w:r>
+      <w:r>
+        <w:rPr>
+          <w:rFonts w:ascii="Times New Roman" w:hAnsi="Times New Roman" w:eastAsia="Times New Roman" w:cs="Times New Roman"/>
+        </w:rPr>
+        <w:t>]</w:t>
+      </w:r>
+      <w:r>
+        <w:rPr>
+          <w:rFonts w:ascii="Times New Roman" w:hAnsi="Times New Roman" w:eastAsia="Times New Roman" w:cs="Times New Roman"/>
+          <w:vertAlign w:val="superscript"/>
+        </w:rPr>
+        <w:t>+</w:t>
+      </w:r>
+      <w:r>
+        <w:rPr>
+          <w:rFonts w:ascii="Times New Roman" w:hAnsi="Times New Roman" w:eastAsia="Times New Roman" w:cs="Times New Roman"/>
+        </w:rPr>
+        <w:t xml:space="preserve"> + OH</w:t>
+      </w:r>
+      <w:r>
+        <w:rPr>
+          <w:rFonts w:ascii="Times New Roman" w:hAnsi="Times New Roman" w:eastAsia="Times New Roman" w:cs="Times New Roman"/>
+          <w:vertAlign w:val="superscript"/>
+        </w:rPr>
+        <w:t>-</w:t>
+      </w:r>
+      <w:r>
+        <w:rPr>
+          <w:rFonts w:ascii="Times New Roman" w:hAnsi="Times New Roman" w:eastAsia="Times New Roman" w:cs="Times New Roman"/>
+        </w:rPr>
+        <w:t xml:space="preserve"> + 2H</w:t>
+      </w:r>
+      <w:r>
+        <w:rPr>
+          <w:rFonts w:ascii="Times New Roman" w:hAnsi="Times New Roman" w:eastAsia="Times New Roman" w:cs="Times New Roman"/>
+          <w:vertAlign w:val="subscript"/>
+        </w:rPr>
+        <w:t>2</w:t>
+      </w:r>
+      <w:r>
+        <w:rPr>
+          <w:rFonts w:ascii="Times New Roman" w:hAnsi="Times New Roman" w:eastAsia="Times New Roman" w:cs="Times New Roman"/>
+        </w:rPr>
+        <w:t>O</w:t>
+      </w:r>
+      <w:r>
+        <w:rPr>
+          <w:rFonts w:ascii="Times New Roman" w:hAnsi="Times New Roman" w:eastAsia="Times New Roman" w:cs="Times New Roman"/>
+        </w:rPr>
+        <w:t xml:space="preserve"> </w:t>
+      </w:r>
+      <w:r>
+        <w:rPr>
+          <w:rFonts w:hint="eastAsia" w:ascii="Times New Roman" w:hAnsi="Times New Roman" w:eastAsia="FangSong" w:cs="Times New Roman"/>
+        </w:rPr>
+        <w:t>现象</w:t>
+      </w:r>
+      <w:r>
+        <w:rPr>
+          <w:rFonts w:hint="eastAsia" w:ascii="Times New Roman" w:hAnsi="Times New Roman" w:eastAsia="Times New Roman" w:cs="Times New Roman"/>
+        </w:rPr>
+        <w:t>：</w:t>
+      </w:r>
+      <w:r>
+        <w:rPr>
+          <w:rFonts w:hint="eastAsia" w:ascii="Times New Roman" w:hAnsi="Times New Roman" w:eastAsia="FangSong" w:cs="Times New Roman"/>
+        </w:rPr>
+        <w:t>白色沉淀</w:t>
+      </w:r>
+      <w:r>
+        <w:rPr>
+          <w:rFonts w:ascii="Times New Roman" w:hAnsi="Times New Roman" w:eastAsia="Times New Roman" w:cs="Times New Roman"/>
+        </w:rPr>
+        <w:t xml:space="preserve"> → </w:t>
+      </w:r>
+      <w:r>
+        <w:rPr>
+          <w:rFonts w:hint="eastAsia" w:ascii="Times New Roman" w:hAnsi="Times New Roman" w:eastAsia="FangSong" w:cs="Times New Roman"/>
+        </w:rPr>
+        <w:t xml:space="preserve">过量</w:t>
+      </w:r>
+      <w:r>
+        <w:rPr>
+          <w:rFonts w:ascii="Times New Roman" w:hAnsi="Times New Roman" w:eastAsia="Times New Roman" w:cs="Times New Roman"/>
+        </w:rPr>
+        <w:t xml:space="preserve"> NH</w:t>
+      </w:r>
+      <w:r>
+        <w:rPr>
+          <w:rFonts w:ascii="Times New Roman" w:hAnsi="Times New Roman" w:eastAsia="Times New Roman" w:cs="Times New Roman"/>
+          <w:vertAlign w:val="subscript"/>
+        </w:rPr>
+        <w:t>3</w:t>
+      </w:r>
+      <w:r>
+        <w:rPr>
+          <w:rFonts w:ascii="Times New Roman" w:hAnsi="Times New Roman" w:eastAsia="Times New Roman" w:cs="Times New Roman"/>
+        </w:rPr>
+        <w:t xml:space="preserve"> → </w:t>
+      </w:r>
+      <w:r>
+        <w:rPr>
+          <w:rFonts w:hint="eastAsia" w:ascii="Times New Roman" w:hAnsi="Times New Roman" w:eastAsia="FangSong" w:cs="Times New Roman"/>
+        </w:rPr>
+        <w:t>溶解</w:t>
+      </w:r>
+      <w:r>
+        <w:rPr>
+          <w:rFonts w:hint="eastAsia" w:ascii="Times New Roman" w:hAnsi="Times New Roman" w:eastAsia="Times New Roman" w:cs="Times New Roman"/>
+        </w:rPr>
+        <w:t>（</w:t>
+      </w:r>
+      <w:r>
+        <w:rPr>
+          <w:rFonts w:hint="eastAsia" w:ascii="Times New Roman" w:hAnsi="Times New Roman" w:eastAsia="FangSong" w:cs="Times New Roman"/>
+        </w:rPr>
+        <w:t>直线形</w:t>
+      </w:r>
+      <w:r>
+        <w:rPr>
+          <w:rFonts w:ascii="Times New Roman" w:hAnsi="Times New Roman" w:eastAsia="Times New Roman" w:cs="Times New Roman"/>
+        </w:rPr>
+        <w:t xml:space="preserve"> </w:t>
+      </w:r>
+      <w:r>
+        <w:rPr>
+          <w:rFonts w:hint="eastAsia" w:ascii="Times New Roman" w:hAnsi="Times New Roman" w:eastAsia="Times New Roman" w:cs="Times New Roman"/>
+        </w:rPr>
+        <w:t>[Ag(NH</w:t>
+      </w:r>
+      <w:r>
+        <w:rPr>
+          <w:rFonts w:hint="eastAsia" w:ascii="Times New Roman" w:hAnsi="Times New Roman" w:eastAsia="Times New Roman" w:cs="Times New Roman"/>
+          <w:vertAlign w:val="subscript"/>
+        </w:rPr>
+        <w:t>3</w:t>
+      </w:r>
+      <w:r>
+        <w:rPr>
+          <w:rFonts w:hint="eastAsia" w:ascii="Times New Roman" w:hAnsi="Times New Roman" w:eastAsia="Times New Roman" w:cs="Times New Roman"/>
+        </w:rPr>
+        <w:t>)</w:t>
+      </w:r>
+      <w:r>
+        <w:rPr>
+          <w:rFonts w:hint="eastAsia" w:ascii="Times New Roman" w:hAnsi="Times New Roman" w:eastAsia="Times New Roman" w:cs="Times New Roman"/>
+          <w:vertAlign w:val="subscript"/>
+        </w:rPr>
+        <w:t>2</w:t>
+      </w:r>
+      <w:r>
+        <w:rPr>
+          <w:rFonts w:hint="eastAsia" w:ascii="Times New Roman" w:hAnsi="Times New Roman" w:eastAsia="Times New Roman" w:cs="Times New Roman"/>
+        </w:rPr>
+        <w:t>]</w:t>
+      </w:r>
+      <w:r>
+        <w:rPr>
+          <w:rFonts w:hint="eastAsia" w:ascii="Times New Roman" w:hAnsi="Times New Roman" w:eastAsia="Times New Roman" w:cs="Times New Roman"/>
+          <w:vertAlign w:val="superscript"/>
+        </w:rPr>
+        <w:t>+</w:t>
+      </w:r>
+      <w:r>
+        <w:rPr>
+          <w:rFonts w:hint="eastAsia" w:ascii="Times New Roman" w:hAnsi="Times New Roman" w:eastAsia="Times New Roman" w:cs="Times New Roman"/>
+        </w:rPr>
+        <w:t>，sp</w:t>
+      </w:r>
+      <w:r>
+        <w:rPr>
+          <w:rFonts w:ascii="Times New Roman" w:hAnsi="Times New Roman" w:eastAsia="Times New Roman" w:cs="Times New Roman"/>
+        </w:rPr>
+        <w:t xml:space="preserve"> </w:t>
+      </w:r>
+      <w:r>
+        <w:rPr>
+          <w:rFonts w:hint="eastAsia" w:ascii="Times New Roman" w:hAnsi="Times New Roman" w:eastAsia="FangSong" w:cs="Times New Roman"/>
+        </w:rPr>
+        <w:t>杂化</w:t>
+      </w:r>
+      <w:r>
+        <w:rPr>
+          <w:rFonts w:hint="eastAsia" w:ascii="Times New Roman" w:hAnsi="Times New Roman" w:eastAsia="Times New Roman" w:cs="Times New Roman"/>
+        </w:rPr>
+        <w:t>，</w:t>
+      </w:r>
+      <w:r>
+        <w:rPr>
+          <w:rFonts w:hint="eastAsia" w:ascii="Times New Roman" w:hAnsi="Times New Roman" w:eastAsia="FangSong" w:cs="Times New Roman"/>
+        </w:rPr>
+        <w:t>见图</w:t>
+      </w:r>
+      <w:r>
+        <w:rPr>
+          <w:rFonts w:ascii="Times New Roman" w:hAnsi="Times New Roman" w:eastAsia="Times New Roman" w:cs="Times New Roman"/>
+        </w:rPr>
+        <w:t xml:space="preserve"> </w:t>
+      </w:r>
+      <w:r>
+        <w:rPr>
+          <w:rFonts w:hint="eastAsia" w:ascii="Times New Roman" w:hAnsi="Times New Roman" w:eastAsia="Times New Roman" w:cs="Times New Roman"/>
+        </w:rPr>
+        <w:t>3）。（</w:t>
+      </w:r>
+      <w:r>
+        <w:rPr>
+          <w:rFonts w:hint="eastAsia" w:ascii="Times New Roman" w:hAnsi="Times New Roman" w:eastAsia="FangSong" w:cs="Times New Roman"/>
+        </w:rPr>
+        <w:t>实际出棕黑色</w:t>
+      </w:r>
+      <w:r>
+        <w:rPr>
+          <w:rFonts w:ascii="Times New Roman" w:hAnsi="Times New Roman" w:eastAsia="Times New Roman" w:cs="Times New Roman"/>
+        </w:rPr>
+        <w:t xml:space="preserve"> Ag</w:t>
+      </w:r>
+      <w:r>
+        <w:rPr>
+          <w:rFonts w:ascii="Times New Roman" w:hAnsi="Times New Roman" w:eastAsia="Times New Roman" w:cs="Times New Roman"/>
+          <w:vertAlign w:val="subscript"/>
+        </w:rPr>
+        <w:t>2</w:t>
+      </w:r>
+      <w:r>
+        <w:rPr>
+          <w:rFonts w:ascii="Times New Roman" w:hAnsi="Times New Roman" w:eastAsia="Times New Roman" w:cs="Times New Roman"/>
+        </w:rPr>
+        <w:t xml:space="preserve">O——AgOH </w:t>
+      </w:r>
+      <w:r>
+        <w:rPr>
+          <w:rFonts w:hint="eastAsia" w:ascii="Times New Roman" w:hAnsi="Times New Roman" w:eastAsia="FangSong" w:cs="Times New Roman"/>
+        </w:rPr>
+        <w:t>仅简化表示</w:t>
+      </w:r>
+      <w:r>
+        <w:rPr>
+          <w:rFonts w:hint="eastAsia" w:ascii="Times New Roman" w:hAnsi="Times New Roman" w:eastAsia="Times New Roman" w:cs="Times New Roman"/>
+        </w:rPr>
+        <w:t>，</w:t>
+      </w:r>
+      <w:r>
+        <w:rPr>
+          <w:rFonts w:hint="eastAsia" w:ascii="Times New Roman" w:hAnsi="Times New Roman" w:eastAsia="FangSong" w:cs="Times New Roman"/>
+        </w:rPr>
+        <w:t>见下</w:t>
+      </w:r>
+      <w:r>
+        <w:rPr>
+          <w:rFonts w:hint="eastAsia" w:ascii="Times New Roman" w:hAnsi="Times New Roman" w:eastAsia="Times New Roman" w:cs="Times New Roman"/>
+        </w:rPr>
+        <w:t>）</w:t>
+      </w:r>
+      <w:r>
+        <w:rPr>
+          <w:rFonts w:ascii="Times New Roman" w:hAnsi="Times New Roman" w:eastAsia="Times New Roman" w:cs="Times New Roman"/>
+        </w:rPr>
+        <w:t xml:space="preserve"> </w:t>
+      </w:r>
+      <w:r>
+        <w:rPr>
+          <w:rFonts w:ascii="Times New Roman" w:hAnsi="Times New Roman" w:eastAsia="Times New Roman" w:cs="Times New Roman"/>
+          <w:b/>
+          <w:bCs/>
+        </w:rPr>
+        <w:t xml:space="preserve">AgOH </w:t>
+      </w:r>
+      <w:r>
+        <w:rPr>
+          <w:rFonts w:hint="eastAsia" w:ascii="Times New Roman" w:hAnsi="Times New Roman" w:eastAsia="FangSong" w:cs="Times New Roman"/>
+          <w:b/>
+          <w:bCs/>
+        </w:rPr>
+        <w:t xml:space="preserve">常温不存在</w:t>
+      </w:r>
+      <w:r>
+        <w:rPr>
+          <w:rFonts w:ascii="Times New Roman" w:hAnsi="Times New Roman" w:eastAsia="Times New Roman" w:cs="Times New Roman"/>
+        </w:rPr>
+        <w:t>——Ag</w:t>
+      </w:r>
+      <w:r>
+        <w:rPr>
+          <w:rFonts w:ascii="Times New Roman" w:hAnsi="Times New Roman" w:eastAsia="Times New Roman" w:cs="Times New Roman"/>
+          <w:vertAlign w:val="superscript"/>
+        </w:rPr>
+        <w:t>+</w:t>
+      </w:r>
+      <w:r>
+        <w:rPr>
+          <w:rFonts w:ascii="Times New Roman" w:hAnsi="Times New Roman" w:eastAsia="Times New Roman" w:cs="Times New Roman"/>
+        </w:rPr>
+        <w:t xml:space="preserve"> + OH</w:t>
+      </w:r>
+      <w:r>
+        <w:rPr>
+          <w:rFonts w:ascii="Times New Roman" w:hAnsi="Times New Roman" w:eastAsia="Times New Roman" w:cs="Times New Roman"/>
+          <w:vertAlign w:val="superscript"/>
+        </w:rPr>
+        <w:t>-</w:t>
+      </w:r>
+      <w:r>
+        <w:rPr>
+          <w:rFonts w:ascii="Times New Roman" w:hAnsi="Times New Roman" w:eastAsia="Times New Roman" w:cs="Times New Roman"/>
+        </w:rPr>
+        <w:t xml:space="preserve"> </w:t>
+      </w:r>
+      <w:r>
+        <w:rPr>
+          <w:rFonts w:hint="eastAsia" w:ascii="Times New Roman" w:hAnsi="Times New Roman" w:eastAsia="FangSong" w:cs="Times New Roman"/>
+        </w:rPr>
+        <w:t xml:space="preserve">直接出</w:t>
+      </w:r>
+      <w:r>
+        <w:rPr>
+          <w:rFonts w:ascii="Times New Roman" w:hAnsi="Times New Roman" w:eastAsia="Times New Roman" w:cs="Times New Roman"/>
+        </w:rPr>
+        <w:t xml:space="preserve"> Ag</w:t>
+      </w:r>
+      <w:r>
+        <w:rPr>
+          <w:rFonts w:ascii="Times New Roman" w:hAnsi="Times New Roman" w:eastAsia="Times New Roman" w:cs="Times New Roman"/>
+          <w:vertAlign w:val="subscript"/>
+        </w:rPr>
+        <w:t>2</w:t>
+      </w:r>
+      <w:r>
+        <w:rPr>
+          <w:rFonts w:ascii="Times New Roman" w:hAnsi="Times New Roman" w:eastAsia="Times New Roman" w:cs="Times New Roman"/>
+        </w:rPr>
+        <w:t xml:space="preserve">O </w:t>
+      </w:r>
+      <w:r>
+        <w:rPr>
+          <w:rFonts w:hint="eastAsia" w:ascii="Times New Roman" w:hAnsi="Times New Roman" w:eastAsia="FangSong" w:cs="Times New Roman"/>
+        </w:rPr>
+        <w:t>棕色沉淀</w:t>
+      </w:r>
+      <w:r>
+        <w:rPr>
+          <w:rFonts w:hint="eastAsia" w:ascii="Times New Roman" w:hAnsi="Times New Roman" w:eastAsia="Times New Roman" w:cs="Times New Roman"/>
+        </w:rPr>
+        <w:t>（AgOH</w:t>
+      </w:r>
+      <w:r>
+        <w:rPr>
+          <w:rFonts w:ascii="Times New Roman" w:hAnsi="Times New Roman" w:eastAsia="Times New Roman" w:cs="Times New Roman"/>
+        </w:rPr>
+        <w:t xml:space="preserve"> </w:t>
+      </w:r>
+      <w:r>
+        <w:rPr>
+          <w:rFonts w:hint="eastAsia" w:ascii="Times New Roman" w:hAnsi="Times New Roman" w:eastAsia="FangSong" w:cs="Times New Roman"/>
+        </w:rPr>
+        <w:t xml:space="preserve">仅</w:t>
+      </w:r>
+      <w:r>
+        <w:rPr>
+          <w:rFonts w:ascii="Times New Roman" w:hAnsi="Times New Roman" w:eastAsia="Times New Roman" w:cs="Times New Roman"/>
+        </w:rPr>
+        <w:t xml:space="preserve"> −45°C </w:t>
+      </w:r>
+      <w:r>
+        <w:rPr>
+          <w:rFonts w:hint="eastAsia" w:ascii="Times New Roman" w:hAnsi="Times New Roman" w:eastAsia="FangSong" w:cs="Times New Roman"/>
+        </w:rPr>
+        <w:t>以下短暂存在</w:t>
+      </w:r>
+      <w:r>
+        <w:rPr>
+          <w:rFonts w:hint="eastAsia" w:ascii="Times New Roman" w:hAnsi="Times New Roman" w:eastAsia="Times New Roman" w:cs="Times New Roman"/>
+        </w:rPr>
+        <w:t>）。</w:t>
+      </w:r>
+      <w:r>
+        <w:rPr>
+          <w:rFonts w:hint="eastAsia" w:ascii="Times New Roman" w:hAnsi="Times New Roman" w:eastAsia="FangSong" w:cs="Times New Roman"/>
+        </w:rPr>
+        <w:t>课本常用</w:t>
+      </w:r>
+      <w:r>
+        <w:rPr>
+          <w:rFonts w:ascii="Times New Roman" w:hAnsi="Times New Roman" w:eastAsia="Times New Roman" w:cs="Times New Roman"/>
+        </w:rPr>
+        <w:t xml:space="preserve"> AgOH </w:t>
+      </w:r>
+      <w:r>
+        <w:rPr>
+          <w:rFonts w:hint="eastAsia" w:ascii="Times New Roman" w:hAnsi="Times New Roman" w:eastAsia="FangSong" w:cs="Times New Roman"/>
+        </w:rPr>
+        <w:t>表达分步</w:t>
+      </w:r>
+      <w:r>
+        <w:rPr>
+          <w:rFonts w:hint="eastAsia" w:ascii="Times New Roman" w:hAnsi="Times New Roman" w:eastAsia="Times New Roman" w:cs="Times New Roman"/>
+        </w:rPr>
+        <w:t>，</w:t>
+      </w:r>
+      <w:r>
+        <w:rPr>
+          <w:rFonts w:hint="eastAsia" w:ascii="Times New Roman" w:hAnsi="Times New Roman" w:eastAsia="FangSong" w:cs="Times New Roman"/>
+        </w:rPr>
+        <w:t>实际写</w:t>
+      </w:r>
+      <w:r>
+        <w:rPr>
+          <w:rFonts w:ascii="Times New Roman" w:hAnsi="Times New Roman" w:eastAsia="Times New Roman" w:cs="Times New Roman"/>
+        </w:rPr>
+        <w:t xml:space="preserve"> Ag</w:t>
+      </w:r>
+      <w:r>
+        <w:rPr>
+          <w:rFonts w:ascii="Times New Roman" w:hAnsi="Times New Roman" w:eastAsia="Times New Roman" w:cs="Times New Roman"/>
+          <w:vertAlign w:val="subscript"/>
+        </w:rPr>
+        <w:t>2</w:t>
+      </w:r>
+      <w:r>
+        <w:rPr>
+          <w:rFonts w:ascii="Times New Roman" w:hAnsi="Times New Roman" w:eastAsia="Times New Roman" w:cs="Times New Roman"/>
+        </w:rPr>
+        <w:t xml:space="preserve">O </w:t>
+      </w:r>
+      <w:r>
+        <w:rPr>
+          <w:rFonts w:hint="eastAsia" w:ascii="Times New Roman" w:hAnsi="Times New Roman" w:eastAsia="FangSong" w:cs="Times New Roman"/>
+        </w:rPr>
+        <w:t>更准确</w:t>
+      </w:r>
+      <w:r>
+        <w:rPr>
+          <w:rFonts w:hint="eastAsia" w:ascii="Times New Roman" w:hAnsi="Times New Roman" w:eastAsia="Times New Roman" w:cs="Times New Roman"/>
+        </w:rPr>
+        <w:t>。</w:t>
+      </w:r>
+      <w:r>
+        <w:rPr>
+          <w:rFonts w:ascii="Times New Roman" w:hAnsi="Times New Roman" w:eastAsia="Times New Roman" w:cs="Times New Roman"/>
+        </w:rPr>
+        <w:t xml:space="preserve"> </w:t>
+      </w:r>
+      <w:r>
+        <w:rPr>
+          <w:rFonts w:hint="eastAsia" w:ascii="Times New Roman" w:hAnsi="Times New Roman" w:eastAsia="FangSong" w:cs="Times New Roman"/>
+          <w:b/>
+          <w:bCs/>
+        </w:rPr>
+        <w:t xml:space="preserve">银镜反应</w:t>
+      </w:r>
+      <w:r>
+        <w:rPr>
+          <w:rFonts w:hint="eastAsia" w:ascii="Times New Roman" w:hAnsi="Times New Roman" w:eastAsia="Times New Roman" w:cs="Times New Roman"/>
+        </w:rPr>
+        <w:t xml:space="preserve">（Tollens</w:t>
+      </w:r>
+      <w:r>
+        <w:rPr>
+          <w:rFonts w:ascii="Times New Roman" w:hAnsi="Times New Roman" w:eastAsia="Times New Roman" w:cs="Times New Roman"/>
+        </w:rPr>
+        <w:t xml:space="preserve"> </w:t>
+      </w:r>
+      <w:r>
+        <w:rPr>
+          <w:rFonts w:hint="eastAsia" w:ascii="Times New Roman" w:hAnsi="Times New Roman" w:eastAsia="FangSong" w:cs="Times New Roman"/>
+        </w:rPr>
+        <w:t>试剂</w:t>
+      </w:r>
+      <w:r>
+        <w:rPr>
+          <w:rFonts w:hint="eastAsia" w:ascii="Times New Roman" w:hAnsi="Times New Roman" w:eastAsia="Times New Roman" w:cs="Times New Roman"/>
+        </w:rPr>
+        <w:t>，</w:t>
+      </w:r>
+      <w:r>
+        <w:rPr>
+          <w:rFonts w:hint="eastAsia" w:ascii="Times New Roman" w:hAnsi="Times New Roman" w:eastAsia="FangSong" w:cs="Times New Roman"/>
+        </w:rPr>
+        <w:t>醛基检验</w:t>
+      </w:r>
+      <w:r>
+        <w:rPr>
+          <w:rFonts w:hint="eastAsia" w:ascii="Times New Roman" w:hAnsi="Times New Roman" w:eastAsia="Times New Roman" w:cs="Times New Roman"/>
+        </w:rPr>
+        <w:t>）：</w:t>
+      </w:r>
+      <w:r>
+        <w:rPr>
+          <w:rFonts w:ascii="Times New Roman" w:hAnsi="Times New Roman" w:eastAsia="Times New Roman" w:cs="Times New Roman"/>
+        </w:rPr>
+        <w:t xml:space="preserve"> </w:t>
+      </w:r>
+      <w:r>
+        <w:rPr>
+          <w:rFonts w:ascii="Times New Roman" w:hAnsi="Times New Roman" w:eastAsia="Times New Roman" w:cs="Times New Roman"/>
+        </w:rPr>
+        <w:t>RCHO + 2[Ag(NH</w:t>
+      </w:r>
+      <w:r>
+        <w:rPr>
+          <w:rFonts w:ascii="Times New Roman" w:hAnsi="Times New Roman" w:eastAsia="Times New Roman" w:cs="Times New Roman"/>
+          <w:vertAlign w:val="subscript"/>
+        </w:rPr>
+        <w:t>3</w:t>
+      </w:r>
+      <w:r>
+        <w:rPr>
+          <w:rFonts w:ascii="Times New Roman" w:hAnsi="Times New Roman" w:eastAsia="Times New Roman" w:cs="Times New Roman"/>
+        </w:rPr>
+        <w:t>)</w:t>
+      </w:r>
+      <w:r>
+        <w:rPr>
+          <w:rFonts w:ascii="Times New Roman" w:hAnsi="Times New Roman" w:eastAsia="Times New Roman" w:cs="Times New Roman"/>
+          <w:vertAlign w:val="subscript"/>
+        </w:rPr>
+        <w:t>2</w:t>
+      </w:r>
+      <w:r>
+        <w:rPr>
+          <w:rFonts w:ascii="Times New Roman" w:hAnsi="Times New Roman" w:eastAsia="Times New Roman" w:cs="Times New Roman"/>
+        </w:rPr>
+        <w:t>]</w:t>
+      </w:r>
+      <w:r>
+        <w:rPr>
+          <w:rFonts w:ascii="Times New Roman" w:hAnsi="Times New Roman" w:eastAsia="Times New Roman" w:cs="Times New Roman"/>
+          <w:vertAlign w:val="superscript"/>
+        </w:rPr>
+        <w:t>+</w:t>
+      </w:r>
+      <w:r>
+        <w:rPr>
+          <w:rFonts w:ascii="Times New Roman" w:hAnsi="Times New Roman" w:eastAsia="Times New Roman" w:cs="Times New Roman"/>
+        </w:rPr>
+        <w:t xml:space="preserve"> + 3OH</w:t>
+      </w:r>
+      <w:r>
+        <w:rPr>
+          <w:rFonts w:ascii="Times New Roman" w:hAnsi="Times New Roman" w:eastAsia="Times New Roman" w:cs="Times New Roman"/>
+          <w:vertAlign w:val="superscript"/>
+        </w:rPr>
+        <w:t>-</w:t>
+      </w:r>
+      <w:r>
+        <w:rPr>
+          <w:rFonts w:ascii="Times New Roman" w:hAnsi="Times New Roman" w:eastAsia="Times New Roman" w:cs="Times New Roman"/>
+        </w:rPr>
+        <w:t xml:space="preserve"> → RCOO</w:t>
+      </w:r>
+      <w:r>
+        <w:rPr>
+          <w:rFonts w:ascii="Times New Roman" w:hAnsi="Times New Roman" w:eastAsia="Times New Roman" w:cs="Times New Roman"/>
+          <w:vertAlign w:val="superscript"/>
+        </w:rPr>
+        <w:t>-</w:t>
+      </w:r>
+      <w:r>
+        <w:rPr>
+          <w:rFonts w:ascii="Times New Roman" w:hAnsi="Times New Roman" w:eastAsia="Times New Roman" w:cs="Times New Roman"/>
+        </w:rPr>
+        <w:t xml:space="preserve"> + 2Ag↓ + 4NH</w:t>
+      </w:r>
+      <w:r>
+        <w:rPr>
+          <w:rFonts w:ascii="Times New Roman" w:hAnsi="Times New Roman" w:eastAsia="Times New Roman" w:cs="Times New Roman"/>
+          <w:vertAlign w:val="subscript"/>
+        </w:rPr>
+        <w:t>3</w:t>
+      </w:r>
+      <w:r>
+        <w:rPr>
+          <w:rFonts w:ascii="Times New Roman" w:hAnsi="Times New Roman" w:eastAsia="Times New Roman" w:cs="Times New Roman"/>
+        </w:rPr>
+        <w:t xml:space="preserve"> + 2H</w:t>
+      </w:r>
+      <w:r>
+        <w:rPr>
+          <w:rFonts w:ascii="Times New Roman" w:hAnsi="Times New Roman" w:eastAsia="Times New Roman" w:cs="Times New Roman"/>
+          <w:vertAlign w:val="subscript"/>
+        </w:rPr>
+        <w:t>2</w:t>
+      </w:r>
+      <w:r>
+        <w:rPr>
+          <w:rFonts w:ascii="Times New Roman" w:hAnsi="Times New Roman" w:eastAsia="Times New Roman" w:cs="Times New Roman"/>
+        </w:rPr>
+        <w:t>O</w:t>
+      </w:r>
+      <w:r>
+        <w:rPr>
+          <w:rFonts w:ascii="Times New Roman" w:hAnsi="Times New Roman" w:eastAsia="Times New Roman" w:cs="Times New Roman"/>
+        </w:rPr>
+        <w:t xml:space="preserve"> </w:t>
+      </w:r>
+      <w:r>
+        <w:rPr>
+          <w:rFonts w:hint="eastAsia" w:ascii="Times New Roman" w:hAnsi="Times New Roman" w:eastAsia="FangSong" w:cs="Times New Roman"/>
+        </w:rPr>
+        <w:t>条件</w:t>
+      </w:r>
+      <w:r>
+        <w:rPr>
+          <w:rFonts w:hint="eastAsia" w:ascii="Times New Roman" w:hAnsi="Times New Roman" w:eastAsia="Times New Roman" w:cs="Times New Roman"/>
+        </w:rPr>
+        <w:t>：</w:t>
+      </w:r>
+      <w:r>
+        <w:rPr>
+          <w:rFonts w:hint="eastAsia" w:ascii="Times New Roman" w:hAnsi="Times New Roman" w:eastAsia="FangSong" w:cs="Times New Roman"/>
+        </w:rPr>
+        <w:t>水浴加热</w:t>
+      </w:r>
+      <w:r>
+        <w:rPr>
+          <w:rFonts w:hint="eastAsia" w:ascii="Times New Roman" w:hAnsi="Times New Roman" w:eastAsia="Times New Roman" w:cs="Times New Roman"/>
+        </w:rPr>
+        <w:t>（</w:t>
+      </w:r>
+      <w:r>
+        <w:rPr>
+          <w:rFonts w:hint="eastAsia" w:ascii="Times New Roman" w:hAnsi="Times New Roman" w:eastAsia="FangSong" w:cs="Times New Roman"/>
+        </w:rPr>
+        <w:t>勿直接加热或久置</w:t>
+      </w:r>
+      <w:r>
+        <w:rPr>
+          <w:rFonts w:hint="eastAsia" w:ascii="Times New Roman" w:hAnsi="Times New Roman" w:eastAsia="Times New Roman" w:cs="Times New Roman"/>
+        </w:rPr>
+        <w:t>——Tollens</w:t>
+      </w:r>
+      <w:r>
+        <w:rPr>
+          <w:rFonts w:ascii="Times New Roman" w:hAnsi="Times New Roman" w:eastAsia="Times New Roman" w:cs="Times New Roman"/>
+        </w:rPr>
+        <w:t xml:space="preserve"> </w:t>
+      </w:r>
+      <w:r>
+        <w:rPr>
+          <w:rFonts w:hint="eastAsia" w:ascii="Times New Roman" w:hAnsi="Times New Roman" w:eastAsia="FangSong" w:cs="Times New Roman"/>
+        </w:rPr>
+        <w:t xml:space="preserve">试剂会产生</w:t>
+      </w:r>
+      <w:r>
+        <w:rPr>
+          <w:rFonts w:ascii="Times New Roman" w:hAnsi="Times New Roman" w:eastAsia="Times New Roman" w:cs="Times New Roman"/>
+        </w:rPr>
+        <w:t xml:space="preserve"> Ag</w:t>
+      </w:r>
+      <w:r>
+        <w:rPr>
+          <w:rFonts w:ascii="Times New Roman" w:hAnsi="Times New Roman" w:eastAsia="Times New Roman" w:cs="Times New Roman"/>
+          <w:vertAlign w:val="subscript"/>
+        </w:rPr>
+        <w:t>3</w:t>
+      </w:r>
+      <w:r>
+        <w:rPr>
+          <w:rFonts w:ascii="Times New Roman" w:hAnsi="Times New Roman" w:eastAsia="Times New Roman" w:cs="Times New Roman"/>
+        </w:rPr>
+        <w:t>N、Ag</w:t>
+      </w:r>
+      <w:r>
+        <w:rPr>
+          <w:rFonts w:ascii="Times New Roman" w:hAnsi="Times New Roman" w:eastAsia="Times New Roman" w:cs="Times New Roman"/>
+          <w:vertAlign w:val="subscript"/>
+        </w:rPr>
+        <w:t>2</w:t>
+      </w:r>
+      <w:r>
+        <w:rPr>
+          <w:rFonts w:ascii="Times New Roman" w:hAnsi="Times New Roman" w:eastAsia="Times New Roman" w:cs="Times New Roman"/>
+        </w:rPr>
+        <w:t xml:space="preserve">NH </w:t>
+      </w:r>
+      <w:r>
+        <w:rPr>
+          <w:rFonts w:hint="eastAsia" w:ascii="Times New Roman" w:hAnsi="Times New Roman" w:eastAsia="FangSong" w:cs="Times New Roman"/>
+        </w:rPr>
+        <w:t>等爆炸性沉淀</w:t>
+      </w:r>
+      <w:r>
+        <w:rPr>
+          <w:rFonts w:hint="eastAsia" w:ascii="Times New Roman" w:hAnsi="Times New Roman" w:eastAsia="Times New Roman" w:cs="Times New Roman"/>
+        </w:rPr>
+        <w:t>（</w:t>
+      </w:r>
+      <w:r>
+        <w:rPr>
+          <w:rFonts w:hint="eastAsia" w:ascii="Times New Roman" w:hAnsi="Times New Roman" w:eastAsia="FangSong" w:cs="Times New Roman"/>
+        </w:rPr>
+        <w:t>雷银</w:t>
+      </w:r>
+      <w:r>
+        <w:rPr>
+          <w:rFonts w:hint="eastAsia" w:ascii="Times New Roman" w:hAnsi="Times New Roman" w:eastAsia="Times New Roman" w:cs="Times New Roman"/>
+        </w:rPr>
+        <w:t>），</w:t>
+      </w:r>
+      <w:r>
+        <w:rPr>
+          <w:rFonts w:hint="eastAsia" w:ascii="Times New Roman" w:hAnsi="Times New Roman" w:eastAsia="FangSong" w:cs="Times New Roman"/>
+        </w:rPr>
+        <w:t>现配现用</w:t>
+      </w:r>
+      <w:r>
+        <w:rPr>
+          <w:rFonts w:hint="eastAsia" w:ascii="Times New Roman" w:hAnsi="Times New Roman" w:eastAsia="Times New Roman" w:cs="Times New Roman"/>
+        </w:rPr>
+        <w:t>、</w:t>
+      </w:r>
+      <w:r>
+        <w:rPr>
+          <w:rFonts w:hint="eastAsia" w:ascii="Times New Roman" w:hAnsi="Times New Roman" w:eastAsia="FangSong" w:cs="Times New Roman"/>
+        </w:rPr>
+        <w:t>余液及时酸化销毁</w:t>
+      </w:r>
+      <w:r>
+        <w:rPr>
+          <w:rFonts w:hint="eastAsia" w:ascii="Times New Roman" w:hAnsi="Times New Roman" w:eastAsia="Times New Roman" w:cs="Times New Roman"/>
+        </w:rPr>
+        <w:t>）。</w:t>
+      </w:r>
+    </w:p>
+    <w:p>
+      <w:pPr>
+        <w:pStyle w:val="FirstParagraph"/>
         <w:spacing w:before="160" w:after="80"/>
         <w:jc w:val="center"/>
       </w:pPr>
@@ -7753,18 +6615,18 @@
           <wp:inline>
             <wp:extent cx="2667000" cy="1309962"/>
             <wp:effectExtent b="0" l="0" r="0" t="0"/>
-            <wp:docPr descr="" title="" id="21" name="Picture"/>
+            <wp:docPr descr="" title="" id="20" name="Picture"/>
             <a:graphic>
               <a:graphicData uri="http://schemas.openxmlformats.org/drawingml/2006/picture">
                 <pic:pic>
                   <pic:nvPicPr>
-                    <pic:cNvPr descr="4d50b16b4c235f4e4e3eb05f681671f8e4e7839211a91526aa813f979eb02312.png" id="22" name="Picture"/>
+                    <pic:cNvPr descr="4d50b16b4c235f4e4e3eb05f681671f8e4e7839211a91526aa813f979eb02312.png" id="21" name="Picture"/>
                     <pic:cNvPicPr>
                       <a:picLocks noChangeArrowheads="1" noChangeAspect="1"/>
                     </pic:cNvPicPr>
                   </pic:nvPicPr>
                   <pic:blipFill>
-                    <a:blip r:embed="rId20"/>
+                    <a:blip r:embed="rId19"/>
                     <a:stretch>
                       <a:fillRect/>
                     </a:stretch>
@@ -7906,18 +6768,18 @@
           <wp:inline>
             <wp:extent cx="2667000" cy="1201179"/>
             <wp:effectExtent b="0" l="0" r="0" t="0"/>
-            <wp:docPr descr="" title="" id="24" name="Picture"/>
+            <wp:docPr descr="" title="" id="23" name="Picture"/>
             <a:graphic>
               <a:graphicData uri="http://schemas.openxmlformats.org/drawingml/2006/picture">
                 <pic:pic>
                   <pic:nvPicPr>
-                    <pic:cNvPr descr="77f59813015cb1e8ead309117d30f07a082fb210621c3b01fb0e99430361db05.png" id="25" name="Picture"/>
+                    <pic:cNvPr descr="77f59813015cb1e8ead309117d30f07a082fb210621c3b01fb0e99430361db05.png" id="24" name="Picture"/>
                     <pic:cNvPicPr>
                       <a:picLocks noChangeArrowheads="1" noChangeAspect="1"/>
                     </pic:cNvPicPr>
                   </pic:nvPicPr>
                   <pic:blipFill>
-                    <a:blip r:embed="rId23"/>
+                    <a:blip r:embed="rId22"/>
                     <a:stretch>
                       <a:fillRect/>
                     </a:stretch>
@@ -8120,9 +6982,9 @@
         </w:pict>
       </w:r>
     </w:p>
+    <w:bookmarkEnd w:id="25"/>
     <w:bookmarkEnd w:id="26"/>
-    <w:bookmarkEnd w:id="27"/>
-    <w:bookmarkStart w:id="37" w:name="金惰性与王水"/>
+    <w:bookmarkStart w:id="36" w:name="金惰性与王水"/>
     <w:p>
       <w:pPr>
         <w:pStyle w:val="Heading2"/>
@@ -8153,7 +7015,7 @@
         <w:t>惰性与王水</w:t>
       </w:r>
     </w:p>
-    <w:bookmarkStart w:id="28" w:name="电子构型与氧化态-1"/>
+    <w:bookmarkStart w:id="27" w:name="电子构型与氧化态-1"/>
     <w:p>
       <w:pPr>
         <w:pStyle w:val="Heading3"/>
@@ -8501,8 +7363,8 @@
         <w:t>）。</w:t>
       </w:r>
     </w:p>
-    <w:bookmarkEnd w:id="28"/>
-    <w:bookmarkStart w:id="29" w:name="au-为什么溶于王水氧化-配位双因素协同"/>
+    <w:bookmarkEnd w:id="27"/>
+    <w:bookmarkStart w:id="28" w:name="au-为什么溶于王水氧化-配位双因素协同"/>
     <w:p>
       <w:pPr>
         <w:pStyle w:val="Heading3"/>
@@ -8864,24 +7726,16 @@
         </w:rPr>
         <w:t>-</w:t>
       </w:r>
-      <w:r>
-        <w:rPr>
-          <w:rFonts w:ascii="Times New Roman" w:hAnsi="Times New Roman" w:eastAsia="Times New Roman" w:cs="Times New Roman"/>
-        </w:rPr>
-        <w:t xml:space="preserve"> </w:t>
-      </w:r>
-      <w:r>
-        <w:rPr>
-          <w:rFonts w:ascii="Times New Roman" w:hAnsi="Times New Roman" w:eastAsia="Times New Roman" w:cs="Times New Roman"/>
-        </w:rPr>
-        <w:t xml:space="preserve">2.</w:t>
-      </w:r>
-      <w:r>
-        <w:rPr>
-          <w:rFonts w:ascii="Times New Roman" w:hAnsi="Times New Roman" w:eastAsia="Times New Roman" w:cs="Times New Roman"/>
-        </w:rPr>
-        <w:t xml:space="preserve"> </w:t>
-      </w:r>
+    </w:p>
+    <w:p>
+      <w:pPr>
+        <w:pStyle w:val="Compact"/>
+        <w:numPr>
+          <w:ilvl w:val="0"/>
+          <w:numId w:val="1002"/>
+        </w:numPr>
+        <w:ind w:firstLine="420"/>
+      </w:pPr>
       <w:r>
         <w:rPr>
           <w:rFonts w:hint="eastAsia" w:ascii="Times New Roman" w:hAnsi="Times New Roman" w:eastAsia="FangSong" w:cs="Times New Roman"/>
@@ -9643,8 +8497,8 @@
         <w:t>。</w:t>
       </w:r>
     </w:p>
-    <w:bookmarkEnd w:id="29"/>
-    <w:bookmarkStart w:id="36" w:name="auiii-的配合物"/>
+    <w:bookmarkEnd w:id="28"/>
+    <w:bookmarkStart w:id="35" w:name="auiii-的配合物"/>
     <w:p>
       <w:pPr>
         <w:pStyle w:val="Heading3"/>
@@ -10354,18 +9208,18 @@
           <wp:inline>
             <wp:extent cx="2667000" cy="1162848"/>
             <wp:effectExtent b="0" l="0" r="0" t="0"/>
-            <wp:docPr descr="" title="" id="31" name="Picture"/>
+            <wp:docPr descr="" title="" id="30" name="Picture"/>
             <a:graphic>
               <a:graphicData uri="http://schemas.openxmlformats.org/drawingml/2006/picture">
                 <pic:pic>
                   <pic:nvPicPr>
-                    <pic:cNvPr descr="f393fb5f8e2519b8df62ea179f9ae6fef9e19863c4b0d9835dfe9e58bbd0bb47.png" id="32" name="Picture"/>
+                    <pic:cNvPr descr="f393fb5f8e2519b8df62ea179f9ae6fef9e19863c4b0d9835dfe9e58bbd0bb47.png" id="31" name="Picture"/>
                     <pic:cNvPicPr>
                       <a:picLocks noChangeArrowheads="1" noChangeAspect="1"/>
                     </pic:cNvPicPr>
                   </pic:nvPicPr>
                   <pic:blipFill>
-                    <a:blip r:embed="rId30"/>
+                    <a:blip r:embed="rId29"/>
                     <a:stretch>
                       <a:fillRect/>
                     </a:stretch>
@@ -10429,121 +9283,6 @@
       </w:r>
       <w:r>
         <w:rPr>
-          <w:rFonts w:hint="eastAsia" w:ascii="Times New Roman" w:hAnsi="Times New Roman" w:eastAsia="Times New Roman" w:cs="Times New Roman"/>
-        </w:rPr>
-        <w:t>：</w:t>
-      </w:r>
-      <w:r>
-        <w:rPr>
-          <w:rFonts w:hint="eastAsia" w:ascii="Times New Roman" w:hAnsi="Times New Roman" w:eastAsia="FangSong" w:cs="Times New Roman"/>
-        </w:rPr>
-        <w:t>硝酸提供强氧化性</w:t>
-      </w:r>
-      <w:r>
-        <w:rPr>
-          <w:rFonts w:hint="eastAsia" w:ascii="Times New Roman" w:hAnsi="Times New Roman" w:eastAsia="Times New Roman" w:cs="Times New Roman"/>
-        </w:rPr>
-        <w:t>（</w:t>
-      </w:r>
-      <w:r>
-        <w:rPr>
-          <w:rFonts w:hint="eastAsia" w:ascii="Times New Roman" w:hAnsi="Times New Roman" w:eastAsia="FangSong" w:cs="Times New Roman"/>
-        </w:rPr>
-        <w:t>动力学</w:t>
-      </w:r>
-      <w:r>
-        <w:rPr>
-          <w:rFonts w:hint="eastAsia" w:ascii="Times New Roman" w:hAnsi="Times New Roman" w:eastAsia="Times New Roman" w:cs="Times New Roman"/>
-        </w:rPr>
-        <w:t>），</w:t>
-      </w:r>
-      <w:r>
-        <w:rPr>
-          <w:rFonts w:hint="eastAsia" w:ascii="Times New Roman" w:hAnsi="Times New Roman" w:eastAsia="FangSong" w:cs="Times New Roman"/>
-        </w:rPr>
-        <w:t>盐酸提供</w:t>
-      </w:r>
-      <w:r>
-        <w:rPr>
-          <w:rFonts w:ascii="Times New Roman" w:hAnsi="Times New Roman" w:eastAsia="Times New Roman" w:cs="Times New Roman"/>
-        </w:rPr>
-        <w:t xml:space="preserve"> Cl</w:t>
-      </w:r>
-      <w:r>
-        <w:rPr>
-          <w:rFonts w:ascii="Times New Roman" w:hAnsi="Times New Roman" w:eastAsia="Times New Roman" w:cs="Times New Roman"/>
-          <w:vertAlign w:val="superscript"/>
-        </w:rPr>
-        <w:t>-</w:t>
-      </w:r>
-      <w:r>
-        <w:rPr>
-          <w:rFonts w:ascii="Times New Roman" w:hAnsi="Times New Roman" w:eastAsia="Times New Roman" w:cs="Times New Roman"/>
-        </w:rPr>
-        <w:t xml:space="preserve"> </w:t>
-      </w:r>
-      <w:r>
-        <w:rPr>
-          <w:rFonts w:hint="eastAsia" w:ascii="Times New Roman" w:hAnsi="Times New Roman" w:eastAsia="FangSong" w:cs="Times New Roman"/>
-        </w:rPr>
-        <w:t>络合</w:t>
-      </w:r>
-      <w:r>
-        <w:rPr>
-          <w:rFonts w:hint="eastAsia" w:ascii="Times New Roman" w:hAnsi="Times New Roman" w:eastAsia="Times New Roman" w:cs="Times New Roman"/>
-        </w:rPr>
-        <w:t>（</w:t>
-      </w:r>
-      <w:r>
-        <w:rPr>
-          <w:rFonts w:hint="eastAsia" w:ascii="Times New Roman" w:hAnsi="Times New Roman" w:eastAsia="FangSong" w:cs="Times New Roman"/>
-        </w:rPr>
-        <w:t>热力学</w:t>
-      </w:r>
-      <w:r>
-        <w:rPr>
-          <w:rFonts w:hint="eastAsia" w:ascii="Times New Roman" w:hAnsi="Times New Roman" w:eastAsia="Times New Roman" w:cs="Times New Roman"/>
-        </w:rPr>
-        <w:t>，</w:t>
-      </w:r>
-      <w:r>
-        <w:rPr>
-          <w:rFonts w:hint="eastAsia" w:ascii="Times New Roman" w:hAnsi="Times New Roman" w:eastAsia="FangSong" w:cs="Times New Roman"/>
-        </w:rPr>
-        <w:t>大幅降低</w:t>
-      </w:r>
-      <w:r>
-        <w:rPr>
-          <w:rFonts w:ascii="Times New Roman" w:hAnsi="Times New Roman" w:eastAsia="Times New Roman" w:cs="Times New Roman"/>
-        </w:rPr>
-        <w:t xml:space="preserve"> Au </w:t>
-      </w:r>
-      <w:r>
-        <w:rPr>
-          <w:rFonts w:hint="eastAsia" w:ascii="Times New Roman" w:hAnsi="Times New Roman" w:eastAsia="FangSong" w:cs="Times New Roman"/>
-        </w:rPr>
-        <w:t>的电极电势</w:t>
-      </w:r>
-      <w:r>
-        <w:rPr>
-          <w:rFonts w:hint="eastAsia" w:ascii="Times New Roman" w:hAnsi="Times New Roman" w:eastAsia="Times New Roman" w:cs="Times New Roman"/>
-        </w:rPr>
-        <w:t>），</w:t>
-      </w:r>
-      <w:r>
-        <w:rPr>
-          <w:rFonts w:hint="eastAsia" w:ascii="Times New Roman" w:hAnsi="Times New Roman" w:eastAsia="FangSong" w:cs="Times New Roman"/>
-        </w:rPr>
-        <w:t>二者缺一不可</w:t>
-      </w:r>
-      <w:r>
-        <w:rPr>
-          <w:rFonts w:hint="eastAsia" w:ascii="Times New Roman" w:hAnsi="Times New Roman" w:eastAsia="Times New Roman" w:cs="Times New Roman"/>
-        </w:rPr>
-        <w:t>。</w:t>
-      </w:r>
-      <w:r>
-        <w:rPr>
           <w:rFonts w:ascii="Times New Roman" w:hAnsi="Times New Roman" w:eastAsia="Times New Roman" w:cs="Times New Roman"/>
         </w:rPr>
         <w:t xml:space="preserve"> </w:t>
@@ -10556,18 +9295,18 @@
           <wp:inline>
             <wp:extent cx="2667000" cy="539393"/>
             <wp:effectExtent b="0" l="0" r="0" t="0"/>
-            <wp:docPr descr="" title="" id="34" name="Picture"/>
+            <wp:docPr descr="" title="" id="33" name="Picture"/>
             <a:graphic>
               <a:graphicData uri="http://schemas.openxmlformats.org/drawingml/2006/picture">
                 <pic:pic>
                   <pic:nvPicPr>
-                    <pic:cNvPr descr="4770332458598fd165dfb7d1e6e181e3360d98e464c6750b8c6d99d5f3253343.jpg" id="35" name="Picture"/>
+                    <pic:cNvPr descr="4770332458598fd165dfb7d1e6e181e3360d98e464c6750b8c6d99d5f3253343.jpg" id="34" name="Picture"/>
                     <pic:cNvPicPr>
                       <a:picLocks noChangeArrowheads="1" noChangeAspect="1"/>
                     </pic:cNvPicPr>
                   </pic:nvPicPr>
                   <pic:blipFill>
-                    <a:blip r:embed="rId33"/>
+                    <a:blip r:embed="rId32"/>
                     <a:stretch>
                       <a:fillRect/>
                     </a:stretch>
@@ -10645,179 +9384,7 @@
         <w:rPr>
           <w:rFonts w:hint="eastAsia" w:ascii="Times New Roman" w:hAnsi="Times New Roman" w:eastAsia="FangSong" w:cs="Times New Roman"/>
         </w:rPr>
-        <w:t>配合物结构示例</w:t>
-      </w:r>
-      <w:r>
-        <w:rPr>
-          <w:rFonts w:hint="eastAsia" w:ascii="Times New Roman" w:hAnsi="Times New Roman" w:eastAsia="Times New Roman" w:cs="Times New Roman"/>
-        </w:rPr>
-        <w:t>（</w:t>
-      </w:r>
-      <w:r>
-        <w:rPr>
-          <w:rFonts w:hint="eastAsia" w:ascii="Times New Roman" w:hAnsi="Times New Roman" w:eastAsia="FangSong" w:cs="Times New Roman"/>
-        </w:rPr>
-        <w:t>赵鑫光</w:t>
-      </w:r>
-      <w:r>
-        <w:rPr>
-          <w:rFonts w:hint="eastAsia" w:ascii="Times New Roman" w:hAnsi="Times New Roman" w:eastAsia="Times New Roman" w:cs="Times New Roman"/>
-        </w:rPr>
-        <w:t>）——</w:t>
-      </w:r>
-      <w:r>
-        <w:rPr>
-          <w:rFonts w:hint="eastAsia" w:ascii="Times New Roman" w:hAnsi="Times New Roman" w:eastAsia="FangSong" w:cs="Times New Roman"/>
-        </w:rPr>
-        <w:t>左为</w:t>
-      </w:r>
-      <w:r>
-        <w:rPr>
-          <w:rFonts w:ascii="Times New Roman" w:hAnsi="Times New Roman" w:eastAsia="Times New Roman" w:cs="Times New Roman"/>
-        </w:rPr>
-        <w:t xml:space="preserve"> [AuCl</w:t>
-      </w:r>
-      <w:r>
-        <w:rPr>
-          <w:rFonts w:ascii="Times New Roman" w:hAnsi="Times New Roman" w:eastAsia="Times New Roman" w:cs="Times New Roman"/>
-          <w:vertAlign w:val="subscript"/>
-        </w:rPr>
-        <w:t>4</w:t>
-      </w:r>
-      <w:r>
-        <w:rPr>
-          <w:rFonts w:ascii="Times New Roman" w:hAnsi="Times New Roman" w:eastAsia="Times New Roman" w:cs="Times New Roman"/>
-        </w:rPr>
-        <w:t>]</w:t>
-      </w:r>
-      <w:r>
-        <w:rPr>
-          <w:rFonts w:ascii="Times New Roman" w:hAnsi="Times New Roman" w:eastAsia="Times New Roman" w:cs="Times New Roman"/>
-          <w:vertAlign w:val="superscript"/>
-        </w:rPr>
-        <w:t>-</w:t>
-      </w:r>
-      <w:r>
-        <w:rPr>
-          <w:rFonts w:ascii="Times New Roman" w:hAnsi="Times New Roman" w:eastAsia="Times New Roman" w:cs="Times New Roman"/>
-        </w:rPr>
-        <w:t xml:space="preserve"> </w:t>
-      </w:r>
-      <w:r>
-        <w:rPr>
-          <w:rFonts w:hint="eastAsia" w:ascii="Times New Roman" w:hAnsi="Times New Roman" w:eastAsia="FangSong" w:cs="Times New Roman"/>
-        </w:rPr>
-        <w:t>阴离子</w:t>
-      </w:r>
-      <w:r>
-        <w:rPr>
-          <w:rFonts w:hint="eastAsia" w:ascii="Times New Roman" w:hAnsi="Times New Roman" w:eastAsia="Times New Roman" w:cs="Times New Roman"/>
-        </w:rPr>
-        <w:t>，Au</w:t>
-      </w:r>
-      <w:r>
-        <w:rPr>
-          <w:rFonts w:ascii="Times New Roman" w:hAnsi="Times New Roman" w:eastAsia="Times New Roman" w:cs="Times New Roman"/>
-        </w:rPr>
-        <w:t xml:space="preserve"> </w:t>
-      </w:r>
-      <w:r>
-        <w:rPr>
-          <w:rFonts w:hint="eastAsia" w:ascii="Times New Roman" w:hAnsi="Times New Roman" w:eastAsia="FangSong" w:cs="Times New Roman"/>
-        </w:rPr>
-        <w:t xml:space="preserve">周围四个</w:t>
-      </w:r>
-      <w:r>
-        <w:rPr>
-          <w:rFonts w:ascii="Times New Roman" w:hAnsi="Times New Roman" w:eastAsia="Times New Roman" w:cs="Times New Roman"/>
-        </w:rPr>
-        <w:t xml:space="preserve"> Cl </w:t>
-      </w:r>
-      <w:r>
-        <w:rPr>
-          <w:rFonts w:hint="eastAsia" w:ascii="Times New Roman" w:hAnsi="Times New Roman" w:eastAsia="FangSong" w:cs="Times New Roman"/>
-        </w:rPr>
-        <w:t>构成平面正方形</w:t>
-      </w:r>
-      <w:r>
-        <w:rPr>
-          <w:rFonts w:hint="eastAsia" w:ascii="Times New Roman" w:hAnsi="Times New Roman" w:eastAsia="Times New Roman" w:cs="Times New Roman"/>
-        </w:rPr>
-        <w:t>；</w:t>
-      </w:r>
-      <w:r>
-        <w:rPr>
-          <w:rFonts w:hint="eastAsia" w:ascii="Times New Roman" w:hAnsi="Times New Roman" w:eastAsia="FangSong" w:cs="Times New Roman"/>
-        </w:rPr>
-        <w:t>右侧另一</w:t>
-      </w:r>
-      <w:r>
-        <w:rPr>
-          <w:rFonts w:ascii="Times New Roman" w:hAnsi="Times New Roman" w:eastAsia="Times New Roman" w:cs="Times New Roman"/>
-        </w:rPr>
-        <w:t xml:space="preserve"> Au(III) </w:t>
-      </w:r>
-      <w:r>
-        <w:rPr>
-          <w:rFonts w:hint="eastAsia" w:ascii="Times New Roman" w:hAnsi="Times New Roman" w:eastAsia="FangSong" w:cs="Times New Roman"/>
-        </w:rPr>
-        <w:t>配离子同样呈平面正方形</w:t>
-      </w:r>
-      <w:r>
-        <w:rPr>
-          <w:rFonts w:hint="eastAsia" w:ascii="Times New Roman" w:hAnsi="Times New Roman" w:eastAsia="Times New Roman" w:cs="Times New Roman"/>
-        </w:rPr>
-        <w:t>，</w:t>
-      </w:r>
-      <w:r>
-        <w:rPr>
-          <w:rFonts w:hint="eastAsia" w:ascii="Times New Roman" w:hAnsi="Times New Roman" w:eastAsia="FangSong" w:cs="Times New Roman"/>
-        </w:rPr>
-        <w:t>共同支撑</w:t>
-      </w:r>
-      <w:r>
-        <w:rPr>
-          <w:rFonts w:ascii="Times New Roman" w:hAnsi="Times New Roman" w:eastAsia="Times New Roman" w:cs="Times New Roman"/>
-        </w:rPr>
-        <w:t xml:space="preserve"> Au(III) d</w:t>
-      </w:r>
-      <w:r>
-        <w:rPr>
-          <w:rFonts w:ascii="Times New Roman" w:hAnsi="Times New Roman" w:eastAsia="Times New Roman" w:cs="Times New Roman"/>
-          <w:vertAlign w:val="superscript"/>
-        </w:rPr>
-        <w:t>8</w:t>
-      </w:r>
-      <w:r>
-        <w:rPr>
-          <w:rFonts w:ascii="Times New Roman" w:hAnsi="Times New Roman" w:eastAsia="Times New Roman" w:cs="Times New Roman"/>
-        </w:rPr>
-        <w:t xml:space="preserve"> → dsp</w:t>
-      </w:r>
-      <w:r>
-        <w:rPr>
-          <w:rFonts w:ascii="Times New Roman" w:hAnsi="Times New Roman" w:eastAsia="Times New Roman" w:cs="Times New Roman"/>
-          <w:vertAlign w:val="superscript"/>
-        </w:rPr>
-        <w:t>2</w:t>
-      </w:r>
-      <w:r>
-        <w:rPr>
-          <w:rFonts w:ascii="Times New Roman" w:hAnsi="Times New Roman" w:eastAsia="Times New Roman" w:cs="Times New Roman"/>
-        </w:rPr>
-        <w:t xml:space="preserve"> </w:t>
-      </w:r>
-      <w:r>
-        <w:rPr>
-          <w:rFonts w:hint="eastAsia" w:ascii="Times New Roman" w:hAnsi="Times New Roman" w:eastAsia="FangSong" w:cs="Times New Roman"/>
-        </w:rPr>
-        <w:t>构型判断</w:t>
-      </w:r>
-      <w:r>
-        <w:rPr>
-          <w:rFonts w:hint="eastAsia" w:ascii="Times New Roman" w:hAnsi="Times New Roman" w:eastAsia="Times New Roman" w:cs="Times New Roman"/>
-        </w:rPr>
-        <w:t>。</w:t>
+        <w:t xml:space="preserve">配合物结构示例</w:t>
       </w:r>
     </w:p>
     <w:p>
@@ -10830,9 +9397,9 @@
         </w:pict>
       </w:r>
     </w:p>
+    <w:bookmarkEnd w:id="35"/>
     <w:bookmarkEnd w:id="36"/>
-    <w:bookmarkEnd w:id="37"/>
-    <w:bookmarkStart w:id="54" w:name="汞hg₂²-与相对论"/>
+    <w:bookmarkStart w:id="53" w:name="汞hg₂²-与相对论"/>
     <w:p>
       <w:pPr>
         <w:pStyle w:val="Heading2"/>
@@ -10883,7 +9450,7 @@
         <w:t xml:space="preserve">与相对论</w:t>
       </w:r>
     </w:p>
-    <w:bookmarkStart w:id="41" w:name="hg-为什么常温液态"/>
+    <w:bookmarkStart w:id="40" w:name="hg-为什么常温液态"/>
     <w:p>
       <w:pPr>
         <w:pStyle w:val="Heading3"/>
@@ -10911,362 +9478,359 @@
     <w:p>
       <w:pPr>
         <w:pStyle w:val="FirstParagraph"/>
+        <w:ind w:firstLine="420"/>
+      </w:pPr>
+      <w:r>
+        <w:rPr>
+          <w:rFonts w:ascii="Times New Roman" w:hAnsi="Times New Roman" w:eastAsia="Times New Roman" w:cs="Times New Roman"/>
+        </w:rPr>
+        <w:t xml:space="preserve">[!important]</w:t>
+      </w:r>
+      <w:r>
+        <w:rPr>
+          <w:rFonts w:ascii="Times New Roman" w:hAnsi="Times New Roman" w:eastAsia="Times New Roman" w:cs="Times New Roman"/>
+        </w:rPr>
+        <w:t xml:space="preserve"> </w:t>
+      </w:r>
+      <w:r>
+        <w:rPr>
+          <w:rFonts w:ascii="Times New Roman" w:hAnsi="Times New Roman" w:eastAsia="Times New Roman" w:cs="Times New Roman"/>
+        </w:rPr>
+        <w:t xml:space="preserve">Au </w:t>
+      </w:r>
+      <w:r>
+        <w:rPr>
+          <w:rFonts w:hint="eastAsia" w:ascii="Times New Roman" w:hAnsi="Times New Roman" w:eastAsia="FangSong" w:cs="Times New Roman"/>
+        </w:rPr>
+        <w:t>黄色固体</w:t>
+      </w:r>
+      <w:r>
+        <w:rPr>
+          <w:rFonts w:hint="eastAsia" w:ascii="Times New Roman" w:hAnsi="Times New Roman" w:eastAsia="Times New Roman" w:cs="Times New Roman"/>
+        </w:rPr>
+        <w:t>（</w:t>
+      </w:r>
+      <w:r>
+        <w:rPr>
+          <w:rFonts w:hint="eastAsia" w:ascii="Times New Roman" w:hAnsi="Times New Roman" w:eastAsia="FangSong" w:cs="Times New Roman"/>
+        </w:rPr>
+        <w:t>熔点</w:t>
+      </w:r>
+      <w:r>
+        <w:rPr>
+          <w:rFonts w:ascii="Times New Roman" w:hAnsi="Times New Roman" w:eastAsia="Times New Roman" w:cs="Times New Roman"/>
+        </w:rPr>
+        <w:t xml:space="preserve"> </w:t>
+      </w:r>
+      <w:r>
+        <w:rPr>
+          <w:rFonts w:hint="eastAsia" w:ascii="Times New Roman" w:hAnsi="Times New Roman" w:eastAsia="Times New Roman" w:cs="Times New Roman"/>
+        </w:rPr>
+        <w:t xml:space="preserve">1064°C）；Hg</w:t>
+      </w:r>
+      <w:r>
+        <w:rPr>
+          <w:rFonts w:ascii="Times New Roman" w:hAnsi="Times New Roman" w:eastAsia="Times New Roman" w:cs="Times New Roman"/>
+        </w:rPr>
+        <w:t xml:space="preserve"> </w:t>
+      </w:r>
+      <w:r>
+        <w:rPr>
+          <w:rFonts w:hint="eastAsia" w:ascii="Times New Roman" w:hAnsi="Times New Roman" w:eastAsia="FangSong" w:cs="Times New Roman"/>
+        </w:rPr>
+        <w:t>无色液体</w:t>
+      </w:r>
+      <w:r>
+        <w:rPr>
+          <w:rFonts w:hint="eastAsia" w:ascii="Times New Roman" w:hAnsi="Times New Roman" w:eastAsia="Times New Roman" w:cs="Times New Roman"/>
+        </w:rPr>
+        <w:t>（</w:t>
+      </w:r>
+      <w:r>
+        <w:rPr>
+          <w:rFonts w:hint="eastAsia" w:ascii="Times New Roman" w:hAnsi="Times New Roman" w:eastAsia="FangSong" w:cs="Times New Roman"/>
+        </w:rPr>
+        <w:t>熔点</w:t>
+      </w:r>
+      <w:r>
+        <w:rPr>
+          <w:rFonts w:ascii="Times New Roman" w:hAnsi="Times New Roman" w:eastAsia="Times New Roman" w:cs="Times New Roman"/>
+        </w:rPr>
+        <w:t xml:space="preserve"> </w:t>
+      </w:r>
+      <w:r>
+        <w:rPr>
+          <w:rFonts w:hint="eastAsia" w:ascii="Times New Roman" w:hAnsi="Times New Roman" w:eastAsia="Times New Roman" w:cs="Times New Roman"/>
+        </w:rPr>
+        <w:t>−39°C）。</w:t>
+      </w:r>
+      <w:r>
+        <w:rPr>
+          <w:rFonts w:hint="eastAsia" w:ascii="Times New Roman" w:hAnsi="Times New Roman" w:eastAsia="FangSong" w:cs="Times New Roman"/>
+        </w:rPr>
+        <w:t>原子间相互作用发生了什么</w:t>
+      </w:r>
+      <w:r>
+        <w:rPr>
+          <w:rFonts w:hint="eastAsia" w:ascii="Times New Roman" w:hAnsi="Times New Roman" w:eastAsia="Times New Roman" w:cs="Times New Roman"/>
+        </w:rPr>
+        <w:t>？</w:t>
+      </w:r>
+    </w:p>
+    <w:p>
+      <w:pPr>
+        <w:pStyle w:val="BodyText"/>
+        <w:ind w:firstLine="420"/>
+      </w:pPr>
+      <w:r>
+        <w:rPr>
+          <w:rFonts w:hint="eastAsia" w:ascii="Times New Roman" w:hAnsi="Times New Roman" w:eastAsia="FangSong" w:cs="Times New Roman"/>
+          <w:b/>
+          <w:bCs/>
+        </w:rPr>
+        <w:t>突破</w:t>
+      </w:r>
+      <w:r>
+        <w:rPr>
+          <w:rFonts w:hint="eastAsia" w:ascii="Times New Roman" w:hAnsi="Times New Roman" w:eastAsia="Times New Roman" w:cs="Times New Roman"/>
+          <w:b/>
+          <w:bCs/>
+        </w:rPr>
+        <w:t>——</w:t>
+      </w:r>
+      <w:r>
+        <w:rPr>
+          <w:rFonts w:hint="eastAsia" w:ascii="Times New Roman" w:hAnsi="Times New Roman" w:eastAsia="FangSong" w:cs="Times New Roman"/>
+          <w:b/>
+          <w:bCs/>
+        </w:rPr>
+        <w:t>相对论效应三步链</w:t>
+      </w:r>
+      <w:r>
+        <w:rPr>
+          <w:rFonts w:hint="eastAsia" w:ascii="Times New Roman" w:hAnsi="Times New Roman" w:eastAsia="Times New Roman" w:cs="Times New Roman"/>
+        </w:rPr>
+        <w:t xml:space="preserve">：</w:t>
+      </w:r>
+    </w:p>
+    <w:p>
+      <w:pPr>
+        <w:numPr>
+          <w:ilvl w:val="0"/>
+          <w:numId w:val="1003"/>
+        </w:numPr>
+        <w:ind w:firstLine="420"/>
+      </w:pPr>
+      <w:r>
+        <w:rPr>
+          <w:rFonts w:hint="eastAsia" w:ascii="Times New Roman" w:hAnsi="Times New Roman" w:eastAsia="FangSong" w:cs="Times New Roman"/>
+        </w:rPr>
+        <w:t xml:space="preserve">相对论效应使</w:t>
+      </w:r>
+      <w:r>
+        <w:rPr>
+          <w:rFonts w:ascii="Times New Roman" w:hAnsi="Times New Roman" w:eastAsia="Times New Roman" w:cs="Times New Roman"/>
+        </w:rPr>
+        <w:t xml:space="preserve"> </w:t>
+      </w:r>
+      <w:r>
+        <w:rPr>
+          <w:rFonts w:ascii="Times New Roman" w:hAnsi="Times New Roman" w:eastAsia="Times New Roman" w:cs="Times New Roman"/>
+          <w:b/>
+          <w:bCs/>
+        </w:rPr>
+        <w:t xml:space="preserve">6s </w:t>
+      </w:r>
+      <w:r>
+        <w:rPr>
+          <w:rFonts w:hint="eastAsia" w:ascii="Times New Roman" w:hAnsi="Times New Roman" w:eastAsia="FangSong" w:cs="Times New Roman"/>
+          <w:b/>
+          <w:bCs/>
+        </w:rPr>
+        <w:t>轨道收缩</w:t>
+      </w:r>
+      <w:r>
+        <w:rPr>
+          <w:rFonts w:hint="eastAsia" w:ascii="Times New Roman" w:hAnsi="Times New Roman" w:eastAsia="Times New Roman" w:cs="Times New Roman"/>
+          <w:b/>
+          <w:bCs/>
+        </w:rPr>
+        <w:t>、</w:t>
+      </w:r>
+      <w:r>
+        <w:rPr>
+          <w:rFonts w:hint="eastAsia" w:ascii="Times New Roman" w:hAnsi="Times New Roman" w:eastAsia="FangSong" w:cs="Times New Roman"/>
+          <w:b/>
+          <w:bCs/>
+        </w:rPr>
+        <w:t>能量降低</w:t>
+      </w:r>
+      <w:r>
+        <w:rPr>
+          <w:rFonts w:hint="eastAsia" w:ascii="Times New Roman" w:hAnsi="Times New Roman" w:eastAsia="Times New Roman" w:cs="Times New Roman"/>
+        </w:rPr>
+        <w:t>（</w:t>
+      </w:r>
+      <w:r>
+        <w:rPr>
+          <w:rFonts w:hint="eastAsia" w:ascii="Times New Roman" w:hAnsi="Times New Roman" w:eastAsia="FangSong" w:cs="Times New Roman"/>
+        </w:rPr>
+        <w:t>质量</w:t>
+      </w:r>
+      <w:r>
+        <w:rPr>
+          <w:rFonts w:hint="eastAsia" w:ascii="Times New Roman" w:hAnsi="Times New Roman" w:eastAsia="Times New Roman" w:cs="Times New Roman"/>
+        </w:rPr>
+        <w:t>-</w:t>
+      </w:r>
+      <w:r>
+        <w:rPr>
+          <w:rFonts w:hint="eastAsia" w:ascii="Times New Roman" w:hAnsi="Times New Roman" w:eastAsia="FangSong" w:cs="Times New Roman"/>
+        </w:rPr>
+        <w:t>速度效应</w:t>
+      </w:r>
+      <w:r>
+        <w:rPr>
+          <w:rFonts w:hint="eastAsia" w:ascii="Times New Roman" w:hAnsi="Times New Roman" w:eastAsia="Times New Roman" w:cs="Times New Roman"/>
+        </w:rPr>
+        <w:t>）。</w:t>
+      </w:r>
+    </w:p>
+    <w:p>
+      <w:pPr>
+        <w:numPr>
+          <w:ilvl w:val="0"/>
+          <w:numId w:val="1003"/>
+        </w:numPr>
+        <w:ind w:firstLine="420"/>
+      </w:pPr>
+      <w:r>
+        <w:rPr>
+          <w:rFonts w:ascii="Times New Roman" w:hAnsi="Times New Roman" w:eastAsia="Times New Roman" w:cs="Times New Roman"/>
+        </w:rPr>
+        <w:t xml:space="preserve">Hg </w:t>
+      </w:r>
+      <w:r>
+        <w:rPr>
+          <w:rFonts w:hint="eastAsia" w:ascii="Times New Roman" w:hAnsi="Times New Roman" w:eastAsia="FangSong" w:cs="Times New Roman"/>
+        </w:rPr>
+        <w:t xml:space="preserve">的</w:t>
+      </w:r>
+      <w:r>
+        <w:rPr>
+          <w:rFonts w:ascii="Times New Roman" w:hAnsi="Times New Roman" w:eastAsia="Times New Roman" w:cs="Times New Roman"/>
+        </w:rPr>
+        <w:t xml:space="preserve"> </w:t>
+      </w:r>
+      <w:r>
+        <w:rPr>
+          <w:rFonts w:ascii="Times New Roman" w:hAnsi="Times New Roman" w:eastAsia="Times New Roman" w:cs="Times New Roman"/>
+          <w:b/>
+          <w:bCs/>
+        </w:rPr>
+        <w:t>6s</w:t>
+      </w:r>
+      <w:r>
+        <w:rPr>
+          <w:rFonts w:ascii="Times New Roman" w:hAnsi="Times New Roman" w:eastAsia="Times New Roman" w:cs="Times New Roman"/>
+          <w:b/>
+          <w:bCs/>
+          <w:vertAlign w:val="superscript"/>
+        </w:rPr>
+        <w:t>2</w:t>
+      </w:r>
+      <w:r>
+        <w:rPr>
+          <w:rFonts w:ascii="Times New Roman" w:hAnsi="Times New Roman" w:eastAsia="Times New Roman" w:cs="Times New Roman"/>
+          <w:b/>
+          <w:bCs/>
+        </w:rPr>
+        <w:t xml:space="preserve"> </w:t>
+      </w:r>
+      <w:r>
+        <w:rPr>
+          <w:rFonts w:hint="eastAsia" w:ascii="Times New Roman" w:hAnsi="Times New Roman" w:eastAsia="FangSong" w:cs="Times New Roman"/>
+          <w:b/>
+          <w:bCs/>
+        </w:rPr>
+        <w:t>电子对异常</w:t>
+      </w:r>
+      <w:r>
+        <w:rPr>
+          <w:rFonts w:hint="eastAsia" w:ascii="Times New Roman" w:hAnsi="Times New Roman" w:eastAsia="Times New Roman" w:cs="Times New Roman"/>
+          <w:b/>
+          <w:bCs/>
+        </w:rPr>
+        <w:t>「</w:t>
+      </w:r>
+      <w:r>
+        <w:rPr>
+          <w:rFonts w:hint="eastAsia" w:ascii="Times New Roman" w:hAnsi="Times New Roman" w:eastAsia="FangSong" w:cs="Times New Roman"/>
+          <w:b/>
+          <w:bCs/>
+        </w:rPr>
+        <w:t>懒惰</w:t>
+      </w:r>
+      <w:r>
+        <w:rPr>
+          <w:rFonts w:hint="eastAsia" w:ascii="Times New Roman" w:hAnsi="Times New Roman" w:eastAsia="Times New Roman" w:cs="Times New Roman"/>
+          <w:b/>
+          <w:bCs/>
+        </w:rPr>
+        <w:t>」</w:t>
+      </w:r>
+      <w:r>
+        <w:rPr>
+          <w:rFonts w:hint="eastAsia" w:ascii="Times New Roman" w:hAnsi="Times New Roman" w:eastAsia="Times New Roman" w:cs="Times New Roman"/>
+        </w:rPr>
+        <w:t>——</w:t>
+      </w:r>
+      <w:r>
+        <w:rPr>
+          <w:rFonts w:hint="eastAsia" w:ascii="Times New Roman" w:hAnsi="Times New Roman" w:eastAsia="FangSong" w:cs="Times New Roman"/>
+        </w:rPr>
+        <w:t>紧贴原子核</w:t>
+      </w:r>
+      <w:r>
+        <w:rPr>
+          <w:rFonts w:hint="eastAsia" w:ascii="Times New Roman" w:hAnsi="Times New Roman" w:eastAsia="Times New Roman" w:cs="Times New Roman"/>
+        </w:rPr>
+        <w:t>，</w:t>
+      </w:r>
+      <w:r>
+        <w:rPr>
+          <w:rFonts w:hint="eastAsia" w:ascii="Times New Roman" w:hAnsi="Times New Roman" w:eastAsia="FangSong" w:cs="Times New Roman"/>
+        </w:rPr>
+        <w:t>不参与成键</w:t>
+      </w:r>
+      <w:r>
+        <w:rPr>
+          <w:rFonts w:hint="eastAsia" w:ascii="Times New Roman" w:hAnsi="Times New Roman" w:eastAsia="Times New Roman" w:cs="Times New Roman"/>
+        </w:rPr>
+        <w:t>，</w:t>
+      </w:r>
+      <w:r>
+        <w:rPr>
+          <w:rFonts w:hint="eastAsia" w:ascii="Times New Roman" w:hAnsi="Times New Roman" w:eastAsia="FangSong" w:cs="Times New Roman"/>
+        </w:rPr>
+        <w:t>不参与金属能带</w:t>
+      </w:r>
+      <w:r>
+        <w:rPr>
+          <w:rFonts w:hint="eastAsia" w:ascii="Times New Roman" w:hAnsi="Times New Roman" w:eastAsia="Times New Roman" w:cs="Times New Roman"/>
+        </w:rPr>
+        <w:t>。</w:t>
+      </w:r>
+    </w:p>
+    <w:p>
+      <w:pPr>
+        <w:numPr>
+          <w:ilvl w:val="0"/>
+          <w:numId w:val="1003"/>
+        </w:numPr>
         <w:spacing w:before="160" w:after="80"/>
         <w:jc w:val="center"/>
       </w:pPr>
-      <w:r>
-        <w:rPr>
-          <w:rFonts w:ascii="Times New Roman" w:hAnsi="Times New Roman" w:eastAsia="Times New Roman" w:cs="Times New Roman"/>
-        </w:rPr>
-        <w:t xml:space="preserve">[!important]</w:t>
-      </w:r>
-      <w:r>
-        <w:rPr>
-          <w:rFonts w:ascii="Times New Roman" w:hAnsi="Times New Roman" w:eastAsia="Times New Roman" w:cs="Times New Roman"/>
-        </w:rPr>
-        <w:t xml:space="preserve"> </w:t>
-      </w:r>
-      <w:r>
-        <w:rPr>
-          <w:rFonts w:ascii="Times New Roman" w:hAnsi="Times New Roman" w:eastAsia="Times New Roman" w:cs="Times New Roman"/>
-        </w:rPr>
-        <w:t xml:space="preserve">Au </w:t>
-      </w:r>
-      <w:r>
-        <w:rPr>
-          <w:rFonts w:hint="eastAsia" w:ascii="Times New Roman" w:hAnsi="Times New Roman" w:eastAsia="FangSong" w:cs="Times New Roman"/>
-        </w:rPr>
-        <w:t>黄色固体</w:t>
-      </w:r>
-      <w:r>
-        <w:rPr>
-          <w:rFonts w:hint="eastAsia" w:ascii="Times New Roman" w:hAnsi="Times New Roman" w:eastAsia="Times New Roman" w:cs="Times New Roman"/>
-        </w:rPr>
-        <w:t>（</w:t>
-      </w:r>
-      <w:r>
-        <w:rPr>
-          <w:rFonts w:hint="eastAsia" w:ascii="Times New Roman" w:hAnsi="Times New Roman" w:eastAsia="FangSong" w:cs="Times New Roman"/>
-        </w:rPr>
-        <w:t>熔点</w:t>
-      </w:r>
-      <w:r>
-        <w:rPr>
-          <w:rFonts w:ascii="Times New Roman" w:hAnsi="Times New Roman" w:eastAsia="Times New Roman" w:cs="Times New Roman"/>
-        </w:rPr>
-        <w:t xml:space="preserve"> </w:t>
-      </w:r>
-      <w:r>
-        <w:rPr>
-          <w:rFonts w:hint="eastAsia" w:ascii="Times New Roman" w:hAnsi="Times New Roman" w:eastAsia="Times New Roman" w:cs="Times New Roman"/>
-        </w:rPr>
-        <w:t xml:space="preserve">1064°C）；Hg</w:t>
-      </w:r>
-      <w:r>
-        <w:rPr>
-          <w:rFonts w:ascii="Times New Roman" w:hAnsi="Times New Roman" w:eastAsia="Times New Roman" w:cs="Times New Roman"/>
-        </w:rPr>
-        <w:t xml:space="preserve"> </w:t>
-      </w:r>
-      <w:r>
-        <w:rPr>
-          <w:rFonts w:hint="eastAsia" w:ascii="Times New Roman" w:hAnsi="Times New Roman" w:eastAsia="FangSong" w:cs="Times New Roman"/>
-        </w:rPr>
-        <w:t>无色液体</w:t>
-      </w:r>
-      <w:r>
-        <w:rPr>
-          <w:rFonts w:hint="eastAsia" w:ascii="Times New Roman" w:hAnsi="Times New Roman" w:eastAsia="Times New Roman" w:cs="Times New Roman"/>
-        </w:rPr>
-        <w:t>（</w:t>
-      </w:r>
-      <w:r>
-        <w:rPr>
-          <w:rFonts w:hint="eastAsia" w:ascii="Times New Roman" w:hAnsi="Times New Roman" w:eastAsia="FangSong" w:cs="Times New Roman"/>
-        </w:rPr>
-        <w:t>熔点</w:t>
-      </w:r>
-      <w:r>
-        <w:rPr>
-          <w:rFonts w:ascii="Times New Roman" w:hAnsi="Times New Roman" w:eastAsia="Times New Roman" w:cs="Times New Roman"/>
-        </w:rPr>
-        <w:t xml:space="preserve"> </w:t>
-      </w:r>
-      <w:r>
-        <w:rPr>
-          <w:rFonts w:hint="eastAsia" w:ascii="Times New Roman" w:hAnsi="Times New Roman" w:eastAsia="Times New Roman" w:cs="Times New Roman"/>
-        </w:rPr>
-        <w:t>−39°C）。</w:t>
-      </w:r>
-      <w:r>
-        <w:rPr>
-          <w:rFonts w:hint="eastAsia" w:ascii="Times New Roman" w:hAnsi="Times New Roman" w:eastAsia="FangSong" w:cs="Times New Roman"/>
-        </w:rPr>
-        <w:t>原子间相互作用发生了什么</w:t>
-      </w:r>
-      <w:r>
-        <w:rPr>
-          <w:rFonts w:hint="eastAsia" w:ascii="Times New Roman" w:hAnsi="Times New Roman" w:eastAsia="Times New Roman" w:cs="Times New Roman"/>
-        </w:rPr>
-        <w:t>？</w:t>
-      </w:r>
-      <w:r>
-        <w:rPr>
-          <w:rFonts w:ascii="Times New Roman" w:hAnsi="Times New Roman" w:eastAsia="Times New Roman" w:cs="Times New Roman"/>
-        </w:rPr>
-        <w:t xml:space="preserve"> </w:t>
-      </w:r>
-      <w:r>
-        <w:rPr>
-          <w:rFonts w:hint="eastAsia" w:ascii="Times New Roman" w:hAnsi="Times New Roman" w:eastAsia="FangSong" w:cs="Times New Roman"/>
-          <w:b/>
-          <w:bCs/>
-        </w:rPr>
-        <w:t>突破</w:t>
-      </w:r>
-      <w:r>
-        <w:rPr>
-          <w:rFonts w:hint="eastAsia" w:ascii="Times New Roman" w:hAnsi="Times New Roman" w:eastAsia="Times New Roman" w:cs="Times New Roman"/>
-          <w:b/>
-          <w:bCs/>
-        </w:rPr>
-        <w:t>——</w:t>
-      </w:r>
-      <w:r>
-        <w:rPr>
-          <w:rFonts w:hint="eastAsia" w:ascii="Times New Roman" w:hAnsi="Times New Roman" w:eastAsia="FangSong" w:cs="Times New Roman"/>
-          <w:b/>
-          <w:bCs/>
-        </w:rPr>
-        <w:t>相对论效应三步链</w:t>
-      </w:r>
-      <w:r>
-        <w:rPr>
-          <w:rFonts w:hint="eastAsia" w:ascii="Times New Roman" w:hAnsi="Times New Roman" w:eastAsia="Times New Roman" w:cs="Times New Roman"/>
-        </w:rPr>
-        <w:t xml:space="preserve">：</w:t>
-      </w:r>
-      <w:r>
-        <w:rPr>
-          <w:rFonts w:ascii="Times New Roman" w:hAnsi="Times New Roman" w:eastAsia="Times New Roman" w:cs="Times New Roman"/>
-        </w:rPr>
-        <w:t xml:space="preserve"> </w:t>
-      </w:r>
-      <w:r>
-        <w:rPr>
-          <w:rFonts w:ascii="Times New Roman" w:hAnsi="Times New Roman" w:eastAsia="Times New Roman" w:cs="Times New Roman"/>
-        </w:rPr>
-        <w:t xml:space="preserve">1. </w:t>
-      </w:r>
-      <w:r>
-        <w:rPr>
-          <w:rFonts w:hint="eastAsia" w:ascii="Times New Roman" w:hAnsi="Times New Roman" w:eastAsia="FangSong" w:cs="Times New Roman"/>
-        </w:rPr>
-        <w:t xml:space="preserve">相对论效应使</w:t>
-      </w:r>
-      <w:r>
-        <w:rPr>
-          <w:rFonts w:ascii="Times New Roman" w:hAnsi="Times New Roman" w:eastAsia="Times New Roman" w:cs="Times New Roman"/>
-        </w:rPr>
-        <w:t xml:space="preserve"> </w:t>
-      </w:r>
-      <w:r>
-        <w:rPr>
-          <w:rFonts w:ascii="Times New Roman" w:hAnsi="Times New Roman" w:eastAsia="Times New Roman" w:cs="Times New Roman"/>
-          <w:b/>
-          <w:bCs/>
-        </w:rPr>
-        <w:t xml:space="preserve">6s </w:t>
-      </w:r>
-      <w:r>
-        <w:rPr>
-          <w:rFonts w:hint="eastAsia" w:ascii="Times New Roman" w:hAnsi="Times New Roman" w:eastAsia="FangSong" w:cs="Times New Roman"/>
-          <w:b/>
-          <w:bCs/>
-        </w:rPr>
-        <w:t>轨道收缩</w:t>
-      </w:r>
-      <w:r>
-        <w:rPr>
-          <w:rFonts w:hint="eastAsia" w:ascii="Times New Roman" w:hAnsi="Times New Roman" w:eastAsia="Times New Roman" w:cs="Times New Roman"/>
-          <w:b/>
-          <w:bCs/>
-        </w:rPr>
-        <w:t>、</w:t>
-      </w:r>
-      <w:r>
-        <w:rPr>
-          <w:rFonts w:hint="eastAsia" w:ascii="Times New Roman" w:hAnsi="Times New Roman" w:eastAsia="FangSong" w:cs="Times New Roman"/>
-          <w:b/>
-          <w:bCs/>
-        </w:rPr>
-        <w:t>能量降低</w:t>
-      </w:r>
-      <w:r>
-        <w:rPr>
-          <w:rFonts w:hint="eastAsia" w:ascii="Times New Roman" w:hAnsi="Times New Roman" w:eastAsia="Times New Roman" w:cs="Times New Roman"/>
-        </w:rPr>
-        <w:t>（</w:t>
-      </w:r>
-      <w:r>
-        <w:rPr>
-          <w:rFonts w:hint="eastAsia" w:ascii="Times New Roman" w:hAnsi="Times New Roman" w:eastAsia="FangSong" w:cs="Times New Roman"/>
-        </w:rPr>
-        <w:t>质量</w:t>
-      </w:r>
-      <w:r>
-        <w:rPr>
-          <w:rFonts w:hint="eastAsia" w:ascii="Times New Roman" w:hAnsi="Times New Roman" w:eastAsia="Times New Roman" w:cs="Times New Roman"/>
-        </w:rPr>
-        <w:t>-</w:t>
-      </w:r>
-      <w:r>
-        <w:rPr>
-          <w:rFonts w:hint="eastAsia" w:ascii="Times New Roman" w:hAnsi="Times New Roman" w:eastAsia="FangSong" w:cs="Times New Roman"/>
-        </w:rPr>
-        <w:t>速度效应</w:t>
-      </w:r>
-      <w:r>
-        <w:rPr>
-          <w:rFonts w:hint="eastAsia" w:ascii="Times New Roman" w:hAnsi="Times New Roman" w:eastAsia="Times New Roman" w:cs="Times New Roman"/>
-        </w:rPr>
-        <w:t>）。</w:t>
-      </w:r>
-      <w:r>
-        <w:rPr>
-          <w:rFonts w:ascii="Times New Roman" w:hAnsi="Times New Roman" w:eastAsia="Times New Roman" w:cs="Times New Roman"/>
-        </w:rPr>
-        <w:t xml:space="preserve"> </w:t>
-      </w:r>
-      <w:r>
-        <w:rPr>
-          <w:rFonts w:ascii="Times New Roman" w:hAnsi="Times New Roman" w:eastAsia="Times New Roman" w:cs="Times New Roman"/>
-        </w:rPr>
-        <w:t xml:space="preserve">2. Hg </w:t>
-      </w:r>
-      <w:r>
-        <w:rPr>
-          <w:rFonts w:hint="eastAsia" w:ascii="Times New Roman" w:hAnsi="Times New Roman" w:eastAsia="FangSong" w:cs="Times New Roman"/>
-        </w:rPr>
-        <w:t xml:space="preserve">的</w:t>
-      </w:r>
-      <w:r>
-        <w:rPr>
-          <w:rFonts w:ascii="Times New Roman" w:hAnsi="Times New Roman" w:eastAsia="Times New Roman" w:cs="Times New Roman"/>
-        </w:rPr>
-        <w:t xml:space="preserve"> </w:t>
-      </w:r>
-      <w:r>
-        <w:rPr>
-          <w:rFonts w:ascii="Times New Roman" w:hAnsi="Times New Roman" w:eastAsia="Times New Roman" w:cs="Times New Roman"/>
-          <w:b/>
-          <w:bCs/>
-        </w:rPr>
-        <w:t>6s</w:t>
-      </w:r>
-      <w:r>
-        <w:rPr>
-          <w:rFonts w:ascii="Times New Roman" w:hAnsi="Times New Roman" w:eastAsia="Times New Roman" w:cs="Times New Roman"/>
-          <w:b/>
-          <w:bCs/>
-          <w:vertAlign w:val="superscript"/>
-        </w:rPr>
-        <w:t>2</w:t>
-      </w:r>
-      <w:r>
-        <w:rPr>
-          <w:rFonts w:ascii="Times New Roman" w:hAnsi="Times New Roman" w:eastAsia="Times New Roman" w:cs="Times New Roman"/>
-          <w:b/>
-          <w:bCs/>
-        </w:rPr>
-        <w:t xml:space="preserve"> </w:t>
-      </w:r>
-      <w:r>
-        <w:rPr>
-          <w:rFonts w:hint="eastAsia" w:ascii="Times New Roman" w:hAnsi="Times New Roman" w:eastAsia="FangSong" w:cs="Times New Roman"/>
-          <w:b/>
-          <w:bCs/>
-        </w:rPr>
-        <w:t>电子对异常</w:t>
-      </w:r>
-      <w:r>
-        <w:rPr>
-          <w:rFonts w:hint="eastAsia" w:ascii="Times New Roman" w:hAnsi="Times New Roman" w:eastAsia="Times New Roman" w:cs="Times New Roman"/>
-          <w:b/>
-          <w:bCs/>
-        </w:rPr>
-        <w:t>「</w:t>
-      </w:r>
-      <w:r>
-        <w:rPr>
-          <w:rFonts w:hint="eastAsia" w:ascii="Times New Roman" w:hAnsi="Times New Roman" w:eastAsia="FangSong" w:cs="Times New Roman"/>
-          <w:b/>
-          <w:bCs/>
-        </w:rPr>
-        <w:t>懒惰</w:t>
-      </w:r>
-      <w:r>
-        <w:rPr>
-          <w:rFonts w:hint="eastAsia" w:ascii="Times New Roman" w:hAnsi="Times New Roman" w:eastAsia="Times New Roman" w:cs="Times New Roman"/>
-          <w:b/>
-          <w:bCs/>
-        </w:rPr>
-        <w:t>」</w:t>
-      </w:r>
-      <w:r>
-        <w:rPr>
-          <w:rFonts w:hint="eastAsia" w:ascii="Times New Roman" w:hAnsi="Times New Roman" w:eastAsia="Times New Roman" w:cs="Times New Roman"/>
-        </w:rPr>
-        <w:t>——</w:t>
-      </w:r>
-      <w:r>
-        <w:rPr>
-          <w:rFonts w:hint="eastAsia" w:ascii="Times New Roman" w:hAnsi="Times New Roman" w:eastAsia="FangSong" w:cs="Times New Roman"/>
-        </w:rPr>
-        <w:t>紧贴原子核</w:t>
-      </w:r>
-      <w:r>
-        <w:rPr>
-          <w:rFonts w:hint="eastAsia" w:ascii="Times New Roman" w:hAnsi="Times New Roman" w:eastAsia="Times New Roman" w:cs="Times New Roman"/>
-        </w:rPr>
-        <w:t>，</w:t>
-      </w:r>
-      <w:r>
-        <w:rPr>
-          <w:rFonts w:hint="eastAsia" w:ascii="Times New Roman" w:hAnsi="Times New Roman" w:eastAsia="FangSong" w:cs="Times New Roman"/>
-        </w:rPr>
-        <w:t>不参与成键</w:t>
-      </w:r>
-      <w:r>
-        <w:rPr>
-          <w:rFonts w:hint="eastAsia" w:ascii="Times New Roman" w:hAnsi="Times New Roman" w:eastAsia="Times New Roman" w:cs="Times New Roman"/>
-        </w:rPr>
-        <w:t>，</w:t>
-      </w:r>
-      <w:r>
-        <w:rPr>
-          <w:rFonts w:hint="eastAsia" w:ascii="Times New Roman" w:hAnsi="Times New Roman" w:eastAsia="FangSong" w:cs="Times New Roman"/>
-        </w:rPr>
-        <w:t>不参与金属能带</w:t>
-      </w:r>
-      <w:r>
-        <w:rPr>
-          <w:rFonts w:hint="eastAsia" w:ascii="Times New Roman" w:hAnsi="Times New Roman" w:eastAsia="Times New Roman" w:cs="Times New Roman"/>
-        </w:rPr>
-        <w:t>。</w:t>
-      </w:r>
-      <w:r>
-        <w:rPr>
-          <w:rFonts w:ascii="Times New Roman" w:hAnsi="Times New Roman" w:eastAsia="Times New Roman" w:cs="Times New Roman"/>
-        </w:rPr>
-        <w:t xml:space="preserve"> </w:t>
-      </w:r>
-      <w:r>
-        <w:rPr>
-          <w:rFonts w:ascii="Times New Roman" w:hAnsi="Times New Roman" w:eastAsia="Times New Roman" w:cs="Times New Roman"/>
-        </w:rPr>
-        <w:t xml:space="preserve">3. </w:t>
-      </w:r>
       <w:r>
         <w:rPr>
           <w:rFonts w:hint="eastAsia" w:ascii="Times New Roman" w:hAnsi="Times New Roman" w:eastAsia="FangSong" w:cs="Times New Roman"/>
@@ -11586,18 +10150,18 @@
           <wp:inline>
             <wp:extent cx="2667000" cy="2892007"/>
             <wp:effectExtent b="0" l="0" r="0" t="0"/>
-            <wp:docPr descr="" title="" id="39" name="Picture"/>
+            <wp:docPr descr="" title="" id="38" name="Picture"/>
             <a:graphic>
               <a:graphicData uri="http://schemas.openxmlformats.org/drawingml/2006/picture">
                 <pic:pic>
                   <pic:nvPicPr>
-                    <pic:cNvPr descr="fc671d5eeb7fce6afaf30feeb533b1e85250eed285a2621ca55547b427899db2.jpg" id="40" name="Picture"/>
+                    <pic:cNvPr descr="fc671d5eeb7fce6afaf30feeb533b1e85250eed285a2621ca55547b427899db2.jpg" id="39" name="Picture"/>
                     <pic:cNvPicPr>
                       <a:picLocks noChangeArrowheads="1" noChangeAspect="1"/>
                     </pic:cNvPicPr>
                   </pic:nvPicPr>
                   <pic:blipFill>
-                    <a:blip r:embed="rId38"/>
+                    <a:blip r:embed="rId37"/>
                     <a:stretch>
                       <a:fillRect/>
                     </a:stretch>
@@ -11671,15 +10235,9 @@
         </w:rPr>
         <w:t>常温下呈液态的金属汞</w:t>
       </w:r>
-      <w:r>
-        <w:rPr>
-          <w:rFonts w:hint="eastAsia" w:ascii="Times New Roman" w:hAnsi="Times New Roman" w:eastAsia="Times New Roman" w:cs="Times New Roman"/>
-        </w:rPr>
-        <w:t>。</w:t>
-      </w:r>
     </w:p>
-    <w:bookmarkEnd w:id="41"/>
-    <w:bookmarkStart w:id="42" w:name="hg₂²-双核离子"/>
+    <w:bookmarkEnd w:id="40"/>
+    <w:bookmarkStart w:id="41" w:name="hg₂²-双核离子"/>
     <w:p>
       <w:pPr>
         <w:pStyle w:val="Heading3"/>
@@ -12205,8 +10763,8 @@
         <w:t>。</w:t>
       </w:r>
     </w:p>
-    <w:bookmarkEnd w:id="42"/>
-    <w:bookmarkStart w:id="43" w:name="hg₂²-不歧化-vs-cu-歧化电势图对比"/>
+    <w:bookmarkEnd w:id="41"/>
+    <w:bookmarkStart w:id="42" w:name="hg₂²-不歧化-vs-cu-歧化电势图对比"/>
     <w:p>
       <w:pPr>
         <w:pStyle w:val="Heading3"/>
@@ -13299,8 +11857,8 @@
         <w:t xml:space="preserve"> 253 pm。</w:t>
       </w:r>
     </w:p>
-    <w:bookmarkEnd w:id="43"/>
-    <w:bookmarkStart w:id="53" w:name="汞的鉴定与毒性"/>
+    <w:bookmarkEnd w:id="42"/>
+    <w:bookmarkStart w:id="52" w:name="汞的鉴定与毒性"/>
     <w:p>
       <w:pPr>
         <w:pStyle w:val="Heading3"/>
@@ -14540,18 +13098,18 @@
           <wp:inline>
             <wp:extent cx="2520000" cy="3961440"/>
             <wp:effectExtent b="0" l="0" r="0" t="0"/>
-            <wp:docPr descr="" title="" id="45" name="Picture"/>
+            <wp:docPr descr="" title="" id="44" name="Picture"/>
             <a:graphic>
               <a:graphicData uri="http://schemas.openxmlformats.org/drawingml/2006/picture">
                 <pic:pic>
                   <pic:nvPicPr>
-                    <pic:cNvPr descr="9ff9dbb7579c16efc090105cead50134ad1ca30519287ca05f86f855bbfbaefe.jpg" id="46" name="Picture"/>
+                    <pic:cNvPr descr="9ff9dbb7579c16efc090105cead50134ad1ca30519287ca05f86f855bbfbaefe.jpg" id="45" name="Picture"/>
                     <pic:cNvPicPr>
                       <a:picLocks noChangeArrowheads="1" noChangeAspect="1"/>
                     </pic:cNvPicPr>
                   </pic:nvPicPr>
                   <pic:blipFill>
-                    <a:blip r:embed="rId44"/>
+                    <a:blip r:embed="rId43"/>
                     <a:stretch>
                       <a:fillRect/>
                     </a:stretch>
@@ -14615,128 +13173,6 @@
       </w:r>
       <w:r>
         <w:rPr>
-          <w:rFonts w:hint="eastAsia" w:ascii="Times New Roman" w:hAnsi="Times New Roman" w:eastAsia="Times New Roman" w:cs="Times New Roman"/>
-        </w:rPr>
-        <w:t>（</w:t>
-      </w:r>
-      <w:r>
-        <w:rPr>
-          <w:rFonts w:hint="eastAsia" w:ascii="Times New Roman" w:hAnsi="Times New Roman" w:eastAsia="FangSong" w:cs="Times New Roman"/>
-        </w:rPr>
-        <w:t>赵鑫光</w:t>
-      </w:r>
-      <w:r>
-        <w:rPr>
-          <w:rFonts w:hint="eastAsia" w:ascii="Times New Roman" w:hAnsi="Times New Roman" w:eastAsia="Times New Roman" w:cs="Times New Roman"/>
-        </w:rPr>
-        <w:t>）——</w:t>
-      </w:r>
-      <w:r>
-        <w:rPr>
-          <w:rFonts w:hint="eastAsia" w:ascii="Times New Roman" w:hAnsi="Times New Roman" w:eastAsia="FangSong" w:cs="Times New Roman"/>
-        </w:rPr>
-        <w:t>标出</w:t>
-      </w:r>
-      <w:r>
-        <w:rPr>
-          <w:rFonts w:ascii="Times New Roman" w:hAnsi="Times New Roman" w:eastAsia="Times New Roman" w:cs="Times New Roman"/>
-        </w:rPr>
-        <w:t xml:space="preserve"> </w:t>
-      </w:r>
-      <w:r>
-        <w:rPr>
-          <w:rFonts w:hint="eastAsia" w:ascii="Times New Roman" w:hAnsi="Times New Roman" w:eastAsia="Times New Roman" w:cs="Times New Roman"/>
-        </w:rPr>
-        <w:t>Hg/Hg</w:t>
-      </w:r>
-      <w:r>
-        <w:rPr>
-          <w:rFonts w:hint="eastAsia" w:ascii="Times New Roman" w:hAnsi="Times New Roman" w:eastAsia="Times New Roman" w:cs="Times New Roman"/>
-          <w:vertAlign w:val="subscript"/>
-        </w:rPr>
-        <w:t>2</w:t>
-      </w:r>
-      <w:r>
-        <w:rPr>
-          <w:rFonts w:hint="eastAsia" w:ascii="Times New Roman" w:hAnsi="Times New Roman" w:eastAsia="Times New Roman" w:cs="Times New Roman"/>
-        </w:rPr>
-        <w:t>Cl</w:t>
-      </w:r>
-      <w:r>
-        <w:rPr>
-          <w:rFonts w:hint="eastAsia" w:ascii="Times New Roman" w:hAnsi="Times New Roman" w:eastAsia="Times New Roman" w:cs="Times New Roman"/>
-          <w:vertAlign w:val="subscript"/>
-        </w:rPr>
-        <w:t>2</w:t>
-      </w:r>
-      <w:r>
-        <w:rPr>
-          <w:rFonts w:hint="eastAsia" w:ascii="Times New Roman" w:hAnsi="Times New Roman" w:eastAsia="Times New Roman" w:cs="Times New Roman"/>
-        </w:rPr>
-        <w:t>、</w:t>
-      </w:r>
-      <w:r>
-        <w:rPr>
-          <w:rFonts w:hint="eastAsia" w:ascii="Times New Roman" w:hAnsi="Times New Roman" w:eastAsia="FangSong" w:cs="Times New Roman"/>
-        </w:rPr>
-        <w:t>饱和</w:t>
-      </w:r>
-      <w:r>
-        <w:rPr>
-          <w:rFonts w:ascii="Times New Roman" w:hAnsi="Times New Roman" w:eastAsia="Times New Roman" w:cs="Times New Roman"/>
-        </w:rPr>
-        <w:t xml:space="preserve"> KCl、KCl </w:t>
-      </w:r>
-      <w:r>
-        <w:rPr>
-          <w:rFonts w:hint="eastAsia" w:ascii="Times New Roman" w:hAnsi="Times New Roman" w:eastAsia="FangSong" w:cs="Times New Roman"/>
-        </w:rPr>
-        <w:t>晶体与多孔隔膜</w:t>
-      </w:r>
-      <w:r>
-        <w:rPr>
-          <w:rFonts w:hint="eastAsia" w:ascii="Times New Roman" w:hAnsi="Times New Roman" w:eastAsia="Times New Roman" w:cs="Times New Roman"/>
-        </w:rPr>
-        <w:t>（</w:t>
-      </w:r>
-      <w:r>
-        <w:rPr>
-          <w:rFonts w:hint="eastAsia" w:ascii="Times New Roman" w:hAnsi="Times New Roman" w:eastAsia="FangSong" w:cs="Times New Roman"/>
-        </w:rPr>
-        <w:t>用于连接甘汞电极构造</w:t>
-      </w:r>
-      <w:r>
-        <w:rPr>
-          <w:rFonts w:hint="eastAsia" w:ascii="Times New Roman" w:hAnsi="Times New Roman" w:eastAsia="Times New Roman" w:cs="Times New Roman"/>
-        </w:rPr>
-        <w:t>，</w:t>
-      </w:r>
-      <w:r>
-        <w:rPr>
-          <w:rFonts w:hint="eastAsia" w:ascii="Times New Roman" w:hAnsi="Times New Roman" w:eastAsia="FangSong" w:cs="Times New Roman"/>
-        </w:rPr>
-        <w:t>不替代</w:t>
-      </w:r>
-      <w:r>
-        <w:rPr>
-          <w:rFonts w:ascii="Times New Roman" w:hAnsi="Times New Roman" w:eastAsia="Times New Roman" w:cs="Times New Roman"/>
-        </w:rPr>
-        <w:t xml:space="preserve"> Hg—Hg </w:t>
-      </w:r>
-      <w:r>
-        <w:rPr>
-          <w:rFonts w:hint="eastAsia" w:ascii="Times New Roman" w:hAnsi="Times New Roman" w:eastAsia="FangSong" w:cs="Times New Roman"/>
-        </w:rPr>
-        <w:t>分子结构图</w:t>
-      </w:r>
-      <w:r>
-        <w:rPr>
-          <w:rFonts w:hint="eastAsia" w:ascii="Times New Roman" w:hAnsi="Times New Roman" w:eastAsia="Times New Roman" w:cs="Times New Roman"/>
-        </w:rPr>
-        <w:t>）。</w:t>
-      </w:r>
-      <w:r>
-        <w:rPr>
           <w:rFonts w:ascii="Times New Roman" w:hAnsi="Times New Roman" w:eastAsia="Times New Roman" w:cs="Times New Roman"/>
         </w:rPr>
         <w:t xml:space="preserve"> </w:t>
@@ -14749,18 +13185,18 @@
           <wp:inline>
             <wp:extent cx="2667000" cy="917011"/>
             <wp:effectExtent b="0" l="0" r="0" t="0"/>
-            <wp:docPr descr="" title="" id="48" name="Picture"/>
+            <wp:docPr descr="" title="" id="47" name="Picture"/>
             <a:graphic>
               <a:graphicData uri="http://schemas.openxmlformats.org/drawingml/2006/picture">
                 <pic:pic>
                   <pic:nvPicPr>
-                    <pic:cNvPr descr="bad5a79da72756490250867d904d5fa175e4c0017e4765bebc86e5385d05d719.png" id="49" name="Picture"/>
+                    <pic:cNvPr descr="bad5a79da72756490250867d904d5fa175e4c0017e4765bebc86e5385d05d719.png" id="48" name="Picture"/>
                     <pic:cNvPicPr>
                       <a:picLocks noChangeArrowheads="1" noChangeAspect="1"/>
                     </pic:cNvPicPr>
                   </pic:nvPicPr>
                   <pic:blipFill>
-                    <a:blip r:embed="rId47"/>
+                    <a:blip r:embed="rId46"/>
                     <a:stretch>
                       <a:fillRect/>
                     </a:stretch>
@@ -14865,67 +13301,7 @@
         <w:rPr>
           <w:rFonts w:hint="eastAsia" w:ascii="Times New Roman" w:hAnsi="Times New Roman" w:eastAsia="FangSong" w:cs="Times New Roman"/>
         </w:rPr>
-        <w:t>歧化电势图对比</w:t>
-      </w:r>
-      <w:r>
-        <w:rPr>
-          <w:rFonts w:hint="eastAsia" w:ascii="Times New Roman" w:hAnsi="Times New Roman" w:eastAsia="Times New Roman" w:cs="Times New Roman"/>
-        </w:rPr>
-        <w:t>——</w:t>
-      </w:r>
-      <w:r>
-        <w:rPr>
-          <w:rFonts w:hint="eastAsia" w:ascii="Times New Roman" w:hAnsi="Times New Roman" w:eastAsia="FangSong" w:cs="Times New Roman"/>
-        </w:rPr>
-        <w:t>两条电势阶梯对比</w:t>
-      </w:r>
-      <w:r>
-        <w:rPr>
-          <w:rFonts w:hint="eastAsia" w:ascii="Times New Roman" w:hAnsi="Times New Roman" w:eastAsia="Times New Roman" w:cs="Times New Roman"/>
-        </w:rPr>
-        <w:t>，</w:t>
-      </w:r>
-      <w:r>
-        <w:rPr>
-          <w:rFonts w:hint="eastAsia" w:ascii="Times New Roman" w:hAnsi="Times New Roman" w:eastAsia="FangSong" w:cs="Times New Roman"/>
-        </w:rPr>
-        <w:t>标注</w:t>
-      </w:r>
-      <w:r>
-        <w:rPr>
-          <w:rFonts w:hint="eastAsia" w:ascii="Times New Roman" w:hAnsi="Times New Roman" w:eastAsia="Times New Roman" w:cs="Times New Roman"/>
-        </w:rPr>
-        <w:t>「</w:t>
-      </w:r>
-      <w:r>
-        <w:rPr>
-          <w:rFonts w:hint="eastAsia" w:ascii="Times New Roman" w:hAnsi="Times New Roman" w:eastAsia="FangSong" w:cs="Times New Roman"/>
-        </w:rPr>
-        <w:t>左</w:t>
-      </w:r>
-      <w:r>
-        <w:rPr>
-          <w:rFonts w:hint="eastAsia" w:ascii="Times New Roman" w:hAnsi="Times New Roman" w:eastAsia="FangSong" w:cs="Times New Roman"/>
-        </w:rPr>
-        <w:t>右不歧化</w:t>
-      </w:r>
-      <w:r>
-        <w:rPr>
-          <w:rFonts w:hint="eastAsia" w:ascii="Times New Roman" w:hAnsi="Times New Roman" w:eastAsia="Times New Roman" w:cs="Times New Roman"/>
-        </w:rPr>
-        <w:t>」</w:t>
-      </w:r>
-      <w:r>
-        <w:rPr>
-          <w:rFonts w:hint="eastAsia" w:ascii="Times New Roman" w:hAnsi="Times New Roman" w:eastAsia="FangSong" w:cs="Times New Roman"/>
-        </w:rPr>
-        <w:t>判据</w:t>
-      </w:r>
-      <w:r>
-        <w:rPr>
-          <w:rFonts w:hint="eastAsia" w:ascii="Times New Roman" w:hAnsi="Times New Roman" w:eastAsia="Times New Roman" w:cs="Times New Roman"/>
-        </w:rPr>
-        <w:t>。</w:t>
+        <w:t xml:space="preserve">歧化电势图对比</w:t>
       </w:r>
       <w:r>
         <w:rPr>
@@ -14941,18 +13317,18 @@
           <wp:inline>
             <wp:extent cx="2667000" cy="1308339"/>
             <wp:effectExtent b="0" l="0" r="0" t="0"/>
-            <wp:docPr descr="" title="" id="51" name="Picture"/>
+            <wp:docPr descr="" title="" id="50" name="Picture"/>
             <a:graphic>
               <a:graphicData uri="http://schemas.openxmlformats.org/drawingml/2006/picture">
                 <pic:pic>
                   <pic:nvPicPr>
-                    <pic:cNvPr descr="f0e5a2b5bc28e6969e2a507ad93c50f8cbb95c316a80274d74b7ef648670c2ea.jpg" id="52" name="Picture"/>
+                    <pic:cNvPr descr="f0e5a2b5bc28e6969e2a507ad93c50f8cbb95c316a80274d74b7ef648670c2ea.jpg" id="51" name="Picture"/>
                     <pic:cNvPicPr>
                       <a:picLocks noChangeArrowheads="1" noChangeAspect="1"/>
                     </pic:cNvPicPr>
                   </pic:nvPicPr>
                   <pic:blipFill>
-                    <a:blip r:embed="rId50"/>
+                    <a:blip r:embed="rId49"/>
                     <a:stretch>
                       <a:fillRect/>
                     </a:stretch>
@@ -15074,13 +13450,7 @@
         <w:rPr>
           <w:rFonts w:hint="eastAsia" w:ascii="Times New Roman" w:hAnsi="Times New Roman" w:eastAsia="FangSong" w:cs="Times New Roman"/>
         </w:rPr>
-        <w:t>电子的惰性与部分成键特性</w:t>
-      </w:r>
-      <w:r>
-        <w:rPr>
-          <w:rFonts w:hint="eastAsia" w:ascii="Times New Roman" w:hAnsi="Times New Roman" w:eastAsia="Times New Roman" w:cs="Times New Roman"/>
-        </w:rPr>
-        <w:t>。</w:t>
+        <w:t xml:space="preserve">电子的惰性与部分成键特性</w:t>
       </w:r>
     </w:p>
     <w:p>
@@ -15093,9 +13463,9 @@
         </w:pict>
       </w:r>
     </w:p>
+    <w:bookmarkEnd w:id="52"/>
     <w:bookmarkEnd w:id="53"/>
-    <w:bookmarkEnd w:id="54"/>
-    <w:bookmarkStart w:id="67" w:name="钼与钨多酸化学"/>
+    <w:bookmarkStart w:id="66" w:name="钼与钨多酸化学"/>
     <w:p>
       <w:pPr>
         <w:pStyle w:val="Heading2"/>
@@ -15126,7 +13496,7 @@
         <w:t>多酸化学</w:t>
       </w:r>
     </w:p>
-    <w:bookmarkStart w:id="55" w:name="mow-巨型多酸-vs-cr-小多酸"/>
+    <w:bookmarkStart w:id="54" w:name="mow-巨型多酸-vs-cr-小多酸"/>
     <w:p>
       <w:pPr>
         <w:pStyle w:val="Heading3"/>
@@ -15423,12 +13793,12 @@
         </w:rPr>
         <w:t>。</w:t>
       </w:r>
-      <w:r>
-        <w:rPr>
-          <w:rFonts w:ascii="Times New Roman" w:hAnsi="Times New Roman" w:eastAsia="Times New Roman" w:cs="Times New Roman"/>
-        </w:rPr>
-        <w:t xml:space="preserve"> </w:t>
-      </w:r>
+    </w:p>
+    <w:p>
+      <w:pPr>
+        <w:pStyle w:val="BodyText"/>
+        <w:ind w:firstLine="420"/>
+      </w:pPr>
       <w:r>
         <w:rPr>
           <w:rFonts w:hint="eastAsia" w:ascii="Times New Roman" w:hAnsi="Times New Roman" w:eastAsia="FangSong" w:cs="Times New Roman"/>
@@ -15459,24 +13829,15 @@
         </w:rPr>
         <w:t xml:space="preserve">：</w:t>
       </w:r>
-      <w:r>
-        <w:rPr>
-          <w:rFonts w:ascii="Times New Roman" w:hAnsi="Times New Roman" w:eastAsia="Times New Roman" w:cs="Times New Roman"/>
-        </w:rPr>
-        <w:t xml:space="preserve"> </w:t>
-      </w:r>
-      <w:r>
-        <w:rPr>
-          <w:rFonts w:ascii="Times New Roman" w:hAnsi="Times New Roman" w:eastAsia="Times New Roman" w:cs="Times New Roman"/>
-        </w:rPr>
-        <w:t xml:space="preserve">1.</w:t>
-      </w:r>
-      <w:r>
-        <w:rPr>
-          <w:rFonts w:ascii="Times New Roman" w:hAnsi="Times New Roman" w:eastAsia="Times New Roman" w:cs="Times New Roman"/>
-        </w:rPr>
-        <w:t xml:space="preserve"> </w:t>
-      </w:r>
+    </w:p>
+    <w:p>
+      <w:pPr>
+        <w:numPr>
+          <w:ilvl w:val="0"/>
+          <w:numId w:val="1004"/>
+        </w:numPr>
+        <w:ind w:firstLine="420"/>
+      </w:pPr>
       <w:r>
         <w:rPr>
           <w:rFonts w:hint="eastAsia" w:ascii="Times New Roman" w:hAnsi="Times New Roman" w:eastAsia="FangSong" w:cs="Times New Roman"/>
@@ -15651,24 +14012,15 @@
         </w:rPr>
         <w:t>。</w:t>
       </w:r>
-      <w:r>
-        <w:rPr>
-          <w:rFonts w:ascii="Times New Roman" w:hAnsi="Times New Roman" w:eastAsia="Times New Roman" w:cs="Times New Roman"/>
-        </w:rPr>
-        <w:t xml:space="preserve"> </w:t>
-      </w:r>
-      <w:r>
-        <w:rPr>
-          <w:rFonts w:ascii="Times New Roman" w:hAnsi="Times New Roman" w:eastAsia="Times New Roman" w:cs="Times New Roman"/>
-        </w:rPr>
-        <w:t xml:space="preserve">2.</w:t>
-      </w:r>
-      <w:r>
-        <w:rPr>
-          <w:rFonts w:ascii="Times New Roman" w:hAnsi="Times New Roman" w:eastAsia="Times New Roman" w:cs="Times New Roman"/>
-        </w:rPr>
-        <w:t xml:space="preserve"> </w:t>
-      </w:r>
+    </w:p>
+    <w:p>
+      <w:pPr>
+        <w:numPr>
+          <w:ilvl w:val="0"/>
+          <w:numId w:val="1004"/>
+        </w:numPr>
+        <w:ind w:firstLine="420"/>
+      </w:pPr>
       <w:r>
         <w:rPr>
           <w:rFonts w:ascii="Times New Roman" w:hAnsi="Times New Roman" w:eastAsia="Times New Roman" w:cs="Times New Roman"/>
@@ -15818,8 +14170,8 @@
         <w:t xml:space="preserve">7-11）</w:t>
       </w:r>
     </w:p>
-    <w:bookmarkEnd w:id="55"/>
-    <w:bookmarkStart w:id="56" w:name="同多酸-vs-杂多酸"/>
+    <w:bookmarkEnd w:id="54"/>
+    <w:bookmarkStart w:id="55" w:name="同多酸-vs-杂多酸"/>
     <w:p>
       <w:pPr>
         <w:pStyle w:val="Heading3"/>
@@ -16633,8 +14985,8 @@
         <w:t>。</w:t>
       </w:r>
     </w:p>
-    <w:bookmarkEnd w:id="56"/>
-    <w:bookmarkStart w:id="66" w:name="mow-的重要化合物与催化"/>
+    <w:bookmarkEnd w:id="55"/>
+    <w:bookmarkStart w:id="65" w:name="mow-的重要化合物与催化"/>
     <w:p>
       <w:pPr>
         <w:pStyle w:val="Heading3"/>
@@ -17303,18 +15655,18 @@
           <wp:inline>
             <wp:extent cx="2667000" cy="1453958"/>
             <wp:effectExtent b="0" l="0" r="0" t="0"/>
-            <wp:docPr descr="" title="" id="58" name="Picture"/>
+            <wp:docPr descr="" title="" id="57" name="Picture"/>
             <a:graphic>
               <a:graphicData uri="http://schemas.openxmlformats.org/drawingml/2006/picture">
                 <pic:pic>
                   <pic:nvPicPr>
-                    <pic:cNvPr descr="b52fb6281f10c0b36f2d700874eb83df47773b6789de99e18eed2e32f853b35f.png" id="59" name="Picture"/>
+                    <pic:cNvPr descr="b52fb6281f10c0b36f2d700874eb83df47773b6789de99e18eed2e32f853b35f.png" id="58" name="Picture"/>
                     <pic:cNvPicPr>
                       <a:picLocks noChangeArrowheads="1" noChangeAspect="1"/>
                     </pic:cNvPicPr>
                   </pic:nvPicPr>
                   <pic:blipFill>
-                    <a:blip r:embed="rId57"/>
+                    <a:blip r:embed="rId56"/>
                     <a:stretch>
                       <a:fillRect/>
                     </a:stretch>
@@ -17431,105 +15783,7 @@
         <w:rPr>
           <w:rFonts w:hint="eastAsia" w:ascii="Times New Roman" w:hAnsi="Times New Roman" w:eastAsia="FangSong" w:cs="Times New Roman"/>
         </w:rPr>
-        <w:t>杂多酸阴离子结构</w:t>
-      </w:r>
-      <w:r>
-        <w:rPr>
-          <w:rFonts w:hint="eastAsia" w:ascii="Times New Roman" w:hAnsi="Times New Roman" w:eastAsia="Times New Roman" w:cs="Times New Roman"/>
-        </w:rPr>
-        <w:t>——</w:t>
-      </w:r>
-      <w:r>
-        <w:rPr>
-          <w:rFonts w:hint="eastAsia" w:ascii="Times New Roman" w:hAnsi="Times New Roman" w:eastAsia="FangSong" w:cs="Times New Roman"/>
-        </w:rPr>
-        <w:t>中心</w:t>
-      </w:r>
-      <w:r>
-        <w:rPr>
-          <w:rFonts w:ascii="Times New Roman" w:hAnsi="Times New Roman" w:eastAsia="Times New Roman" w:cs="Times New Roman"/>
-        </w:rPr>
-        <w:t xml:space="preserve"> PO</w:t>
-      </w:r>
-      <w:r>
-        <w:rPr>
-          <w:rFonts w:ascii="Times New Roman" w:hAnsi="Times New Roman" w:eastAsia="Times New Roman" w:cs="Times New Roman"/>
-          <w:vertAlign w:val="subscript"/>
-        </w:rPr>
-        <w:t>4</w:t>
-      </w:r>
-      <w:r>
-        <w:rPr>
-          <w:rFonts w:ascii="Times New Roman" w:hAnsi="Times New Roman" w:eastAsia="Times New Roman" w:cs="Times New Roman"/>
-        </w:rPr>
-        <w:t xml:space="preserve"> </w:t>
-      </w:r>
-      <w:r>
-        <w:rPr>
-          <w:rFonts w:hint="eastAsia" w:ascii="Times New Roman" w:hAnsi="Times New Roman" w:eastAsia="FangSong" w:cs="Times New Roman"/>
-        </w:rPr>
-        <w:t xml:space="preserve">四面体被</w:t>
-      </w:r>
-      <w:r>
-        <w:rPr>
-          <w:rFonts w:ascii="Times New Roman" w:hAnsi="Times New Roman" w:eastAsia="Times New Roman" w:cs="Times New Roman"/>
-        </w:rPr>
-        <w:t xml:space="preserve"> 12 </w:t>
-      </w:r>
-      <w:r>
-        <w:rPr>
-          <w:rFonts w:hint="eastAsia" w:ascii="Times New Roman" w:hAnsi="Times New Roman" w:eastAsia="FangSong" w:cs="Times New Roman"/>
-        </w:rPr>
-        <w:t xml:space="preserve">个</w:t>
-      </w:r>
-      <w:r>
-        <w:rPr>
-          <w:rFonts w:ascii="Times New Roman" w:hAnsi="Times New Roman" w:eastAsia="Times New Roman" w:cs="Times New Roman"/>
-        </w:rPr>
-        <w:t xml:space="preserve"> MoO</w:t>
-      </w:r>
-      <w:r>
-        <w:rPr>
-          <w:rFonts w:ascii="Times New Roman" w:hAnsi="Times New Roman" w:eastAsia="Times New Roman" w:cs="Times New Roman"/>
-          <w:vertAlign w:val="subscript"/>
-        </w:rPr>
-        <w:t>6</w:t>
-      </w:r>
-      <w:r>
-        <w:rPr>
-          <w:rFonts w:ascii="Times New Roman" w:hAnsi="Times New Roman" w:eastAsia="Times New Roman" w:cs="Times New Roman"/>
-        </w:rPr>
-        <w:t xml:space="preserve"> </w:t>
-      </w:r>
-      <w:r>
-        <w:rPr>
-          <w:rFonts w:hint="eastAsia" w:ascii="Times New Roman" w:hAnsi="Times New Roman" w:eastAsia="FangSong" w:cs="Times New Roman"/>
-        </w:rPr>
-        <w:t>八面体包裹呈球形</w:t>
-      </w:r>
-      <w:r>
-        <w:rPr>
-          <w:rFonts w:hint="eastAsia" w:ascii="Times New Roman" w:hAnsi="Times New Roman" w:eastAsia="Times New Roman" w:cs="Times New Roman"/>
-        </w:rPr>
-        <w:t>（Td</w:t>
-      </w:r>
-      <w:r>
-        <w:rPr>
-          <w:rFonts w:ascii="Times New Roman" w:hAnsi="Times New Roman" w:eastAsia="Times New Roman" w:cs="Times New Roman"/>
-        </w:rPr>
-        <w:t xml:space="preserve"> </w:t>
-      </w:r>
-      <w:r>
-        <w:rPr>
-          <w:rFonts w:hint="eastAsia" w:ascii="Times New Roman" w:hAnsi="Times New Roman" w:eastAsia="FangSong" w:cs="Times New Roman"/>
-        </w:rPr>
-        <w:t>对称性</w:t>
-      </w:r>
-      <w:r>
-        <w:rPr>
-          <w:rFonts w:hint="eastAsia" w:ascii="Times New Roman" w:hAnsi="Times New Roman" w:eastAsia="Times New Roman" w:cs="Times New Roman"/>
-        </w:rPr>
-        <w:t>）。</w:t>
+        <w:t xml:space="preserve">杂多酸阴离子结构</w:t>
       </w:r>
       <w:r>
         <w:rPr>
@@ -17545,18 +15799,18 @@
           <wp:inline>
             <wp:extent cx="2667000" cy="1129608"/>
             <wp:effectExtent b="0" l="0" r="0" t="0"/>
-            <wp:docPr descr="" title="" id="61" name="Picture"/>
+            <wp:docPr descr="" title="" id="60" name="Picture"/>
             <a:graphic>
               <a:graphicData uri="http://schemas.openxmlformats.org/drawingml/2006/picture">
                 <pic:pic>
                   <pic:nvPicPr>
-                    <pic:cNvPr descr="6101857ffe512f34bb81a48621d6bfad6262bed1dd7c343dd35a22bb846f4db2.png" id="62" name="Picture"/>
+                    <pic:cNvPr descr="6101857ffe512f34bb81a48621d6bfad6262bed1dd7c343dd35a22bb846f4db2.png" id="61" name="Picture"/>
                     <pic:cNvPicPr>
                       <a:picLocks noChangeArrowheads="1" noChangeAspect="1"/>
                     </pic:cNvPicPr>
                   </pic:nvPicPr>
                   <pic:blipFill>
-                    <a:blip r:embed="rId60"/>
+                    <a:blip r:embed="rId59"/>
                     <a:stretch>
                       <a:fillRect/>
                     </a:stretch>
@@ -17695,7 +15949,7 @@
         <w:rPr>
           <w:rFonts w:hint="eastAsia" w:ascii="Times New Roman" w:hAnsi="Times New Roman" w:eastAsia="Times New Roman" w:cs="Times New Roman"/>
         </w:rPr>
-        <w:t>）。</w:t>
+        <w:t>）</w:t>
       </w:r>
       <w:r>
         <w:rPr>
@@ -17711,18 +15965,18 @@
           <wp:inline>
             <wp:extent cx="2667000" cy="964305"/>
             <wp:effectExtent b="0" l="0" r="0" t="0"/>
-            <wp:docPr descr="" title="" id="64" name="Picture"/>
+            <wp:docPr descr="" title="" id="63" name="Picture"/>
             <a:graphic>
               <a:graphicData uri="http://schemas.openxmlformats.org/drawingml/2006/picture">
                 <pic:pic>
                   <pic:nvPicPr>
-                    <pic:cNvPr descr="fbeee73b9ab004e0cecec08c06e0cd38f946e34186eed463752e3874698609c1.png" id="65" name="Picture"/>
+                    <pic:cNvPr descr="fbeee73b9ab004e0cecec08c06e0cd38f946e34186eed463752e3874698609c1.png" id="64" name="Picture"/>
                     <pic:cNvPicPr>
                       <a:picLocks noChangeArrowheads="1" noChangeAspect="1"/>
                     </pic:cNvPicPr>
                   </pic:nvPicPr>
                   <pic:blipFill>
-                    <a:blip r:embed="rId63"/>
+                    <a:blip r:embed="rId62"/>
                     <a:stretch>
                       <a:fillRect/>
                     </a:stretch>
@@ -17849,7 +16103,7 @@
         <w:rPr>
           <w:rFonts w:hint="eastAsia" w:ascii="Times New Roman" w:hAnsi="Times New Roman" w:eastAsia="Times New Roman" w:cs="Times New Roman"/>
         </w:rPr>
-        <w:t>）。</w:t>
+        <w:t>）</w:t>
       </w:r>
     </w:p>
     <w:p>
@@ -17862,9 +16116,9 @@
         </w:pict>
       </w:r>
     </w:p>
+    <w:bookmarkEnd w:id="65"/>
     <w:bookmarkEnd w:id="66"/>
-    <w:bookmarkEnd w:id="67"/>
-    <w:bookmarkStart w:id="71" w:name="横向比较与推断方法ds-区沉淀-配位鉴别"/>
+    <w:bookmarkStart w:id="70" w:name="横向比较与推断方法ds-区沉淀-配位鉴别"/>
     <w:p>
       <w:pPr>
         <w:pStyle w:val="Heading2"/>
@@ -17913,7 +16167,7 @@
         <w:t>配位鉴别</w:t>
       </w:r>
     </w:p>
-    <w:bookmarkStart w:id="68" w:name="ag-au-hg-核心对比"/>
+    <w:bookmarkStart w:id="67" w:name="ag-au-hg-核心对比"/>
     <w:p>
       <w:pPr>
         <w:pStyle w:val="Heading3"/>
@@ -18761,8 +17015,8 @@
         </w:tc>
       </w:tr>
     </w:tbl>
-    <w:bookmarkEnd w:id="68"/>
-    <w:bookmarkStart w:id="69" w:name="信号响应速查矩阵推断核心"/>
+    <w:bookmarkEnd w:id="67"/>
+    <w:bookmarkStart w:id="68" w:name="信号响应速查矩阵推断核心"/>
     <w:p>
       <w:pPr>
         <w:pStyle w:val="Heading3"/>
@@ -20144,8 +18398,8 @@
         </w:tc>
       </w:tr>
     </w:tbl>
-    <w:bookmarkEnd w:id="69"/>
-    <w:bookmarkStart w:id="70" w:name="推断三件套ds-区版"/>
+    <w:bookmarkEnd w:id="68"/>
+    <w:bookmarkStart w:id="69" w:name="推断三件套ds-区版"/>
     <w:p>
       <w:pPr>
         <w:pStyle w:val="Heading3"/>
@@ -20190,10 +18444,9 @@
     </w:p>
     <w:p>
       <w:pPr>
-        <w:pStyle w:val="Compact"/>
         <w:numPr>
           <w:ilvl w:val="0"/>
-          <w:numId w:val="1001"/>
+          <w:numId w:val="1005"/>
         </w:numPr>
         <w:ind w:firstLine="420"/>
       </w:pPr>
@@ -20298,10 +18551,9 @@
     </w:p>
     <w:p>
       <w:pPr>
-        <w:pStyle w:val="Compact"/>
         <w:numPr>
           <w:ilvl w:val="0"/>
-          <w:numId w:val="1001"/>
+          <w:numId w:val="1005"/>
         </w:numPr>
         <w:ind w:firstLine="420"/>
       </w:pPr>
@@ -20499,10 +18751,9 @@
     </w:p>
     <w:p>
       <w:pPr>
-        <w:pStyle w:val="Compact"/>
         <w:numPr>
           <w:ilvl w:val="0"/>
-          <w:numId w:val="1001"/>
+          <w:numId w:val="1005"/>
         </w:numPr>
         <w:ind w:firstLine="420"/>
       </w:pPr>
@@ -21716,10 +19967,9 @@
     </w:p>
     <w:p>
       <w:pPr>
-        <w:pStyle w:val="Compact"/>
         <w:numPr>
           <w:ilvl w:val="0"/>
-          <w:numId w:val="1002"/>
+          <w:numId w:val="1006"/>
         </w:numPr>
         <w:ind w:firstLine="420"/>
       </w:pPr>
@@ -21844,10 +20094,9 @@
     </w:p>
     <w:p>
       <w:pPr>
-        <w:pStyle w:val="Compact"/>
         <w:numPr>
           <w:ilvl w:val="0"/>
-          <w:numId w:val="1002"/>
+          <w:numId w:val="1006"/>
         </w:numPr>
         <w:ind w:firstLine="420"/>
       </w:pPr>
@@ -21990,10 +20239,9 @@
     </w:p>
     <w:p>
       <w:pPr>
-        <w:pStyle w:val="Compact"/>
         <w:numPr>
           <w:ilvl w:val="0"/>
-          <w:numId w:val="1002"/>
+          <w:numId w:val="1006"/>
         </w:numPr>
         <w:ind w:firstLine="420"/>
       </w:pPr>
@@ -22326,9 +20574,9 @@
         </w:pict>
       </w:r>
     </w:p>
+    <w:bookmarkEnd w:id="69"/>
     <w:bookmarkEnd w:id="70"/>
-    <w:bookmarkEnd w:id="71"/>
-    <w:bookmarkStart w:id="75" w:name="本讲速查一页"/>
+    <w:bookmarkStart w:id="74" w:name="本讲速查一页"/>
     <w:p>
       <w:pPr>
         <w:pStyle w:val="Heading2"/>
@@ -22365,7 +20613,7 @@
         <w:t>）</w:t>
       </w:r>
     </w:p>
-    <w:bookmarkStart w:id="72" w:name="关键反应速查"/>
+    <w:bookmarkStart w:id="71" w:name="关键反应速查"/>
     <w:p>
       <w:pPr>
         <w:pStyle w:val="Heading3"/>
@@ -23481,8 +21729,8 @@
         </w:tc>
       </w:tr>
     </w:tbl>
-    <w:bookmarkEnd w:id="72"/>
-    <w:bookmarkStart w:id="73" w:name="歧化-不歧化速查"/>
+    <w:bookmarkEnd w:id="71"/>
+    <w:bookmarkStart w:id="72" w:name="歧化-不歧化速查"/>
     <w:p>
       <w:pPr>
         <w:pStyle w:val="Heading3"/>
@@ -23954,8 +22202,8 @@
         </w:tc>
       </w:tr>
     </w:tbl>
-    <w:bookmarkEnd w:id="73"/>
-    <w:bookmarkStart w:id="74" w:name="规则与易错提醒"/>
+    <w:bookmarkEnd w:id="72"/>
+    <w:bookmarkStart w:id="73" w:name="规则与易错提醒"/>
     <w:p>
       <w:pPr>
         <w:pStyle w:val="Heading3"/>
@@ -25613,9 +23861,9 @@
         </w:pict>
       </w:r>
     </w:p>
+    <w:bookmarkEnd w:id="73"/>
     <w:bookmarkEnd w:id="74"/>
-    <w:bookmarkEnd w:id="75"/>
-    <w:bookmarkStart w:id="76" w:name="竞赛思考强化题与微观机理精解"/>
+    <w:bookmarkStart w:id="75" w:name="课后习题"/>
     <w:p>
       <w:pPr>
         <w:pStyle w:val="Heading2"/>
@@ -25631,7 +23879,7 @@
         <w:rPr>
           <w:rFonts w:hint="eastAsia" w:ascii="Times New Roman" w:hAnsi="Times New Roman" w:eastAsia="SimHei" w:cs="Times New Roman"/>
         </w:rPr>
-        <w:t xml:space="preserve">竞赛思考强化题与微观机理精解</w:t>
+        <w:t xml:space="preserve">课后习题</w:t>
       </w:r>
     </w:p>
     <w:p>
@@ -34176,7 +32424,7 @@
         <w:pStyle w:val="BodyText"/>
       </w:pPr>
     </w:p>
-    <w:bookmarkEnd w:id="76"/>
+    <w:bookmarkEnd w:id="75"/>
     <w:sectPr>
       <w:footerReference w:type="default" r:id="rId9"/>
       <w:footnotePr>
@@ -34410,6 +32658,91 @@
       </w:pPr>
     </w:lvl>
   </w:abstractNum>
+  <w:abstractNum w:abstractNumId="99412">
+    <w:nsid w:val="00A99412"/>
+    <w:multiLevelType w:val="multilevel"/>
+    <w:lvl w:ilvl="0">
+      <w:start w:val="2"/>
+      <w:numFmt w:val="decimal"/>
+      <w:lvlText w:val="%1."/>
+      <w:lvlJc w:val="left"/>
+      <w:pPr>
+        <w:ind w:left="720" w:hanging="360"/>
+      </w:pPr>
+    </w:lvl>
+    <w:lvl w:ilvl="1">
+      <w:start w:val="2"/>
+      <w:numFmt w:val="decimal"/>
+      <w:lvlText w:val="%2."/>
+      <w:lvlJc w:val="left"/>
+      <w:pPr>
+        <w:ind w:left="1440" w:hanging="360"/>
+      </w:pPr>
+    </w:lvl>
+    <w:lvl w:ilvl="2">
+      <w:start w:val="2"/>
+      <w:numFmt w:val="decimal"/>
+      <w:lvlText w:val="%3."/>
+      <w:lvlJc w:val="left"/>
+      <w:pPr>
+        <w:ind w:left="2160" w:hanging="360"/>
+      </w:pPr>
+    </w:lvl>
+    <w:lvl w:ilvl="3">
+      <w:start w:val="2"/>
+      <w:numFmt w:val="decimal"/>
+      <w:lvlText w:val="%4."/>
+      <w:lvlJc w:val="left"/>
+      <w:pPr>
+        <w:ind w:left="2880" w:hanging="360"/>
+      </w:pPr>
+    </w:lvl>
+    <w:lvl w:ilvl="4">
+      <w:start w:val="2"/>
+      <w:numFmt w:val="decimal"/>
+      <w:lvlText w:val="%5."/>
+      <w:lvlJc w:val="left"/>
+      <w:pPr>
+        <w:ind w:left="3600" w:hanging="360"/>
+      </w:pPr>
+    </w:lvl>
+    <w:lvl w:ilvl="5">
+      <w:start w:val="2"/>
+      <w:numFmt w:val="decimal"/>
+      <w:lvlText w:val="%6."/>
+      <w:lvlJc w:val="left"/>
+      <w:pPr>
+        <w:ind w:left="4320" w:hanging="360"/>
+      </w:pPr>
+    </w:lvl>
+    <w:lvl w:ilvl="6">
+      <w:start w:val="2"/>
+      <w:numFmt w:val="decimal"/>
+      <w:lvlText w:val="%7."/>
+      <w:lvlJc w:val="left"/>
+      <w:pPr>
+        <w:ind w:left="5040" w:hanging="360"/>
+      </w:pPr>
+    </w:lvl>
+    <w:lvl w:ilvl="7">
+      <w:start w:val="2"/>
+      <w:numFmt w:val="decimal"/>
+      <w:lvlText w:val="%8."/>
+      <w:lvlJc w:val="left"/>
+      <w:pPr>
+        <w:ind w:left="5760" w:hanging="360"/>
+      </w:pPr>
+    </w:lvl>
+    <w:lvl w:ilvl="8">
+      <w:start w:val="2"/>
+      <w:numFmt w:val="decimal"/>
+      <w:lvlText w:val="%9."/>
+      <w:lvlJc w:val="left"/>
+      <w:pPr>
+        <w:ind w:left="6480" w:hanging="360"/>
+      </w:pPr>
+    </w:lvl>
+  </w:abstractNum>
   <w:num w:numId="1000">
     <w:abstractNumId w:val="990"/>
   </w:num>
@@ -34444,6 +32777,126 @@
     </w:lvlOverride>
   </w:num>
   <w:num w:numId="1002">
+    <w:abstractNumId w:val="99412"/>
+    <w:lvlOverride w:ilvl="0">
+      <w:startOverride w:val="2"/>
+    </w:lvlOverride>
+    <w:lvlOverride w:ilvl="1">
+      <w:startOverride w:val="2"/>
+    </w:lvlOverride>
+    <w:lvlOverride w:ilvl="2">
+      <w:startOverride w:val="2"/>
+    </w:lvlOverride>
+    <w:lvlOverride w:ilvl="3">
+      <w:startOverride w:val="2"/>
+    </w:lvlOverride>
+    <w:lvlOverride w:ilvl="4">
+      <w:startOverride w:val="2"/>
+    </w:lvlOverride>
+    <w:lvlOverride w:ilvl="5">
+      <w:startOverride w:val="2"/>
+    </w:lvlOverride>
+    <w:lvlOverride w:ilvl="6">
+      <w:startOverride w:val="2"/>
+    </w:lvlOverride>
+    <w:lvlOverride w:ilvl="7">
+      <w:startOverride w:val="2"/>
+    </w:lvlOverride>
+    <w:lvlOverride w:ilvl="8">
+      <w:startOverride w:val="2"/>
+    </w:lvlOverride>
+  </w:num>
+  <w:num w:numId="1003">
+    <w:abstractNumId w:val="99411"/>
+    <w:lvlOverride w:ilvl="0">
+      <w:startOverride w:val="1"/>
+    </w:lvlOverride>
+    <w:lvlOverride w:ilvl="1">
+      <w:startOverride w:val="1"/>
+    </w:lvlOverride>
+    <w:lvlOverride w:ilvl="2">
+      <w:startOverride w:val="1"/>
+    </w:lvlOverride>
+    <w:lvlOverride w:ilvl="3">
+      <w:startOverride w:val="1"/>
+    </w:lvlOverride>
+    <w:lvlOverride w:ilvl="4">
+      <w:startOverride w:val="1"/>
+    </w:lvlOverride>
+    <w:lvlOverride w:ilvl="5">
+      <w:startOverride w:val="1"/>
+    </w:lvlOverride>
+    <w:lvlOverride w:ilvl="6">
+      <w:startOverride w:val="1"/>
+    </w:lvlOverride>
+    <w:lvlOverride w:ilvl="7">
+      <w:startOverride w:val="1"/>
+    </w:lvlOverride>
+    <w:lvlOverride w:ilvl="8">
+      <w:startOverride w:val="1"/>
+    </w:lvlOverride>
+  </w:num>
+  <w:num w:numId="1004">
+    <w:abstractNumId w:val="99411"/>
+    <w:lvlOverride w:ilvl="0">
+      <w:startOverride w:val="1"/>
+    </w:lvlOverride>
+    <w:lvlOverride w:ilvl="1">
+      <w:startOverride w:val="1"/>
+    </w:lvlOverride>
+    <w:lvlOverride w:ilvl="2">
+      <w:startOverride w:val="1"/>
+    </w:lvlOverride>
+    <w:lvlOverride w:ilvl="3">
+      <w:startOverride w:val="1"/>
+    </w:lvlOverride>
+    <w:lvlOverride w:ilvl="4">
+      <w:startOverride w:val="1"/>
+    </w:lvlOverride>
+    <w:lvlOverride w:ilvl="5">
+      <w:startOverride w:val="1"/>
+    </w:lvlOverride>
+    <w:lvlOverride w:ilvl="6">
+      <w:startOverride w:val="1"/>
+    </w:lvlOverride>
+    <w:lvlOverride w:ilvl="7">
+      <w:startOverride w:val="1"/>
+    </w:lvlOverride>
+    <w:lvlOverride w:ilvl="8">
+      <w:startOverride w:val="1"/>
+    </w:lvlOverride>
+  </w:num>
+  <w:num w:numId="1005">
+    <w:abstractNumId w:val="99411"/>
+    <w:lvlOverride w:ilvl="0">
+      <w:startOverride w:val="1"/>
+    </w:lvlOverride>
+    <w:lvlOverride w:ilvl="1">
+      <w:startOverride w:val="1"/>
+    </w:lvlOverride>
+    <w:lvlOverride w:ilvl="2">
+      <w:startOverride w:val="1"/>
+    </w:lvlOverride>
+    <w:lvlOverride w:ilvl="3">
+      <w:startOverride w:val="1"/>
+    </w:lvlOverride>
+    <w:lvlOverride w:ilvl="4">
+      <w:startOverride w:val="1"/>
+    </w:lvlOverride>
+    <w:lvlOverride w:ilvl="5">
+      <w:startOverride w:val="1"/>
+    </w:lvlOverride>
+    <w:lvlOverride w:ilvl="6">
+      <w:startOverride w:val="1"/>
+    </w:lvlOverride>
+    <w:lvlOverride w:ilvl="7">
+      <w:startOverride w:val="1"/>
+    </w:lvlOverride>
+    <w:lvlOverride w:ilvl="8">
+      <w:startOverride w:val="1"/>
+    </w:lvlOverride>
+  </w:num>
+  <w:num w:numId="1006">
     <w:abstractNumId w:val="99411"/>
     <w:lvlOverride w:ilvl="0">
       <w:startOverride w:val="1"/>

--- a/06-学生侧材料/讲义/学生专用版/5-无机化学/银金汞钼钨-超级充实版（学生专用版）.docx
+++ b/06-学生侧材料/讲义/学生专用版/5-无机化学/银金汞钼钨-超级充实版（学生专用版）.docx
@@ -816,7 +816,7 @@
         <w:rPr>
           <w:rFonts w:hint="eastAsia" w:ascii="Times New Roman" w:hAnsi="Times New Roman" w:eastAsia="FangSong" w:cs="Times New Roman"/>
         </w:rPr>
-        <w:t>收缩而极度惰性</w:t>
+        <w:t>收缩而惰性</w:t>
       </w:r>
       <w:r>
         <w:rPr>
@@ -18472,7 +18472,7 @@
           <w:b/>
           <w:bCs/>
         </w:rPr>
-        <w:t xml:space="preserve">加氨水命运</w:t>
+        <w:t xml:space="preserve">加氨水后的变化</w:t>
       </w:r>
       <w:r>
         <w:rPr>

--- a/06-学生侧材料/讲义/学生专用版/5-无机化学/银金汞钼钨-超级充实版（学生专用版）.docx
+++ b/06-学生侧材料/讲义/学生专用版/5-无机化学/银金汞钼钨-超级充实版（学生专用版）.docx
@@ -3163,12 +3163,12 @@
         </w:rPr>
         <w:t>。</w:t>
       </w:r>
-      <w:r>
-        <w:rPr>
-          <w:rFonts w:ascii="Times New Roman" w:hAnsi="Times New Roman" w:eastAsia="Times New Roman" w:cs="Times New Roman"/>
-        </w:rPr>
-        <w:t xml:space="preserve"> </w:t>
-      </w:r>
+    </w:p>
+    <w:p>
+      <w:pPr>
+        <w:pStyle w:val="BodyText"/>
+        <w:ind w:firstLine="420"/>
+      </w:pPr>
       <w:r>
         <w:rPr>
           <w:rFonts w:hint="eastAsia" w:ascii="Times New Roman" w:hAnsi="Times New Roman" w:eastAsia="FangSong" w:cs="Times New Roman"/>
@@ -3347,9 +3347,124 @@
       </w:pPr>
       <w:r>
         <w:rPr>
-          <w:rFonts w:ascii="Times New Roman" w:hAnsi="Times New Roman" w:eastAsia="Times New Roman" w:cs="Times New Roman"/>
-        </w:rPr>
-        <w:t xml:space="preserve">[!important]</w:t>
+          <w:rFonts w:hint="eastAsia" w:ascii="Times New Roman" w:hAnsi="Times New Roman" w:eastAsia="Times New Roman" w:cs="Times New Roman"/>
+        </w:rPr>
+        <w:t>Cu</w:t>
+      </w:r>
+      <w:r>
+        <w:rPr>
+          <w:rFonts w:hint="eastAsia" w:ascii="Times New Roman" w:hAnsi="Times New Roman" w:eastAsia="Times New Roman" w:cs="Times New Roman"/>
+          <w:vertAlign w:val="superscript"/>
+        </w:rPr>
+        <w:t>+</w:t>
+      </w:r>
+      <w:r>
+        <w:rPr>
+          <w:rFonts w:hint="eastAsia" w:ascii="Times New Roman" w:hAnsi="Times New Roman" w:eastAsia="Times New Roman" w:cs="Times New Roman"/>
+        </w:rPr>
+        <w:t>：2Cu</w:t>
+      </w:r>
+      <w:r>
+        <w:rPr>
+          <w:rFonts w:hint="eastAsia" w:ascii="Times New Roman" w:hAnsi="Times New Roman" w:eastAsia="Times New Roman" w:cs="Times New Roman"/>
+          <w:vertAlign w:val="superscript"/>
+        </w:rPr>
+        <w:t>+</w:t>
+      </w:r>
+      <w:r>
+        <w:rPr>
+          <w:rFonts w:ascii="Times New Roman" w:hAnsi="Times New Roman" w:eastAsia="Times New Roman" w:cs="Times New Roman"/>
+        </w:rPr>
+        <w:t xml:space="preserve"> → Cu</w:t>
+      </w:r>
+      <w:r>
+        <w:rPr>
+          <w:rFonts w:ascii="Times New Roman" w:hAnsi="Times New Roman" w:eastAsia="Times New Roman" w:cs="Times New Roman"/>
+          <w:vertAlign w:val="superscript"/>
+        </w:rPr>
+        <w:t>2+</w:t>
+      </w:r>
+      <w:r>
+        <w:rPr>
+          <w:rFonts w:ascii="Times New Roman" w:hAnsi="Times New Roman" w:eastAsia="Times New Roman" w:cs="Times New Roman"/>
+        </w:rPr>
+        <w:t xml:space="preserve"> + </w:t>
+      </w:r>
+      <w:r>
+        <w:rPr>
+          <w:rFonts w:hint="eastAsia" w:ascii="Times New Roman" w:hAnsi="Times New Roman" w:eastAsia="Times New Roman" w:cs="Times New Roman"/>
+        </w:rPr>
+        <w:t>Cu（K≈10</w:t>
+      </w:r>
+      <w:r>
+        <w:rPr>
+          <w:rFonts w:hint="eastAsia" w:ascii="Times New Roman" w:hAnsi="Times New Roman" w:eastAsia="Times New Roman" w:cs="Times New Roman"/>
+          <w:vertAlign w:val="superscript"/>
+        </w:rPr>
+        <w:t>6</w:t>
+      </w:r>
+      <w:r>
+        <w:rPr>
+          <w:rFonts w:hint="eastAsia" w:ascii="Times New Roman" w:hAnsi="Times New Roman" w:eastAsia="Times New Roman" w:cs="Times New Roman"/>
+        </w:rPr>
+        <w:t>，</w:t>
+      </w:r>
+      <w:r>
+        <w:rPr>
+          <w:rFonts w:hint="eastAsia" w:ascii="Times New Roman" w:hAnsi="Times New Roman" w:eastAsia="FangSong" w:cs="Times New Roman"/>
+        </w:rPr>
+        <w:t>几乎完全歧化</w:t>
+      </w:r>
+      <w:r>
+        <w:rPr>
+          <w:rFonts w:hint="eastAsia" w:ascii="Times New Roman" w:hAnsi="Times New Roman" w:eastAsia="Times New Roman" w:cs="Times New Roman"/>
+        </w:rPr>
+        <w:t>）；Ag</w:t>
+      </w:r>
+      <w:r>
+        <w:rPr>
+          <w:rFonts w:hint="eastAsia" w:ascii="Times New Roman" w:hAnsi="Times New Roman" w:eastAsia="Times New Roman" w:cs="Times New Roman"/>
+          <w:vertAlign w:val="superscript"/>
+        </w:rPr>
+        <w:t>+</w:t>
+      </w:r>
+      <w:r>
+        <w:rPr>
+          <w:rFonts w:hint="eastAsia" w:ascii="Times New Roman" w:hAnsi="Times New Roman" w:eastAsia="Times New Roman" w:cs="Times New Roman"/>
+        </w:rPr>
+        <w:t>：2Ag</w:t>
+      </w:r>
+      <w:r>
+        <w:rPr>
+          <w:rFonts w:hint="eastAsia" w:ascii="Times New Roman" w:hAnsi="Times New Roman" w:eastAsia="Times New Roman" w:cs="Times New Roman"/>
+          <w:vertAlign w:val="superscript"/>
+        </w:rPr>
+        <w:t>+</w:t>
+      </w:r>
+      <w:r>
+        <w:rPr>
+          <w:rFonts w:ascii="Times New Roman" w:hAnsi="Times New Roman" w:eastAsia="Times New Roman" w:cs="Times New Roman"/>
+        </w:rPr>
+        <w:t xml:space="preserve"> → Ag</w:t>
+      </w:r>
+      <w:r>
+        <w:rPr>
+          <w:rFonts w:ascii="Times New Roman" w:hAnsi="Times New Roman" w:eastAsia="Times New Roman" w:cs="Times New Roman"/>
+          <w:vertAlign w:val="superscript"/>
+        </w:rPr>
+        <w:t>2+</w:t>
+      </w:r>
+      <w:r>
+        <w:rPr>
+          <w:rFonts w:ascii="Times New Roman" w:hAnsi="Times New Roman" w:eastAsia="Times New Roman" w:cs="Times New Roman"/>
+        </w:rPr>
+        <w:t xml:space="preserve"> + </w:t>
+      </w:r>
+      <w:r>
+        <w:rPr>
+          <w:rFonts w:hint="eastAsia" w:ascii="Times New Roman" w:hAnsi="Times New Roman" w:eastAsia="Times New Roman" w:cs="Times New Roman"/>
+        </w:rPr>
+        <w:t xml:space="preserve">Ag（K</w:t>
       </w:r>
       <w:r>
         <w:rPr>
@@ -3359,61 +3474,52 @@
       </w:r>
       <w:r>
         <w:rPr>
-          <w:rFonts w:hint="eastAsia" w:ascii="Times New Roman" w:hAnsi="Times New Roman" w:eastAsia="Times New Roman" w:cs="Times New Roman"/>
-        </w:rPr>
-        <w:t>Cu</w:t>
+          <w:rFonts w:hint="eastAsia" w:ascii="Times New Roman" w:hAnsi="Times New Roman" w:eastAsia="FangSong" w:cs="Times New Roman"/>
+        </w:rPr>
+        <w:t>极小</w:t>
+      </w:r>
+      <w:r>
+        <w:rPr>
+          <w:rFonts w:hint="eastAsia" w:ascii="Times New Roman" w:hAnsi="Times New Roman" w:eastAsia="Times New Roman" w:cs="Times New Roman"/>
+        </w:rPr>
+        <w:t>，</w:t>
+      </w:r>
+      <w:r>
+        <w:rPr>
+          <w:rFonts w:hint="eastAsia" w:ascii="Times New Roman" w:hAnsi="Times New Roman" w:eastAsia="FangSong" w:cs="Times New Roman"/>
+        </w:rPr>
+        <w:t>不歧化</w:t>
+      </w:r>
+      <w:r>
+        <w:rPr>
+          <w:rFonts w:hint="eastAsia" w:ascii="Times New Roman" w:hAnsi="Times New Roman" w:eastAsia="Times New Roman" w:cs="Times New Roman"/>
+        </w:rPr>
+        <w:t>）。</w:t>
+      </w:r>
+      <w:r>
+        <w:rPr>
+          <w:rFonts w:hint="eastAsia" w:ascii="Times New Roman" w:hAnsi="Times New Roman" w:eastAsia="FangSong" w:cs="Times New Roman"/>
+        </w:rPr>
+        <w:t>同为</w:t>
+      </w:r>
+      <w:r>
+        <w:rPr>
+          <w:rFonts w:ascii="Times New Roman" w:hAnsi="Times New Roman" w:eastAsia="Times New Roman" w:cs="Times New Roman"/>
+        </w:rPr>
+        <w:t xml:space="preserve"> </w:t>
+      </w:r>
+      <w:r>
+        <w:rPr>
+          <w:rFonts w:hint="eastAsia" w:ascii="Times New Roman" w:hAnsi="Times New Roman" w:eastAsia="Times New Roman" w:cs="Times New Roman"/>
+        </w:rPr>
+        <w:t>d</w:t>
       </w:r>
       <w:r>
         <w:rPr>
           <w:rFonts w:hint="eastAsia" w:ascii="Times New Roman" w:hAnsi="Times New Roman" w:eastAsia="Times New Roman" w:cs="Times New Roman"/>
           <w:vertAlign w:val="superscript"/>
         </w:rPr>
-        <w:t>+</w:t>
-      </w:r>
-      <w:r>
-        <w:rPr>
-          <w:rFonts w:hint="eastAsia" w:ascii="Times New Roman" w:hAnsi="Times New Roman" w:eastAsia="Times New Roman" w:cs="Times New Roman"/>
-        </w:rPr>
-        <w:t>：2Cu</w:t>
-      </w:r>
-      <w:r>
-        <w:rPr>
-          <w:rFonts w:hint="eastAsia" w:ascii="Times New Roman" w:hAnsi="Times New Roman" w:eastAsia="Times New Roman" w:cs="Times New Roman"/>
-          <w:vertAlign w:val="superscript"/>
-        </w:rPr>
-        <w:t>+</w:t>
-      </w:r>
-      <w:r>
-        <w:rPr>
-          <w:rFonts w:ascii="Times New Roman" w:hAnsi="Times New Roman" w:eastAsia="Times New Roman" w:cs="Times New Roman"/>
-        </w:rPr>
-        <w:t xml:space="preserve"> → Cu</w:t>
-      </w:r>
-      <w:r>
-        <w:rPr>
-          <w:rFonts w:ascii="Times New Roman" w:hAnsi="Times New Roman" w:eastAsia="Times New Roman" w:cs="Times New Roman"/>
-          <w:vertAlign w:val="superscript"/>
-        </w:rPr>
-        <w:t>2+</w:t>
-      </w:r>
-      <w:r>
-        <w:rPr>
-          <w:rFonts w:ascii="Times New Roman" w:hAnsi="Times New Roman" w:eastAsia="Times New Roman" w:cs="Times New Roman"/>
-        </w:rPr>
-        <w:t xml:space="preserve"> + </w:t>
-      </w:r>
-      <w:r>
-        <w:rPr>
-          <w:rFonts w:hint="eastAsia" w:ascii="Times New Roman" w:hAnsi="Times New Roman" w:eastAsia="Times New Roman" w:cs="Times New Roman"/>
-        </w:rPr>
-        <w:t>Cu（K≈10</w:t>
-      </w:r>
-      <w:r>
-        <w:rPr>
-          <w:rFonts w:hint="eastAsia" w:ascii="Times New Roman" w:hAnsi="Times New Roman" w:eastAsia="Times New Roman" w:cs="Times New Roman"/>
-          <w:vertAlign w:val="superscript"/>
-        </w:rPr>
-        <w:t>6</w:t>
+        <w:t>10</w:t>
       </w:r>
       <w:r>
         <w:rPr>
@@ -3425,124 +3531,6 @@
         <w:rPr>
           <w:rFonts w:hint="eastAsia" w:ascii="Times New Roman" w:hAnsi="Times New Roman" w:eastAsia="FangSong" w:cs="Times New Roman"/>
         </w:rPr>
-        <w:t>几乎完全歧化</w:t>
-      </w:r>
-      <w:r>
-        <w:rPr>
-          <w:rFonts w:hint="eastAsia" w:ascii="Times New Roman" w:hAnsi="Times New Roman" w:eastAsia="Times New Roman" w:cs="Times New Roman"/>
-        </w:rPr>
-        <w:t>）；Ag</w:t>
-      </w:r>
-      <w:r>
-        <w:rPr>
-          <w:rFonts w:hint="eastAsia" w:ascii="Times New Roman" w:hAnsi="Times New Roman" w:eastAsia="Times New Roman" w:cs="Times New Roman"/>
-          <w:vertAlign w:val="superscript"/>
-        </w:rPr>
-        <w:t>+</w:t>
-      </w:r>
-      <w:r>
-        <w:rPr>
-          <w:rFonts w:hint="eastAsia" w:ascii="Times New Roman" w:hAnsi="Times New Roman" w:eastAsia="Times New Roman" w:cs="Times New Roman"/>
-        </w:rPr>
-        <w:t>：2Ag</w:t>
-      </w:r>
-      <w:r>
-        <w:rPr>
-          <w:rFonts w:hint="eastAsia" w:ascii="Times New Roman" w:hAnsi="Times New Roman" w:eastAsia="Times New Roman" w:cs="Times New Roman"/>
-          <w:vertAlign w:val="superscript"/>
-        </w:rPr>
-        <w:t>+</w:t>
-      </w:r>
-      <w:r>
-        <w:rPr>
-          <w:rFonts w:ascii="Times New Roman" w:hAnsi="Times New Roman" w:eastAsia="Times New Roman" w:cs="Times New Roman"/>
-        </w:rPr>
-        <w:t xml:space="preserve"> → Ag</w:t>
-      </w:r>
-      <w:r>
-        <w:rPr>
-          <w:rFonts w:ascii="Times New Roman" w:hAnsi="Times New Roman" w:eastAsia="Times New Roman" w:cs="Times New Roman"/>
-          <w:vertAlign w:val="superscript"/>
-        </w:rPr>
-        <w:t>2+</w:t>
-      </w:r>
-      <w:r>
-        <w:rPr>
-          <w:rFonts w:ascii="Times New Roman" w:hAnsi="Times New Roman" w:eastAsia="Times New Roman" w:cs="Times New Roman"/>
-        </w:rPr>
-        <w:t xml:space="preserve"> + </w:t>
-      </w:r>
-      <w:r>
-        <w:rPr>
-          <w:rFonts w:hint="eastAsia" w:ascii="Times New Roman" w:hAnsi="Times New Roman" w:eastAsia="Times New Roman" w:cs="Times New Roman"/>
-        </w:rPr>
-        <w:t xml:space="preserve">Ag（K</w:t>
-      </w:r>
-      <w:r>
-        <w:rPr>
-          <w:rFonts w:ascii="Times New Roman" w:hAnsi="Times New Roman" w:eastAsia="Times New Roman" w:cs="Times New Roman"/>
-        </w:rPr>
-        <w:t xml:space="preserve"> </w:t>
-      </w:r>
-      <w:r>
-        <w:rPr>
-          <w:rFonts w:hint="eastAsia" w:ascii="Times New Roman" w:hAnsi="Times New Roman" w:eastAsia="FangSong" w:cs="Times New Roman"/>
-        </w:rPr>
-        <w:t>极小</w:t>
-      </w:r>
-      <w:r>
-        <w:rPr>
-          <w:rFonts w:hint="eastAsia" w:ascii="Times New Roman" w:hAnsi="Times New Roman" w:eastAsia="Times New Roman" w:cs="Times New Roman"/>
-        </w:rPr>
-        <w:t>，</w:t>
-      </w:r>
-      <w:r>
-        <w:rPr>
-          <w:rFonts w:hint="eastAsia" w:ascii="Times New Roman" w:hAnsi="Times New Roman" w:eastAsia="FangSong" w:cs="Times New Roman"/>
-        </w:rPr>
-        <w:t>不歧化</w:t>
-      </w:r>
-      <w:r>
-        <w:rPr>
-          <w:rFonts w:hint="eastAsia" w:ascii="Times New Roman" w:hAnsi="Times New Roman" w:eastAsia="Times New Roman" w:cs="Times New Roman"/>
-        </w:rPr>
-        <w:t>）。</w:t>
-      </w:r>
-      <w:r>
-        <w:rPr>
-          <w:rFonts w:hint="eastAsia" w:ascii="Times New Roman" w:hAnsi="Times New Roman" w:eastAsia="FangSong" w:cs="Times New Roman"/>
-        </w:rPr>
-        <w:t>同为</w:t>
-      </w:r>
-      <w:r>
-        <w:rPr>
-          <w:rFonts w:ascii="Times New Roman" w:hAnsi="Times New Roman" w:eastAsia="Times New Roman" w:cs="Times New Roman"/>
-        </w:rPr>
-        <w:t xml:space="preserve"> </w:t>
-      </w:r>
-      <w:r>
-        <w:rPr>
-          <w:rFonts w:hint="eastAsia" w:ascii="Times New Roman" w:hAnsi="Times New Roman" w:eastAsia="Times New Roman" w:cs="Times New Roman"/>
-        </w:rPr>
-        <w:t>d</w:t>
-      </w:r>
-      <w:r>
-        <w:rPr>
-          <w:rFonts w:hint="eastAsia" w:ascii="Times New Roman" w:hAnsi="Times New Roman" w:eastAsia="Times New Roman" w:cs="Times New Roman"/>
-          <w:vertAlign w:val="superscript"/>
-        </w:rPr>
-        <w:t>10</w:t>
-      </w:r>
-      <w:r>
-        <w:rPr>
-          <w:rFonts w:hint="eastAsia" w:ascii="Times New Roman" w:hAnsi="Times New Roman" w:eastAsia="Times New Roman" w:cs="Times New Roman"/>
-        </w:rPr>
-        <w:t>，</w:t>
-      </w:r>
-      <w:r>
-        <w:rPr>
-          <w:rFonts w:hint="eastAsia" w:ascii="Times New Roman" w:hAnsi="Times New Roman" w:eastAsia="FangSong" w:cs="Times New Roman"/>
-        </w:rPr>
         <w:t>行为完全相反</w:t>
       </w:r>
       <w:r>
@@ -3551,12 +3539,12 @@
         </w:rPr>
         <w:t>。</w:t>
       </w:r>
-      <w:r>
-        <w:rPr>
-          <w:rFonts w:ascii="Times New Roman" w:hAnsi="Times New Roman" w:eastAsia="Times New Roman" w:cs="Times New Roman"/>
-        </w:rPr>
-        <w:t xml:space="preserve"> </w:t>
-      </w:r>
+    </w:p>
+    <w:p>
+      <w:pPr>
+        <w:pStyle w:val="BodyText"/>
+        <w:ind w:firstLine="420"/>
+      </w:pPr>
       <w:r>
         <w:rPr>
           <w:rFonts w:hint="eastAsia" w:ascii="Times New Roman" w:hAnsi="Times New Roman" w:eastAsia="FangSong" w:cs="Times New Roman"/>
@@ -3619,6 +3607,43 @@
         </w:rPr>
         <w:t xml:space="preserve">：</w:t>
       </w:r>
+    </w:p>
+    <w:p>
+      <w:pPr>
+        <w:pStyle w:val="BodyText"/>
+        <w:ind w:firstLine="420"/>
+      </w:pPr>
+      <w:r>
+        <w:rPr>
+          <w:rFonts w:ascii="Times New Roman" w:hAnsi="Times New Roman" w:eastAsia="Times New Roman" w:cs="Times New Roman"/>
+        </w:rPr>
+        <w:t xml:space="preserve">Cu </w:t>
+      </w:r>
+      <w:r>
+        <w:rPr>
+          <w:rFonts w:hint="eastAsia" w:ascii="Times New Roman" w:hAnsi="Times New Roman" w:eastAsia="FangSong" w:cs="Times New Roman"/>
+        </w:rPr>
+        <w:t xml:space="preserve">的第二电离能约</w:t>
+      </w:r>
+      <w:r>
+        <w:rPr>
+          <w:rFonts w:ascii="Times New Roman" w:hAnsi="Times New Roman" w:eastAsia="Times New Roman" w:cs="Times New Roman"/>
+        </w:rPr>
+        <w:t xml:space="preserve"> 1960 </w:t>
+      </w:r>
+      <w:r>
+        <w:rPr>
+          <w:rFonts w:hint="eastAsia" w:ascii="Times New Roman" w:hAnsi="Times New Roman" w:eastAsia="Times New Roman" w:cs="Times New Roman"/>
+        </w:rPr>
+        <w:t>kJ/mol，Cu</w:t>
+      </w:r>
+      <w:r>
+        <w:rPr>
+          <w:rFonts w:hint="eastAsia" w:ascii="Times New Roman" w:hAnsi="Times New Roman" w:eastAsia="Times New Roman" w:cs="Times New Roman"/>
+          <w:vertAlign w:val="superscript"/>
+        </w:rPr>
+        <w:t>2+</w:t>
+      </w:r>
       <w:r>
         <w:rPr>
           <w:rFonts w:ascii="Times New Roman" w:hAnsi="Times New Roman" w:eastAsia="Times New Roman" w:cs="Times New Roman"/>
@@ -3627,43 +3652,6 @@
       </w:r>
       <w:r>
         <w:rPr>
-          <w:rFonts w:ascii="Times New Roman" w:hAnsi="Times New Roman" w:eastAsia="Times New Roman" w:cs="Times New Roman"/>
-        </w:rPr>
-        <w:t xml:space="preserve">Cu </w:t>
-      </w:r>
-      <w:r>
-        <w:rPr>
-          <w:rFonts w:hint="eastAsia" w:ascii="Times New Roman" w:hAnsi="Times New Roman" w:eastAsia="FangSong" w:cs="Times New Roman"/>
-        </w:rPr>
-        <w:t xml:space="preserve">的第二电离能约</w:t>
-      </w:r>
-      <w:r>
-        <w:rPr>
-          <w:rFonts w:ascii="Times New Roman" w:hAnsi="Times New Roman" w:eastAsia="Times New Roman" w:cs="Times New Roman"/>
-        </w:rPr>
-        <w:t xml:space="preserve"> 1960 </w:t>
-      </w:r>
-      <w:r>
-        <w:rPr>
-          <w:rFonts w:hint="eastAsia" w:ascii="Times New Roman" w:hAnsi="Times New Roman" w:eastAsia="Times New Roman" w:cs="Times New Roman"/>
-        </w:rPr>
-        <w:t>kJ/mol，Cu</w:t>
-      </w:r>
-      <w:r>
-        <w:rPr>
-          <w:rFonts w:hint="eastAsia" w:ascii="Times New Roman" w:hAnsi="Times New Roman" w:eastAsia="Times New Roman" w:cs="Times New Roman"/>
-          <w:vertAlign w:val="superscript"/>
-        </w:rPr>
-        <w:t>2+</w:t>
-      </w:r>
-      <w:r>
-        <w:rPr>
-          <w:rFonts w:ascii="Times New Roman" w:hAnsi="Times New Roman" w:eastAsia="Times New Roman" w:cs="Times New Roman"/>
-        </w:rPr>
-        <w:t xml:space="preserve"> </w:t>
-      </w:r>
-      <w:r>
-        <w:rPr>
           <w:rFonts w:hint="eastAsia" w:ascii="Times New Roman" w:hAnsi="Times New Roman" w:eastAsia="FangSong" w:cs="Times New Roman"/>
         </w:rPr>
         <w:t>水合能</w:t>
@@ -3716,12 +3704,12 @@
         </w:rPr>
         <w:t>。</w:t>
       </w:r>
-      <w:r>
-        <w:rPr>
-          <w:rFonts w:ascii="Times New Roman" w:hAnsi="Times New Roman" w:eastAsia="Times New Roman" w:cs="Times New Roman"/>
-        </w:rPr>
-        <w:t xml:space="preserve"> </w:t>
-      </w:r>
+    </w:p>
+    <w:p>
+      <w:pPr>
+        <w:pStyle w:val="BodyText"/>
+        <w:ind w:firstLine="420"/>
+      </w:pPr>
       <w:r>
         <w:rPr>
           <w:rFonts w:ascii="Times New Roman" w:hAnsi="Times New Roman" w:eastAsia="Times New Roman" w:cs="Times New Roman"/>
@@ -3850,12 +3838,12 @@
         </w:rPr>
         <w:t>。</w:t>
       </w:r>
-      <w:r>
-        <w:rPr>
-          <w:rFonts w:ascii="Times New Roman" w:hAnsi="Times New Roman" w:eastAsia="Times New Roman" w:cs="Times New Roman"/>
-        </w:rPr>
-        <w:t xml:space="preserve"> </w:t>
-      </w:r>
+    </w:p>
+    <w:p>
+      <w:pPr>
+        <w:pStyle w:val="BodyText"/>
+        <w:ind w:firstLine="420"/>
+      </w:pPr>
       <w:r>
         <w:rPr>
           <w:rFonts w:hint="eastAsia" w:ascii="Times New Roman" w:hAnsi="Times New Roman" w:eastAsia="FangSong" w:cs="Times New Roman"/>
@@ -4569,417 +4557,6 @@
         </w:rPr>
         <w:t>。</w:t>
       </w:r>
-      <w:r>
-        <w:rPr>
-          <w:rFonts w:ascii="Times New Roman" w:hAnsi="Times New Roman" w:eastAsia="Times New Roman" w:cs="Times New Roman"/>
-        </w:rPr>
-        <w:t xml:space="preserve"> </w:t>
-      </w:r>
-      <w:r>
-        <w:rPr>
-          <w:rFonts w:hint="eastAsia" w:ascii="Times New Roman" w:hAnsi="Times New Roman" w:eastAsia="FangSong" w:cs="Times New Roman"/>
-          <w:b/>
-          <w:bCs/>
-        </w:rPr>
-        <w:t xml:space="preserve">定影原理</w:t>
-      </w:r>
-      <w:r>
-        <w:rPr>
-          <w:rFonts w:hint="eastAsia" w:ascii="Times New Roman" w:hAnsi="Times New Roman" w:eastAsia="Times New Roman" w:cs="Times New Roman"/>
-        </w:rPr>
-        <w:t>（</w:t>
-      </w:r>
-      <w:r>
-        <w:rPr>
-          <w:rFonts w:hint="eastAsia" w:ascii="Times New Roman" w:hAnsi="Times New Roman" w:eastAsia="FangSong" w:cs="Times New Roman"/>
-        </w:rPr>
-        <w:t>配位溶解</w:t>
-      </w:r>
-      <w:r>
-        <w:rPr>
-          <w:rFonts w:hint="eastAsia" w:ascii="Times New Roman" w:hAnsi="Times New Roman" w:eastAsia="Times New Roman" w:cs="Times New Roman"/>
-        </w:rPr>
-        <w:t>）：AgBr</w:t>
-      </w:r>
-      <w:r>
-        <w:rPr>
-          <w:rFonts w:ascii="Times New Roman" w:hAnsi="Times New Roman" w:eastAsia="Times New Roman" w:cs="Times New Roman"/>
-        </w:rPr>
-        <w:t xml:space="preserve"> + 2S</w:t>
-      </w:r>
-      <w:r>
-        <w:rPr>
-          <w:rFonts w:ascii="Times New Roman" w:hAnsi="Times New Roman" w:eastAsia="Times New Roman" w:cs="Times New Roman"/>
-          <w:vertAlign w:val="subscript"/>
-        </w:rPr>
-        <w:t>2</w:t>
-      </w:r>
-      <w:r>
-        <w:rPr>
-          <w:rFonts w:ascii="Times New Roman" w:hAnsi="Times New Roman" w:eastAsia="Times New Roman" w:cs="Times New Roman"/>
-        </w:rPr>
-        <w:t>O</w:t>
-      </w:r>
-      <w:r>
-        <w:rPr>
-          <w:rFonts w:ascii="Times New Roman" w:hAnsi="Times New Roman" w:eastAsia="Times New Roman" w:cs="Times New Roman"/>
-          <w:vertAlign w:val="subscript"/>
-        </w:rPr>
-        <w:t>3</w:t>
-      </w:r>
-      <w:r>
-        <w:rPr>
-          <w:rFonts w:ascii="Times New Roman" w:hAnsi="Times New Roman" w:eastAsia="Times New Roman" w:cs="Times New Roman"/>
-          <w:vertAlign w:val="superscript"/>
-        </w:rPr>
-        <w:t>2-</w:t>
-      </w:r>
-      <w:r>
-        <w:rPr>
-          <w:rFonts w:ascii="Times New Roman" w:hAnsi="Times New Roman" w:eastAsia="Times New Roman" w:cs="Times New Roman"/>
-        </w:rPr>
-        <w:t xml:space="preserve"> → [Ag(S</w:t>
-      </w:r>
-      <w:r>
-        <w:rPr>
-          <w:rFonts w:ascii="Times New Roman" w:hAnsi="Times New Roman" w:eastAsia="Times New Roman" w:cs="Times New Roman"/>
-          <w:vertAlign w:val="subscript"/>
-        </w:rPr>
-        <w:t>2</w:t>
-      </w:r>
-      <w:r>
-        <w:rPr>
-          <w:rFonts w:ascii="Times New Roman" w:hAnsi="Times New Roman" w:eastAsia="Times New Roman" w:cs="Times New Roman"/>
-        </w:rPr>
-        <w:t>O</w:t>
-      </w:r>
-      <w:r>
-        <w:rPr>
-          <w:rFonts w:ascii="Times New Roman" w:hAnsi="Times New Roman" w:eastAsia="Times New Roman" w:cs="Times New Roman"/>
-          <w:vertAlign w:val="subscript"/>
-        </w:rPr>
-        <w:t>3</w:t>
-      </w:r>
-      <w:r>
-        <w:rPr>
-          <w:rFonts w:ascii="Times New Roman" w:hAnsi="Times New Roman" w:eastAsia="Times New Roman" w:cs="Times New Roman"/>
-        </w:rPr>
-        <w:t>)</w:t>
-      </w:r>
-      <w:r>
-        <w:rPr>
-          <w:rFonts w:ascii="Times New Roman" w:hAnsi="Times New Roman" w:eastAsia="Times New Roman" w:cs="Times New Roman"/>
-          <w:vertAlign w:val="subscript"/>
-        </w:rPr>
-        <w:t>2</w:t>
-      </w:r>
-      <w:r>
-        <w:rPr>
-          <w:rFonts w:ascii="Times New Roman" w:hAnsi="Times New Roman" w:eastAsia="Times New Roman" w:cs="Times New Roman"/>
-        </w:rPr>
-        <w:t>]</w:t>
-      </w:r>
-      <w:r>
-        <w:rPr>
-          <w:rFonts w:ascii="Times New Roman" w:hAnsi="Times New Roman" w:eastAsia="Times New Roman" w:cs="Times New Roman"/>
-          <w:vertAlign w:val="superscript"/>
-        </w:rPr>
-        <w:t>3-</w:t>
-      </w:r>
-      <w:r>
-        <w:rPr>
-          <w:rFonts w:ascii="Times New Roman" w:hAnsi="Times New Roman" w:eastAsia="Times New Roman" w:cs="Times New Roman"/>
-        </w:rPr>
-        <w:t xml:space="preserve"> + Br</w:t>
-      </w:r>
-      <w:r>
-        <w:rPr>
-          <w:rFonts w:ascii="Times New Roman" w:hAnsi="Times New Roman" w:eastAsia="Times New Roman" w:cs="Times New Roman"/>
-          <w:vertAlign w:val="superscript"/>
-        </w:rPr>
-        <w:t>-</w:t>
-      </w:r>
-      <w:r>
-        <w:rPr>
-          <w:rFonts w:ascii="Times New Roman" w:hAnsi="Times New Roman" w:eastAsia="Times New Roman" w:cs="Times New Roman"/>
-        </w:rPr>
-        <w:t>。</w:t>
-      </w:r>
-      <w:r>
-        <w:rPr>
-          <w:rFonts w:ascii="Times New Roman" w:hAnsi="Times New Roman" w:eastAsia="Times New Roman" w:cs="Times New Roman"/>
-        </w:rPr>
-        <w:t xml:space="preserve"> </w:t>
-      </w:r>
-      <w:r>
-        <w:rPr>
-          <w:rFonts w:hint="eastAsia" w:ascii="Times New Roman" w:hAnsi="Times New Roman" w:eastAsia="FangSong" w:cs="Times New Roman"/>
-          <w:b/>
-          <w:bCs/>
-        </w:rPr>
-        <w:t xml:space="preserve">本质</w:t>
-      </w:r>
-      <w:r>
-        <w:rPr>
-          <w:rFonts w:hint="eastAsia" w:ascii="Times New Roman" w:hAnsi="Times New Roman" w:eastAsia="Times New Roman" w:cs="Times New Roman"/>
-        </w:rPr>
-        <w:t xml:space="preserve">：Ksp</w:t>
-      </w:r>
-      <w:r>
-        <w:rPr>
-          <w:rFonts w:ascii="Times New Roman" w:hAnsi="Times New Roman" w:eastAsia="Times New Roman" w:cs="Times New Roman"/>
-        </w:rPr>
-        <w:t xml:space="preserve"> </w:t>
-      </w:r>
-      <w:r>
-        <w:rPr>
-          <w:rFonts w:hint="eastAsia" w:ascii="Times New Roman" w:hAnsi="Times New Roman" w:eastAsia="FangSong" w:cs="Times New Roman"/>
-        </w:rPr>
-        <w:t>越小越难被弱配位剂</w:t>
-      </w:r>
-      <w:r>
-        <w:rPr>
-          <w:rFonts w:hint="eastAsia" w:ascii="Times New Roman" w:hAnsi="Times New Roman" w:eastAsia="Times New Roman" w:cs="Times New Roman"/>
-        </w:rPr>
-        <w:t>（NH</w:t>
-      </w:r>
-      <w:r>
-        <w:rPr>
-          <w:rFonts w:hint="eastAsia" w:ascii="Times New Roman" w:hAnsi="Times New Roman" w:eastAsia="Times New Roman" w:cs="Times New Roman"/>
-          <w:vertAlign w:val="subscript"/>
-        </w:rPr>
-        <w:t>3</w:t>
-      </w:r>
-      <w:r>
-        <w:rPr>
-          <w:rFonts w:hint="eastAsia" w:ascii="Times New Roman" w:hAnsi="Times New Roman" w:eastAsia="Times New Roman" w:cs="Times New Roman"/>
-        </w:rPr>
-        <w:t>）</w:t>
-      </w:r>
-      <w:r>
-        <w:rPr>
-          <w:rFonts w:hint="eastAsia" w:ascii="Times New Roman" w:hAnsi="Times New Roman" w:eastAsia="FangSong" w:cs="Times New Roman"/>
-        </w:rPr>
-        <w:t>拉动</w:t>
-      </w:r>
-      <w:r>
-        <w:rPr>
-          <w:rFonts w:hint="eastAsia" w:ascii="Times New Roman" w:hAnsi="Times New Roman" w:eastAsia="Times New Roman" w:cs="Times New Roman"/>
-        </w:rPr>
-        <w:t>；S</w:t>
-      </w:r>
-      <w:r>
-        <w:rPr>
-          <w:rFonts w:hint="eastAsia" w:ascii="Times New Roman" w:hAnsi="Times New Roman" w:eastAsia="Times New Roman" w:cs="Times New Roman"/>
-          <w:vertAlign w:val="subscript"/>
-        </w:rPr>
-        <w:t>2</w:t>
-      </w:r>
-      <w:r>
-        <w:rPr>
-          <w:rFonts w:hint="eastAsia" w:ascii="Times New Roman" w:hAnsi="Times New Roman" w:eastAsia="Times New Roman" w:cs="Times New Roman"/>
-        </w:rPr>
-        <w:t>O</w:t>
-      </w:r>
-      <w:r>
-        <w:rPr>
-          <w:rFonts w:hint="eastAsia" w:ascii="Times New Roman" w:hAnsi="Times New Roman" w:eastAsia="Times New Roman" w:cs="Times New Roman"/>
-          <w:vertAlign w:val="subscript"/>
-        </w:rPr>
-        <w:t>3</w:t>
-      </w:r>
-      <w:r>
-        <w:rPr>
-          <w:rFonts w:hint="eastAsia" w:ascii="Times New Roman" w:hAnsi="Times New Roman" w:eastAsia="Times New Roman" w:cs="Times New Roman"/>
-          <w:vertAlign w:val="superscript"/>
-        </w:rPr>
-        <w:t>2-</w:t>
-      </w:r>
-      <w:r>
-        <w:rPr>
-          <w:rFonts w:ascii="Times New Roman" w:hAnsi="Times New Roman" w:eastAsia="Times New Roman" w:cs="Times New Roman"/>
-        </w:rPr>
-        <w:t xml:space="preserve"> </w:t>
-      </w:r>
-      <w:r>
-        <w:rPr>
-          <w:rFonts w:hint="eastAsia" w:ascii="Times New Roman" w:hAnsi="Times New Roman" w:eastAsia="FangSong" w:cs="Times New Roman"/>
-        </w:rPr>
-        <w:t xml:space="preserve">与</w:t>
-      </w:r>
-      <w:r>
-        <w:rPr>
-          <w:rFonts w:ascii="Times New Roman" w:hAnsi="Times New Roman" w:eastAsia="Times New Roman" w:cs="Times New Roman"/>
-        </w:rPr>
-        <w:t xml:space="preserve"> Ag</w:t>
-      </w:r>
-      <w:r>
-        <w:rPr>
-          <w:rFonts w:ascii="Times New Roman" w:hAnsi="Times New Roman" w:eastAsia="Times New Roman" w:cs="Times New Roman"/>
-          <w:vertAlign w:val="superscript"/>
-        </w:rPr>
-        <w:t>+</w:t>
-      </w:r>
-      <w:r>
-        <w:rPr>
-          <w:rFonts w:ascii="Times New Roman" w:hAnsi="Times New Roman" w:eastAsia="Times New Roman" w:cs="Times New Roman"/>
-        </w:rPr>
-        <w:t xml:space="preserve"> </w:t>
-      </w:r>
-      <w:r>
-        <w:rPr>
-          <w:rFonts w:hint="eastAsia" w:ascii="Times New Roman" w:hAnsi="Times New Roman" w:eastAsia="FangSong" w:cs="Times New Roman"/>
-        </w:rPr>
-        <w:t xml:space="preserve">形成稳定常数更大的</w:t>
-      </w:r>
-      <w:r>
-        <w:rPr>
-          <w:rFonts w:ascii="Times New Roman" w:hAnsi="Times New Roman" w:eastAsia="Times New Roman" w:cs="Times New Roman"/>
-        </w:rPr>
-        <w:t xml:space="preserve"> </w:t>
-      </w:r>
-      <w:r>
-        <w:rPr>
-          <w:rFonts w:hint="eastAsia" w:ascii="Times New Roman" w:hAnsi="Times New Roman" w:eastAsia="Times New Roman" w:cs="Times New Roman"/>
-        </w:rPr>
-        <w:t>[Ag(S</w:t>
-      </w:r>
-      <w:r>
-        <w:rPr>
-          <w:rFonts w:hint="eastAsia" w:ascii="Times New Roman" w:hAnsi="Times New Roman" w:eastAsia="Times New Roman" w:cs="Times New Roman"/>
-          <w:vertAlign w:val="subscript"/>
-        </w:rPr>
-        <w:t>2</w:t>
-      </w:r>
-      <w:r>
-        <w:rPr>
-          <w:rFonts w:hint="eastAsia" w:ascii="Times New Roman" w:hAnsi="Times New Roman" w:eastAsia="Times New Roman" w:cs="Times New Roman"/>
-        </w:rPr>
-        <w:t>O</w:t>
-      </w:r>
-      <w:r>
-        <w:rPr>
-          <w:rFonts w:hint="eastAsia" w:ascii="Times New Roman" w:hAnsi="Times New Roman" w:eastAsia="Times New Roman" w:cs="Times New Roman"/>
-          <w:vertAlign w:val="subscript"/>
-        </w:rPr>
-        <w:t>3</w:t>
-      </w:r>
-      <w:r>
-        <w:rPr>
-          <w:rFonts w:hint="eastAsia" w:ascii="Times New Roman" w:hAnsi="Times New Roman" w:eastAsia="Times New Roman" w:cs="Times New Roman"/>
-        </w:rPr>
-        <w:t>)</w:t>
-      </w:r>
-      <w:r>
-        <w:rPr>
-          <w:rFonts w:hint="eastAsia" w:ascii="Times New Roman" w:hAnsi="Times New Roman" w:eastAsia="Times New Roman" w:cs="Times New Roman"/>
-          <w:vertAlign w:val="subscript"/>
-        </w:rPr>
-        <w:t>2</w:t>
-      </w:r>
-      <w:r>
-        <w:rPr>
-          <w:rFonts w:hint="eastAsia" w:ascii="Times New Roman" w:hAnsi="Times New Roman" w:eastAsia="Times New Roman" w:cs="Times New Roman"/>
-        </w:rPr>
-        <w:t>]</w:t>
-      </w:r>
-      <w:r>
-        <w:rPr>
-          <w:rFonts w:hint="eastAsia" w:ascii="Times New Roman" w:hAnsi="Times New Roman" w:eastAsia="Times New Roman" w:cs="Times New Roman"/>
-          <w:vertAlign w:val="superscript"/>
-        </w:rPr>
-        <w:t>3-</w:t>
-      </w:r>
-      <w:r>
-        <w:rPr>
-          <w:rFonts w:hint="eastAsia" w:ascii="Times New Roman" w:hAnsi="Times New Roman" w:eastAsia="Times New Roman" w:cs="Times New Roman"/>
-        </w:rPr>
-        <w:t>，</w:t>
-      </w:r>
-      <w:r>
-        <w:rPr>
-          <w:rFonts w:hint="eastAsia" w:ascii="Times New Roman" w:hAnsi="Times New Roman" w:eastAsia="FangSong" w:cs="Times New Roman"/>
-        </w:rPr>
-        <w:t>能克服</w:t>
-      </w:r>
-      <w:r>
-        <w:rPr>
-          <w:rFonts w:ascii="Times New Roman" w:hAnsi="Times New Roman" w:eastAsia="Times New Roman" w:cs="Times New Roman"/>
-        </w:rPr>
-        <w:t xml:space="preserve"> AgBr </w:t>
-      </w:r>
-      <w:r>
-        <w:rPr>
-          <w:rFonts w:hint="eastAsia" w:ascii="Times New Roman" w:hAnsi="Times New Roman" w:eastAsia="FangSong" w:cs="Times New Roman"/>
-        </w:rPr>
-        <w:t>的溶解平衡</w:t>
-      </w:r>
-      <w:r>
-        <w:rPr>
-          <w:rFonts w:hint="eastAsia" w:ascii="Times New Roman" w:hAnsi="Times New Roman" w:eastAsia="Times New Roman" w:cs="Times New Roman"/>
-        </w:rPr>
-        <w:t>。（</w:t>
-      </w:r>
-      <w:r>
-        <w:rPr>
-          <w:rFonts w:hint="eastAsia" w:ascii="Times New Roman" w:hAnsi="Times New Roman" w:eastAsia="FangSong" w:cs="Times New Roman"/>
-        </w:rPr>
-        <w:t>见图</w:t>
-      </w:r>
-      <w:r>
-        <w:rPr>
-          <w:rFonts w:ascii="Times New Roman" w:hAnsi="Times New Roman" w:eastAsia="Times New Roman" w:cs="Times New Roman"/>
-        </w:rPr>
-        <w:t xml:space="preserve"> </w:t>
-      </w:r>
-      <w:r>
-        <w:rPr>
-          <w:rFonts w:hint="eastAsia" w:ascii="Times New Roman" w:hAnsi="Times New Roman" w:eastAsia="Times New Roman" w:cs="Times New Roman"/>
-        </w:rPr>
-        <w:t xml:space="preserve">7-2）</w:t>
-      </w:r>
-      <w:r>
-        <w:rPr>
-          <w:rFonts w:ascii="Times New Roman" w:hAnsi="Times New Roman" w:eastAsia="Times New Roman" w:cs="Times New Roman"/>
-        </w:rPr>
-        <w:t xml:space="preserve"> </w:t>
-      </w:r>
-      <w:r>
-        <w:rPr>
-          <w:rFonts w:hint="eastAsia" w:ascii="Times New Roman" w:hAnsi="Times New Roman" w:eastAsia="FangSong" w:cs="Times New Roman"/>
-        </w:rPr>
-        <w:t>卤化银的颜色由白到浅黄再到黄</w:t>
-      </w:r>
-      <w:r>
-        <w:rPr>
-          <w:rFonts w:hint="eastAsia" w:ascii="Times New Roman" w:hAnsi="Times New Roman" w:eastAsia="Times New Roman" w:cs="Times New Roman"/>
-        </w:rPr>
-        <w:t>，</w:t>
-      </w:r>
-      <w:r>
-        <w:rPr>
-          <w:rFonts w:hint="eastAsia" w:ascii="Times New Roman" w:hAnsi="Times New Roman" w:eastAsia="FangSong" w:cs="Times New Roman"/>
-        </w:rPr>
-        <w:t>溶度积依次减小</w:t>
-      </w:r>
-      <w:r>
-        <w:rPr>
-          <w:rFonts w:hint="eastAsia" w:ascii="Times New Roman" w:hAnsi="Times New Roman" w:eastAsia="Times New Roman" w:cs="Times New Roman"/>
-        </w:rPr>
-        <w:t>，</w:t>
-      </w:r>
-      <w:r>
-        <w:rPr>
-          <w:rFonts w:hint="eastAsia" w:ascii="Times New Roman" w:hAnsi="Times New Roman" w:eastAsia="FangSong" w:cs="Times New Roman"/>
-        </w:rPr>
-        <w:t>被氨水溶解的难度依次增大</w:t>
-      </w:r>
-      <w:r>
-        <w:rPr>
-          <w:rFonts w:hint="eastAsia" w:ascii="Times New Roman" w:hAnsi="Times New Roman" w:eastAsia="Times New Roman" w:cs="Times New Roman"/>
-        </w:rPr>
-        <w:t>。</w:t>
-      </w:r>
     </w:p>
     <w:p>
       <w:pPr>
@@ -4988,47 +4565,430 @@
       </w:pPr>
       <w:r>
         <w:rPr>
-          <w:rFonts w:ascii="Times New Roman" w:hAnsi="Times New Roman" w:eastAsia="Times New Roman" w:cs="Times New Roman"/>
-        </w:rPr>
-        <w:t xml:space="preserve">[!note]</w:t>
-      </w:r>
-      <w:r>
-        <w:rPr>
-          <w:rFonts w:ascii="Times New Roman" w:hAnsi="Times New Roman" w:eastAsia="Times New Roman" w:cs="Times New Roman"/>
-        </w:rPr>
-        <w:t xml:space="preserve"> </w:t>
-      </w:r>
-      <w:r>
-        <w:rPr>
           <w:rFonts w:hint="eastAsia" w:ascii="Times New Roman" w:hAnsi="Times New Roman" w:eastAsia="FangSong" w:cs="Times New Roman"/>
           <w:b/>
           <w:bCs/>
         </w:rPr>
-        <w:t xml:space="preserve">显影</w:t>
-      </w:r>
-      <w:r>
-        <w:rPr>
-          <w:rFonts w:ascii="Times New Roman" w:hAnsi="Times New Roman" w:eastAsia="Times New Roman" w:cs="Times New Roman"/>
+        <w:t xml:space="preserve">定影原理</w:t>
+      </w:r>
+      <w:r>
+        <w:rPr>
+          <w:rFonts w:hint="eastAsia" w:ascii="Times New Roman" w:hAnsi="Times New Roman" w:eastAsia="Times New Roman" w:cs="Times New Roman"/>
+        </w:rPr>
+        <w:t>（</w:t>
+      </w:r>
+      <w:r>
+        <w:rPr>
+          <w:rFonts w:hint="eastAsia" w:ascii="Times New Roman" w:hAnsi="Times New Roman" w:eastAsia="FangSong" w:cs="Times New Roman"/>
+        </w:rPr>
+        <w:t>配位溶解</w:t>
+      </w:r>
+      <w:r>
+        <w:rPr>
+          <w:rFonts w:hint="eastAsia" w:ascii="Times New Roman" w:hAnsi="Times New Roman" w:eastAsia="Times New Roman" w:cs="Times New Roman"/>
+        </w:rPr>
+        <w:t>）：AgBr</w:t>
+      </w:r>
+      <w:r>
+        <w:rPr>
+          <w:rFonts w:ascii="Times New Roman" w:hAnsi="Times New Roman" w:eastAsia="Times New Roman" w:cs="Times New Roman"/>
+        </w:rPr>
+        <w:t xml:space="preserve"> + 2S</w:t>
+      </w:r>
+      <w:r>
+        <w:rPr>
+          <w:rFonts w:ascii="Times New Roman" w:hAnsi="Times New Roman" w:eastAsia="Times New Roman" w:cs="Times New Roman"/>
+          <w:vertAlign w:val="subscript"/>
+        </w:rPr>
+        <w:t>2</w:t>
+      </w:r>
+      <w:r>
+        <w:rPr>
+          <w:rFonts w:ascii="Times New Roman" w:hAnsi="Times New Roman" w:eastAsia="Times New Roman" w:cs="Times New Roman"/>
+        </w:rPr>
+        <w:t>O</w:t>
+      </w:r>
+      <w:r>
+        <w:rPr>
+          <w:rFonts w:ascii="Times New Roman" w:hAnsi="Times New Roman" w:eastAsia="Times New Roman" w:cs="Times New Roman"/>
+          <w:vertAlign w:val="subscript"/>
+        </w:rPr>
+        <w:t>3</w:t>
+      </w:r>
+      <w:r>
+        <w:rPr>
+          <w:rFonts w:ascii="Times New Roman" w:hAnsi="Times New Roman" w:eastAsia="Times New Roman" w:cs="Times New Roman"/>
+          <w:vertAlign w:val="superscript"/>
+        </w:rPr>
+        <w:t>2-</w:t>
+      </w:r>
+      <w:r>
+        <w:rPr>
+          <w:rFonts w:ascii="Times New Roman" w:hAnsi="Times New Roman" w:eastAsia="Times New Roman" w:cs="Times New Roman"/>
+        </w:rPr>
+        <w:t xml:space="preserve"> → [Ag(S</w:t>
+      </w:r>
+      <w:r>
+        <w:rPr>
+          <w:rFonts w:ascii="Times New Roman" w:hAnsi="Times New Roman" w:eastAsia="Times New Roman" w:cs="Times New Roman"/>
+          <w:vertAlign w:val="subscript"/>
+        </w:rPr>
+        <w:t>2</w:t>
+      </w:r>
+      <w:r>
+        <w:rPr>
+          <w:rFonts w:ascii="Times New Roman" w:hAnsi="Times New Roman" w:eastAsia="Times New Roman" w:cs="Times New Roman"/>
+        </w:rPr>
+        <w:t>O</w:t>
+      </w:r>
+      <w:r>
+        <w:rPr>
+          <w:rFonts w:ascii="Times New Roman" w:hAnsi="Times New Roman" w:eastAsia="Times New Roman" w:cs="Times New Roman"/>
+          <w:vertAlign w:val="subscript"/>
+        </w:rPr>
+        <w:t>3</w:t>
+      </w:r>
+      <w:r>
+        <w:rPr>
+          <w:rFonts w:ascii="Times New Roman" w:hAnsi="Times New Roman" w:eastAsia="Times New Roman" w:cs="Times New Roman"/>
+        </w:rPr>
+        <w:t>)</w:t>
+      </w:r>
+      <w:r>
+        <w:rPr>
+          <w:rFonts w:ascii="Times New Roman" w:hAnsi="Times New Roman" w:eastAsia="Times New Roman" w:cs="Times New Roman"/>
+          <w:vertAlign w:val="subscript"/>
+        </w:rPr>
+        <w:t>2</w:t>
+      </w:r>
+      <w:r>
+        <w:rPr>
+          <w:rFonts w:ascii="Times New Roman" w:hAnsi="Times New Roman" w:eastAsia="Times New Roman" w:cs="Times New Roman"/>
+        </w:rPr>
+        <w:t>]</w:t>
+      </w:r>
+      <w:r>
+        <w:rPr>
+          <w:rFonts w:ascii="Times New Roman" w:hAnsi="Times New Roman" w:eastAsia="Times New Roman" w:cs="Times New Roman"/>
+          <w:vertAlign w:val="superscript"/>
+        </w:rPr>
+        <w:t>3-</w:t>
+      </w:r>
+      <w:r>
+        <w:rPr>
+          <w:rFonts w:ascii="Times New Roman" w:hAnsi="Times New Roman" w:eastAsia="Times New Roman" w:cs="Times New Roman"/>
+        </w:rPr>
+        <w:t xml:space="preserve"> + Br</w:t>
+      </w:r>
+      <w:r>
+        <w:rPr>
+          <w:rFonts w:ascii="Times New Roman" w:hAnsi="Times New Roman" w:eastAsia="Times New Roman" w:cs="Times New Roman"/>
+          <w:vertAlign w:val="superscript"/>
+        </w:rPr>
+        <w:t>-</w:t>
+      </w:r>
+      <w:r>
+        <w:rPr>
+          <w:rFonts w:ascii="Times New Roman" w:hAnsi="Times New Roman" w:eastAsia="Times New Roman" w:cs="Times New Roman"/>
+        </w:rPr>
+        <w:t>。</w:t>
+      </w:r>
+    </w:p>
+    <w:p>
+      <w:pPr>
+        <w:pStyle w:val="BodyText"/>
+        <w:ind w:firstLine="420"/>
+      </w:pPr>
+      <w:r>
+        <w:rPr>
+          <w:rFonts w:hint="eastAsia" w:ascii="Times New Roman" w:hAnsi="Times New Roman" w:eastAsia="FangSong" w:cs="Times New Roman"/>
           <w:b/>
           <w:bCs/>
         </w:rPr>
-        <w:t xml:space="preserve"> vs </w:t>
-      </w:r>
+        <w:t xml:space="preserve">本质</w:t>
+      </w:r>
+      <w:r>
+        <w:rPr>
+          <w:rFonts w:hint="eastAsia" w:ascii="Times New Roman" w:hAnsi="Times New Roman" w:eastAsia="Times New Roman" w:cs="Times New Roman"/>
+        </w:rPr>
+        <w:t xml:space="preserve">：Ksp</w:t>
+      </w:r>
+      <w:r>
+        <w:rPr>
+          <w:rFonts w:ascii="Times New Roman" w:hAnsi="Times New Roman" w:eastAsia="Times New Roman" w:cs="Times New Roman"/>
+        </w:rPr>
+        <w:t xml:space="preserve"> </w:t>
+      </w:r>
+      <w:r>
+        <w:rPr>
+          <w:rFonts w:hint="eastAsia" w:ascii="Times New Roman" w:hAnsi="Times New Roman" w:eastAsia="FangSong" w:cs="Times New Roman"/>
+        </w:rPr>
+        <w:t>越小越难被弱配位剂</w:t>
+      </w:r>
+      <w:r>
+        <w:rPr>
+          <w:rFonts w:hint="eastAsia" w:ascii="Times New Roman" w:hAnsi="Times New Roman" w:eastAsia="Times New Roman" w:cs="Times New Roman"/>
+        </w:rPr>
+        <w:t>（NH</w:t>
+      </w:r>
+      <w:r>
+        <w:rPr>
+          <w:rFonts w:hint="eastAsia" w:ascii="Times New Roman" w:hAnsi="Times New Roman" w:eastAsia="Times New Roman" w:cs="Times New Roman"/>
+          <w:vertAlign w:val="subscript"/>
+        </w:rPr>
+        <w:t>3</w:t>
+      </w:r>
+      <w:r>
+        <w:rPr>
+          <w:rFonts w:hint="eastAsia" w:ascii="Times New Roman" w:hAnsi="Times New Roman" w:eastAsia="Times New Roman" w:cs="Times New Roman"/>
+        </w:rPr>
+        <w:t>）</w:t>
+      </w:r>
+      <w:r>
+        <w:rPr>
+          <w:rFonts w:hint="eastAsia" w:ascii="Times New Roman" w:hAnsi="Times New Roman" w:eastAsia="FangSong" w:cs="Times New Roman"/>
+        </w:rPr>
+        <w:t>拉动</w:t>
+      </w:r>
+      <w:r>
+        <w:rPr>
+          <w:rFonts w:hint="eastAsia" w:ascii="Times New Roman" w:hAnsi="Times New Roman" w:eastAsia="Times New Roman" w:cs="Times New Roman"/>
+        </w:rPr>
+        <w:t>；S</w:t>
+      </w:r>
+      <w:r>
+        <w:rPr>
+          <w:rFonts w:hint="eastAsia" w:ascii="Times New Roman" w:hAnsi="Times New Roman" w:eastAsia="Times New Roman" w:cs="Times New Roman"/>
+          <w:vertAlign w:val="subscript"/>
+        </w:rPr>
+        <w:t>2</w:t>
+      </w:r>
+      <w:r>
+        <w:rPr>
+          <w:rFonts w:hint="eastAsia" w:ascii="Times New Roman" w:hAnsi="Times New Roman" w:eastAsia="Times New Roman" w:cs="Times New Roman"/>
+        </w:rPr>
+        <w:t>O</w:t>
+      </w:r>
+      <w:r>
+        <w:rPr>
+          <w:rFonts w:hint="eastAsia" w:ascii="Times New Roman" w:hAnsi="Times New Roman" w:eastAsia="Times New Roman" w:cs="Times New Roman"/>
+          <w:vertAlign w:val="subscript"/>
+        </w:rPr>
+        <w:t>3</w:t>
+      </w:r>
+      <w:r>
+        <w:rPr>
+          <w:rFonts w:hint="eastAsia" w:ascii="Times New Roman" w:hAnsi="Times New Roman" w:eastAsia="Times New Roman" w:cs="Times New Roman"/>
+          <w:vertAlign w:val="superscript"/>
+        </w:rPr>
+        <w:t>2-</w:t>
+      </w:r>
+      <w:r>
+        <w:rPr>
+          <w:rFonts w:ascii="Times New Roman" w:hAnsi="Times New Roman" w:eastAsia="Times New Roman" w:cs="Times New Roman"/>
+        </w:rPr>
+        <w:t xml:space="preserve"> </w:t>
+      </w:r>
+      <w:r>
+        <w:rPr>
+          <w:rFonts w:hint="eastAsia" w:ascii="Times New Roman" w:hAnsi="Times New Roman" w:eastAsia="FangSong" w:cs="Times New Roman"/>
+        </w:rPr>
+        <w:t xml:space="preserve">与</w:t>
+      </w:r>
+      <w:r>
+        <w:rPr>
+          <w:rFonts w:ascii="Times New Roman" w:hAnsi="Times New Roman" w:eastAsia="Times New Roman" w:cs="Times New Roman"/>
+        </w:rPr>
+        <w:t xml:space="preserve"> Ag</w:t>
+      </w:r>
+      <w:r>
+        <w:rPr>
+          <w:rFonts w:ascii="Times New Roman" w:hAnsi="Times New Roman" w:eastAsia="Times New Roman" w:cs="Times New Roman"/>
+          <w:vertAlign w:val="superscript"/>
+        </w:rPr>
+        <w:t>+</w:t>
+      </w:r>
+      <w:r>
+        <w:rPr>
+          <w:rFonts w:ascii="Times New Roman" w:hAnsi="Times New Roman" w:eastAsia="Times New Roman" w:cs="Times New Roman"/>
+        </w:rPr>
+        <w:t xml:space="preserve"> </w:t>
+      </w:r>
+      <w:r>
+        <w:rPr>
+          <w:rFonts w:hint="eastAsia" w:ascii="Times New Roman" w:hAnsi="Times New Roman" w:eastAsia="FangSong" w:cs="Times New Roman"/>
+        </w:rPr>
+        <w:t xml:space="preserve">形成稳定常数更大的</w:t>
+      </w:r>
+      <w:r>
+        <w:rPr>
+          <w:rFonts w:ascii="Times New Roman" w:hAnsi="Times New Roman" w:eastAsia="Times New Roman" w:cs="Times New Roman"/>
+        </w:rPr>
+        <w:t xml:space="preserve"> </w:t>
+      </w:r>
+      <w:r>
+        <w:rPr>
+          <w:rFonts w:hint="eastAsia" w:ascii="Times New Roman" w:hAnsi="Times New Roman" w:eastAsia="Times New Roman" w:cs="Times New Roman"/>
+        </w:rPr>
+        <w:t>[Ag(S</w:t>
+      </w:r>
+      <w:r>
+        <w:rPr>
+          <w:rFonts w:hint="eastAsia" w:ascii="Times New Roman" w:hAnsi="Times New Roman" w:eastAsia="Times New Roman" w:cs="Times New Roman"/>
+          <w:vertAlign w:val="subscript"/>
+        </w:rPr>
+        <w:t>2</w:t>
+      </w:r>
+      <w:r>
+        <w:rPr>
+          <w:rFonts w:hint="eastAsia" w:ascii="Times New Roman" w:hAnsi="Times New Roman" w:eastAsia="Times New Roman" w:cs="Times New Roman"/>
+        </w:rPr>
+        <w:t>O</w:t>
+      </w:r>
+      <w:r>
+        <w:rPr>
+          <w:rFonts w:hint="eastAsia" w:ascii="Times New Roman" w:hAnsi="Times New Roman" w:eastAsia="Times New Roman" w:cs="Times New Roman"/>
+          <w:vertAlign w:val="subscript"/>
+        </w:rPr>
+        <w:t>3</w:t>
+      </w:r>
+      <w:r>
+        <w:rPr>
+          <w:rFonts w:hint="eastAsia" w:ascii="Times New Roman" w:hAnsi="Times New Roman" w:eastAsia="Times New Roman" w:cs="Times New Roman"/>
+        </w:rPr>
+        <w:t>)</w:t>
+      </w:r>
+      <w:r>
+        <w:rPr>
+          <w:rFonts w:hint="eastAsia" w:ascii="Times New Roman" w:hAnsi="Times New Roman" w:eastAsia="Times New Roman" w:cs="Times New Roman"/>
+          <w:vertAlign w:val="subscript"/>
+        </w:rPr>
+        <w:t>2</w:t>
+      </w:r>
+      <w:r>
+        <w:rPr>
+          <w:rFonts w:hint="eastAsia" w:ascii="Times New Roman" w:hAnsi="Times New Roman" w:eastAsia="Times New Roman" w:cs="Times New Roman"/>
+        </w:rPr>
+        <w:t>]</w:t>
+      </w:r>
+      <w:r>
+        <w:rPr>
+          <w:rFonts w:hint="eastAsia" w:ascii="Times New Roman" w:hAnsi="Times New Roman" w:eastAsia="Times New Roman" w:cs="Times New Roman"/>
+          <w:vertAlign w:val="superscript"/>
+        </w:rPr>
+        <w:t>3-</w:t>
+      </w:r>
+      <w:r>
+        <w:rPr>
+          <w:rFonts w:hint="eastAsia" w:ascii="Times New Roman" w:hAnsi="Times New Roman" w:eastAsia="Times New Roman" w:cs="Times New Roman"/>
+        </w:rPr>
+        <w:t>，</w:t>
+      </w:r>
+      <w:r>
+        <w:rPr>
+          <w:rFonts w:hint="eastAsia" w:ascii="Times New Roman" w:hAnsi="Times New Roman" w:eastAsia="FangSong" w:cs="Times New Roman"/>
+        </w:rPr>
+        <w:t>能克服</w:t>
+      </w:r>
+      <w:r>
+        <w:rPr>
+          <w:rFonts w:ascii="Times New Roman" w:hAnsi="Times New Roman" w:eastAsia="Times New Roman" w:cs="Times New Roman"/>
+        </w:rPr>
+        <w:t xml:space="preserve"> AgBr </w:t>
+      </w:r>
+      <w:r>
+        <w:rPr>
+          <w:rFonts w:hint="eastAsia" w:ascii="Times New Roman" w:hAnsi="Times New Roman" w:eastAsia="FangSong" w:cs="Times New Roman"/>
+        </w:rPr>
+        <w:t>的溶解平衡</w:t>
+      </w:r>
+      <w:r>
+        <w:rPr>
+          <w:rFonts w:hint="eastAsia" w:ascii="Times New Roman" w:hAnsi="Times New Roman" w:eastAsia="Times New Roman" w:cs="Times New Roman"/>
+        </w:rPr>
+        <w:t>。（</w:t>
+      </w:r>
+      <w:r>
+        <w:rPr>
+          <w:rFonts w:hint="eastAsia" w:ascii="Times New Roman" w:hAnsi="Times New Roman" w:eastAsia="FangSong" w:cs="Times New Roman"/>
+        </w:rPr>
+        <w:t>见图</w:t>
+      </w:r>
+      <w:r>
+        <w:rPr>
+          <w:rFonts w:ascii="Times New Roman" w:hAnsi="Times New Roman" w:eastAsia="Times New Roman" w:cs="Times New Roman"/>
+        </w:rPr>
+        <w:t xml:space="preserve"> </w:t>
+      </w:r>
+      <w:r>
+        <w:rPr>
+          <w:rFonts w:hint="eastAsia" w:ascii="Times New Roman" w:hAnsi="Times New Roman" w:eastAsia="Times New Roman" w:cs="Times New Roman"/>
+        </w:rPr>
+        <w:t xml:space="preserve">7-2）</w:t>
+      </w:r>
+    </w:p>
+    <w:p>
+      <w:pPr>
+        <w:pStyle w:val="BodyText"/>
+        <w:ind w:firstLine="420"/>
+      </w:pPr>
+      <w:r>
+        <w:rPr>
+          <w:rFonts w:hint="eastAsia" w:ascii="Times New Roman" w:hAnsi="Times New Roman" w:eastAsia="FangSong" w:cs="Times New Roman"/>
+        </w:rPr>
+        <w:t>卤化银的颜色由白到浅黄再到黄</w:t>
+      </w:r>
+      <w:r>
+        <w:rPr>
+          <w:rFonts w:hint="eastAsia" w:ascii="Times New Roman" w:hAnsi="Times New Roman" w:eastAsia="Times New Roman" w:cs="Times New Roman"/>
+        </w:rPr>
+        <w:t>，</w:t>
+      </w:r>
+      <w:r>
+        <w:rPr>
+          <w:rFonts w:hint="eastAsia" w:ascii="Times New Roman" w:hAnsi="Times New Roman" w:eastAsia="FangSong" w:cs="Times New Roman"/>
+        </w:rPr>
+        <w:t>溶度积依次减小</w:t>
+      </w:r>
+      <w:r>
+        <w:rPr>
+          <w:rFonts w:hint="eastAsia" w:ascii="Times New Roman" w:hAnsi="Times New Roman" w:eastAsia="Times New Roman" w:cs="Times New Roman"/>
+        </w:rPr>
+        <w:t>，</w:t>
+      </w:r>
+      <w:r>
+        <w:rPr>
+          <w:rFonts w:hint="eastAsia" w:ascii="Times New Roman" w:hAnsi="Times New Roman" w:eastAsia="FangSong" w:cs="Times New Roman"/>
+        </w:rPr>
+        <w:t>被氨水溶解的难度依次增大</w:t>
+      </w:r>
+      <w:r>
+        <w:rPr>
+          <w:rFonts w:hint="eastAsia" w:ascii="Times New Roman" w:hAnsi="Times New Roman" w:eastAsia="Times New Roman" w:cs="Times New Roman"/>
+        </w:rPr>
+        <w:t>。</w:t>
+      </w:r>
+    </w:p>
+    <w:p>
+      <w:pPr>
+        <w:pStyle w:val="BodyText"/>
+        <w:ind w:firstLine="420"/>
+      </w:pPr>
       <w:r>
         <w:rPr>
           <w:rFonts w:hint="eastAsia" w:ascii="Times New Roman" w:hAnsi="Times New Roman" w:eastAsia="FangSong" w:cs="Times New Roman"/>
           <w:b/>
           <w:bCs/>
         </w:rPr>
-        <w:t>定影</w:t>
-      </w:r>
-      <w:r>
-        <w:rPr>
-          <w:rFonts w:hint="eastAsia" w:ascii="Times New Roman" w:hAnsi="Times New Roman" w:eastAsia="Times New Roman" w:cs="Times New Roman"/>
+        <w:t xml:space="preserve">显影</w:t>
+      </w:r>
+      <w:r>
+        <w:rPr>
+          <w:rFonts w:ascii="Times New Roman" w:hAnsi="Times New Roman" w:eastAsia="Times New Roman" w:cs="Times New Roman"/>
           <w:b/>
           <w:bCs/>
         </w:rPr>
-        <w:t>（</w:t>
+        <w:t xml:space="preserve"> vs </w:t>
       </w:r>
       <w:r>
         <w:rPr>
@@ -5036,7 +4996,7 @@
           <w:b/>
           <w:bCs/>
         </w:rPr>
-        <w:t>感光材料两步</w:t>
+        <w:t>定影</w:t>
       </w:r>
       <w:r>
         <w:rPr>
@@ -5044,7 +5004,7 @@
           <w:b/>
           <w:bCs/>
         </w:rPr>
-        <w:t>，</w:t>
+        <w:t>（</w:t>
       </w:r>
       <w:r>
         <w:rPr>
@@ -5052,7 +5012,7 @@
           <w:b/>
           <w:bCs/>
         </w:rPr>
-        <w:t>别混淆</w:t>
+        <w:t>感光材料两步</w:t>
       </w:r>
       <w:r>
         <w:rPr>
@@ -5060,14 +5020,30 @@
           <w:b/>
           <w:bCs/>
         </w:rPr>
+        <w:t>，</w:t>
+      </w:r>
+      <w:r>
+        <w:rPr>
+          <w:rFonts w:hint="eastAsia" w:ascii="Times New Roman" w:hAnsi="Times New Roman" w:eastAsia="FangSong" w:cs="Times New Roman"/>
+          <w:b/>
+          <w:bCs/>
+        </w:rPr>
+        <w:t>别混淆</w:t>
+      </w:r>
+      <w:r>
+        <w:rPr>
+          <w:rFonts w:hint="eastAsia" w:ascii="Times New Roman" w:hAnsi="Times New Roman" w:eastAsia="Times New Roman" w:cs="Times New Roman"/>
+          <w:b/>
+          <w:bCs/>
+        </w:rPr>
         <w:t>）</w:t>
       </w:r>
-      <w:r>
-        <w:rPr>
-          <w:rFonts w:ascii="Times New Roman" w:hAnsi="Times New Roman" w:eastAsia="Times New Roman" w:cs="Times New Roman"/>
-        </w:rPr>
-        <w:t xml:space="preserve"> </w:t>
-      </w:r>
+    </w:p>
+    <w:p>
+      <w:pPr>
+        <w:pStyle w:val="BodyText"/>
+        <w:ind w:firstLine="420"/>
+      </w:pPr>
       <w:r>
         <w:rPr>
           <w:rFonts w:hint="eastAsia" w:ascii="Times New Roman" w:hAnsi="Times New Roman" w:eastAsia="FangSong" w:cs="Times New Roman"/>
@@ -5272,12 +5248,12 @@
         </w:rPr>
         <w:t>。</w:t>
       </w:r>
-      <w:r>
-        <w:rPr>
-          <w:rFonts w:ascii="Times New Roman" w:hAnsi="Times New Roman" w:eastAsia="Times New Roman" w:cs="Times New Roman"/>
-        </w:rPr>
-        <w:t xml:space="preserve"> </w:t>
-      </w:r>
+    </w:p>
+    <w:p>
+      <w:pPr>
+        <w:pStyle w:val="BodyText"/>
+        <w:ind w:firstLine="420"/>
+      </w:pPr>
       <w:r>
         <w:rPr>
           <w:rFonts w:hint="eastAsia" w:ascii="Times New Roman" w:hAnsi="Times New Roman" w:eastAsia="FangSong" w:cs="Times New Roman"/>
@@ -5545,12 +5521,12 @@
         </w:rPr>
         <w:t>。</w:t>
       </w:r>
-      <w:r>
-        <w:rPr>
-          <w:rFonts w:ascii="Times New Roman" w:hAnsi="Times New Roman" w:eastAsia="Times New Roman" w:cs="Times New Roman"/>
-        </w:rPr>
-        <w:t xml:space="preserve"> </w:t>
-      </w:r>
+    </w:p>
+    <w:p>
+      <w:pPr>
+        <w:pStyle w:val="BodyText"/>
+        <w:ind w:firstLine="420"/>
+      </w:pPr>
       <w:r>
         <w:rPr>
           <w:rFonts w:hint="eastAsia" w:ascii="Times New Roman" w:hAnsi="Times New Roman" w:eastAsia="FangSong" w:cs="Times New Roman"/>
@@ -5762,7 +5738,6 @@
     </w:p>
     <w:p>
       <w:pPr>
-        <w:pStyle w:val="Compact"/>
         <w:numPr>
           <w:ilvl w:val="0"/>
           <w:numId w:val="1001"/>
@@ -5855,685 +5830,683 @@
     </w:p>
     <w:p>
       <w:pPr>
-        <w:pStyle w:val="Compact"/>
         <w:numPr>
           <w:ilvl w:val="0"/>
           <w:numId w:val="1001"/>
         </w:numPr>
+        <w:ind w:firstLine="420"/>
+      </w:pPr>
+      <w:r>
+        <w:rPr>
+          <w:rFonts w:ascii="Times New Roman" w:hAnsi="Times New Roman" w:eastAsia="Times New Roman" w:cs="Times New Roman"/>
+        </w:rPr>
+        <w:t xml:space="preserve">AgOH + </w:t>
+      </w:r>
+      <w:r>
+        <w:rPr>
+          <w:rFonts w:hint="eastAsia" w:ascii="Times New Roman" w:hAnsi="Times New Roman" w:eastAsia="Times New Roman" w:cs="Times New Roman"/>
+        </w:rPr>
+        <w:t>2NH</w:t>
+      </w:r>
+      <w:r>
+        <w:rPr>
+          <w:rFonts w:hint="eastAsia" w:ascii="Times New Roman" w:hAnsi="Times New Roman" w:eastAsia="Times New Roman" w:cs="Times New Roman"/>
+          <w:vertAlign w:val="subscript"/>
+        </w:rPr>
+        <w:t>3</w:t>
+      </w:r>
+      <w:r>
+        <w:rPr>
+          <w:rFonts w:hint="eastAsia" w:ascii="Times New Roman" w:hAnsi="Times New Roman" w:eastAsia="Times New Roman" w:cs="Times New Roman"/>
+        </w:rPr>
+        <w:t>·H</w:t>
+      </w:r>
+      <w:r>
+        <w:rPr>
+          <w:rFonts w:hint="eastAsia" w:ascii="Times New Roman" w:hAnsi="Times New Roman" w:eastAsia="Times New Roman" w:cs="Times New Roman"/>
+          <w:vertAlign w:val="subscript"/>
+        </w:rPr>
+        <w:t>2</w:t>
+      </w:r>
+      <w:r>
+        <w:rPr>
+          <w:rFonts w:hint="eastAsia" w:ascii="Times New Roman" w:hAnsi="Times New Roman" w:eastAsia="Times New Roman" w:cs="Times New Roman"/>
+        </w:rPr>
+        <w:t>O(</w:t>
+      </w:r>
+      <w:r>
+        <w:rPr>
+          <w:rFonts w:hint="eastAsia" w:ascii="Times New Roman" w:hAnsi="Times New Roman" w:eastAsia="FangSong" w:cs="Times New Roman"/>
+        </w:rPr>
+        <w:t>过量</w:t>
+      </w:r>
+      <w:r>
+        <w:rPr>
+          <w:rFonts w:hint="eastAsia" w:ascii="Times New Roman" w:hAnsi="Times New Roman" w:eastAsia="Times New Roman" w:cs="Times New Roman"/>
+        </w:rPr>
+        <w:t>)</w:t>
+      </w:r>
+      <w:r>
+        <w:rPr>
+          <w:rFonts w:ascii="Times New Roman" w:hAnsi="Times New Roman" w:eastAsia="Times New Roman" w:cs="Times New Roman"/>
+        </w:rPr>
+        <w:t xml:space="preserve"> → [Ag(NH</w:t>
+      </w:r>
+      <w:r>
+        <w:rPr>
+          <w:rFonts w:ascii="Times New Roman" w:hAnsi="Times New Roman" w:eastAsia="Times New Roman" w:cs="Times New Roman"/>
+          <w:vertAlign w:val="subscript"/>
+        </w:rPr>
+        <w:t>3</w:t>
+      </w:r>
+      <w:r>
+        <w:rPr>
+          <w:rFonts w:ascii="Times New Roman" w:hAnsi="Times New Roman" w:eastAsia="Times New Roman" w:cs="Times New Roman"/>
+        </w:rPr>
+        <w:t>)</w:t>
+      </w:r>
+      <w:r>
+        <w:rPr>
+          <w:rFonts w:ascii="Times New Roman" w:hAnsi="Times New Roman" w:eastAsia="Times New Roman" w:cs="Times New Roman"/>
+          <w:vertAlign w:val="subscript"/>
+        </w:rPr>
+        <w:t>2</w:t>
+      </w:r>
+      <w:r>
+        <w:rPr>
+          <w:rFonts w:ascii="Times New Roman" w:hAnsi="Times New Roman" w:eastAsia="Times New Roman" w:cs="Times New Roman"/>
+        </w:rPr>
+        <w:t>]</w:t>
+      </w:r>
+      <w:r>
+        <w:rPr>
+          <w:rFonts w:ascii="Times New Roman" w:hAnsi="Times New Roman" w:eastAsia="Times New Roman" w:cs="Times New Roman"/>
+          <w:vertAlign w:val="superscript"/>
+        </w:rPr>
+        <w:t>+</w:t>
+      </w:r>
+      <w:r>
+        <w:rPr>
+          <w:rFonts w:ascii="Times New Roman" w:hAnsi="Times New Roman" w:eastAsia="Times New Roman" w:cs="Times New Roman"/>
+        </w:rPr>
+        <w:t xml:space="preserve"> + OH</w:t>
+      </w:r>
+      <w:r>
+        <w:rPr>
+          <w:rFonts w:ascii="Times New Roman" w:hAnsi="Times New Roman" w:eastAsia="Times New Roman" w:cs="Times New Roman"/>
+          <w:vertAlign w:val="superscript"/>
+        </w:rPr>
+        <w:t>-</w:t>
+      </w:r>
+      <w:r>
+        <w:rPr>
+          <w:rFonts w:ascii="Times New Roman" w:hAnsi="Times New Roman" w:eastAsia="Times New Roman" w:cs="Times New Roman"/>
+        </w:rPr>
+        <w:t xml:space="preserve"> + 2H</w:t>
+      </w:r>
+      <w:r>
+        <w:rPr>
+          <w:rFonts w:ascii="Times New Roman" w:hAnsi="Times New Roman" w:eastAsia="Times New Roman" w:cs="Times New Roman"/>
+          <w:vertAlign w:val="subscript"/>
+        </w:rPr>
+        <w:t>2</w:t>
+      </w:r>
+      <w:r>
+        <w:rPr>
+          <w:rFonts w:ascii="Times New Roman" w:hAnsi="Times New Roman" w:eastAsia="Times New Roman" w:cs="Times New Roman"/>
+        </w:rPr>
+        <w:t>O</w:t>
+      </w:r>
+    </w:p>
+    <w:p>
+      <w:pPr>
+        <w:pStyle w:val="FirstParagraph"/>
+        <w:ind w:firstLine="420"/>
+      </w:pPr>
+      <w:r>
+        <w:rPr>
+          <w:rFonts w:hint="eastAsia" w:ascii="Times New Roman" w:hAnsi="Times New Roman" w:eastAsia="FangSong" w:cs="Times New Roman"/>
+        </w:rPr>
+        <w:t>现象</w:t>
+      </w:r>
+      <w:r>
+        <w:rPr>
+          <w:rFonts w:hint="eastAsia" w:ascii="Times New Roman" w:hAnsi="Times New Roman" w:eastAsia="Times New Roman" w:cs="Times New Roman"/>
+        </w:rPr>
+        <w:t>：</w:t>
+      </w:r>
+      <w:r>
+        <w:rPr>
+          <w:rFonts w:hint="eastAsia" w:ascii="Times New Roman" w:hAnsi="Times New Roman" w:eastAsia="FangSong" w:cs="Times New Roman"/>
+        </w:rPr>
+        <w:t>白色沉淀</w:t>
+      </w:r>
+      <w:r>
+        <w:rPr>
+          <w:rFonts w:ascii="Times New Roman" w:hAnsi="Times New Roman" w:eastAsia="Times New Roman" w:cs="Times New Roman"/>
+        </w:rPr>
+        <w:t xml:space="preserve"> → </w:t>
+      </w:r>
+      <w:r>
+        <w:rPr>
+          <w:rFonts w:hint="eastAsia" w:ascii="Times New Roman" w:hAnsi="Times New Roman" w:eastAsia="FangSong" w:cs="Times New Roman"/>
+        </w:rPr>
+        <w:t xml:space="preserve">过量</w:t>
+      </w:r>
+      <w:r>
+        <w:rPr>
+          <w:rFonts w:ascii="Times New Roman" w:hAnsi="Times New Roman" w:eastAsia="Times New Roman" w:cs="Times New Roman"/>
+        </w:rPr>
+        <w:t xml:space="preserve"> NH</w:t>
+      </w:r>
+      <w:r>
+        <w:rPr>
+          <w:rFonts w:ascii="Times New Roman" w:hAnsi="Times New Roman" w:eastAsia="Times New Roman" w:cs="Times New Roman"/>
+          <w:vertAlign w:val="subscript"/>
+        </w:rPr>
+        <w:t>3</w:t>
+      </w:r>
+      <w:r>
+        <w:rPr>
+          <w:rFonts w:ascii="Times New Roman" w:hAnsi="Times New Roman" w:eastAsia="Times New Roman" w:cs="Times New Roman"/>
+        </w:rPr>
+        <w:t xml:space="preserve"> → </w:t>
+      </w:r>
+      <w:r>
+        <w:rPr>
+          <w:rFonts w:hint="eastAsia" w:ascii="Times New Roman" w:hAnsi="Times New Roman" w:eastAsia="FangSong" w:cs="Times New Roman"/>
+        </w:rPr>
+        <w:t>溶解</w:t>
+      </w:r>
+      <w:r>
+        <w:rPr>
+          <w:rFonts w:hint="eastAsia" w:ascii="Times New Roman" w:hAnsi="Times New Roman" w:eastAsia="Times New Roman" w:cs="Times New Roman"/>
+        </w:rPr>
+        <w:t>（</w:t>
+      </w:r>
+      <w:r>
+        <w:rPr>
+          <w:rFonts w:hint="eastAsia" w:ascii="Times New Roman" w:hAnsi="Times New Roman" w:eastAsia="FangSong" w:cs="Times New Roman"/>
+        </w:rPr>
+        <w:t>直线形</w:t>
+      </w:r>
+      <w:r>
+        <w:rPr>
+          <w:rFonts w:ascii="Times New Roman" w:hAnsi="Times New Roman" w:eastAsia="Times New Roman" w:cs="Times New Roman"/>
+        </w:rPr>
+        <w:t xml:space="preserve"> </w:t>
+      </w:r>
+      <w:r>
+        <w:rPr>
+          <w:rFonts w:hint="eastAsia" w:ascii="Times New Roman" w:hAnsi="Times New Roman" w:eastAsia="Times New Roman" w:cs="Times New Roman"/>
+        </w:rPr>
+        <w:t>[Ag(NH</w:t>
+      </w:r>
+      <w:r>
+        <w:rPr>
+          <w:rFonts w:hint="eastAsia" w:ascii="Times New Roman" w:hAnsi="Times New Roman" w:eastAsia="Times New Roman" w:cs="Times New Roman"/>
+          <w:vertAlign w:val="subscript"/>
+        </w:rPr>
+        <w:t>3</w:t>
+      </w:r>
+      <w:r>
+        <w:rPr>
+          <w:rFonts w:hint="eastAsia" w:ascii="Times New Roman" w:hAnsi="Times New Roman" w:eastAsia="Times New Roman" w:cs="Times New Roman"/>
+        </w:rPr>
+        <w:t>)</w:t>
+      </w:r>
+      <w:r>
+        <w:rPr>
+          <w:rFonts w:hint="eastAsia" w:ascii="Times New Roman" w:hAnsi="Times New Roman" w:eastAsia="Times New Roman" w:cs="Times New Roman"/>
+          <w:vertAlign w:val="subscript"/>
+        </w:rPr>
+        <w:t>2</w:t>
+      </w:r>
+      <w:r>
+        <w:rPr>
+          <w:rFonts w:hint="eastAsia" w:ascii="Times New Roman" w:hAnsi="Times New Roman" w:eastAsia="Times New Roman" w:cs="Times New Roman"/>
+        </w:rPr>
+        <w:t>]</w:t>
+      </w:r>
+      <w:r>
+        <w:rPr>
+          <w:rFonts w:hint="eastAsia" w:ascii="Times New Roman" w:hAnsi="Times New Roman" w:eastAsia="Times New Roman" w:cs="Times New Roman"/>
+          <w:vertAlign w:val="superscript"/>
+        </w:rPr>
+        <w:t>+</w:t>
+      </w:r>
+      <w:r>
+        <w:rPr>
+          <w:rFonts w:hint="eastAsia" w:ascii="Times New Roman" w:hAnsi="Times New Roman" w:eastAsia="Times New Roman" w:cs="Times New Roman"/>
+        </w:rPr>
+        <w:t>，sp</w:t>
+      </w:r>
+      <w:r>
+        <w:rPr>
+          <w:rFonts w:ascii="Times New Roman" w:hAnsi="Times New Roman" w:eastAsia="Times New Roman" w:cs="Times New Roman"/>
+        </w:rPr>
+        <w:t xml:space="preserve"> </w:t>
+      </w:r>
+      <w:r>
+        <w:rPr>
+          <w:rFonts w:hint="eastAsia" w:ascii="Times New Roman" w:hAnsi="Times New Roman" w:eastAsia="FangSong" w:cs="Times New Roman"/>
+        </w:rPr>
+        <w:t>杂化</w:t>
+      </w:r>
+      <w:r>
+        <w:rPr>
+          <w:rFonts w:hint="eastAsia" w:ascii="Times New Roman" w:hAnsi="Times New Roman" w:eastAsia="Times New Roman" w:cs="Times New Roman"/>
+        </w:rPr>
+        <w:t>，</w:t>
+      </w:r>
+      <w:r>
+        <w:rPr>
+          <w:rFonts w:hint="eastAsia" w:ascii="Times New Roman" w:hAnsi="Times New Roman" w:eastAsia="FangSong" w:cs="Times New Roman"/>
+        </w:rPr>
+        <w:t>见图</w:t>
+      </w:r>
+      <w:r>
+        <w:rPr>
+          <w:rFonts w:ascii="Times New Roman" w:hAnsi="Times New Roman" w:eastAsia="Times New Roman" w:cs="Times New Roman"/>
+        </w:rPr>
+        <w:t xml:space="preserve"> </w:t>
+      </w:r>
+      <w:r>
+        <w:rPr>
+          <w:rFonts w:hint="eastAsia" w:ascii="Times New Roman" w:hAnsi="Times New Roman" w:eastAsia="Times New Roman" w:cs="Times New Roman"/>
+        </w:rPr>
+        <w:t>3）。（</w:t>
+      </w:r>
+      <w:r>
+        <w:rPr>
+          <w:rFonts w:hint="eastAsia" w:ascii="Times New Roman" w:hAnsi="Times New Roman" w:eastAsia="FangSong" w:cs="Times New Roman"/>
+        </w:rPr>
+        <w:t>实际出棕黑色</w:t>
+      </w:r>
+      <w:r>
+        <w:rPr>
+          <w:rFonts w:ascii="Times New Roman" w:hAnsi="Times New Roman" w:eastAsia="Times New Roman" w:cs="Times New Roman"/>
+        </w:rPr>
+        <w:t xml:space="preserve"> Ag</w:t>
+      </w:r>
+      <w:r>
+        <w:rPr>
+          <w:rFonts w:ascii="Times New Roman" w:hAnsi="Times New Roman" w:eastAsia="Times New Roman" w:cs="Times New Roman"/>
+          <w:vertAlign w:val="subscript"/>
+        </w:rPr>
+        <w:t>2</w:t>
+      </w:r>
+      <w:r>
+        <w:rPr>
+          <w:rFonts w:ascii="Times New Roman" w:hAnsi="Times New Roman" w:eastAsia="Times New Roman" w:cs="Times New Roman"/>
+        </w:rPr>
+        <w:t xml:space="preserve">O——AgOH </w:t>
+      </w:r>
+      <w:r>
+        <w:rPr>
+          <w:rFonts w:hint="eastAsia" w:ascii="Times New Roman" w:hAnsi="Times New Roman" w:eastAsia="FangSong" w:cs="Times New Roman"/>
+        </w:rPr>
+        <w:t>仅简化表示</w:t>
+      </w:r>
+      <w:r>
+        <w:rPr>
+          <w:rFonts w:hint="eastAsia" w:ascii="Times New Roman" w:hAnsi="Times New Roman" w:eastAsia="Times New Roman" w:cs="Times New Roman"/>
+        </w:rPr>
+        <w:t>，</w:t>
+      </w:r>
+      <w:r>
+        <w:rPr>
+          <w:rFonts w:hint="eastAsia" w:ascii="Times New Roman" w:hAnsi="Times New Roman" w:eastAsia="FangSong" w:cs="Times New Roman"/>
+        </w:rPr>
+        <w:t>见下</w:t>
+      </w:r>
+      <w:r>
+        <w:rPr>
+          <w:rFonts w:hint="eastAsia" w:ascii="Times New Roman" w:hAnsi="Times New Roman" w:eastAsia="Times New Roman" w:cs="Times New Roman"/>
+        </w:rPr>
+        <w:t>）</w:t>
+      </w:r>
+    </w:p>
+    <w:p>
+      <w:pPr>
+        <w:pStyle w:val="BodyText"/>
+        <w:ind w:firstLine="420"/>
+      </w:pPr>
+      <w:r>
+        <w:rPr>
+          <w:rFonts w:ascii="Times New Roman" w:hAnsi="Times New Roman" w:eastAsia="Times New Roman" w:cs="Times New Roman"/>
+          <w:b/>
+          <w:bCs/>
+        </w:rPr>
+        <w:t xml:space="preserve">AgOH </w:t>
+      </w:r>
+      <w:r>
+        <w:rPr>
+          <w:rFonts w:hint="eastAsia" w:ascii="Times New Roman" w:hAnsi="Times New Roman" w:eastAsia="FangSong" w:cs="Times New Roman"/>
+          <w:b/>
+          <w:bCs/>
+        </w:rPr>
+        <w:t xml:space="preserve">常温不存在</w:t>
+      </w:r>
+      <w:r>
+        <w:rPr>
+          <w:rFonts w:ascii="Times New Roman" w:hAnsi="Times New Roman" w:eastAsia="Times New Roman" w:cs="Times New Roman"/>
+        </w:rPr>
+        <w:t>——Ag</w:t>
+      </w:r>
+      <w:r>
+        <w:rPr>
+          <w:rFonts w:ascii="Times New Roman" w:hAnsi="Times New Roman" w:eastAsia="Times New Roman" w:cs="Times New Roman"/>
+          <w:vertAlign w:val="superscript"/>
+        </w:rPr>
+        <w:t>+</w:t>
+      </w:r>
+      <w:r>
+        <w:rPr>
+          <w:rFonts w:ascii="Times New Roman" w:hAnsi="Times New Roman" w:eastAsia="Times New Roman" w:cs="Times New Roman"/>
+        </w:rPr>
+        <w:t xml:space="preserve"> + OH</w:t>
+      </w:r>
+      <w:r>
+        <w:rPr>
+          <w:rFonts w:ascii="Times New Roman" w:hAnsi="Times New Roman" w:eastAsia="Times New Roman" w:cs="Times New Roman"/>
+          <w:vertAlign w:val="superscript"/>
+        </w:rPr>
+        <w:t>-</w:t>
+      </w:r>
+      <w:r>
+        <w:rPr>
+          <w:rFonts w:ascii="Times New Roman" w:hAnsi="Times New Roman" w:eastAsia="Times New Roman" w:cs="Times New Roman"/>
+        </w:rPr>
+        <w:t xml:space="preserve"> </w:t>
+      </w:r>
+      <w:r>
+        <w:rPr>
+          <w:rFonts w:hint="eastAsia" w:ascii="Times New Roman" w:hAnsi="Times New Roman" w:eastAsia="FangSong" w:cs="Times New Roman"/>
+        </w:rPr>
+        <w:t xml:space="preserve">直接出</w:t>
+      </w:r>
+      <w:r>
+        <w:rPr>
+          <w:rFonts w:ascii="Times New Roman" w:hAnsi="Times New Roman" w:eastAsia="Times New Roman" w:cs="Times New Roman"/>
+        </w:rPr>
+        <w:t xml:space="preserve"> Ag</w:t>
+      </w:r>
+      <w:r>
+        <w:rPr>
+          <w:rFonts w:ascii="Times New Roman" w:hAnsi="Times New Roman" w:eastAsia="Times New Roman" w:cs="Times New Roman"/>
+          <w:vertAlign w:val="subscript"/>
+        </w:rPr>
+        <w:t>2</w:t>
+      </w:r>
+      <w:r>
+        <w:rPr>
+          <w:rFonts w:ascii="Times New Roman" w:hAnsi="Times New Roman" w:eastAsia="Times New Roman" w:cs="Times New Roman"/>
+        </w:rPr>
+        <w:t xml:space="preserve">O </w:t>
+      </w:r>
+      <w:r>
+        <w:rPr>
+          <w:rFonts w:hint="eastAsia" w:ascii="Times New Roman" w:hAnsi="Times New Roman" w:eastAsia="FangSong" w:cs="Times New Roman"/>
+        </w:rPr>
+        <w:t>棕色沉淀</w:t>
+      </w:r>
+      <w:r>
+        <w:rPr>
+          <w:rFonts w:hint="eastAsia" w:ascii="Times New Roman" w:hAnsi="Times New Roman" w:eastAsia="Times New Roman" w:cs="Times New Roman"/>
+        </w:rPr>
+        <w:t>（AgOH</w:t>
+      </w:r>
+      <w:r>
+        <w:rPr>
+          <w:rFonts w:ascii="Times New Roman" w:hAnsi="Times New Roman" w:eastAsia="Times New Roman" w:cs="Times New Roman"/>
+        </w:rPr>
+        <w:t xml:space="preserve"> </w:t>
+      </w:r>
+      <w:r>
+        <w:rPr>
+          <w:rFonts w:hint="eastAsia" w:ascii="Times New Roman" w:hAnsi="Times New Roman" w:eastAsia="FangSong" w:cs="Times New Roman"/>
+        </w:rPr>
+        <w:t xml:space="preserve">仅</w:t>
+      </w:r>
+      <w:r>
+        <w:rPr>
+          <w:rFonts w:ascii="Times New Roman" w:hAnsi="Times New Roman" w:eastAsia="Times New Roman" w:cs="Times New Roman"/>
+        </w:rPr>
+        <w:t xml:space="preserve"> −45°C </w:t>
+      </w:r>
+      <w:r>
+        <w:rPr>
+          <w:rFonts w:hint="eastAsia" w:ascii="Times New Roman" w:hAnsi="Times New Roman" w:eastAsia="FangSong" w:cs="Times New Roman"/>
+        </w:rPr>
+        <w:t>以下短暂存在</w:t>
+      </w:r>
+      <w:r>
+        <w:rPr>
+          <w:rFonts w:hint="eastAsia" w:ascii="Times New Roman" w:hAnsi="Times New Roman" w:eastAsia="Times New Roman" w:cs="Times New Roman"/>
+        </w:rPr>
+        <w:t>）。</w:t>
+      </w:r>
+      <w:r>
+        <w:rPr>
+          <w:rFonts w:hint="eastAsia" w:ascii="Times New Roman" w:hAnsi="Times New Roman" w:eastAsia="FangSong" w:cs="Times New Roman"/>
+        </w:rPr>
+        <w:t>课本常用</w:t>
+      </w:r>
+      <w:r>
+        <w:rPr>
+          <w:rFonts w:ascii="Times New Roman" w:hAnsi="Times New Roman" w:eastAsia="Times New Roman" w:cs="Times New Roman"/>
+        </w:rPr>
+        <w:t xml:space="preserve"> AgOH </w:t>
+      </w:r>
+      <w:r>
+        <w:rPr>
+          <w:rFonts w:hint="eastAsia" w:ascii="Times New Roman" w:hAnsi="Times New Roman" w:eastAsia="FangSong" w:cs="Times New Roman"/>
+        </w:rPr>
+        <w:t>表达分步</w:t>
+      </w:r>
+      <w:r>
+        <w:rPr>
+          <w:rFonts w:hint="eastAsia" w:ascii="Times New Roman" w:hAnsi="Times New Roman" w:eastAsia="Times New Roman" w:cs="Times New Roman"/>
+        </w:rPr>
+        <w:t>，</w:t>
+      </w:r>
+      <w:r>
+        <w:rPr>
+          <w:rFonts w:hint="eastAsia" w:ascii="Times New Roman" w:hAnsi="Times New Roman" w:eastAsia="FangSong" w:cs="Times New Roman"/>
+        </w:rPr>
+        <w:t>实际写</w:t>
+      </w:r>
+      <w:r>
+        <w:rPr>
+          <w:rFonts w:ascii="Times New Roman" w:hAnsi="Times New Roman" w:eastAsia="Times New Roman" w:cs="Times New Roman"/>
+        </w:rPr>
+        <w:t xml:space="preserve"> Ag</w:t>
+      </w:r>
+      <w:r>
+        <w:rPr>
+          <w:rFonts w:ascii="Times New Roman" w:hAnsi="Times New Roman" w:eastAsia="Times New Roman" w:cs="Times New Roman"/>
+          <w:vertAlign w:val="subscript"/>
+        </w:rPr>
+        <w:t>2</w:t>
+      </w:r>
+      <w:r>
+        <w:rPr>
+          <w:rFonts w:ascii="Times New Roman" w:hAnsi="Times New Roman" w:eastAsia="Times New Roman" w:cs="Times New Roman"/>
+        </w:rPr>
+        <w:t xml:space="preserve">O </w:t>
+      </w:r>
+      <w:r>
+        <w:rPr>
+          <w:rFonts w:hint="eastAsia" w:ascii="Times New Roman" w:hAnsi="Times New Roman" w:eastAsia="FangSong" w:cs="Times New Roman"/>
+        </w:rPr>
+        <w:t>更准确</w:t>
+      </w:r>
+      <w:r>
+        <w:rPr>
+          <w:rFonts w:hint="eastAsia" w:ascii="Times New Roman" w:hAnsi="Times New Roman" w:eastAsia="Times New Roman" w:cs="Times New Roman"/>
+        </w:rPr>
+        <w:t>。</w:t>
+      </w:r>
+    </w:p>
+    <w:p>
+      <w:pPr>
+        <w:pStyle w:val="BodyText"/>
+        <w:ind w:firstLine="420"/>
+      </w:pPr>
+      <w:r>
+        <w:rPr>
+          <w:rFonts w:hint="eastAsia" w:ascii="Times New Roman" w:hAnsi="Times New Roman" w:eastAsia="FangSong" w:cs="Times New Roman"/>
+          <w:b/>
+          <w:bCs/>
+        </w:rPr>
+        <w:t xml:space="preserve">银镜反应</w:t>
+      </w:r>
+      <w:r>
+        <w:rPr>
+          <w:rFonts w:hint="eastAsia" w:ascii="Times New Roman" w:hAnsi="Times New Roman" w:eastAsia="Times New Roman" w:cs="Times New Roman"/>
+        </w:rPr>
+        <w:t xml:space="preserve">（Tollens</w:t>
+      </w:r>
+      <w:r>
+        <w:rPr>
+          <w:rFonts w:ascii="Times New Roman" w:hAnsi="Times New Roman" w:eastAsia="Times New Roman" w:cs="Times New Roman"/>
+        </w:rPr>
+        <w:t xml:space="preserve"> </w:t>
+      </w:r>
+      <w:r>
+        <w:rPr>
+          <w:rFonts w:hint="eastAsia" w:ascii="Times New Roman" w:hAnsi="Times New Roman" w:eastAsia="FangSong" w:cs="Times New Roman"/>
+        </w:rPr>
+        <w:t>试剂</w:t>
+      </w:r>
+      <w:r>
+        <w:rPr>
+          <w:rFonts w:hint="eastAsia" w:ascii="Times New Roman" w:hAnsi="Times New Roman" w:eastAsia="Times New Roman" w:cs="Times New Roman"/>
+        </w:rPr>
+        <w:t>，</w:t>
+      </w:r>
+      <w:r>
+        <w:rPr>
+          <w:rFonts w:hint="eastAsia" w:ascii="Times New Roman" w:hAnsi="Times New Roman" w:eastAsia="FangSong" w:cs="Times New Roman"/>
+        </w:rPr>
+        <w:t>醛基检验</w:t>
+      </w:r>
+      <w:r>
+        <w:rPr>
+          <w:rFonts w:hint="eastAsia" w:ascii="Times New Roman" w:hAnsi="Times New Roman" w:eastAsia="Times New Roman" w:cs="Times New Roman"/>
+        </w:rPr>
+        <w:t>）：</w:t>
+      </w:r>
+    </w:p>
+    <w:p>
+      <w:pPr>
+        <w:pStyle w:val="BodyText"/>
+      </w:pPr>
+      <w:r>
+        <w:rPr>
+          <w:rFonts w:ascii="Times New Roman" w:hAnsi="Times New Roman" w:eastAsia="Times New Roman" w:cs="Times New Roman"/>
+        </w:rPr>
+        <w:t>RCHO + 2[Ag(NH</w:t>
+      </w:r>
+      <w:r>
+        <w:rPr>
+          <w:rFonts w:ascii="Times New Roman" w:hAnsi="Times New Roman" w:eastAsia="Times New Roman" w:cs="Times New Roman"/>
+          <w:vertAlign w:val="subscript"/>
+        </w:rPr>
+        <w:t>3</w:t>
+      </w:r>
+      <w:r>
+        <w:rPr>
+          <w:rFonts w:ascii="Times New Roman" w:hAnsi="Times New Roman" w:eastAsia="Times New Roman" w:cs="Times New Roman"/>
+        </w:rPr>
+        <w:t>)</w:t>
+      </w:r>
+      <w:r>
+        <w:rPr>
+          <w:rFonts w:ascii="Times New Roman" w:hAnsi="Times New Roman" w:eastAsia="Times New Roman" w:cs="Times New Roman"/>
+          <w:vertAlign w:val="subscript"/>
+        </w:rPr>
+        <w:t>2</w:t>
+      </w:r>
+      <w:r>
+        <w:rPr>
+          <w:rFonts w:ascii="Times New Roman" w:hAnsi="Times New Roman" w:eastAsia="Times New Roman" w:cs="Times New Roman"/>
+        </w:rPr>
+        <w:t>]</w:t>
+      </w:r>
+      <w:r>
+        <w:rPr>
+          <w:rFonts w:ascii="Times New Roman" w:hAnsi="Times New Roman" w:eastAsia="Times New Roman" w:cs="Times New Roman"/>
+          <w:vertAlign w:val="superscript"/>
+        </w:rPr>
+        <w:t>+</w:t>
+      </w:r>
+      <w:r>
+        <w:rPr>
+          <w:rFonts w:ascii="Times New Roman" w:hAnsi="Times New Roman" w:eastAsia="Times New Roman" w:cs="Times New Roman"/>
+        </w:rPr>
+        <w:t xml:space="preserve"> + 3OH</w:t>
+      </w:r>
+      <w:r>
+        <w:rPr>
+          <w:rFonts w:ascii="Times New Roman" w:hAnsi="Times New Roman" w:eastAsia="Times New Roman" w:cs="Times New Roman"/>
+          <w:vertAlign w:val="superscript"/>
+        </w:rPr>
+        <w:t>-</w:t>
+      </w:r>
+      <w:r>
+        <w:rPr>
+          <w:rFonts w:ascii="Times New Roman" w:hAnsi="Times New Roman" w:eastAsia="Times New Roman" w:cs="Times New Roman"/>
+        </w:rPr>
+        <w:t xml:space="preserve"> → RCOO</w:t>
+      </w:r>
+      <w:r>
+        <w:rPr>
+          <w:rFonts w:ascii="Times New Roman" w:hAnsi="Times New Roman" w:eastAsia="Times New Roman" w:cs="Times New Roman"/>
+          <w:vertAlign w:val="superscript"/>
+        </w:rPr>
+        <w:t>-</w:t>
+      </w:r>
+      <w:r>
+        <w:rPr>
+          <w:rFonts w:ascii="Times New Roman" w:hAnsi="Times New Roman" w:eastAsia="Times New Roman" w:cs="Times New Roman"/>
+        </w:rPr>
+        <w:t xml:space="preserve"> + 2Ag↓ + 4NH</w:t>
+      </w:r>
+      <w:r>
+        <w:rPr>
+          <w:rFonts w:ascii="Times New Roman" w:hAnsi="Times New Roman" w:eastAsia="Times New Roman" w:cs="Times New Roman"/>
+          <w:vertAlign w:val="subscript"/>
+        </w:rPr>
+        <w:t>3</w:t>
+      </w:r>
+      <w:r>
+        <w:rPr>
+          <w:rFonts w:ascii="Times New Roman" w:hAnsi="Times New Roman" w:eastAsia="Times New Roman" w:cs="Times New Roman"/>
+        </w:rPr>
+        <w:t xml:space="preserve"> + 2H</w:t>
+      </w:r>
+      <w:r>
+        <w:rPr>
+          <w:rFonts w:ascii="Times New Roman" w:hAnsi="Times New Roman" w:eastAsia="Times New Roman" w:cs="Times New Roman"/>
+          <w:vertAlign w:val="subscript"/>
+        </w:rPr>
+        <w:t>2</w:t>
+      </w:r>
+      <w:r>
+        <w:rPr>
+          <w:rFonts w:ascii="Times New Roman" w:hAnsi="Times New Roman" w:eastAsia="Times New Roman" w:cs="Times New Roman"/>
+        </w:rPr>
+        <w:t>O</w:t>
+      </w:r>
+    </w:p>
+    <w:p>
+      <w:pPr>
+        <w:pStyle w:val="BodyText"/>
         <w:spacing w:after="80"/>
         <w:ind w:firstLine="420"/>
       </w:pPr>
-      <w:r>
-        <w:rPr>
-          <w:rFonts w:ascii="Times New Roman" w:hAnsi="Times New Roman" w:eastAsia="Times New Roman" w:cs="Times New Roman"/>
-        </w:rPr>
-        <w:t xml:space="preserve">AgOH + </w:t>
-      </w:r>
-      <w:r>
-        <w:rPr>
-          <w:rFonts w:hint="eastAsia" w:ascii="Times New Roman" w:hAnsi="Times New Roman" w:eastAsia="Times New Roman" w:cs="Times New Roman"/>
-        </w:rPr>
-        <w:t>2NH</w:t>
-      </w:r>
-      <w:r>
-        <w:rPr>
-          <w:rFonts w:hint="eastAsia" w:ascii="Times New Roman" w:hAnsi="Times New Roman" w:eastAsia="Times New Roman" w:cs="Times New Roman"/>
-          <w:vertAlign w:val="subscript"/>
-        </w:rPr>
-        <w:t>3</w:t>
-      </w:r>
-      <w:r>
-        <w:rPr>
-          <w:rFonts w:hint="eastAsia" w:ascii="Times New Roman" w:hAnsi="Times New Roman" w:eastAsia="Times New Roman" w:cs="Times New Roman"/>
-        </w:rPr>
-        <w:t>·H</w:t>
-      </w:r>
-      <w:r>
-        <w:rPr>
-          <w:rFonts w:hint="eastAsia" w:ascii="Times New Roman" w:hAnsi="Times New Roman" w:eastAsia="Times New Roman" w:cs="Times New Roman"/>
-          <w:vertAlign w:val="subscript"/>
-        </w:rPr>
-        <w:t>2</w:t>
-      </w:r>
-      <w:r>
-        <w:rPr>
-          <w:rFonts w:hint="eastAsia" w:ascii="Times New Roman" w:hAnsi="Times New Roman" w:eastAsia="Times New Roman" w:cs="Times New Roman"/>
-        </w:rPr>
-        <w:t>O(</w:t>
-      </w:r>
-      <w:r>
-        <w:rPr>
-          <w:rFonts w:hint="eastAsia" w:ascii="Times New Roman" w:hAnsi="Times New Roman" w:eastAsia="FangSong" w:cs="Times New Roman"/>
-        </w:rPr>
-        <w:t>过量</w:t>
-      </w:r>
-      <w:r>
-        <w:rPr>
-          <w:rFonts w:hint="eastAsia" w:ascii="Times New Roman" w:hAnsi="Times New Roman" w:eastAsia="Times New Roman" w:cs="Times New Roman"/>
-        </w:rPr>
-        <w:t>)</w:t>
-      </w:r>
-      <w:r>
-        <w:rPr>
-          <w:rFonts w:ascii="Times New Roman" w:hAnsi="Times New Roman" w:eastAsia="Times New Roman" w:cs="Times New Roman"/>
-        </w:rPr>
-        <w:t xml:space="preserve"> → [Ag(NH</w:t>
-      </w:r>
-      <w:r>
-        <w:rPr>
-          <w:rFonts w:ascii="Times New Roman" w:hAnsi="Times New Roman" w:eastAsia="Times New Roman" w:cs="Times New Roman"/>
-          <w:vertAlign w:val="subscript"/>
-        </w:rPr>
-        <w:t>3</w:t>
-      </w:r>
-      <w:r>
-        <w:rPr>
-          <w:rFonts w:ascii="Times New Roman" w:hAnsi="Times New Roman" w:eastAsia="Times New Roman" w:cs="Times New Roman"/>
-        </w:rPr>
-        <w:t>)</w:t>
-      </w:r>
-      <w:r>
-        <w:rPr>
-          <w:rFonts w:ascii="Times New Roman" w:hAnsi="Times New Roman" w:eastAsia="Times New Roman" w:cs="Times New Roman"/>
-          <w:vertAlign w:val="subscript"/>
-        </w:rPr>
-        <w:t>2</w:t>
-      </w:r>
-      <w:r>
-        <w:rPr>
-          <w:rFonts w:ascii="Times New Roman" w:hAnsi="Times New Roman" w:eastAsia="Times New Roman" w:cs="Times New Roman"/>
-        </w:rPr>
-        <w:t>]</w:t>
-      </w:r>
-      <w:r>
-        <w:rPr>
-          <w:rFonts w:ascii="Times New Roman" w:hAnsi="Times New Roman" w:eastAsia="Times New Roman" w:cs="Times New Roman"/>
-          <w:vertAlign w:val="superscript"/>
-        </w:rPr>
-        <w:t>+</w:t>
-      </w:r>
-      <w:r>
-        <w:rPr>
-          <w:rFonts w:ascii="Times New Roman" w:hAnsi="Times New Roman" w:eastAsia="Times New Roman" w:cs="Times New Roman"/>
-        </w:rPr>
-        <w:t xml:space="preserve"> + OH</w:t>
-      </w:r>
-      <w:r>
-        <w:rPr>
-          <w:rFonts w:ascii="Times New Roman" w:hAnsi="Times New Roman" w:eastAsia="Times New Roman" w:cs="Times New Roman"/>
-          <w:vertAlign w:val="superscript"/>
-        </w:rPr>
-        <w:t>-</w:t>
-      </w:r>
-      <w:r>
-        <w:rPr>
-          <w:rFonts w:ascii="Times New Roman" w:hAnsi="Times New Roman" w:eastAsia="Times New Roman" w:cs="Times New Roman"/>
-        </w:rPr>
-        <w:t xml:space="preserve"> + 2H</w:t>
-      </w:r>
-      <w:r>
-        <w:rPr>
-          <w:rFonts w:ascii="Times New Roman" w:hAnsi="Times New Roman" w:eastAsia="Times New Roman" w:cs="Times New Roman"/>
-          <w:vertAlign w:val="subscript"/>
-        </w:rPr>
-        <w:t>2</w:t>
-      </w:r>
-      <w:r>
-        <w:rPr>
-          <w:rFonts w:ascii="Times New Roman" w:hAnsi="Times New Roman" w:eastAsia="Times New Roman" w:cs="Times New Roman"/>
-        </w:rPr>
-        <w:t>O</w:t>
-      </w:r>
-      <w:r>
-        <w:rPr>
-          <w:rFonts w:ascii="Times New Roman" w:hAnsi="Times New Roman" w:eastAsia="Times New Roman" w:cs="Times New Roman"/>
-        </w:rPr>
-        <w:t xml:space="preserve"> </w:t>
-      </w:r>
-      <w:r>
-        <w:rPr>
-          <w:rFonts w:hint="eastAsia" w:ascii="Times New Roman" w:hAnsi="Times New Roman" w:eastAsia="FangSong" w:cs="Times New Roman"/>
-        </w:rPr>
-        <w:t>现象</w:t>
-      </w:r>
-      <w:r>
-        <w:rPr>
-          <w:rFonts w:hint="eastAsia" w:ascii="Times New Roman" w:hAnsi="Times New Roman" w:eastAsia="Times New Roman" w:cs="Times New Roman"/>
-        </w:rPr>
-        <w:t>：</w:t>
-      </w:r>
-      <w:r>
-        <w:rPr>
-          <w:rFonts w:hint="eastAsia" w:ascii="Times New Roman" w:hAnsi="Times New Roman" w:eastAsia="FangSong" w:cs="Times New Roman"/>
-        </w:rPr>
-        <w:t>白色沉淀</w:t>
-      </w:r>
-      <w:r>
-        <w:rPr>
-          <w:rFonts w:ascii="Times New Roman" w:hAnsi="Times New Roman" w:eastAsia="Times New Roman" w:cs="Times New Roman"/>
-        </w:rPr>
-        <w:t xml:space="preserve"> → </w:t>
-      </w:r>
-      <w:r>
-        <w:rPr>
-          <w:rFonts w:hint="eastAsia" w:ascii="Times New Roman" w:hAnsi="Times New Roman" w:eastAsia="FangSong" w:cs="Times New Roman"/>
-        </w:rPr>
-        <w:t xml:space="preserve">过量</w:t>
-      </w:r>
-      <w:r>
-        <w:rPr>
-          <w:rFonts w:ascii="Times New Roman" w:hAnsi="Times New Roman" w:eastAsia="Times New Roman" w:cs="Times New Roman"/>
-        </w:rPr>
-        <w:t xml:space="preserve"> NH</w:t>
-      </w:r>
-      <w:r>
-        <w:rPr>
-          <w:rFonts w:ascii="Times New Roman" w:hAnsi="Times New Roman" w:eastAsia="Times New Roman" w:cs="Times New Roman"/>
-          <w:vertAlign w:val="subscript"/>
-        </w:rPr>
-        <w:t>3</w:t>
-      </w:r>
-      <w:r>
-        <w:rPr>
-          <w:rFonts w:ascii="Times New Roman" w:hAnsi="Times New Roman" w:eastAsia="Times New Roman" w:cs="Times New Roman"/>
-        </w:rPr>
-        <w:t xml:space="preserve"> → </w:t>
-      </w:r>
-      <w:r>
-        <w:rPr>
-          <w:rFonts w:hint="eastAsia" w:ascii="Times New Roman" w:hAnsi="Times New Roman" w:eastAsia="FangSong" w:cs="Times New Roman"/>
-        </w:rPr>
-        <w:t>溶解</w:t>
-      </w:r>
-      <w:r>
-        <w:rPr>
-          <w:rFonts w:hint="eastAsia" w:ascii="Times New Roman" w:hAnsi="Times New Roman" w:eastAsia="Times New Roman" w:cs="Times New Roman"/>
-        </w:rPr>
-        <w:t>（</w:t>
-      </w:r>
-      <w:r>
-        <w:rPr>
-          <w:rFonts w:hint="eastAsia" w:ascii="Times New Roman" w:hAnsi="Times New Roman" w:eastAsia="FangSong" w:cs="Times New Roman"/>
-        </w:rPr>
-        <w:t>直线形</w:t>
-      </w:r>
-      <w:r>
-        <w:rPr>
-          <w:rFonts w:ascii="Times New Roman" w:hAnsi="Times New Roman" w:eastAsia="Times New Roman" w:cs="Times New Roman"/>
-        </w:rPr>
-        <w:t xml:space="preserve"> </w:t>
-      </w:r>
-      <w:r>
-        <w:rPr>
-          <w:rFonts w:hint="eastAsia" w:ascii="Times New Roman" w:hAnsi="Times New Roman" w:eastAsia="Times New Roman" w:cs="Times New Roman"/>
-        </w:rPr>
-        <w:t>[Ag(NH</w:t>
-      </w:r>
-      <w:r>
-        <w:rPr>
-          <w:rFonts w:hint="eastAsia" w:ascii="Times New Roman" w:hAnsi="Times New Roman" w:eastAsia="Times New Roman" w:cs="Times New Roman"/>
-          <w:vertAlign w:val="subscript"/>
-        </w:rPr>
-        <w:t>3</w:t>
-      </w:r>
-      <w:r>
-        <w:rPr>
-          <w:rFonts w:hint="eastAsia" w:ascii="Times New Roman" w:hAnsi="Times New Roman" w:eastAsia="Times New Roman" w:cs="Times New Roman"/>
-        </w:rPr>
-        <w:t>)</w:t>
-      </w:r>
-      <w:r>
-        <w:rPr>
-          <w:rFonts w:hint="eastAsia" w:ascii="Times New Roman" w:hAnsi="Times New Roman" w:eastAsia="Times New Roman" w:cs="Times New Roman"/>
-          <w:vertAlign w:val="subscript"/>
-        </w:rPr>
-        <w:t>2</w:t>
-      </w:r>
-      <w:r>
-        <w:rPr>
-          <w:rFonts w:hint="eastAsia" w:ascii="Times New Roman" w:hAnsi="Times New Roman" w:eastAsia="Times New Roman" w:cs="Times New Roman"/>
-        </w:rPr>
-        <w:t>]</w:t>
-      </w:r>
-      <w:r>
-        <w:rPr>
-          <w:rFonts w:hint="eastAsia" w:ascii="Times New Roman" w:hAnsi="Times New Roman" w:eastAsia="Times New Roman" w:cs="Times New Roman"/>
-          <w:vertAlign w:val="superscript"/>
-        </w:rPr>
-        <w:t>+</w:t>
-      </w:r>
-      <w:r>
-        <w:rPr>
-          <w:rFonts w:hint="eastAsia" w:ascii="Times New Roman" w:hAnsi="Times New Roman" w:eastAsia="Times New Roman" w:cs="Times New Roman"/>
-        </w:rPr>
-        <w:t>，sp</w:t>
-      </w:r>
-      <w:r>
-        <w:rPr>
-          <w:rFonts w:ascii="Times New Roman" w:hAnsi="Times New Roman" w:eastAsia="Times New Roman" w:cs="Times New Roman"/>
-        </w:rPr>
-        <w:t xml:space="preserve"> </w:t>
-      </w:r>
-      <w:r>
-        <w:rPr>
-          <w:rFonts w:hint="eastAsia" w:ascii="Times New Roman" w:hAnsi="Times New Roman" w:eastAsia="FangSong" w:cs="Times New Roman"/>
-        </w:rPr>
-        <w:t>杂化</w:t>
-      </w:r>
-      <w:r>
-        <w:rPr>
-          <w:rFonts w:hint="eastAsia" w:ascii="Times New Roman" w:hAnsi="Times New Roman" w:eastAsia="Times New Roman" w:cs="Times New Roman"/>
-        </w:rPr>
-        <w:t>，</w:t>
-      </w:r>
-      <w:r>
-        <w:rPr>
-          <w:rFonts w:hint="eastAsia" w:ascii="Times New Roman" w:hAnsi="Times New Roman" w:eastAsia="FangSong" w:cs="Times New Roman"/>
-        </w:rPr>
-        <w:t>见图</w:t>
-      </w:r>
-      <w:r>
-        <w:rPr>
-          <w:rFonts w:ascii="Times New Roman" w:hAnsi="Times New Roman" w:eastAsia="Times New Roman" w:cs="Times New Roman"/>
-        </w:rPr>
-        <w:t xml:space="preserve"> </w:t>
-      </w:r>
-      <w:r>
-        <w:rPr>
-          <w:rFonts w:hint="eastAsia" w:ascii="Times New Roman" w:hAnsi="Times New Roman" w:eastAsia="Times New Roman" w:cs="Times New Roman"/>
-        </w:rPr>
-        <w:t>3）。（</w:t>
-      </w:r>
-      <w:r>
-        <w:rPr>
-          <w:rFonts w:hint="eastAsia" w:ascii="Times New Roman" w:hAnsi="Times New Roman" w:eastAsia="FangSong" w:cs="Times New Roman"/>
-        </w:rPr>
-        <w:t>实际出棕黑色</w:t>
-      </w:r>
-      <w:r>
-        <w:rPr>
-          <w:rFonts w:ascii="Times New Roman" w:hAnsi="Times New Roman" w:eastAsia="Times New Roman" w:cs="Times New Roman"/>
-        </w:rPr>
-        <w:t xml:space="preserve"> Ag</w:t>
-      </w:r>
-      <w:r>
-        <w:rPr>
-          <w:rFonts w:ascii="Times New Roman" w:hAnsi="Times New Roman" w:eastAsia="Times New Roman" w:cs="Times New Roman"/>
-          <w:vertAlign w:val="subscript"/>
-        </w:rPr>
-        <w:t>2</w:t>
-      </w:r>
-      <w:r>
-        <w:rPr>
-          <w:rFonts w:ascii="Times New Roman" w:hAnsi="Times New Roman" w:eastAsia="Times New Roman" w:cs="Times New Roman"/>
-        </w:rPr>
-        <w:t xml:space="preserve">O——AgOH </w:t>
-      </w:r>
-      <w:r>
-        <w:rPr>
-          <w:rFonts w:hint="eastAsia" w:ascii="Times New Roman" w:hAnsi="Times New Roman" w:eastAsia="FangSong" w:cs="Times New Roman"/>
-        </w:rPr>
-        <w:t>仅简化表示</w:t>
-      </w:r>
-      <w:r>
-        <w:rPr>
-          <w:rFonts w:hint="eastAsia" w:ascii="Times New Roman" w:hAnsi="Times New Roman" w:eastAsia="Times New Roman" w:cs="Times New Roman"/>
-        </w:rPr>
-        <w:t>，</w:t>
-      </w:r>
-      <w:r>
-        <w:rPr>
-          <w:rFonts w:hint="eastAsia" w:ascii="Times New Roman" w:hAnsi="Times New Roman" w:eastAsia="FangSong" w:cs="Times New Roman"/>
-        </w:rPr>
-        <w:t>见下</w:t>
-      </w:r>
-      <w:r>
-        <w:rPr>
-          <w:rFonts w:hint="eastAsia" w:ascii="Times New Roman" w:hAnsi="Times New Roman" w:eastAsia="Times New Roman" w:cs="Times New Roman"/>
-        </w:rPr>
-        <w:t>）</w:t>
-      </w:r>
-      <w:r>
-        <w:rPr>
-          <w:rFonts w:ascii="Times New Roman" w:hAnsi="Times New Roman" w:eastAsia="Times New Roman" w:cs="Times New Roman"/>
-        </w:rPr>
-        <w:t xml:space="preserve"> </w:t>
-      </w:r>
-      <w:r>
-        <w:rPr>
-          <w:rFonts w:ascii="Times New Roman" w:hAnsi="Times New Roman" w:eastAsia="Times New Roman" w:cs="Times New Roman"/>
-          <w:b/>
-          <w:bCs/>
-        </w:rPr>
-        <w:t xml:space="preserve">AgOH </w:t>
-      </w:r>
-      <w:r>
-        <w:rPr>
-          <w:rFonts w:hint="eastAsia" w:ascii="Times New Roman" w:hAnsi="Times New Roman" w:eastAsia="FangSong" w:cs="Times New Roman"/>
-          <w:b/>
-          <w:bCs/>
-        </w:rPr>
-        <w:t xml:space="preserve">常温不存在</w:t>
-      </w:r>
-      <w:r>
-        <w:rPr>
-          <w:rFonts w:ascii="Times New Roman" w:hAnsi="Times New Roman" w:eastAsia="Times New Roman" w:cs="Times New Roman"/>
-        </w:rPr>
-        <w:t>——Ag</w:t>
-      </w:r>
-      <w:r>
-        <w:rPr>
-          <w:rFonts w:ascii="Times New Roman" w:hAnsi="Times New Roman" w:eastAsia="Times New Roman" w:cs="Times New Roman"/>
-          <w:vertAlign w:val="superscript"/>
-        </w:rPr>
-        <w:t>+</w:t>
-      </w:r>
-      <w:r>
-        <w:rPr>
-          <w:rFonts w:ascii="Times New Roman" w:hAnsi="Times New Roman" w:eastAsia="Times New Roman" w:cs="Times New Roman"/>
-        </w:rPr>
-        <w:t xml:space="preserve"> + OH</w:t>
-      </w:r>
-      <w:r>
-        <w:rPr>
-          <w:rFonts w:ascii="Times New Roman" w:hAnsi="Times New Roman" w:eastAsia="Times New Roman" w:cs="Times New Roman"/>
-          <w:vertAlign w:val="superscript"/>
-        </w:rPr>
-        <w:t>-</w:t>
-      </w:r>
-      <w:r>
-        <w:rPr>
-          <w:rFonts w:ascii="Times New Roman" w:hAnsi="Times New Roman" w:eastAsia="Times New Roman" w:cs="Times New Roman"/>
-        </w:rPr>
-        <w:t xml:space="preserve"> </w:t>
-      </w:r>
-      <w:r>
-        <w:rPr>
-          <w:rFonts w:hint="eastAsia" w:ascii="Times New Roman" w:hAnsi="Times New Roman" w:eastAsia="FangSong" w:cs="Times New Roman"/>
-        </w:rPr>
-        <w:t xml:space="preserve">直接出</w:t>
-      </w:r>
-      <w:r>
-        <w:rPr>
-          <w:rFonts w:ascii="Times New Roman" w:hAnsi="Times New Roman" w:eastAsia="Times New Roman" w:cs="Times New Roman"/>
-        </w:rPr>
-        <w:t xml:space="preserve"> Ag</w:t>
-      </w:r>
-      <w:r>
-        <w:rPr>
-          <w:rFonts w:ascii="Times New Roman" w:hAnsi="Times New Roman" w:eastAsia="Times New Roman" w:cs="Times New Roman"/>
-          <w:vertAlign w:val="subscript"/>
-        </w:rPr>
-        <w:t>2</w:t>
-      </w:r>
-      <w:r>
-        <w:rPr>
-          <w:rFonts w:ascii="Times New Roman" w:hAnsi="Times New Roman" w:eastAsia="Times New Roman" w:cs="Times New Roman"/>
-        </w:rPr>
-        <w:t xml:space="preserve">O </w:t>
-      </w:r>
-      <w:r>
-        <w:rPr>
-          <w:rFonts w:hint="eastAsia" w:ascii="Times New Roman" w:hAnsi="Times New Roman" w:eastAsia="FangSong" w:cs="Times New Roman"/>
-        </w:rPr>
-        <w:t>棕色沉淀</w:t>
-      </w:r>
-      <w:r>
-        <w:rPr>
-          <w:rFonts w:hint="eastAsia" w:ascii="Times New Roman" w:hAnsi="Times New Roman" w:eastAsia="Times New Roman" w:cs="Times New Roman"/>
-        </w:rPr>
-        <w:t>（AgOH</w:t>
-      </w:r>
-      <w:r>
-        <w:rPr>
-          <w:rFonts w:ascii="Times New Roman" w:hAnsi="Times New Roman" w:eastAsia="Times New Roman" w:cs="Times New Roman"/>
-        </w:rPr>
-        <w:t xml:space="preserve"> </w:t>
-      </w:r>
-      <w:r>
-        <w:rPr>
-          <w:rFonts w:hint="eastAsia" w:ascii="Times New Roman" w:hAnsi="Times New Roman" w:eastAsia="FangSong" w:cs="Times New Roman"/>
-        </w:rPr>
-        <w:t xml:space="preserve">仅</w:t>
-      </w:r>
-      <w:r>
-        <w:rPr>
-          <w:rFonts w:ascii="Times New Roman" w:hAnsi="Times New Roman" w:eastAsia="Times New Roman" w:cs="Times New Roman"/>
-        </w:rPr>
-        <w:t xml:space="preserve"> −45°C </w:t>
-      </w:r>
-      <w:r>
-        <w:rPr>
-          <w:rFonts w:hint="eastAsia" w:ascii="Times New Roman" w:hAnsi="Times New Roman" w:eastAsia="FangSong" w:cs="Times New Roman"/>
-        </w:rPr>
-        <w:t>以下短暂存在</w:t>
-      </w:r>
-      <w:r>
-        <w:rPr>
-          <w:rFonts w:hint="eastAsia" w:ascii="Times New Roman" w:hAnsi="Times New Roman" w:eastAsia="Times New Roman" w:cs="Times New Roman"/>
-        </w:rPr>
-        <w:t>）。</w:t>
-      </w:r>
-      <w:r>
-        <w:rPr>
-          <w:rFonts w:hint="eastAsia" w:ascii="Times New Roman" w:hAnsi="Times New Roman" w:eastAsia="FangSong" w:cs="Times New Roman"/>
-        </w:rPr>
-        <w:t>课本常用</w:t>
-      </w:r>
-      <w:r>
-        <w:rPr>
-          <w:rFonts w:ascii="Times New Roman" w:hAnsi="Times New Roman" w:eastAsia="Times New Roman" w:cs="Times New Roman"/>
-        </w:rPr>
-        <w:t xml:space="preserve"> AgOH </w:t>
-      </w:r>
-      <w:r>
-        <w:rPr>
-          <w:rFonts w:hint="eastAsia" w:ascii="Times New Roman" w:hAnsi="Times New Roman" w:eastAsia="FangSong" w:cs="Times New Roman"/>
-        </w:rPr>
-        <w:t>表达分步</w:t>
-      </w:r>
-      <w:r>
-        <w:rPr>
-          <w:rFonts w:hint="eastAsia" w:ascii="Times New Roman" w:hAnsi="Times New Roman" w:eastAsia="Times New Roman" w:cs="Times New Roman"/>
-        </w:rPr>
-        <w:t>，</w:t>
-      </w:r>
-      <w:r>
-        <w:rPr>
-          <w:rFonts w:hint="eastAsia" w:ascii="Times New Roman" w:hAnsi="Times New Roman" w:eastAsia="FangSong" w:cs="Times New Roman"/>
-        </w:rPr>
-        <w:t>实际写</w:t>
-      </w:r>
-      <w:r>
-        <w:rPr>
-          <w:rFonts w:ascii="Times New Roman" w:hAnsi="Times New Roman" w:eastAsia="Times New Roman" w:cs="Times New Roman"/>
-        </w:rPr>
-        <w:t xml:space="preserve"> Ag</w:t>
-      </w:r>
-      <w:r>
-        <w:rPr>
-          <w:rFonts w:ascii="Times New Roman" w:hAnsi="Times New Roman" w:eastAsia="Times New Roman" w:cs="Times New Roman"/>
-          <w:vertAlign w:val="subscript"/>
-        </w:rPr>
-        <w:t>2</w:t>
-      </w:r>
-      <w:r>
-        <w:rPr>
-          <w:rFonts w:ascii="Times New Roman" w:hAnsi="Times New Roman" w:eastAsia="Times New Roman" w:cs="Times New Roman"/>
-        </w:rPr>
-        <w:t xml:space="preserve">O </w:t>
-      </w:r>
-      <w:r>
-        <w:rPr>
-          <w:rFonts w:hint="eastAsia" w:ascii="Times New Roman" w:hAnsi="Times New Roman" w:eastAsia="FangSong" w:cs="Times New Roman"/>
-        </w:rPr>
-        <w:t>更准确</w:t>
-      </w:r>
-      <w:r>
-        <w:rPr>
-          <w:rFonts w:hint="eastAsia" w:ascii="Times New Roman" w:hAnsi="Times New Roman" w:eastAsia="Times New Roman" w:cs="Times New Roman"/>
-        </w:rPr>
-        <w:t>。</w:t>
-      </w:r>
-      <w:r>
-        <w:rPr>
-          <w:rFonts w:ascii="Times New Roman" w:hAnsi="Times New Roman" w:eastAsia="Times New Roman" w:cs="Times New Roman"/>
-        </w:rPr>
-        <w:t xml:space="preserve"> </w:t>
-      </w:r>
-      <w:r>
-        <w:rPr>
-          <w:rFonts w:hint="eastAsia" w:ascii="Times New Roman" w:hAnsi="Times New Roman" w:eastAsia="FangSong" w:cs="Times New Roman"/>
-          <w:b/>
-          <w:bCs/>
-        </w:rPr>
-        <w:t xml:space="preserve">银镜反应</w:t>
-      </w:r>
-      <w:r>
-        <w:rPr>
-          <w:rFonts w:hint="eastAsia" w:ascii="Times New Roman" w:hAnsi="Times New Roman" w:eastAsia="Times New Roman" w:cs="Times New Roman"/>
-        </w:rPr>
-        <w:t xml:space="preserve">（Tollens</w:t>
-      </w:r>
-      <w:r>
-        <w:rPr>
-          <w:rFonts w:ascii="Times New Roman" w:hAnsi="Times New Roman" w:eastAsia="Times New Roman" w:cs="Times New Roman"/>
-        </w:rPr>
-        <w:t xml:space="preserve"> </w:t>
-      </w:r>
-      <w:r>
-        <w:rPr>
-          <w:rFonts w:hint="eastAsia" w:ascii="Times New Roman" w:hAnsi="Times New Roman" w:eastAsia="FangSong" w:cs="Times New Roman"/>
-        </w:rPr>
-        <w:t>试剂</w:t>
-      </w:r>
-      <w:r>
-        <w:rPr>
-          <w:rFonts w:hint="eastAsia" w:ascii="Times New Roman" w:hAnsi="Times New Roman" w:eastAsia="Times New Roman" w:cs="Times New Roman"/>
-        </w:rPr>
-        <w:t>，</w:t>
-      </w:r>
-      <w:r>
-        <w:rPr>
-          <w:rFonts w:hint="eastAsia" w:ascii="Times New Roman" w:hAnsi="Times New Roman" w:eastAsia="FangSong" w:cs="Times New Roman"/>
-        </w:rPr>
-        <w:t>醛基检验</w:t>
-      </w:r>
-      <w:r>
-        <w:rPr>
-          <w:rFonts w:hint="eastAsia" w:ascii="Times New Roman" w:hAnsi="Times New Roman" w:eastAsia="Times New Roman" w:cs="Times New Roman"/>
-        </w:rPr>
-        <w:t>）：</w:t>
-      </w:r>
-      <w:r>
-        <w:rPr>
-          <w:rFonts w:ascii="Times New Roman" w:hAnsi="Times New Roman" w:eastAsia="Times New Roman" w:cs="Times New Roman"/>
-        </w:rPr>
-        <w:t xml:space="preserve"> </w:t>
-      </w:r>
-      <w:r>
-        <w:rPr>
-          <w:rFonts w:ascii="Times New Roman" w:hAnsi="Times New Roman" w:eastAsia="Times New Roman" w:cs="Times New Roman"/>
-        </w:rPr>
-        <w:t>RCHO + 2[Ag(NH</w:t>
-      </w:r>
-      <w:r>
-        <w:rPr>
-          <w:rFonts w:ascii="Times New Roman" w:hAnsi="Times New Roman" w:eastAsia="Times New Roman" w:cs="Times New Roman"/>
-          <w:vertAlign w:val="subscript"/>
-        </w:rPr>
-        <w:t>3</w:t>
-      </w:r>
-      <w:r>
-        <w:rPr>
-          <w:rFonts w:ascii="Times New Roman" w:hAnsi="Times New Roman" w:eastAsia="Times New Roman" w:cs="Times New Roman"/>
-        </w:rPr>
-        <w:t>)</w:t>
-      </w:r>
-      <w:r>
-        <w:rPr>
-          <w:rFonts w:ascii="Times New Roman" w:hAnsi="Times New Roman" w:eastAsia="Times New Roman" w:cs="Times New Roman"/>
-          <w:vertAlign w:val="subscript"/>
-        </w:rPr>
-        <w:t>2</w:t>
-      </w:r>
-      <w:r>
-        <w:rPr>
-          <w:rFonts w:ascii="Times New Roman" w:hAnsi="Times New Roman" w:eastAsia="Times New Roman" w:cs="Times New Roman"/>
-        </w:rPr>
-        <w:t>]</w:t>
-      </w:r>
-      <w:r>
-        <w:rPr>
-          <w:rFonts w:ascii="Times New Roman" w:hAnsi="Times New Roman" w:eastAsia="Times New Roman" w:cs="Times New Roman"/>
-          <w:vertAlign w:val="superscript"/>
-        </w:rPr>
-        <w:t>+</w:t>
-      </w:r>
-      <w:r>
-        <w:rPr>
-          <w:rFonts w:ascii="Times New Roman" w:hAnsi="Times New Roman" w:eastAsia="Times New Roman" w:cs="Times New Roman"/>
-        </w:rPr>
-        <w:t xml:space="preserve"> + 3OH</w:t>
-      </w:r>
-      <w:r>
-        <w:rPr>
-          <w:rFonts w:ascii="Times New Roman" w:hAnsi="Times New Roman" w:eastAsia="Times New Roman" w:cs="Times New Roman"/>
-          <w:vertAlign w:val="superscript"/>
-        </w:rPr>
-        <w:t>-</w:t>
-      </w:r>
-      <w:r>
-        <w:rPr>
-          <w:rFonts w:ascii="Times New Roman" w:hAnsi="Times New Roman" w:eastAsia="Times New Roman" w:cs="Times New Roman"/>
-        </w:rPr>
-        <w:t xml:space="preserve"> → RCOO</w:t>
-      </w:r>
-      <w:r>
-        <w:rPr>
-          <w:rFonts w:ascii="Times New Roman" w:hAnsi="Times New Roman" w:eastAsia="Times New Roman" w:cs="Times New Roman"/>
-          <w:vertAlign w:val="superscript"/>
-        </w:rPr>
-        <w:t>-</w:t>
-      </w:r>
-      <w:r>
-        <w:rPr>
-          <w:rFonts w:ascii="Times New Roman" w:hAnsi="Times New Roman" w:eastAsia="Times New Roman" w:cs="Times New Roman"/>
-        </w:rPr>
-        <w:t xml:space="preserve"> + 2Ag↓ + 4NH</w:t>
-      </w:r>
-      <w:r>
-        <w:rPr>
-          <w:rFonts w:ascii="Times New Roman" w:hAnsi="Times New Roman" w:eastAsia="Times New Roman" w:cs="Times New Roman"/>
-          <w:vertAlign w:val="subscript"/>
-        </w:rPr>
-        <w:t>3</w:t>
-      </w:r>
-      <w:r>
-        <w:rPr>
-          <w:rFonts w:ascii="Times New Roman" w:hAnsi="Times New Roman" w:eastAsia="Times New Roman" w:cs="Times New Roman"/>
-        </w:rPr>
-        <w:t xml:space="preserve"> + 2H</w:t>
-      </w:r>
-      <w:r>
-        <w:rPr>
-          <w:rFonts w:ascii="Times New Roman" w:hAnsi="Times New Roman" w:eastAsia="Times New Roman" w:cs="Times New Roman"/>
-          <w:vertAlign w:val="subscript"/>
-        </w:rPr>
-        <w:t>2</w:t>
-      </w:r>
-      <w:r>
-        <w:rPr>
-          <w:rFonts w:ascii="Times New Roman" w:hAnsi="Times New Roman" w:eastAsia="Times New Roman" w:cs="Times New Roman"/>
-        </w:rPr>
-        <w:t>O</w:t>
-      </w:r>
-      <w:r>
-        <w:rPr>
-          <w:rFonts w:ascii="Times New Roman" w:hAnsi="Times New Roman" w:eastAsia="Times New Roman" w:cs="Times New Roman"/>
-        </w:rPr>
-        <w:t xml:space="preserve"> </w:t>
-      </w:r>
       <w:r>
         <w:rPr>
           <w:rFonts w:hint="eastAsia" w:ascii="Times New Roman" w:hAnsi="Times New Roman" w:eastAsia="FangSong" w:cs="Times New Roman"/>
@@ -7299,12 +7272,12 @@
         </w:rPr>
         <w:t>。</w:t>
       </w:r>
-      <w:r>
-        <w:rPr>
-          <w:rFonts w:ascii="Times New Roman" w:hAnsi="Times New Roman" w:eastAsia="Times New Roman" w:cs="Times New Roman"/>
-        </w:rPr>
-        <w:t xml:space="preserve"> </w:t>
-      </w:r>
+    </w:p>
+    <w:p>
+      <w:pPr>
+        <w:pStyle w:val="BodyText"/>
+        <w:ind w:firstLine="420"/>
+      </w:pPr>
       <w:r>
         <w:rPr>
           <w:rFonts w:hint="eastAsia" w:ascii="Times New Roman" w:hAnsi="Times New Roman" w:eastAsia="FangSong" w:cs="Times New Roman"/>
@@ -7393,12 +7366,12 @@
         </w:rPr>
         <w:t>。</w:t>
       </w:r>
-      <w:r>
-        <w:rPr>
-          <w:rFonts w:ascii="Times New Roman" w:hAnsi="Times New Roman" w:eastAsia="Times New Roman" w:cs="Times New Roman"/>
-        </w:rPr>
-        <w:t xml:space="preserve"> </w:t>
-      </w:r>
+    </w:p>
+    <w:p>
+      <w:pPr>
+        <w:pStyle w:val="BodyText"/>
+        <w:ind w:firstLine="420"/>
+      </w:pPr>
       <w:r>
         <w:rPr>
           <w:rFonts w:hint="eastAsia" w:ascii="Times New Roman" w:hAnsi="Times New Roman" w:eastAsia="FangSong" w:cs="Times New Roman"/>
@@ -7621,18 +7594,6 @@
         <w:pStyle w:val="FirstParagraph"/>
         <w:ind w:firstLine="420"/>
       </w:pPr>
-      <w:r>
-        <w:rPr>
-          <w:rFonts w:ascii="Times New Roman" w:hAnsi="Times New Roman" w:eastAsia="Times New Roman" w:cs="Times New Roman"/>
-        </w:rPr>
-        <w:t xml:space="preserve">[!important]</w:t>
-      </w:r>
-      <w:r>
-        <w:rPr>
-          <w:rFonts w:ascii="Times New Roman" w:hAnsi="Times New Roman" w:eastAsia="Times New Roman" w:cs="Times New Roman"/>
-        </w:rPr>
-        <w:t xml:space="preserve"> </w:t>
-      </w:r>
       <w:r>
         <w:rPr>
           <w:rFonts w:ascii="Times New Roman" w:hAnsi="Times New Roman" w:eastAsia="Times New Roman" w:cs="Times New Roman"/>
@@ -7816,129 +7777,45 @@
         </w:rPr>
         <w:t xml:space="preserve">3HCl）。</w:t>
       </w:r>
-      <w:r>
-        <w:rPr>
-          <w:rFonts w:ascii="Times New Roman" w:hAnsi="Times New Roman" w:eastAsia="Times New Roman" w:cs="Times New Roman"/>
-        </w:rPr>
-        <w:t xml:space="preserve"> </w:t>
-      </w:r>
-      <w:r>
-        <w:rPr>
-          <w:rFonts w:hint="eastAsia" w:ascii="Times New Roman" w:hAnsi="Times New Roman" w:eastAsia="FangSong" w:cs="Times New Roman"/>
-          <w:b/>
-          <w:bCs/>
-        </w:rPr>
-        <w:t>突破</w:t>
-      </w:r>
-      <w:r>
-        <w:rPr>
-          <w:rFonts w:hint="eastAsia" w:ascii="Times New Roman" w:hAnsi="Times New Roman" w:eastAsia="Times New Roman" w:cs="Times New Roman"/>
-          <w:b/>
-          <w:bCs/>
-        </w:rPr>
-        <w:t>——</w:t>
-      </w:r>
-      <w:r>
-        <w:rPr>
-          <w:rFonts w:hint="eastAsia" w:ascii="Times New Roman" w:hAnsi="Times New Roman" w:eastAsia="FangSong" w:cs="Times New Roman"/>
-          <w:b/>
-          <w:bCs/>
-        </w:rPr>
-        <w:t>拆成两个耦合子反应</w:t>
-      </w:r>
-      <w:r>
-        <w:rPr>
-          <w:rFonts w:hint="eastAsia" w:ascii="Times New Roman" w:hAnsi="Times New Roman" w:eastAsia="Times New Roman" w:cs="Times New Roman"/>
-        </w:rPr>
-        <w:t xml:space="preserve">：</w:t>
-      </w:r>
-      <w:r>
-        <w:rPr>
-          <w:rFonts w:ascii="Times New Roman" w:hAnsi="Times New Roman" w:eastAsia="Times New Roman" w:cs="Times New Roman"/>
-        </w:rPr>
-        <w:t xml:space="preserve"> </w:t>
-      </w:r>
-      <w:r>
-        <w:rPr>
-          <w:rFonts w:ascii="Times New Roman" w:hAnsi="Times New Roman" w:eastAsia="Times New Roman" w:cs="Times New Roman"/>
-        </w:rPr>
-        <w:t xml:space="preserve">1.</w:t>
-      </w:r>
-      <w:r>
-        <w:rPr>
-          <w:rFonts w:ascii="Times New Roman" w:hAnsi="Times New Roman" w:eastAsia="Times New Roman" w:cs="Times New Roman"/>
-        </w:rPr>
-        <w:t xml:space="preserve"> </w:t>
-      </w:r>
-      <w:r>
-        <w:rPr>
-          <w:rFonts w:hint="eastAsia" w:ascii="Times New Roman" w:hAnsi="Times New Roman" w:eastAsia="FangSong" w:cs="Times New Roman"/>
-          <w:b/>
-          <w:bCs/>
-        </w:rPr>
-        <w:t xml:space="preserve">氧化</w:t>
-      </w:r>
-      <w:r>
-        <w:rPr>
-          <w:rFonts w:hint="eastAsia" w:ascii="Times New Roman" w:hAnsi="Times New Roman" w:eastAsia="Times New Roman" w:cs="Times New Roman"/>
-        </w:rPr>
-        <w:t>（HNO</w:t>
-      </w:r>
-      <w:r>
-        <w:rPr>
-          <w:rFonts w:hint="eastAsia" w:ascii="Times New Roman" w:hAnsi="Times New Roman" w:eastAsia="Times New Roman" w:cs="Times New Roman"/>
-          <w:vertAlign w:val="subscript"/>
-        </w:rPr>
-        <w:t>3</w:t>
-      </w:r>
-      <w:r>
-        <w:rPr>
-          <w:rFonts w:ascii="Times New Roman" w:hAnsi="Times New Roman" w:eastAsia="Times New Roman" w:cs="Times New Roman"/>
-        </w:rPr>
-        <w:t xml:space="preserve"> </w:t>
-      </w:r>
-      <w:r>
-        <w:rPr>
-          <w:rFonts w:hint="eastAsia" w:ascii="Times New Roman" w:hAnsi="Times New Roman" w:eastAsia="FangSong" w:cs="Times New Roman"/>
-        </w:rPr>
-        <w:t>提供驱动力</w:t>
-      </w:r>
-      <w:r>
-        <w:rPr>
-          <w:rFonts w:hint="eastAsia" w:ascii="Times New Roman" w:hAnsi="Times New Roman" w:eastAsia="Times New Roman" w:cs="Times New Roman"/>
-        </w:rPr>
-        <w:t>）：Au</w:t>
-      </w:r>
-      <w:r>
-        <w:rPr>
-          <w:rFonts w:ascii="Times New Roman" w:hAnsi="Times New Roman" w:eastAsia="Times New Roman" w:cs="Times New Roman"/>
-        </w:rPr>
-        <w:t xml:space="preserve"> → Au</w:t>
-      </w:r>
-      <w:r>
-        <w:rPr>
-          <w:rFonts w:ascii="Times New Roman" w:hAnsi="Times New Roman" w:eastAsia="Times New Roman" w:cs="Times New Roman"/>
-          <w:vertAlign w:val="superscript"/>
-        </w:rPr>
-        <w:t>3+</w:t>
-      </w:r>
-      <w:r>
-        <w:rPr>
-          <w:rFonts w:ascii="Times New Roman" w:hAnsi="Times New Roman" w:eastAsia="Times New Roman" w:cs="Times New Roman"/>
-        </w:rPr>
-        <w:t xml:space="preserve"> + 3e</w:t>
-      </w:r>
-      <w:r>
-        <w:rPr>
-          <w:rFonts w:ascii="Times New Roman" w:hAnsi="Times New Roman" w:eastAsia="Times New Roman" w:cs="Times New Roman"/>
-          <w:vertAlign w:val="superscript"/>
-        </w:rPr>
-        <w:t>-</w:t>
-      </w:r>
     </w:p>
     <w:p>
       <w:pPr>
-        <w:pStyle w:val="Compact"/>
+        <w:pStyle w:val="BodyText"/>
+        <w:ind w:firstLine="420"/>
+      </w:pPr>
+      <w:r>
+        <w:rPr>
+          <w:rFonts w:hint="eastAsia" w:ascii="Times New Roman" w:hAnsi="Times New Roman" w:eastAsia="FangSong" w:cs="Times New Roman"/>
+          <w:b/>
+          <w:bCs/>
+        </w:rPr>
+        <w:t>突破</w:t>
+      </w:r>
+      <w:r>
+        <w:rPr>
+          <w:rFonts w:hint="eastAsia" w:ascii="Times New Roman" w:hAnsi="Times New Roman" w:eastAsia="Times New Roman" w:cs="Times New Roman"/>
+          <w:b/>
+          <w:bCs/>
+        </w:rPr>
+        <w:t>——</w:t>
+      </w:r>
+      <w:r>
+        <w:rPr>
+          <w:rFonts w:hint="eastAsia" w:ascii="Times New Roman" w:hAnsi="Times New Roman" w:eastAsia="FangSong" w:cs="Times New Roman"/>
+          <w:b/>
+          <w:bCs/>
+        </w:rPr>
+        <w:t>拆成两个耦合子反应</w:t>
+      </w:r>
+      <w:r>
+        <w:rPr>
+          <w:rFonts w:hint="eastAsia" w:ascii="Times New Roman" w:hAnsi="Times New Roman" w:eastAsia="Times New Roman" w:cs="Times New Roman"/>
+        </w:rPr>
+        <w:t xml:space="preserve">：</w:t>
+      </w:r>
+    </w:p>
+    <w:p>
+      <w:pPr>
         <w:numPr>
           <w:ilvl w:val="0"/>
           <w:numId w:val="1002"/>
@@ -7951,6 +7828,80 @@
           <w:b/>
           <w:bCs/>
         </w:rPr>
+        <w:t xml:space="preserve">氧化</w:t>
+      </w:r>
+      <w:r>
+        <w:rPr>
+          <w:rFonts w:hint="eastAsia" w:ascii="Times New Roman" w:hAnsi="Times New Roman" w:eastAsia="Times New Roman" w:cs="Times New Roman"/>
+        </w:rPr>
+        <w:t>（HNO</w:t>
+      </w:r>
+      <w:r>
+        <w:rPr>
+          <w:rFonts w:hint="eastAsia" w:ascii="Times New Roman" w:hAnsi="Times New Roman" w:eastAsia="Times New Roman" w:cs="Times New Roman"/>
+          <w:vertAlign w:val="subscript"/>
+        </w:rPr>
+        <w:t>3</w:t>
+      </w:r>
+      <w:r>
+        <w:rPr>
+          <w:rFonts w:ascii="Times New Roman" w:hAnsi="Times New Roman" w:eastAsia="Times New Roman" w:cs="Times New Roman"/>
+        </w:rPr>
+        <w:t xml:space="preserve"> </w:t>
+      </w:r>
+      <w:r>
+        <w:rPr>
+          <w:rFonts w:hint="eastAsia" w:ascii="Times New Roman" w:hAnsi="Times New Roman" w:eastAsia="FangSong" w:cs="Times New Roman"/>
+        </w:rPr>
+        <w:t>提供驱动力</w:t>
+      </w:r>
+      <w:r>
+        <w:rPr>
+          <w:rFonts w:hint="eastAsia" w:ascii="Times New Roman" w:hAnsi="Times New Roman" w:eastAsia="Times New Roman" w:cs="Times New Roman"/>
+        </w:rPr>
+        <w:t>）：Au</w:t>
+      </w:r>
+      <w:r>
+        <w:rPr>
+          <w:rFonts w:ascii="Times New Roman" w:hAnsi="Times New Roman" w:eastAsia="Times New Roman" w:cs="Times New Roman"/>
+        </w:rPr>
+        <w:t xml:space="preserve"> → Au</w:t>
+      </w:r>
+      <w:r>
+        <w:rPr>
+          <w:rFonts w:ascii="Times New Roman" w:hAnsi="Times New Roman" w:eastAsia="Times New Roman" w:cs="Times New Roman"/>
+          <w:vertAlign w:val="superscript"/>
+        </w:rPr>
+        <w:t>3+</w:t>
+      </w:r>
+      <w:r>
+        <w:rPr>
+          <w:rFonts w:ascii="Times New Roman" w:hAnsi="Times New Roman" w:eastAsia="Times New Roman" w:cs="Times New Roman"/>
+        </w:rPr>
+        <w:t xml:space="preserve"> + 3e</w:t>
+      </w:r>
+      <w:r>
+        <w:rPr>
+          <w:rFonts w:ascii="Times New Roman" w:hAnsi="Times New Roman" w:eastAsia="Times New Roman" w:cs="Times New Roman"/>
+          <w:vertAlign w:val="superscript"/>
+        </w:rPr>
+        <w:t>-</w:t>
+      </w:r>
+    </w:p>
+    <w:p>
+      <w:pPr>
+        <w:numPr>
+          <w:ilvl w:val="0"/>
+          <w:numId w:val="1002"/>
+        </w:numPr>
+        <w:ind w:firstLine="420"/>
+      </w:pPr>
+      <w:r>
+        <w:rPr>
+          <w:rFonts w:hint="eastAsia" w:ascii="Times New Roman" w:hAnsi="Times New Roman" w:eastAsia="FangSong" w:cs="Times New Roman"/>
+          <w:b/>
+          <w:bCs/>
+        </w:rPr>
         <w:t xml:space="preserve">配位</w:t>
       </w:r>
       <w:r>
@@ -8066,12 +8017,12 @@
         </w:rPr>
         <w:t>）</w:t>
       </w:r>
-      <w:r>
-        <w:rPr>
-          <w:rFonts w:ascii="Times New Roman" w:hAnsi="Times New Roman" w:eastAsia="Times New Roman" w:cs="Times New Roman"/>
-        </w:rPr>
-        <w:t xml:space="preserve"> </w:t>
-      </w:r>
+    </w:p>
+    <w:p>
+      <w:pPr>
+        <w:pStyle w:val="FirstParagraph"/>
+        <w:ind w:firstLine="420"/>
+      </w:pPr>
       <w:r>
         <w:rPr>
           <w:rFonts w:hint="eastAsia" w:ascii="Times New Roman" w:hAnsi="Times New Roman" w:eastAsia="FangSong" w:cs="Times New Roman"/>
@@ -8372,12 +8323,12 @@
         </w:rPr>
         <w:t>。</w:t>
       </w:r>
-      <w:r>
-        <w:rPr>
-          <w:rFonts w:ascii="Times New Roman" w:hAnsi="Times New Roman" w:eastAsia="Times New Roman" w:cs="Times New Roman"/>
-        </w:rPr>
-        <w:t xml:space="preserve"> </w:t>
-      </w:r>
+    </w:p>
+    <w:p>
+      <w:pPr>
+        <w:pStyle w:val="BodyText"/>
+        <w:ind w:firstLine="420"/>
+      </w:pPr>
       <w:r>
         <w:rPr>
           <w:rFonts w:hint="eastAsia" w:ascii="Times New Roman" w:hAnsi="Times New Roman" w:eastAsia="FangSong" w:cs="Times New Roman"/>
@@ -8461,12 +8412,12 @@
         </w:rPr>
         <w:t xml:space="preserve">7-4）</w:t>
       </w:r>
-      <w:r>
-        <w:rPr>
-          <w:rFonts w:ascii="Times New Roman" w:hAnsi="Times New Roman" w:eastAsia="Times New Roman" w:cs="Times New Roman"/>
-        </w:rPr>
-        <w:t xml:space="preserve"> </w:t>
-      </w:r>
+    </w:p>
+    <w:p>
+      <w:pPr>
+        <w:pStyle w:val="BodyText"/>
+        <w:ind w:firstLine="420"/>
+      </w:pPr>
       <w:r>
         <w:rPr>
           <w:rFonts w:hint="eastAsia" w:ascii="Times New Roman" w:hAnsi="Times New Roman" w:eastAsia="FangSong" w:cs="Times New Roman"/>
@@ -8491,12 +8442,12 @@
         </w:rPr>
         <w:t>。</w:t>
       </w:r>
-      <w:r>
-        <w:rPr>
-          <w:rFonts w:ascii="Times New Roman" w:hAnsi="Times New Roman" w:eastAsia="Times New Roman" w:cs="Times New Roman"/>
-        </w:rPr>
-        <w:t xml:space="preserve"> </w:t>
-      </w:r>
+    </w:p>
+    <w:p>
+      <w:pPr>
+        <w:pStyle w:val="BodyText"/>
+        <w:ind w:firstLine="420"/>
+      </w:pPr>
       <w:r>
         <w:rPr>
           <w:rFonts w:hint="eastAsia" w:ascii="Times New Roman" w:hAnsi="Times New Roman" w:eastAsia="FangSong" w:cs="Times New Roman"/>
@@ -9795,18 +9746,6 @@
         <w:rPr>
           <w:rFonts w:ascii="Times New Roman" w:hAnsi="Times New Roman" w:eastAsia="Times New Roman" w:cs="Times New Roman"/>
         </w:rPr>
-        <w:t xml:space="preserve">[!important]</w:t>
-      </w:r>
-      <w:r>
-        <w:rPr>
-          <w:rFonts w:ascii="Times New Roman" w:hAnsi="Times New Roman" w:eastAsia="Times New Roman" w:cs="Times New Roman"/>
-        </w:rPr>
-        <w:t xml:space="preserve"> </w:t>
-      </w:r>
-      <w:r>
-        <w:rPr>
-          <w:rFonts w:ascii="Times New Roman" w:hAnsi="Times New Roman" w:eastAsia="Times New Roman" w:cs="Times New Roman"/>
-        </w:rPr>
         <w:t xml:space="preserve">Au </w:t>
       </w:r>
       <w:r>
@@ -10139,266 +10078,266 @@
           <w:ilvl w:val="0"/>
           <w:numId w:val="1003"/>
         </w:numPr>
+        <w:ind w:firstLine="420"/>
+      </w:pPr>
+      <w:r>
+        <w:rPr>
+          <w:rFonts w:hint="eastAsia" w:ascii="Times New Roman" w:hAnsi="Times New Roman" w:eastAsia="FangSong" w:cs="Times New Roman"/>
+        </w:rPr>
+        <w:t>结果</w:t>
+      </w:r>
+      <w:r>
+        <w:rPr>
+          <w:rFonts w:hint="eastAsia" w:ascii="Times New Roman" w:hAnsi="Times New Roman" w:eastAsia="Times New Roman" w:cs="Times New Roman"/>
+        </w:rPr>
+        <w:t>：Hg</w:t>
+      </w:r>
+      <w:r>
+        <w:rPr>
+          <w:rFonts w:ascii="Times New Roman" w:hAnsi="Times New Roman" w:eastAsia="Times New Roman" w:cs="Times New Roman"/>
+        </w:rPr>
+        <w:t xml:space="preserve"> </w:t>
+      </w:r>
+      <w:r>
+        <w:rPr>
+          <w:rFonts w:hint="eastAsia" w:ascii="Times New Roman" w:hAnsi="Times New Roman" w:eastAsia="FangSong" w:cs="Times New Roman"/>
+        </w:rPr>
+        <w:t xml:space="preserve">原子间只有弱范德华力</w:t>
+      </w:r>
+      <w:r>
+        <w:rPr>
+          <w:rFonts w:ascii="Times New Roman" w:hAnsi="Times New Roman" w:eastAsia="Times New Roman" w:cs="Times New Roman"/>
+        </w:rPr>
+        <w:t xml:space="preserve"> → </w:t>
+      </w:r>
+      <w:r>
+        <w:rPr>
+          <w:rFonts w:hint="eastAsia" w:ascii="Times New Roman" w:hAnsi="Times New Roman" w:eastAsia="FangSong" w:cs="Times New Roman"/>
+        </w:rPr>
+        <w:t xml:space="preserve">熔点极低</w:t>
+      </w:r>
+      <w:r>
+        <w:rPr>
+          <w:rFonts w:ascii="Times New Roman" w:hAnsi="Times New Roman" w:eastAsia="Times New Roman" w:cs="Times New Roman"/>
+        </w:rPr>
+        <w:t xml:space="preserve"> → </w:t>
+      </w:r>
+      <w:r>
+        <w:rPr>
+          <w:rFonts w:hint="eastAsia" w:ascii="Times New Roman" w:hAnsi="Times New Roman" w:eastAsia="FangSong" w:cs="Times New Roman"/>
+        </w:rPr>
+        <w:t>常温液态</w:t>
+      </w:r>
+      <w:r>
+        <w:rPr>
+          <w:rFonts w:hint="eastAsia" w:ascii="Times New Roman" w:hAnsi="Times New Roman" w:eastAsia="Times New Roman" w:cs="Times New Roman"/>
+        </w:rPr>
+        <w:t>。（</w:t>
+      </w:r>
+      <w:r>
+        <w:rPr>
+          <w:rFonts w:hint="eastAsia" w:ascii="Times New Roman" w:hAnsi="Times New Roman" w:eastAsia="FangSong" w:cs="Times New Roman"/>
+        </w:rPr>
+        <w:t>见图</w:t>
+      </w:r>
+      <w:r>
+        <w:rPr>
+          <w:rFonts w:ascii="Times New Roman" w:hAnsi="Times New Roman" w:eastAsia="Times New Roman" w:cs="Times New Roman"/>
+        </w:rPr>
+        <w:t xml:space="preserve"> </w:t>
+      </w:r>
+      <w:r>
+        <w:rPr>
+          <w:rFonts w:hint="eastAsia" w:ascii="Times New Roman" w:hAnsi="Times New Roman" w:eastAsia="Times New Roman" w:cs="Times New Roman"/>
+        </w:rPr>
+        <w:t xml:space="preserve">7-6）</w:t>
+      </w:r>
+    </w:p>
+    <w:p>
+      <w:pPr>
+        <w:pStyle w:val="FirstParagraph"/>
+        <w:ind w:firstLine="420"/>
+      </w:pPr>
+      <w:r>
+        <w:rPr>
+          <w:rFonts w:hint="eastAsia" w:ascii="Times New Roman" w:hAnsi="Times New Roman" w:eastAsia="FangSong" w:cs="Times New Roman"/>
+          <w:b/>
+          <w:bCs/>
+        </w:rPr>
+        <w:t xml:space="preserve">同一根因串三件事</w:t>
+      </w:r>
+      <w:r>
+        <w:rPr>
+          <w:rFonts w:hint="eastAsia" w:ascii="Times New Roman" w:hAnsi="Times New Roman" w:eastAsia="Times New Roman" w:cs="Times New Roman"/>
+        </w:rPr>
+        <w:t xml:space="preserve">：Au</w:t>
+      </w:r>
+      <w:r>
+        <w:rPr>
+          <w:rFonts w:ascii="Times New Roman" w:hAnsi="Times New Roman" w:eastAsia="Times New Roman" w:cs="Times New Roman"/>
+        </w:rPr>
+        <w:t xml:space="preserve"> </w:t>
+      </w:r>
+      <w:r>
+        <w:rPr>
+          <w:rFonts w:hint="eastAsia" w:ascii="Times New Roman" w:hAnsi="Times New Roman" w:eastAsia="FangSong" w:cs="Times New Roman"/>
+        </w:rPr>
+        <w:t>黄色</w:t>
+      </w:r>
+      <w:r>
+        <w:rPr>
+          <w:rFonts w:hint="eastAsia" w:ascii="Times New Roman" w:hAnsi="Times New Roman" w:eastAsia="Times New Roman" w:cs="Times New Roman"/>
+        </w:rPr>
+        <w:t>（5d→6s</w:t>
+      </w:r>
+      <w:r>
+        <w:rPr>
+          <w:rFonts w:ascii="Times New Roman" w:hAnsi="Times New Roman" w:eastAsia="Times New Roman" w:cs="Times New Roman"/>
+        </w:rPr>
+        <w:t xml:space="preserve"> </w:t>
+      </w:r>
+      <w:r>
+        <w:rPr>
+          <w:rFonts w:hint="eastAsia" w:ascii="Times New Roman" w:hAnsi="Times New Roman" w:eastAsia="FangSong" w:cs="Times New Roman"/>
+        </w:rPr>
+        <w:t>跃迁吸收蓝光</w:t>
+      </w:r>
+      <w:r>
+        <w:rPr>
+          <w:rFonts w:hint="eastAsia" w:ascii="Times New Roman" w:hAnsi="Times New Roman" w:eastAsia="Times New Roman" w:cs="Times New Roman"/>
+        </w:rPr>
+        <w:t>）、Hg</w:t>
+      </w:r>
+      <w:r>
+        <w:rPr>
+          <w:rFonts w:ascii="Times New Roman" w:hAnsi="Times New Roman" w:eastAsia="Times New Roman" w:cs="Times New Roman"/>
+        </w:rPr>
+        <w:t xml:space="preserve"> </w:t>
+      </w:r>
+      <w:r>
+        <w:rPr>
+          <w:rFonts w:hint="eastAsia" w:ascii="Times New Roman" w:hAnsi="Times New Roman" w:eastAsia="FangSong" w:cs="Times New Roman"/>
+        </w:rPr>
+        <w:t>液态</w:t>
+      </w:r>
+      <w:r>
+        <w:rPr>
+          <w:rFonts w:hint="eastAsia" w:ascii="Times New Roman" w:hAnsi="Times New Roman" w:eastAsia="Times New Roman" w:cs="Times New Roman"/>
+        </w:rPr>
+        <w:t>（6s</w:t>
+      </w:r>
+      <w:r>
+        <w:rPr>
+          <w:rFonts w:hint="eastAsia" w:ascii="Times New Roman" w:hAnsi="Times New Roman" w:eastAsia="Times New Roman" w:cs="Times New Roman"/>
+          <w:vertAlign w:val="superscript"/>
+        </w:rPr>
+        <w:t>2</w:t>
+      </w:r>
+      <w:r>
+        <w:rPr>
+          <w:rFonts w:ascii="Times New Roman" w:hAnsi="Times New Roman" w:eastAsia="Times New Roman" w:cs="Times New Roman"/>
+        </w:rPr>
+        <w:t xml:space="preserve"> </w:t>
+      </w:r>
+      <w:r>
+        <w:rPr>
+          <w:rFonts w:hint="eastAsia" w:ascii="Times New Roman" w:hAnsi="Times New Roman" w:eastAsia="FangSong" w:cs="Times New Roman"/>
+        </w:rPr>
+        <w:t>惰性</w:t>
+      </w:r>
+      <w:r>
+        <w:rPr>
+          <w:rFonts w:hint="eastAsia" w:ascii="Times New Roman" w:hAnsi="Times New Roman" w:eastAsia="Times New Roman" w:cs="Times New Roman"/>
+        </w:rPr>
+        <w:t>）、Au</w:t>
+      </w:r>
+      <w:r>
+        <w:rPr>
+          <w:rFonts w:hint="eastAsia" w:ascii="Times New Roman" w:hAnsi="Times New Roman" w:eastAsia="Times New Roman" w:cs="Times New Roman"/>
+          <w:vertAlign w:val="superscript"/>
+        </w:rPr>
+        <w:t>-</w:t>
+      </w:r>
+      <w:r>
+        <w:rPr>
+          <w:rFonts w:ascii="Times New Roman" w:hAnsi="Times New Roman" w:eastAsia="Times New Roman" w:cs="Times New Roman"/>
+        </w:rPr>
+        <w:t xml:space="preserve"> </w:t>
+      </w:r>
+      <w:r>
+        <w:rPr>
+          <w:rFonts w:hint="eastAsia" w:ascii="Times New Roman" w:hAnsi="Times New Roman" w:eastAsia="FangSong" w:cs="Times New Roman"/>
+        </w:rPr>
+        <w:t>存在</w:t>
+      </w:r>
+      <w:r>
+        <w:rPr>
+          <w:rFonts w:hint="eastAsia" w:ascii="Times New Roman" w:hAnsi="Times New Roman" w:eastAsia="Times New Roman" w:cs="Times New Roman"/>
+        </w:rPr>
+        <w:t>（Au</w:t>
+      </w:r>
+      <w:r>
+        <w:rPr>
+          <w:rFonts w:ascii="Times New Roman" w:hAnsi="Times New Roman" w:eastAsia="Times New Roman" w:cs="Times New Roman"/>
+        </w:rPr>
+        <w:t xml:space="preserve"> </w:t>
+      </w:r>
+      <w:r>
+        <w:rPr>
+          <w:rFonts w:hint="eastAsia" w:ascii="Times New Roman" w:hAnsi="Times New Roman" w:eastAsia="FangSong" w:cs="Times New Roman"/>
+        </w:rPr>
+        <w:t xml:space="preserve">得电子填满</w:t>
+      </w:r>
+      <w:r>
+        <w:rPr>
+          <w:rFonts w:ascii="Times New Roman" w:hAnsi="Times New Roman" w:eastAsia="Times New Roman" w:cs="Times New Roman"/>
+        </w:rPr>
+        <w:t xml:space="preserve"> 6s</w:t>
+      </w:r>
+      <w:r>
+        <w:rPr>
+          <w:rFonts w:ascii="Times New Roman" w:hAnsi="Times New Roman" w:eastAsia="Times New Roman" w:cs="Times New Roman"/>
+          <w:vertAlign w:val="superscript"/>
+        </w:rPr>
+        <w:t>2</w:t>
+      </w:r>
+      <w:r>
+        <w:rPr>
+          <w:rFonts w:ascii="Times New Roman" w:hAnsi="Times New Roman" w:eastAsia="Times New Roman" w:cs="Times New Roman"/>
+        </w:rPr>
+        <w:t xml:space="preserve"> </w:t>
+      </w:r>
+      <w:r>
+        <w:rPr>
+          <w:rFonts w:hint="eastAsia" w:ascii="Times New Roman" w:hAnsi="Times New Roman" w:eastAsia="FangSong" w:cs="Times New Roman"/>
+        </w:rPr>
+        <w:t xml:space="preserve">模仿</w:t>
+      </w:r>
+      <w:r>
+        <w:rPr>
+          <w:rFonts w:ascii="Times New Roman" w:hAnsi="Times New Roman" w:eastAsia="Times New Roman" w:cs="Times New Roman"/>
+        </w:rPr>
+        <w:t xml:space="preserve"> Hg </w:t>
+      </w:r>
+      <w:r>
+        <w:rPr>
+          <w:rFonts w:hint="eastAsia" w:ascii="Times New Roman" w:hAnsi="Times New Roman" w:eastAsia="FangSong" w:cs="Times New Roman"/>
+        </w:rPr>
+        <w:t>稳定构型</w:t>
+      </w:r>
+      <w:r>
+        <w:rPr>
+          <w:rFonts w:hint="eastAsia" w:ascii="Times New Roman" w:hAnsi="Times New Roman" w:eastAsia="Times New Roman" w:cs="Times New Roman"/>
+        </w:rPr>
+        <w:t>）。</w:t>
+      </w:r>
+    </w:p>
+    <w:p>
+      <w:pPr>
+        <w:pStyle w:val="BodyText"/>
         <w:spacing w:before="160" w:after="80"/>
         <w:jc w:val="center"/>
       </w:pPr>
-      <w:r>
-        <w:rPr>
-          <w:rFonts w:hint="eastAsia" w:ascii="Times New Roman" w:hAnsi="Times New Roman" w:eastAsia="FangSong" w:cs="Times New Roman"/>
-        </w:rPr>
-        <w:t>结果</w:t>
-      </w:r>
-      <w:r>
-        <w:rPr>
-          <w:rFonts w:hint="eastAsia" w:ascii="Times New Roman" w:hAnsi="Times New Roman" w:eastAsia="Times New Roman" w:cs="Times New Roman"/>
-        </w:rPr>
-        <w:t>：Hg</w:t>
-      </w:r>
-      <w:r>
-        <w:rPr>
-          <w:rFonts w:ascii="Times New Roman" w:hAnsi="Times New Roman" w:eastAsia="Times New Roman" w:cs="Times New Roman"/>
-        </w:rPr>
-        <w:t xml:space="preserve"> </w:t>
-      </w:r>
-      <w:r>
-        <w:rPr>
-          <w:rFonts w:hint="eastAsia" w:ascii="Times New Roman" w:hAnsi="Times New Roman" w:eastAsia="FangSong" w:cs="Times New Roman"/>
-        </w:rPr>
-        <w:t xml:space="preserve">原子间只有弱范德华力</w:t>
-      </w:r>
-      <w:r>
-        <w:rPr>
-          <w:rFonts w:ascii="Times New Roman" w:hAnsi="Times New Roman" w:eastAsia="Times New Roman" w:cs="Times New Roman"/>
-        </w:rPr>
-        <w:t xml:space="preserve"> → </w:t>
-      </w:r>
-      <w:r>
-        <w:rPr>
-          <w:rFonts w:hint="eastAsia" w:ascii="Times New Roman" w:hAnsi="Times New Roman" w:eastAsia="FangSong" w:cs="Times New Roman"/>
-        </w:rPr>
-        <w:t xml:space="preserve">熔点极低</w:t>
-      </w:r>
-      <w:r>
-        <w:rPr>
-          <w:rFonts w:ascii="Times New Roman" w:hAnsi="Times New Roman" w:eastAsia="Times New Roman" w:cs="Times New Roman"/>
-        </w:rPr>
-        <w:t xml:space="preserve"> → </w:t>
-      </w:r>
-      <w:r>
-        <w:rPr>
-          <w:rFonts w:hint="eastAsia" w:ascii="Times New Roman" w:hAnsi="Times New Roman" w:eastAsia="FangSong" w:cs="Times New Roman"/>
-        </w:rPr>
-        <w:t>常温液态</w:t>
-      </w:r>
-      <w:r>
-        <w:rPr>
-          <w:rFonts w:hint="eastAsia" w:ascii="Times New Roman" w:hAnsi="Times New Roman" w:eastAsia="Times New Roman" w:cs="Times New Roman"/>
-        </w:rPr>
-        <w:t>。（</w:t>
-      </w:r>
-      <w:r>
-        <w:rPr>
-          <w:rFonts w:hint="eastAsia" w:ascii="Times New Roman" w:hAnsi="Times New Roman" w:eastAsia="FangSong" w:cs="Times New Roman"/>
-        </w:rPr>
-        <w:t>见图</w:t>
-      </w:r>
-      <w:r>
-        <w:rPr>
-          <w:rFonts w:ascii="Times New Roman" w:hAnsi="Times New Roman" w:eastAsia="Times New Roman" w:cs="Times New Roman"/>
-        </w:rPr>
-        <w:t xml:space="preserve"> </w:t>
-      </w:r>
-      <w:r>
-        <w:rPr>
-          <w:rFonts w:hint="eastAsia" w:ascii="Times New Roman" w:hAnsi="Times New Roman" w:eastAsia="Times New Roman" w:cs="Times New Roman"/>
-        </w:rPr>
-        <w:t xml:space="preserve">7-6）</w:t>
-      </w:r>
-      <w:r>
-        <w:rPr>
-          <w:rFonts w:ascii="Times New Roman" w:hAnsi="Times New Roman" w:eastAsia="Times New Roman" w:cs="Times New Roman"/>
-        </w:rPr>
-        <w:t xml:space="preserve"> </w:t>
-      </w:r>
-      <w:r>
-        <w:rPr>
-          <w:rFonts w:hint="eastAsia" w:ascii="Times New Roman" w:hAnsi="Times New Roman" w:eastAsia="FangSong" w:cs="Times New Roman"/>
-          <w:b/>
-          <w:bCs/>
-        </w:rPr>
-        <w:t xml:space="preserve">同一根因串三件事</w:t>
-      </w:r>
-      <w:r>
-        <w:rPr>
-          <w:rFonts w:hint="eastAsia" w:ascii="Times New Roman" w:hAnsi="Times New Roman" w:eastAsia="Times New Roman" w:cs="Times New Roman"/>
-        </w:rPr>
-        <w:t xml:space="preserve">：Au</w:t>
-      </w:r>
-      <w:r>
-        <w:rPr>
-          <w:rFonts w:ascii="Times New Roman" w:hAnsi="Times New Roman" w:eastAsia="Times New Roman" w:cs="Times New Roman"/>
-        </w:rPr>
-        <w:t xml:space="preserve"> </w:t>
-      </w:r>
-      <w:r>
-        <w:rPr>
-          <w:rFonts w:hint="eastAsia" w:ascii="Times New Roman" w:hAnsi="Times New Roman" w:eastAsia="FangSong" w:cs="Times New Roman"/>
-        </w:rPr>
-        <w:t>黄色</w:t>
-      </w:r>
-      <w:r>
-        <w:rPr>
-          <w:rFonts w:hint="eastAsia" w:ascii="Times New Roman" w:hAnsi="Times New Roman" w:eastAsia="Times New Roman" w:cs="Times New Roman"/>
-        </w:rPr>
-        <w:t>（5d→6s</w:t>
-      </w:r>
-      <w:r>
-        <w:rPr>
-          <w:rFonts w:ascii="Times New Roman" w:hAnsi="Times New Roman" w:eastAsia="Times New Roman" w:cs="Times New Roman"/>
-        </w:rPr>
-        <w:t xml:space="preserve"> </w:t>
-      </w:r>
-      <w:r>
-        <w:rPr>
-          <w:rFonts w:hint="eastAsia" w:ascii="Times New Roman" w:hAnsi="Times New Roman" w:eastAsia="FangSong" w:cs="Times New Roman"/>
-        </w:rPr>
-        <w:t>跃迁吸收蓝光</w:t>
-      </w:r>
-      <w:r>
-        <w:rPr>
-          <w:rFonts w:hint="eastAsia" w:ascii="Times New Roman" w:hAnsi="Times New Roman" w:eastAsia="Times New Roman" w:cs="Times New Roman"/>
-        </w:rPr>
-        <w:t>）、Hg</w:t>
-      </w:r>
-      <w:r>
-        <w:rPr>
-          <w:rFonts w:ascii="Times New Roman" w:hAnsi="Times New Roman" w:eastAsia="Times New Roman" w:cs="Times New Roman"/>
-        </w:rPr>
-        <w:t xml:space="preserve"> </w:t>
-      </w:r>
-      <w:r>
-        <w:rPr>
-          <w:rFonts w:hint="eastAsia" w:ascii="Times New Roman" w:hAnsi="Times New Roman" w:eastAsia="FangSong" w:cs="Times New Roman"/>
-        </w:rPr>
-        <w:t>液态</w:t>
-      </w:r>
-      <w:r>
-        <w:rPr>
-          <w:rFonts w:hint="eastAsia" w:ascii="Times New Roman" w:hAnsi="Times New Roman" w:eastAsia="Times New Roman" w:cs="Times New Roman"/>
-        </w:rPr>
-        <w:t>（6s</w:t>
-      </w:r>
-      <w:r>
-        <w:rPr>
-          <w:rFonts w:hint="eastAsia" w:ascii="Times New Roman" w:hAnsi="Times New Roman" w:eastAsia="Times New Roman" w:cs="Times New Roman"/>
-          <w:vertAlign w:val="superscript"/>
-        </w:rPr>
-        <w:t>2</w:t>
-      </w:r>
-      <w:r>
-        <w:rPr>
-          <w:rFonts w:ascii="Times New Roman" w:hAnsi="Times New Roman" w:eastAsia="Times New Roman" w:cs="Times New Roman"/>
-        </w:rPr>
-        <w:t xml:space="preserve"> </w:t>
-      </w:r>
-      <w:r>
-        <w:rPr>
-          <w:rFonts w:hint="eastAsia" w:ascii="Times New Roman" w:hAnsi="Times New Roman" w:eastAsia="FangSong" w:cs="Times New Roman"/>
-        </w:rPr>
-        <w:t>惰性</w:t>
-      </w:r>
-      <w:r>
-        <w:rPr>
-          <w:rFonts w:hint="eastAsia" w:ascii="Times New Roman" w:hAnsi="Times New Roman" w:eastAsia="Times New Roman" w:cs="Times New Roman"/>
-        </w:rPr>
-        <w:t>）、Au</w:t>
-      </w:r>
-      <w:r>
-        <w:rPr>
-          <w:rFonts w:hint="eastAsia" w:ascii="Times New Roman" w:hAnsi="Times New Roman" w:eastAsia="Times New Roman" w:cs="Times New Roman"/>
-          <w:vertAlign w:val="superscript"/>
-        </w:rPr>
-        <w:t>-</w:t>
-      </w:r>
-      <w:r>
-        <w:rPr>
-          <w:rFonts w:ascii="Times New Roman" w:hAnsi="Times New Roman" w:eastAsia="Times New Roman" w:cs="Times New Roman"/>
-        </w:rPr>
-        <w:t xml:space="preserve"> </w:t>
-      </w:r>
-      <w:r>
-        <w:rPr>
-          <w:rFonts w:hint="eastAsia" w:ascii="Times New Roman" w:hAnsi="Times New Roman" w:eastAsia="FangSong" w:cs="Times New Roman"/>
-        </w:rPr>
-        <w:t>存在</w:t>
-      </w:r>
-      <w:r>
-        <w:rPr>
-          <w:rFonts w:hint="eastAsia" w:ascii="Times New Roman" w:hAnsi="Times New Roman" w:eastAsia="Times New Roman" w:cs="Times New Roman"/>
-        </w:rPr>
-        <w:t>（Au</w:t>
-      </w:r>
-      <w:r>
-        <w:rPr>
-          <w:rFonts w:ascii="Times New Roman" w:hAnsi="Times New Roman" w:eastAsia="Times New Roman" w:cs="Times New Roman"/>
-        </w:rPr>
-        <w:t xml:space="preserve"> </w:t>
-      </w:r>
-      <w:r>
-        <w:rPr>
-          <w:rFonts w:hint="eastAsia" w:ascii="Times New Roman" w:hAnsi="Times New Roman" w:eastAsia="FangSong" w:cs="Times New Roman"/>
-        </w:rPr>
-        <w:t xml:space="preserve">得电子填满</w:t>
-      </w:r>
-      <w:r>
-        <w:rPr>
-          <w:rFonts w:ascii="Times New Roman" w:hAnsi="Times New Roman" w:eastAsia="Times New Roman" w:cs="Times New Roman"/>
-        </w:rPr>
-        <w:t xml:space="preserve"> 6s</w:t>
-      </w:r>
-      <w:r>
-        <w:rPr>
-          <w:rFonts w:ascii="Times New Roman" w:hAnsi="Times New Roman" w:eastAsia="Times New Roman" w:cs="Times New Roman"/>
-          <w:vertAlign w:val="superscript"/>
-        </w:rPr>
-        <w:t>2</w:t>
-      </w:r>
-      <w:r>
-        <w:rPr>
-          <w:rFonts w:ascii="Times New Roman" w:hAnsi="Times New Roman" w:eastAsia="Times New Roman" w:cs="Times New Roman"/>
-        </w:rPr>
-        <w:t xml:space="preserve"> </w:t>
-      </w:r>
-      <w:r>
-        <w:rPr>
-          <w:rFonts w:hint="eastAsia" w:ascii="Times New Roman" w:hAnsi="Times New Roman" w:eastAsia="FangSong" w:cs="Times New Roman"/>
-        </w:rPr>
-        <w:t xml:space="preserve">模仿</w:t>
-      </w:r>
-      <w:r>
-        <w:rPr>
-          <w:rFonts w:ascii="Times New Roman" w:hAnsi="Times New Roman" w:eastAsia="Times New Roman" w:cs="Times New Roman"/>
-        </w:rPr>
-        <w:t xml:space="preserve"> Hg </w:t>
-      </w:r>
-      <w:r>
-        <w:rPr>
-          <w:rFonts w:hint="eastAsia" w:ascii="Times New Roman" w:hAnsi="Times New Roman" w:eastAsia="FangSong" w:cs="Times New Roman"/>
-        </w:rPr>
-        <w:t>稳定构型</w:t>
-      </w:r>
-      <w:r>
-        <w:rPr>
-          <w:rFonts w:hint="eastAsia" w:ascii="Times New Roman" w:hAnsi="Times New Roman" w:eastAsia="Times New Roman" w:cs="Times New Roman"/>
-        </w:rPr>
-        <w:t>）。</w:t>
-      </w:r>
-      <w:r>
-        <w:rPr>
-          <w:rFonts w:ascii="Times New Roman" w:hAnsi="Times New Roman" w:eastAsia="Times New Roman" w:cs="Times New Roman"/>
-        </w:rPr>
-        <w:t xml:space="preserve"> </w:t>
-      </w:r>
       <w:r>
         <w:rPr>
           <w:rFonts w:hint="eastAsia" w:ascii="Times New Roman" w:hAnsi="Times New Roman" w:eastAsia="FangSong" w:cs="Times New Roman"/>
@@ -10863,6 +10802,30 @@
         </w:rPr>
         <w:t xml:space="preserve">7-9）。</w:t>
       </w:r>
+    </w:p>
+    <w:p>
+      <w:pPr>
+        <w:pStyle w:val="BodyText"/>
+        <w:ind w:firstLine="420"/>
+      </w:pPr>
+      <w:r>
+        <w:rPr>
+          <w:rFonts w:hint="eastAsia" w:ascii="Times New Roman" w:hAnsi="Times New Roman" w:eastAsia="FangSong" w:cs="Times New Roman"/>
+        </w:rPr>
+        <w:t>代表</w:t>
+      </w:r>
+      <w:r>
+        <w:rPr>
+          <w:rFonts w:hint="eastAsia" w:ascii="Times New Roman" w:hAnsi="Times New Roman" w:eastAsia="Times New Roman" w:cs="Times New Roman"/>
+        </w:rPr>
+        <w:t>：</w:t>
+      </w:r>
+      <w:r>
+        <w:rPr>
+          <w:rFonts w:hint="eastAsia" w:ascii="Times New Roman" w:hAnsi="Times New Roman" w:eastAsia="FangSong" w:cs="Times New Roman"/>
+        </w:rPr>
+        <w:t>甘汞</w:t>
+      </w:r>
       <w:r>
         <w:rPr>
           <w:rFonts w:ascii="Times New Roman" w:hAnsi="Times New Roman" w:eastAsia="Times New Roman" w:cs="Times New Roman"/>
@@ -10871,21 +10834,77 @@
       </w:r>
       <w:r>
         <w:rPr>
-          <w:rFonts w:hint="eastAsia" w:ascii="Times New Roman" w:hAnsi="Times New Roman" w:eastAsia="FangSong" w:cs="Times New Roman"/>
-        </w:rPr>
-        <w:t>代表</w:t>
-      </w:r>
-      <w:r>
-        <w:rPr>
-          <w:rFonts w:hint="eastAsia" w:ascii="Times New Roman" w:hAnsi="Times New Roman" w:eastAsia="Times New Roman" w:cs="Times New Roman"/>
-        </w:rPr>
-        <w:t>：</w:t>
-      </w:r>
-      <w:r>
-        <w:rPr>
-          <w:rFonts w:hint="eastAsia" w:ascii="Times New Roman" w:hAnsi="Times New Roman" w:eastAsia="FangSong" w:cs="Times New Roman"/>
-        </w:rPr>
-        <w:t>甘汞</w:t>
+          <w:rFonts w:hint="eastAsia" w:ascii="Times New Roman" w:hAnsi="Times New Roman" w:eastAsia="Times New Roman" w:cs="Times New Roman"/>
+        </w:rPr>
+        <w:t>Hg</w:t>
+      </w:r>
+      <w:r>
+        <w:rPr>
+          <w:rFonts w:hint="eastAsia" w:ascii="Times New Roman" w:hAnsi="Times New Roman" w:eastAsia="Times New Roman" w:cs="Times New Roman"/>
+          <w:vertAlign w:val="subscript"/>
+        </w:rPr>
+        <w:t>2</w:t>
+      </w:r>
+      <w:r>
+        <w:rPr>
+          <w:rFonts w:hint="eastAsia" w:ascii="Times New Roman" w:hAnsi="Times New Roman" w:eastAsia="Times New Roman" w:cs="Times New Roman"/>
+        </w:rPr>
+        <w:t>Cl</w:t>
+      </w:r>
+      <w:r>
+        <w:rPr>
+          <w:rFonts w:hint="eastAsia" w:ascii="Times New Roman" w:hAnsi="Times New Roman" w:eastAsia="Times New Roman" w:cs="Times New Roman"/>
+          <w:vertAlign w:val="subscript"/>
+        </w:rPr>
+        <w:t>2</w:t>
+      </w:r>
+      <w:r>
+        <w:rPr>
+          <w:rFonts w:hint="eastAsia" w:ascii="Times New Roman" w:hAnsi="Times New Roman" w:eastAsia="Times New Roman" w:cs="Times New Roman"/>
+        </w:rPr>
+        <w:t>（</w:t>
+      </w:r>
+      <w:r>
+        <w:rPr>
+          <w:rFonts w:hint="eastAsia" w:ascii="Times New Roman" w:hAnsi="Times New Roman" w:eastAsia="FangSong" w:cs="Times New Roman"/>
+        </w:rPr>
+        <w:t>白色</w:t>
+      </w:r>
+      <w:r>
+        <w:rPr>
+          <w:rFonts w:hint="eastAsia" w:ascii="Times New Roman" w:hAnsi="Times New Roman" w:eastAsia="Times New Roman" w:cs="Times New Roman"/>
+        </w:rPr>
+        <w:t>，</w:t>
+      </w:r>
+      <w:r>
+        <w:rPr>
+          <w:rFonts w:hint="eastAsia" w:ascii="Times New Roman" w:hAnsi="Times New Roman" w:eastAsia="FangSong" w:cs="Times New Roman"/>
+        </w:rPr>
+        <w:t>微溶</w:t>
+      </w:r>
+      <w:r>
+        <w:rPr>
+          <w:rFonts w:hint="eastAsia" w:ascii="Times New Roman" w:hAnsi="Times New Roman" w:eastAsia="Times New Roman" w:cs="Times New Roman"/>
+        </w:rPr>
+        <w:t>，</w:t>
+      </w:r>
+      <w:r>
+        <w:rPr>
+          <w:rFonts w:hint="eastAsia" w:ascii="Times New Roman" w:hAnsi="Times New Roman" w:eastAsia="FangSong" w:cs="Times New Roman"/>
+        </w:rPr>
+        <w:t>感光变黑</w:t>
+      </w:r>
+      <w:r>
+        <w:rPr>
+          <w:rFonts w:hint="eastAsia" w:ascii="Times New Roman" w:hAnsi="Times New Roman" w:eastAsia="Times New Roman" w:cs="Times New Roman"/>
+        </w:rPr>
+        <w:t>）；</w:t>
+      </w:r>
+      <w:r>
+        <w:rPr>
+          <w:rFonts w:hint="eastAsia" w:ascii="Times New Roman" w:hAnsi="Times New Roman" w:eastAsia="FangSong" w:cs="Times New Roman"/>
+        </w:rPr>
+        <w:t>升汞</w:t>
       </w:r>
       <w:r>
         <w:rPr>
@@ -10897,7 +10916,7 @@
         <w:rPr>
           <w:rFonts w:hint="eastAsia" w:ascii="Times New Roman" w:hAnsi="Times New Roman" w:eastAsia="Times New Roman" w:cs="Times New Roman"/>
         </w:rPr>
-        <w:t>Hg</w:t>
+        <w:t>HgCl</w:t>
       </w:r>
       <w:r>
         <w:rPr>
@@ -10910,19 +10929,6 @@
         <w:rPr>
           <w:rFonts w:hint="eastAsia" w:ascii="Times New Roman" w:hAnsi="Times New Roman" w:eastAsia="Times New Roman" w:cs="Times New Roman"/>
         </w:rPr>
-        <w:t>Cl</w:t>
-      </w:r>
-      <w:r>
-        <w:rPr>
-          <w:rFonts w:hint="eastAsia" w:ascii="Times New Roman" w:hAnsi="Times New Roman" w:eastAsia="Times New Roman" w:cs="Times New Roman"/>
-          <w:vertAlign w:val="subscript"/>
-        </w:rPr>
-        <w:t>2</w:t>
-      </w:r>
-      <w:r>
-        <w:rPr>
-          <w:rFonts w:hint="eastAsia" w:ascii="Times New Roman" w:hAnsi="Times New Roman" w:eastAsia="Times New Roman" w:cs="Times New Roman"/>
-        </w:rPr>
         <w:t>（</w:t>
       </w:r>
       <w:r>
@@ -10941,7 +10947,7 @@
         <w:rPr>
           <w:rFonts w:hint="eastAsia" w:ascii="Times New Roman" w:hAnsi="Times New Roman" w:eastAsia="FangSong" w:cs="Times New Roman"/>
         </w:rPr>
-        <w:t>微溶</w:t>
+        <w:t>可溶</w:t>
       </w:r>
       <w:r>
         <w:rPr>
@@ -10953,19 +10959,19 @@
         <w:rPr>
           <w:rFonts w:hint="eastAsia" w:ascii="Times New Roman" w:hAnsi="Times New Roman" w:eastAsia="FangSong" w:cs="Times New Roman"/>
         </w:rPr>
-        <w:t>感光变黑</w:t>
-      </w:r>
-      <w:r>
-        <w:rPr>
-          <w:rFonts w:hint="eastAsia" w:ascii="Times New Roman" w:hAnsi="Times New Roman" w:eastAsia="Times New Roman" w:cs="Times New Roman"/>
-        </w:rPr>
-        <w:t>）；</w:t>
-      </w:r>
-      <w:r>
-        <w:rPr>
-          <w:rFonts w:hint="eastAsia" w:ascii="Times New Roman" w:hAnsi="Times New Roman" w:eastAsia="FangSong" w:cs="Times New Roman"/>
-        </w:rPr>
-        <w:t>升汞</w:t>
+        <w:t>剧毒</w:t>
+      </w:r>
+      <w:r>
+        <w:rPr>
+          <w:rFonts w:hint="eastAsia" w:ascii="Times New Roman" w:hAnsi="Times New Roman" w:eastAsia="Times New Roman" w:cs="Times New Roman"/>
+        </w:rPr>
+        <w:t>）。（</w:t>
+      </w:r>
+      <w:r>
+        <w:rPr>
+          <w:rFonts w:hint="eastAsia" w:ascii="Times New Roman" w:hAnsi="Times New Roman" w:eastAsia="FangSong" w:cs="Times New Roman"/>
+        </w:rPr>
+        <w:t>见图</w:t>
       </w:r>
       <w:r>
         <w:rPr>
@@ -10977,81 +10983,14 @@
         <w:rPr>
           <w:rFonts w:hint="eastAsia" w:ascii="Times New Roman" w:hAnsi="Times New Roman" w:eastAsia="Times New Roman" w:cs="Times New Roman"/>
         </w:rPr>
-        <w:t>HgCl</w:t>
-      </w:r>
-      <w:r>
-        <w:rPr>
-          <w:rFonts w:hint="eastAsia" w:ascii="Times New Roman" w:hAnsi="Times New Roman" w:eastAsia="Times New Roman" w:cs="Times New Roman"/>
-          <w:vertAlign w:val="subscript"/>
-        </w:rPr>
-        <w:t>2</w:t>
-      </w:r>
-      <w:r>
-        <w:rPr>
-          <w:rFonts w:hint="eastAsia" w:ascii="Times New Roman" w:hAnsi="Times New Roman" w:eastAsia="Times New Roman" w:cs="Times New Roman"/>
-        </w:rPr>
-        <w:t>（</w:t>
-      </w:r>
-      <w:r>
-        <w:rPr>
-          <w:rFonts w:hint="eastAsia" w:ascii="Times New Roman" w:hAnsi="Times New Roman" w:eastAsia="FangSong" w:cs="Times New Roman"/>
-        </w:rPr>
-        <w:t>白色</w:t>
-      </w:r>
-      <w:r>
-        <w:rPr>
-          <w:rFonts w:hint="eastAsia" w:ascii="Times New Roman" w:hAnsi="Times New Roman" w:eastAsia="Times New Roman" w:cs="Times New Roman"/>
-        </w:rPr>
-        <w:t>，</w:t>
-      </w:r>
-      <w:r>
-        <w:rPr>
-          <w:rFonts w:hint="eastAsia" w:ascii="Times New Roman" w:hAnsi="Times New Roman" w:eastAsia="FangSong" w:cs="Times New Roman"/>
-        </w:rPr>
-        <w:t>可溶</w:t>
-      </w:r>
-      <w:r>
-        <w:rPr>
-          <w:rFonts w:hint="eastAsia" w:ascii="Times New Roman" w:hAnsi="Times New Roman" w:eastAsia="Times New Roman" w:cs="Times New Roman"/>
-        </w:rPr>
-        <w:t>，</w:t>
-      </w:r>
-      <w:r>
-        <w:rPr>
-          <w:rFonts w:hint="eastAsia" w:ascii="Times New Roman" w:hAnsi="Times New Roman" w:eastAsia="FangSong" w:cs="Times New Roman"/>
-        </w:rPr>
-        <w:t>剧毒</w:t>
-      </w:r>
-      <w:r>
-        <w:rPr>
-          <w:rFonts w:hint="eastAsia" w:ascii="Times New Roman" w:hAnsi="Times New Roman" w:eastAsia="Times New Roman" w:cs="Times New Roman"/>
-        </w:rPr>
-        <w:t>）。（</w:t>
-      </w:r>
-      <w:r>
-        <w:rPr>
-          <w:rFonts w:hint="eastAsia" w:ascii="Times New Roman" w:hAnsi="Times New Roman" w:eastAsia="FangSong" w:cs="Times New Roman"/>
-        </w:rPr>
-        <w:t>见图</w:t>
-      </w:r>
-      <w:r>
-        <w:rPr>
-          <w:rFonts w:ascii="Times New Roman" w:hAnsi="Times New Roman" w:eastAsia="Times New Roman" w:cs="Times New Roman"/>
-        </w:rPr>
-        <w:t xml:space="preserve"> </w:t>
-      </w:r>
-      <w:r>
-        <w:rPr>
-          <w:rFonts w:hint="eastAsia" w:ascii="Times New Roman" w:hAnsi="Times New Roman" w:eastAsia="Times New Roman" w:cs="Times New Roman"/>
-        </w:rPr>
         <w:t xml:space="preserve">7-7）</w:t>
       </w:r>
-      <w:r>
-        <w:rPr>
-          <w:rFonts w:ascii="Times New Roman" w:hAnsi="Times New Roman" w:eastAsia="Times New Roman" w:cs="Times New Roman"/>
-        </w:rPr>
-        <w:t xml:space="preserve"> </w:t>
-      </w:r>
+    </w:p>
+    <w:p>
+      <w:pPr>
+        <w:pStyle w:val="BodyText"/>
+        <w:ind w:firstLine="420"/>
+      </w:pPr>
       <w:r>
         <w:rPr>
           <w:rFonts w:hint="eastAsia" w:ascii="Times New Roman" w:hAnsi="Times New Roman" w:eastAsia="FangSong" w:cs="Times New Roman"/>
@@ -12159,12 +12098,12 @@
         </w:rPr>
         <w:t xml:space="preserve">7-8）</w:t>
       </w:r>
-      <w:r>
-        <w:rPr>
-          <w:rFonts w:ascii="Times New Roman" w:hAnsi="Times New Roman" w:eastAsia="Times New Roman" w:cs="Times New Roman"/>
-        </w:rPr>
-        <w:t xml:space="preserve"> </w:t>
-      </w:r>
+    </w:p>
+    <w:p>
+      <w:pPr>
+        <w:pStyle w:val="BodyText"/>
+        <w:ind w:firstLine="420"/>
+      </w:pPr>
       <w:r>
         <w:rPr>
           <w:rFonts w:hint="eastAsia" w:ascii="Times New Roman" w:hAnsi="Times New Roman" w:eastAsia="FangSong" w:cs="Times New Roman"/>
@@ -12269,1136 +12208,1142 @@
     <w:p>
       <w:pPr>
         <w:pStyle w:val="FirstParagraph"/>
+        <w:ind w:firstLine="420"/>
+      </w:pPr>
+      <w:r>
+        <w:rPr>
+          <w:rFonts w:hint="eastAsia" w:ascii="Times New Roman" w:hAnsi="Times New Roman" w:eastAsia="FangSong" w:cs="Times New Roman"/>
+          <w:b/>
+          <w:bCs/>
+        </w:rPr>
+        <w:t>甘汞鉴定</w:t>
+      </w:r>
+      <w:r>
+        <w:rPr>
+          <w:rFonts w:hint="eastAsia" w:ascii="Times New Roman" w:hAnsi="Times New Roman" w:eastAsia="Times New Roman" w:cs="Times New Roman"/>
+          <w:b/>
+          <w:bCs/>
+        </w:rPr>
+        <w:t>（SnCl</w:t>
+      </w:r>
+      <w:r>
+        <w:rPr>
+          <w:rFonts w:hint="eastAsia" w:ascii="Times New Roman" w:hAnsi="Times New Roman" w:eastAsia="Times New Roman" w:cs="Times New Roman"/>
+          <w:b/>
+          <w:bCs/>
+          <w:vertAlign w:val="subscript"/>
+        </w:rPr>
+        <w:t>2</w:t>
+      </w:r>
+      <w:r>
+        <w:rPr>
+          <w:rFonts w:ascii="Times New Roman" w:hAnsi="Times New Roman" w:eastAsia="Times New Roman" w:cs="Times New Roman"/>
+          <w:b/>
+          <w:bCs/>
+        </w:rPr>
+        <w:t xml:space="preserve"> </w:t>
+      </w:r>
+      <w:r>
+        <w:rPr>
+          <w:rFonts w:hint="eastAsia" w:ascii="Times New Roman" w:hAnsi="Times New Roman" w:eastAsia="FangSong" w:cs="Times New Roman"/>
+          <w:b/>
+          <w:bCs/>
+        </w:rPr>
+        <w:t>分步还原</w:t>
+      </w:r>
+      <w:r>
+        <w:rPr>
+          <w:rFonts w:hint="eastAsia" w:ascii="Times New Roman" w:hAnsi="Times New Roman" w:eastAsia="Times New Roman" w:cs="Times New Roman"/>
+          <w:b/>
+          <w:bCs/>
+        </w:rPr>
+        <w:t>，</w:t>
+      </w:r>
+      <w:r>
+        <w:rPr>
+          <w:rFonts w:hint="eastAsia" w:ascii="Times New Roman" w:hAnsi="Times New Roman" w:eastAsia="FangSong" w:cs="Times New Roman"/>
+          <w:b/>
+          <w:bCs/>
+        </w:rPr>
+        <w:t>白</w:t>
+      </w:r>
+      <w:r>
+        <w:rPr>
+          <w:rFonts w:hint="eastAsia" w:ascii="Times New Roman" w:hAnsi="Times New Roman" w:eastAsia="Times New Roman" w:cs="Times New Roman"/>
+          <w:b/>
+          <w:bCs/>
+        </w:rPr>
+        <w:t>→</w:t>
+      </w:r>
+      <w:r>
+        <w:rPr>
+          <w:rFonts w:hint="eastAsia" w:ascii="Times New Roman" w:hAnsi="Times New Roman" w:eastAsia="FangSong" w:cs="Times New Roman"/>
+          <w:b/>
+          <w:bCs/>
+        </w:rPr>
+        <w:t>灰</w:t>
+      </w:r>
+      <w:r>
+        <w:rPr>
+          <w:rFonts w:hint="eastAsia" w:ascii="Times New Roman" w:hAnsi="Times New Roman" w:eastAsia="Times New Roman" w:cs="Times New Roman"/>
+          <w:b/>
+          <w:bCs/>
+        </w:rPr>
+        <w:t>→</w:t>
+      </w:r>
+      <w:r>
+        <w:rPr>
+          <w:rFonts w:hint="eastAsia" w:ascii="Times New Roman" w:hAnsi="Times New Roman" w:eastAsia="FangSong" w:cs="Times New Roman"/>
+          <w:b/>
+          <w:bCs/>
+        </w:rPr>
+        <w:t>黑</w:t>
+      </w:r>
+      <w:r>
+        <w:rPr>
+          <w:rFonts w:hint="eastAsia" w:ascii="Times New Roman" w:hAnsi="Times New Roman" w:eastAsia="Times New Roman" w:cs="Times New Roman"/>
+          <w:b/>
+          <w:bCs/>
+        </w:rPr>
+        <w:t>）</w:t>
+      </w:r>
+      <w:r>
+        <w:rPr>
+          <w:rFonts w:hint="eastAsia" w:ascii="Times New Roman" w:hAnsi="Times New Roman" w:eastAsia="Times New Roman" w:cs="Times New Roman"/>
+        </w:rPr>
+        <w:t xml:space="preserve">：</w:t>
+      </w:r>
+    </w:p>
+    <w:p>
+      <w:pPr>
+        <w:numPr>
+          <w:ilvl w:val="0"/>
+          <w:numId w:val="1004"/>
+        </w:numPr>
+        <w:ind w:firstLine="420"/>
+      </w:pPr>
+      <w:r>
+        <w:rPr>
+          <w:rFonts w:ascii="Times New Roman" w:hAnsi="Times New Roman" w:eastAsia="Times New Roman" w:cs="Times New Roman"/>
+        </w:rPr>
+        <w:t>2HgCl</w:t>
+      </w:r>
+      <w:r>
+        <w:rPr>
+          <w:rFonts w:ascii="Times New Roman" w:hAnsi="Times New Roman" w:eastAsia="Times New Roman" w:cs="Times New Roman"/>
+          <w:vertAlign w:val="subscript"/>
+        </w:rPr>
+        <w:t>2</w:t>
+      </w:r>
+      <w:r>
+        <w:rPr>
+          <w:rFonts w:ascii="Times New Roman" w:hAnsi="Times New Roman" w:eastAsia="Times New Roman" w:cs="Times New Roman"/>
+        </w:rPr>
+        <w:t xml:space="preserve"> + SnCl</w:t>
+      </w:r>
+      <w:r>
+        <w:rPr>
+          <w:rFonts w:ascii="Times New Roman" w:hAnsi="Times New Roman" w:eastAsia="Times New Roman" w:cs="Times New Roman"/>
+          <w:vertAlign w:val="subscript"/>
+        </w:rPr>
+        <w:t>2</w:t>
+      </w:r>
+      <w:r>
+        <w:rPr>
+          <w:rFonts w:ascii="Times New Roman" w:hAnsi="Times New Roman" w:eastAsia="Times New Roman" w:cs="Times New Roman"/>
+        </w:rPr>
+        <w:t xml:space="preserve"> → </w:t>
+      </w:r>
+      <w:r>
+        <w:rPr>
+          <w:rFonts w:hint="eastAsia" w:ascii="Times New Roman" w:hAnsi="Times New Roman" w:eastAsia="Times New Roman" w:cs="Times New Roman"/>
+        </w:rPr>
+        <w:t>Hg</w:t>
+      </w:r>
+      <w:r>
+        <w:rPr>
+          <w:rFonts w:hint="eastAsia" w:ascii="Times New Roman" w:hAnsi="Times New Roman" w:eastAsia="Times New Roman" w:cs="Times New Roman"/>
+          <w:vertAlign w:val="subscript"/>
+        </w:rPr>
+        <w:t>2</w:t>
+      </w:r>
+      <w:r>
+        <w:rPr>
+          <w:rFonts w:hint="eastAsia" w:ascii="Times New Roman" w:hAnsi="Times New Roman" w:eastAsia="Times New Roman" w:cs="Times New Roman"/>
+        </w:rPr>
+        <w:t>Cl</w:t>
+      </w:r>
+      <w:r>
+        <w:rPr>
+          <w:rFonts w:hint="eastAsia" w:ascii="Times New Roman" w:hAnsi="Times New Roman" w:eastAsia="Times New Roman" w:cs="Times New Roman"/>
+          <w:vertAlign w:val="subscript"/>
+        </w:rPr>
+        <w:t>2</w:t>
+      </w:r>
+      <w:r>
+        <w:rPr>
+          <w:rFonts w:hint="eastAsia" w:ascii="Times New Roman" w:hAnsi="Times New Roman" w:eastAsia="Times New Roman" w:cs="Times New Roman"/>
+        </w:rPr>
+        <w:t>↓(</w:t>
+      </w:r>
+      <w:r>
+        <w:rPr>
+          <w:rFonts w:hint="eastAsia" w:ascii="Times New Roman" w:hAnsi="Times New Roman" w:eastAsia="FangSong" w:cs="Times New Roman"/>
+        </w:rPr>
+        <w:t>白</w:t>
+      </w:r>
+      <w:r>
+        <w:rPr>
+          <w:rFonts w:hint="eastAsia" w:ascii="Times New Roman" w:hAnsi="Times New Roman" w:eastAsia="Times New Roman" w:cs="Times New Roman"/>
+        </w:rPr>
+        <w:t>)</w:t>
+      </w:r>
+      <w:r>
+        <w:rPr>
+          <w:rFonts w:ascii="Times New Roman" w:hAnsi="Times New Roman" w:eastAsia="Times New Roman" w:cs="Times New Roman"/>
+        </w:rPr>
+        <w:t xml:space="preserve"> + SnCl</w:t>
+      </w:r>
+      <w:r>
+        <w:rPr>
+          <w:rFonts w:ascii="Times New Roman" w:hAnsi="Times New Roman" w:eastAsia="Times New Roman" w:cs="Times New Roman"/>
+          <w:vertAlign w:val="subscript"/>
+        </w:rPr>
+        <w:t>4</w:t>
+      </w:r>
+    </w:p>
+    <w:p>
+      <w:pPr>
+        <w:numPr>
+          <w:ilvl w:val="0"/>
+          <w:numId w:val="1004"/>
+        </w:numPr>
+        <w:ind w:firstLine="420"/>
+      </w:pPr>
+      <w:r>
+        <w:rPr>
+          <w:rFonts w:ascii="Times New Roman" w:hAnsi="Times New Roman" w:eastAsia="Times New Roman" w:cs="Times New Roman"/>
+        </w:rPr>
+        <w:t>Hg</w:t>
+      </w:r>
+      <w:r>
+        <w:rPr>
+          <w:rFonts w:ascii="Times New Roman" w:hAnsi="Times New Roman" w:eastAsia="Times New Roman" w:cs="Times New Roman"/>
+          <w:vertAlign w:val="subscript"/>
+        </w:rPr>
+        <w:t>2</w:t>
+      </w:r>
+      <w:r>
+        <w:rPr>
+          <w:rFonts w:ascii="Times New Roman" w:hAnsi="Times New Roman" w:eastAsia="Times New Roman" w:cs="Times New Roman"/>
+        </w:rPr>
+        <w:t>Cl</w:t>
+      </w:r>
+      <w:r>
+        <w:rPr>
+          <w:rFonts w:ascii="Times New Roman" w:hAnsi="Times New Roman" w:eastAsia="Times New Roman" w:cs="Times New Roman"/>
+          <w:vertAlign w:val="subscript"/>
+        </w:rPr>
+        <w:t>2</w:t>
+      </w:r>
+      <w:r>
+        <w:rPr>
+          <w:rFonts w:ascii="Times New Roman" w:hAnsi="Times New Roman" w:eastAsia="Times New Roman" w:cs="Times New Roman"/>
+        </w:rPr>
+        <w:t xml:space="preserve"> + </w:t>
+      </w:r>
+      <w:r>
+        <w:rPr>
+          <w:rFonts w:hint="eastAsia" w:ascii="Times New Roman" w:hAnsi="Times New Roman" w:eastAsia="Times New Roman" w:cs="Times New Roman"/>
+        </w:rPr>
+        <w:t>SnCl</w:t>
+      </w:r>
+      <w:r>
+        <w:rPr>
+          <w:rFonts w:hint="eastAsia" w:ascii="Times New Roman" w:hAnsi="Times New Roman" w:eastAsia="Times New Roman" w:cs="Times New Roman"/>
+          <w:vertAlign w:val="subscript"/>
+        </w:rPr>
+        <w:t>2</w:t>
+      </w:r>
+      <w:r>
+        <w:rPr>
+          <w:rFonts w:hint="eastAsia" w:ascii="Times New Roman" w:hAnsi="Times New Roman" w:eastAsia="Times New Roman" w:cs="Times New Roman"/>
+        </w:rPr>
+        <w:t>(</w:t>
+      </w:r>
+      <w:r>
+        <w:rPr>
+          <w:rFonts w:hint="eastAsia" w:ascii="Times New Roman" w:hAnsi="Times New Roman" w:eastAsia="FangSong" w:cs="Times New Roman"/>
+        </w:rPr>
+        <w:t>过量</w:t>
+      </w:r>
+      <w:r>
+        <w:rPr>
+          <w:rFonts w:hint="eastAsia" w:ascii="Times New Roman" w:hAnsi="Times New Roman" w:eastAsia="Times New Roman" w:cs="Times New Roman"/>
+        </w:rPr>
+        <w:t>)</w:t>
+      </w:r>
+      <w:r>
+        <w:rPr>
+          <w:rFonts w:ascii="Times New Roman" w:hAnsi="Times New Roman" w:eastAsia="Times New Roman" w:cs="Times New Roman"/>
+        </w:rPr>
+        <w:t xml:space="preserve"> → </w:t>
+      </w:r>
+      <w:r>
+        <w:rPr>
+          <w:rFonts w:hint="eastAsia" w:ascii="Times New Roman" w:hAnsi="Times New Roman" w:eastAsia="Times New Roman" w:cs="Times New Roman"/>
+        </w:rPr>
+        <w:t>2Hg↓(</w:t>
+      </w:r>
+      <w:r>
+        <w:rPr>
+          <w:rFonts w:hint="eastAsia" w:ascii="Times New Roman" w:hAnsi="Times New Roman" w:eastAsia="FangSong" w:cs="Times New Roman"/>
+        </w:rPr>
+        <w:t>黑</w:t>
+      </w:r>
+      <w:r>
+        <w:rPr>
+          <w:rFonts w:hint="eastAsia" w:ascii="Times New Roman" w:hAnsi="Times New Roman" w:eastAsia="Times New Roman" w:cs="Times New Roman"/>
+        </w:rPr>
+        <w:t>)</w:t>
+      </w:r>
+      <w:r>
+        <w:rPr>
+          <w:rFonts w:ascii="Times New Roman" w:hAnsi="Times New Roman" w:eastAsia="Times New Roman" w:cs="Times New Roman"/>
+        </w:rPr>
+        <w:t xml:space="preserve"> + SnCl</w:t>
+      </w:r>
+      <w:r>
+        <w:rPr>
+          <w:rFonts w:ascii="Times New Roman" w:hAnsi="Times New Roman" w:eastAsia="Times New Roman" w:cs="Times New Roman"/>
+          <w:vertAlign w:val="subscript"/>
+        </w:rPr>
+        <w:t>4</w:t>
+      </w:r>
+    </w:p>
+    <w:p>
+      <w:pPr>
+        <w:pStyle w:val="FirstParagraph"/>
+        <w:ind w:firstLine="420"/>
+      </w:pPr>
+      <w:r>
+        <w:rPr>
+          <w:rFonts w:ascii="Times New Roman" w:hAnsi="Times New Roman" w:eastAsia="Times New Roman" w:cs="Times New Roman"/>
+          <w:b/>
+          <w:bCs/>
+        </w:rPr>
+        <w:t>AgCl vs Hg</w:t>
+      </w:r>
+      <w:r>
+        <w:rPr>
+          <w:rFonts w:ascii="Times New Roman" w:hAnsi="Times New Roman" w:eastAsia="Times New Roman" w:cs="Times New Roman"/>
+          <w:b/>
+          <w:bCs/>
+          <w:vertAlign w:val="subscript"/>
+        </w:rPr>
+        <w:t>2</w:t>
+      </w:r>
+      <w:r>
+        <w:rPr>
+          <w:rFonts w:ascii="Times New Roman" w:hAnsi="Times New Roman" w:eastAsia="Times New Roman" w:cs="Times New Roman"/>
+          <w:b/>
+          <w:bCs/>
+        </w:rPr>
+        <w:t>Cl</w:t>
+      </w:r>
+      <w:r>
+        <w:rPr>
+          <w:rFonts w:ascii="Times New Roman" w:hAnsi="Times New Roman" w:eastAsia="Times New Roman" w:cs="Times New Roman"/>
+          <w:b/>
+          <w:bCs/>
+          <w:vertAlign w:val="subscript"/>
+        </w:rPr>
+        <w:t>2</w:t>
+      </w:r>
+      <w:r>
+        <w:rPr>
+          <w:rFonts w:ascii="Times New Roman" w:hAnsi="Times New Roman" w:eastAsia="Times New Roman" w:cs="Times New Roman"/>
+          <w:b/>
+          <w:bCs/>
+        </w:rPr>
+        <w:t xml:space="preserve"> </w:t>
+      </w:r>
+      <w:r>
+        <w:rPr>
+          <w:rFonts w:hint="eastAsia" w:ascii="Times New Roman" w:hAnsi="Times New Roman" w:eastAsia="FangSong" w:cs="Times New Roman"/>
+          <w:b/>
+          <w:bCs/>
+        </w:rPr>
+        <w:t xml:space="preserve">鉴别</w:t>
+      </w:r>
+      <w:r>
+        <w:rPr>
+          <w:rFonts w:hint="eastAsia" w:ascii="Times New Roman" w:hAnsi="Times New Roman" w:eastAsia="Times New Roman" w:cs="Times New Roman"/>
+        </w:rPr>
+        <w:t>（</w:t>
+      </w:r>
+      <w:r>
+        <w:rPr>
+          <w:rFonts w:hint="eastAsia" w:ascii="Times New Roman" w:hAnsi="Times New Roman" w:eastAsia="FangSong" w:cs="Times New Roman"/>
+        </w:rPr>
+        <w:t>加氨水</w:t>
+      </w:r>
+      <w:r>
+        <w:rPr>
+          <w:rFonts w:hint="eastAsia" w:ascii="Times New Roman" w:hAnsi="Times New Roman" w:eastAsia="Times New Roman" w:cs="Times New Roman"/>
+        </w:rPr>
+        <w:t>）：AgCl</w:t>
+      </w:r>
+      <w:r>
+        <w:rPr>
+          <w:rFonts w:ascii="Times New Roman" w:hAnsi="Times New Roman" w:eastAsia="Times New Roman" w:cs="Times New Roman"/>
+        </w:rPr>
+        <w:t xml:space="preserve"> </w:t>
+      </w:r>
+      <w:r>
+        <w:rPr>
+          <w:rFonts w:hint="eastAsia" w:ascii="Times New Roman" w:hAnsi="Times New Roman" w:eastAsia="FangSong" w:cs="Times New Roman"/>
+        </w:rPr>
+        <w:t>溶解</w:t>
+      </w:r>
+      <w:r>
+        <w:rPr>
+          <w:rFonts w:hint="eastAsia" w:ascii="Times New Roman" w:hAnsi="Times New Roman" w:eastAsia="Times New Roman" w:cs="Times New Roman"/>
+        </w:rPr>
+        <w:t>；Hg</w:t>
+      </w:r>
+      <w:r>
+        <w:rPr>
+          <w:rFonts w:hint="eastAsia" w:ascii="Times New Roman" w:hAnsi="Times New Roman" w:eastAsia="Times New Roman" w:cs="Times New Roman"/>
+          <w:vertAlign w:val="subscript"/>
+        </w:rPr>
+        <w:t>2</w:t>
+      </w:r>
+      <w:r>
+        <w:rPr>
+          <w:rFonts w:hint="eastAsia" w:ascii="Times New Roman" w:hAnsi="Times New Roman" w:eastAsia="Times New Roman" w:cs="Times New Roman"/>
+        </w:rPr>
+        <w:t>Cl</w:t>
+      </w:r>
+      <w:r>
+        <w:rPr>
+          <w:rFonts w:hint="eastAsia" w:ascii="Times New Roman" w:hAnsi="Times New Roman" w:eastAsia="Times New Roman" w:cs="Times New Roman"/>
+          <w:vertAlign w:val="subscript"/>
+        </w:rPr>
+        <w:t>2</w:t>
+      </w:r>
+      <w:r>
+        <w:rPr>
+          <w:rFonts w:ascii="Times New Roman" w:hAnsi="Times New Roman" w:eastAsia="Times New Roman" w:cs="Times New Roman"/>
+        </w:rPr>
+        <w:t xml:space="preserve"> </w:t>
+      </w:r>
+      <w:r>
+        <w:rPr>
+          <w:rFonts w:hint="eastAsia" w:ascii="Times New Roman" w:hAnsi="Times New Roman" w:eastAsia="FangSong" w:cs="Times New Roman"/>
+        </w:rPr>
+        <w:t>变灰黑</w:t>
+      </w:r>
+      <w:r>
+        <w:rPr>
+          <w:rFonts w:hint="eastAsia" w:ascii="Times New Roman" w:hAnsi="Times New Roman" w:eastAsia="Times New Roman" w:cs="Times New Roman"/>
+        </w:rPr>
+        <w:t>（Hg</w:t>
+      </w:r>
+      <w:r>
+        <w:rPr>
+          <w:rFonts w:hint="eastAsia" w:ascii="Times New Roman" w:hAnsi="Times New Roman" w:eastAsia="Times New Roman" w:cs="Times New Roman"/>
+          <w:vertAlign w:val="subscript"/>
+        </w:rPr>
+        <w:t>2</w:t>
+      </w:r>
+      <w:r>
+        <w:rPr>
+          <w:rFonts w:hint="eastAsia" w:ascii="Times New Roman" w:hAnsi="Times New Roman" w:eastAsia="Times New Roman" w:cs="Times New Roman"/>
+        </w:rPr>
+        <w:t>Cl</w:t>
+      </w:r>
+      <w:r>
+        <w:rPr>
+          <w:rFonts w:hint="eastAsia" w:ascii="Times New Roman" w:hAnsi="Times New Roman" w:eastAsia="Times New Roman" w:cs="Times New Roman"/>
+          <w:vertAlign w:val="subscript"/>
+        </w:rPr>
+        <w:t>2</w:t>
+      </w:r>
+      <w:r>
+        <w:rPr>
+          <w:rFonts w:ascii="Times New Roman" w:hAnsi="Times New Roman" w:eastAsia="Times New Roman" w:cs="Times New Roman"/>
+        </w:rPr>
+        <w:t xml:space="preserve"> + 2NH</w:t>
+      </w:r>
+      <w:r>
+        <w:rPr>
+          <w:rFonts w:ascii="Times New Roman" w:hAnsi="Times New Roman" w:eastAsia="Times New Roman" w:cs="Times New Roman"/>
+          <w:vertAlign w:val="subscript"/>
+        </w:rPr>
+        <w:t>3</w:t>
+      </w:r>
+      <w:r>
+        <w:rPr>
+          <w:rFonts w:ascii="Times New Roman" w:hAnsi="Times New Roman" w:eastAsia="Times New Roman" w:cs="Times New Roman"/>
+        </w:rPr>
+        <w:t xml:space="preserve"> → </w:t>
+      </w:r>
+      <w:r>
+        <w:rPr>
+          <w:rFonts w:hint="eastAsia" w:ascii="Times New Roman" w:hAnsi="Times New Roman" w:eastAsia="Times New Roman" w:cs="Times New Roman"/>
+        </w:rPr>
+        <w:t>Hg(NH</w:t>
+      </w:r>
+      <w:r>
+        <w:rPr>
+          <w:rFonts w:hint="eastAsia" w:ascii="Times New Roman" w:hAnsi="Times New Roman" w:eastAsia="Times New Roman" w:cs="Times New Roman"/>
+          <w:vertAlign w:val="subscript"/>
+        </w:rPr>
+        <w:t>2</w:t>
+      </w:r>
+      <w:r>
+        <w:rPr>
+          <w:rFonts w:hint="eastAsia" w:ascii="Times New Roman" w:hAnsi="Times New Roman" w:eastAsia="Times New Roman" w:cs="Times New Roman"/>
+        </w:rPr>
+        <w:t>)Cl↓</w:t>
+      </w:r>
+      <w:r>
+        <w:rPr>
+          <w:rFonts w:hint="eastAsia" w:ascii="Times New Roman" w:hAnsi="Times New Roman" w:eastAsia="FangSong" w:cs="Times New Roman"/>
+        </w:rPr>
+        <w:t>白</w:t>
+      </w:r>
+      <w:r>
+        <w:rPr>
+          <w:rFonts w:ascii="Times New Roman" w:hAnsi="Times New Roman" w:eastAsia="Times New Roman" w:cs="Times New Roman"/>
+        </w:rPr>
+        <w:t xml:space="preserve"> + </w:t>
+      </w:r>
+      <w:r>
+        <w:rPr>
+          <w:rFonts w:hint="eastAsia" w:ascii="Times New Roman" w:hAnsi="Times New Roman" w:eastAsia="Times New Roman" w:cs="Times New Roman"/>
+        </w:rPr>
+        <w:t>Hg↓</w:t>
+      </w:r>
+      <w:r>
+        <w:rPr>
+          <w:rFonts w:hint="eastAsia" w:ascii="Times New Roman" w:hAnsi="Times New Roman" w:eastAsia="FangSong" w:cs="Times New Roman"/>
+        </w:rPr>
+        <w:t>黑</w:t>
+      </w:r>
+      <w:r>
+        <w:rPr>
+          <w:rFonts w:ascii="Times New Roman" w:hAnsi="Times New Roman" w:eastAsia="Times New Roman" w:cs="Times New Roman"/>
+        </w:rPr>
+        <w:t xml:space="preserve"> + </w:t>
+      </w:r>
+      <w:r>
+        <w:rPr>
+          <w:rFonts w:hint="eastAsia" w:ascii="Times New Roman" w:hAnsi="Times New Roman" w:eastAsia="Times New Roman" w:cs="Times New Roman"/>
+        </w:rPr>
+        <w:t>NH</w:t>
+      </w:r>
+      <w:r>
+        <w:rPr>
+          <w:rFonts w:hint="eastAsia" w:ascii="Times New Roman" w:hAnsi="Times New Roman" w:eastAsia="Times New Roman" w:cs="Times New Roman"/>
+          <w:vertAlign w:val="subscript"/>
+        </w:rPr>
+        <w:t>4</w:t>
+      </w:r>
+      <w:r>
+        <w:rPr>
+          <w:rFonts w:hint="eastAsia" w:ascii="Times New Roman" w:hAnsi="Times New Roman" w:eastAsia="Times New Roman" w:cs="Times New Roman"/>
+        </w:rPr>
+        <w:t>Cl）。</w:t>
+      </w:r>
+    </w:p>
+    <w:p>
+      <w:pPr>
+        <w:pStyle w:val="BodyText"/>
+        <w:ind w:firstLine="420"/>
+      </w:pPr>
+      <w:r>
+        <w:rPr>
+          <w:rFonts w:ascii="Times New Roman" w:hAnsi="Times New Roman" w:eastAsia="Times New Roman" w:cs="Times New Roman"/>
+          <w:b/>
+          <w:bCs/>
+        </w:rPr>
+        <w:t xml:space="preserve">Nessler </w:t>
+      </w:r>
+      <w:r>
+        <w:rPr>
+          <w:rFonts w:hint="eastAsia" w:ascii="Times New Roman" w:hAnsi="Times New Roman" w:eastAsia="FangSong" w:cs="Times New Roman"/>
+          <w:b/>
+          <w:bCs/>
+        </w:rPr>
+        <w:t xml:space="preserve">试剂</w:t>
+      </w:r>
+      <w:r>
+        <w:rPr>
+          <w:rFonts w:hint="eastAsia" w:ascii="Times New Roman" w:hAnsi="Times New Roman" w:eastAsia="Times New Roman" w:cs="Times New Roman"/>
+        </w:rPr>
+        <w:t>（NH</w:t>
+      </w:r>
+      <w:r>
+        <w:rPr>
+          <w:rFonts w:hint="eastAsia" w:ascii="Times New Roman" w:hAnsi="Times New Roman" w:eastAsia="Times New Roman" w:cs="Times New Roman"/>
+          <w:vertAlign w:val="subscript"/>
+        </w:rPr>
+        <w:t>4</w:t>
+      </w:r>
+      <w:r>
+        <w:rPr>
+          <w:rFonts w:hint="eastAsia" w:ascii="Times New Roman" w:hAnsi="Times New Roman" w:eastAsia="Times New Roman" w:cs="Times New Roman"/>
+          <w:vertAlign w:val="superscript"/>
+        </w:rPr>
+        <w:t>+</w:t>
+      </w:r>
+      <w:r>
+        <w:rPr>
+          <w:rFonts w:ascii="Times New Roman" w:hAnsi="Times New Roman" w:eastAsia="Times New Roman" w:cs="Times New Roman"/>
+        </w:rPr>
+        <w:t xml:space="preserve"> </w:t>
+      </w:r>
+      <w:r>
+        <w:rPr>
+          <w:rFonts w:hint="eastAsia" w:ascii="Times New Roman" w:hAnsi="Times New Roman" w:eastAsia="FangSong" w:cs="Times New Roman"/>
+        </w:rPr>
+        <w:t>鉴定</w:t>
+      </w:r>
+      <w:r>
+        <w:rPr>
+          <w:rFonts w:hint="eastAsia" w:ascii="Times New Roman" w:hAnsi="Times New Roman" w:eastAsia="Times New Roman" w:cs="Times New Roman"/>
+        </w:rPr>
+        <w:t>）：Hg</w:t>
+      </w:r>
+      <w:r>
+        <w:rPr>
+          <w:rFonts w:hint="eastAsia" w:ascii="Times New Roman" w:hAnsi="Times New Roman" w:eastAsia="Times New Roman" w:cs="Times New Roman"/>
+          <w:vertAlign w:val="superscript"/>
+        </w:rPr>
+        <w:t>2+</w:t>
+      </w:r>
+      <w:r>
+        <w:rPr>
+          <w:rFonts w:ascii="Times New Roman" w:hAnsi="Times New Roman" w:eastAsia="Times New Roman" w:cs="Times New Roman"/>
+        </w:rPr>
+        <w:t xml:space="preserve"> + 2I</w:t>
+      </w:r>
+      <w:r>
+        <w:rPr>
+          <w:rFonts w:ascii="Times New Roman" w:hAnsi="Times New Roman" w:eastAsia="Times New Roman" w:cs="Times New Roman"/>
+          <w:vertAlign w:val="superscript"/>
+        </w:rPr>
+        <w:t>-</w:t>
+      </w:r>
+      <w:r>
+        <w:rPr>
+          <w:rFonts w:ascii="Times New Roman" w:hAnsi="Times New Roman" w:eastAsia="Times New Roman" w:cs="Times New Roman"/>
+        </w:rPr>
+        <w:t xml:space="preserve"> → </w:t>
+      </w:r>
+      <w:r>
+        <w:rPr>
+          <w:rFonts w:hint="eastAsia" w:ascii="Times New Roman" w:hAnsi="Times New Roman" w:eastAsia="Times New Roman" w:cs="Times New Roman"/>
+        </w:rPr>
+        <w:t>HgI</w:t>
+      </w:r>
+      <w:r>
+        <w:rPr>
+          <w:rFonts w:hint="eastAsia" w:ascii="Times New Roman" w:hAnsi="Times New Roman" w:eastAsia="Times New Roman" w:cs="Times New Roman"/>
+          <w:vertAlign w:val="subscript"/>
+        </w:rPr>
+        <w:t>2</w:t>
+      </w:r>
+      <w:r>
+        <w:rPr>
+          <w:rFonts w:hint="eastAsia" w:ascii="Times New Roman" w:hAnsi="Times New Roman" w:eastAsia="Times New Roman" w:cs="Times New Roman"/>
+        </w:rPr>
+        <w:t>↓(</w:t>
+      </w:r>
+      <w:r>
+        <w:rPr>
+          <w:rFonts w:hint="eastAsia" w:ascii="Times New Roman" w:hAnsi="Times New Roman" w:eastAsia="FangSong" w:cs="Times New Roman"/>
+        </w:rPr>
+        <w:t>红</w:t>
+      </w:r>
+      <w:r>
+        <w:rPr>
+          <w:rFonts w:hint="eastAsia" w:ascii="Times New Roman" w:hAnsi="Times New Roman" w:eastAsia="Times New Roman" w:cs="Times New Roman"/>
+        </w:rPr>
+        <w:t>)；</w:t>
+      </w:r>
+      <w:r>
+        <w:rPr>
+          <w:rFonts w:hint="eastAsia" w:ascii="Times New Roman" w:hAnsi="Times New Roman" w:eastAsia="FangSong" w:cs="Times New Roman"/>
+        </w:rPr>
+        <w:t>过量</w:t>
+      </w:r>
+      <w:r>
+        <w:rPr>
+          <w:rFonts w:ascii="Times New Roman" w:hAnsi="Times New Roman" w:eastAsia="Times New Roman" w:cs="Times New Roman"/>
+        </w:rPr>
+        <w:t xml:space="preserve"> I</w:t>
+      </w:r>
+      <w:r>
+        <w:rPr>
+          <w:rFonts w:ascii="Times New Roman" w:hAnsi="Times New Roman" w:eastAsia="Times New Roman" w:cs="Times New Roman"/>
+          <w:vertAlign w:val="superscript"/>
+        </w:rPr>
+        <w:t>-</w:t>
+      </w:r>
+      <w:r>
+        <w:rPr>
+          <w:rFonts w:ascii="Times New Roman" w:hAnsi="Times New Roman" w:eastAsia="Times New Roman" w:cs="Times New Roman"/>
+        </w:rPr>
+        <w:t xml:space="preserve"> → </w:t>
+      </w:r>
+      <w:r>
+        <w:rPr>
+          <w:rFonts w:hint="eastAsia" w:ascii="Times New Roman" w:hAnsi="Times New Roman" w:eastAsia="Times New Roman" w:cs="Times New Roman"/>
+        </w:rPr>
+        <w:t>[HgI</w:t>
+      </w:r>
+      <w:r>
+        <w:rPr>
+          <w:rFonts w:hint="eastAsia" w:ascii="Times New Roman" w:hAnsi="Times New Roman" w:eastAsia="Times New Roman" w:cs="Times New Roman"/>
+          <w:vertAlign w:val="subscript"/>
+        </w:rPr>
+        <w:t>4</w:t>
+      </w:r>
+      <w:r>
+        <w:rPr>
+          <w:rFonts w:hint="eastAsia" w:ascii="Times New Roman" w:hAnsi="Times New Roman" w:eastAsia="Times New Roman" w:cs="Times New Roman"/>
+        </w:rPr>
+        <w:t>]</w:t>
+      </w:r>
+      <w:r>
+        <w:rPr>
+          <w:rFonts w:hint="eastAsia" w:ascii="Times New Roman" w:hAnsi="Times New Roman" w:eastAsia="Times New Roman" w:cs="Times New Roman"/>
+          <w:vertAlign w:val="superscript"/>
+        </w:rPr>
+        <w:t>2-</w:t>
+      </w:r>
+      <w:r>
+        <w:rPr>
+          <w:rFonts w:hint="eastAsia" w:ascii="Times New Roman" w:hAnsi="Times New Roman" w:eastAsia="Times New Roman" w:cs="Times New Roman"/>
+        </w:rPr>
+        <w:t>(</w:t>
+      </w:r>
+      <w:r>
+        <w:rPr>
+          <w:rFonts w:hint="eastAsia" w:ascii="Times New Roman" w:hAnsi="Times New Roman" w:eastAsia="FangSong" w:cs="Times New Roman"/>
+        </w:rPr>
+        <w:t>无色</w:t>
+      </w:r>
+      <w:r>
+        <w:rPr>
+          <w:rFonts w:hint="eastAsia" w:ascii="Times New Roman" w:hAnsi="Times New Roman" w:eastAsia="Times New Roman" w:cs="Times New Roman"/>
+        </w:rPr>
+        <w:t>)；K</w:t>
+      </w:r>
+      <w:r>
+        <w:rPr>
+          <w:rFonts w:hint="eastAsia" w:ascii="Times New Roman" w:hAnsi="Times New Roman" w:eastAsia="Times New Roman" w:cs="Times New Roman"/>
+          <w:vertAlign w:val="subscript"/>
+        </w:rPr>
+        <w:t>2</w:t>
+      </w:r>
+      <w:r>
+        <w:rPr>
+          <w:rFonts w:hint="eastAsia" w:ascii="Times New Roman" w:hAnsi="Times New Roman" w:eastAsia="Times New Roman" w:cs="Times New Roman"/>
+        </w:rPr>
+        <w:t>[HgI</w:t>
+      </w:r>
+      <w:r>
+        <w:rPr>
+          <w:rFonts w:hint="eastAsia" w:ascii="Times New Roman" w:hAnsi="Times New Roman" w:eastAsia="Times New Roman" w:cs="Times New Roman"/>
+          <w:vertAlign w:val="subscript"/>
+        </w:rPr>
+        <w:t>4</w:t>
+      </w:r>
+      <w:r>
+        <w:rPr>
+          <w:rFonts w:hint="eastAsia" w:ascii="Times New Roman" w:hAnsi="Times New Roman" w:eastAsia="Times New Roman" w:cs="Times New Roman"/>
+        </w:rPr>
+        <w:t>]</w:t>
+      </w:r>
+      <w:r>
+        <w:rPr>
+          <w:rFonts w:ascii="Times New Roman" w:hAnsi="Times New Roman" w:eastAsia="Times New Roman" w:cs="Times New Roman"/>
+        </w:rPr>
+        <w:t xml:space="preserve"> </w:t>
+      </w:r>
+      <w:r>
+        <w:rPr>
+          <w:rFonts w:hint="eastAsia" w:ascii="Times New Roman" w:hAnsi="Times New Roman" w:eastAsia="FangSong" w:cs="Times New Roman"/>
+        </w:rPr>
+        <w:t xml:space="preserve">碱性液遇</w:t>
+      </w:r>
+      <w:r>
+        <w:rPr>
+          <w:rFonts w:ascii="Times New Roman" w:hAnsi="Times New Roman" w:eastAsia="Times New Roman" w:cs="Times New Roman"/>
+        </w:rPr>
+        <w:t xml:space="preserve"> NH</w:t>
+      </w:r>
+      <w:r>
+        <w:rPr>
+          <w:rFonts w:ascii="Times New Roman" w:hAnsi="Times New Roman" w:eastAsia="Times New Roman" w:cs="Times New Roman"/>
+          <w:vertAlign w:val="subscript"/>
+        </w:rPr>
+        <w:t>4</w:t>
+      </w:r>
+      <w:r>
+        <w:rPr>
+          <w:rFonts w:ascii="Times New Roman" w:hAnsi="Times New Roman" w:eastAsia="Times New Roman" w:cs="Times New Roman"/>
+          <w:vertAlign w:val="superscript"/>
+        </w:rPr>
+        <w:t>+</w:t>
+      </w:r>
+      <w:r>
+        <w:rPr>
+          <w:rFonts w:ascii="Times New Roman" w:hAnsi="Times New Roman" w:eastAsia="Times New Roman" w:cs="Times New Roman"/>
+        </w:rPr>
+        <w:t xml:space="preserve"> </w:t>
+      </w:r>
+      <w:r>
+        <w:rPr>
+          <w:rFonts w:hint="eastAsia" w:ascii="Times New Roman" w:hAnsi="Times New Roman" w:eastAsia="FangSong" w:cs="Times New Roman"/>
+        </w:rPr>
+        <w:t xml:space="preserve">生成红棕色</w:t>
+      </w:r>
+      <w:r>
+        <w:rPr>
+          <w:rFonts w:ascii="Times New Roman" w:hAnsi="Times New Roman" w:eastAsia="Times New Roman" w:cs="Times New Roman"/>
+        </w:rPr>
+        <w:t xml:space="preserve"> Hg</w:t>
+      </w:r>
+      <w:r>
+        <w:rPr>
+          <w:rFonts w:ascii="Times New Roman" w:hAnsi="Times New Roman" w:eastAsia="Times New Roman" w:cs="Times New Roman"/>
+          <w:vertAlign w:val="subscript"/>
+        </w:rPr>
+        <w:t>2</w:t>
+      </w:r>
+      <w:r>
+        <w:rPr>
+          <w:rFonts w:ascii="Times New Roman" w:hAnsi="Times New Roman" w:eastAsia="Times New Roman" w:cs="Times New Roman"/>
+        </w:rPr>
+        <w:t>NI·H</w:t>
+      </w:r>
+      <w:r>
+        <w:rPr>
+          <w:rFonts w:ascii="Times New Roman" w:hAnsi="Times New Roman" w:eastAsia="Times New Roman" w:cs="Times New Roman"/>
+          <w:vertAlign w:val="subscript"/>
+        </w:rPr>
+        <w:t>2</w:t>
+      </w:r>
+      <w:r>
+        <w:rPr>
+          <w:rFonts w:ascii="Times New Roman" w:hAnsi="Times New Roman" w:eastAsia="Times New Roman" w:cs="Times New Roman"/>
+        </w:rPr>
+        <w:t>O↓。</w:t>
+      </w:r>
+    </w:p>
+    <w:p>
+      <w:pPr>
+        <w:pStyle w:val="BodyText"/>
+        <w:ind w:firstLine="420"/>
+      </w:pPr>
+      <w:r>
+        <w:rPr>
+          <w:rFonts w:hint="eastAsia" w:ascii="Times New Roman" w:hAnsi="Times New Roman" w:eastAsia="Times New Roman" w:cs="Times New Roman"/>
+          <w:b/>
+          <w:bCs/>
+        </w:rPr>
+        <w:t>HgS（</w:t>
+      </w:r>
+      <w:r>
+        <w:rPr>
+          <w:rFonts w:hint="eastAsia" w:ascii="Times New Roman" w:hAnsi="Times New Roman" w:eastAsia="FangSong" w:cs="Times New Roman"/>
+          <w:b/>
+          <w:bCs/>
+        </w:rPr>
+        <w:t>朱砂</w:t>
+      </w:r>
+      <w:r>
+        <w:rPr>
+          <w:rFonts w:hint="eastAsia" w:ascii="Times New Roman" w:hAnsi="Times New Roman" w:eastAsia="Times New Roman" w:cs="Times New Roman"/>
+          <w:b/>
+          <w:bCs/>
+        </w:rPr>
+        <w:t>）</w:t>
+      </w:r>
+      <w:r>
+        <w:rPr>
+          <w:rFonts w:hint="eastAsia" w:ascii="Times New Roman" w:hAnsi="Times New Roman" w:eastAsia="Times New Roman" w:cs="Times New Roman"/>
+        </w:rPr>
+        <w:t xml:space="preserve">：Ksp</w:t>
+      </w:r>
+      <w:r>
+        <w:rPr>
+          <w:rFonts w:ascii="Times New Roman" w:hAnsi="Times New Roman" w:eastAsia="Times New Roman" w:cs="Times New Roman"/>
+        </w:rPr>
+        <w:t xml:space="preserve"> </w:t>
+      </w:r>
+      <w:r>
+        <w:rPr>
+          <w:rFonts w:hint="eastAsia" w:ascii="Times New Roman" w:hAnsi="Times New Roman" w:eastAsia="FangSong" w:cs="Times New Roman"/>
+        </w:rPr>
+        <w:t>极小</w:t>
+      </w:r>
+      <w:r>
+        <w:rPr>
+          <w:rFonts w:hint="eastAsia" w:ascii="Times New Roman" w:hAnsi="Times New Roman" w:eastAsia="Times New Roman" w:cs="Times New Roman"/>
+        </w:rPr>
+        <w:t>，</w:t>
+      </w:r>
+      <w:r>
+        <w:rPr>
+          <w:rFonts w:hint="eastAsia" w:ascii="Times New Roman" w:hAnsi="Times New Roman" w:eastAsia="FangSong" w:cs="Times New Roman"/>
+        </w:rPr>
+        <w:t>仅溶于王水</w:t>
+      </w:r>
+      <w:r>
+        <w:rPr>
+          <w:rFonts w:hint="eastAsia" w:ascii="Times New Roman" w:hAnsi="Times New Roman" w:eastAsia="Times New Roman" w:cs="Times New Roman"/>
+        </w:rPr>
+        <w:t>（3HgS</w:t>
+      </w:r>
+      <w:r>
+        <w:rPr>
+          <w:rFonts w:ascii="Times New Roman" w:hAnsi="Times New Roman" w:eastAsia="Times New Roman" w:cs="Times New Roman"/>
+        </w:rPr>
+        <w:t xml:space="preserve"> + 12HCl + 2HNO</w:t>
+      </w:r>
+      <w:r>
+        <w:rPr>
+          <w:rFonts w:ascii="Times New Roman" w:hAnsi="Times New Roman" w:eastAsia="Times New Roman" w:cs="Times New Roman"/>
+          <w:vertAlign w:val="subscript"/>
+        </w:rPr>
+        <w:t>3</w:t>
+      </w:r>
+      <w:r>
+        <w:rPr>
+          <w:rFonts w:ascii="Times New Roman" w:hAnsi="Times New Roman" w:eastAsia="Times New Roman" w:cs="Times New Roman"/>
+        </w:rPr>
+        <w:t xml:space="preserve"> → 3H</w:t>
+      </w:r>
+      <w:r>
+        <w:rPr>
+          <w:rFonts w:ascii="Times New Roman" w:hAnsi="Times New Roman" w:eastAsia="Times New Roman" w:cs="Times New Roman"/>
+          <w:vertAlign w:val="subscript"/>
+        </w:rPr>
+        <w:t>2</w:t>
+      </w:r>
+      <w:r>
+        <w:rPr>
+          <w:rFonts w:ascii="Times New Roman" w:hAnsi="Times New Roman" w:eastAsia="Times New Roman" w:cs="Times New Roman"/>
+        </w:rPr>
+        <w:t>HgCl</w:t>
+      </w:r>
+      <w:r>
+        <w:rPr>
+          <w:rFonts w:ascii="Times New Roman" w:hAnsi="Times New Roman" w:eastAsia="Times New Roman" w:cs="Times New Roman"/>
+          <w:vertAlign w:val="subscript"/>
+        </w:rPr>
+        <w:t>4</w:t>
+      </w:r>
+      <w:r>
+        <w:rPr>
+          <w:rFonts w:ascii="Times New Roman" w:hAnsi="Times New Roman" w:eastAsia="Times New Roman" w:cs="Times New Roman"/>
+        </w:rPr>
+        <w:t xml:space="preserve"> + 3S + 2NO + </w:t>
+      </w:r>
+      <w:r>
+        <w:rPr>
+          <w:rFonts w:hint="eastAsia" w:ascii="Times New Roman" w:hAnsi="Times New Roman" w:eastAsia="Times New Roman" w:cs="Times New Roman"/>
+        </w:rPr>
+        <w:t>4H</w:t>
+      </w:r>
+      <w:r>
+        <w:rPr>
+          <w:rFonts w:hint="eastAsia" w:ascii="Times New Roman" w:hAnsi="Times New Roman" w:eastAsia="Times New Roman" w:cs="Times New Roman"/>
+          <w:vertAlign w:val="subscript"/>
+        </w:rPr>
+        <w:t>2</w:t>
+      </w:r>
+      <w:r>
+        <w:rPr>
+          <w:rFonts w:hint="eastAsia" w:ascii="Times New Roman" w:hAnsi="Times New Roman" w:eastAsia="Times New Roman" w:cs="Times New Roman"/>
+        </w:rPr>
+        <w:t>O）。</w:t>
+      </w:r>
+    </w:p>
+    <w:p>
+      <w:pPr>
+        <w:pStyle w:val="BodyText"/>
+        <w:ind w:firstLine="420"/>
+      </w:pPr>
+      <w:r>
+        <w:rPr>
+          <w:rFonts w:hint="eastAsia" w:ascii="Times New Roman" w:hAnsi="Times New Roman" w:eastAsia="FangSong" w:cs="Times New Roman"/>
+          <w:b/>
+          <w:bCs/>
+        </w:rPr>
+        <w:t xml:space="preserve">毒性</w:t>
+      </w:r>
+      <w:r>
+        <w:rPr>
+          <w:rFonts w:hint="eastAsia" w:ascii="Times New Roman" w:hAnsi="Times New Roman" w:eastAsia="Times New Roman" w:cs="Times New Roman"/>
+        </w:rPr>
+        <w:t xml:space="preserve">：①</w:t>
+      </w:r>
+      <w:r>
+        <w:rPr>
+          <w:rFonts w:ascii="Times New Roman" w:hAnsi="Times New Roman" w:eastAsia="Times New Roman" w:cs="Times New Roman"/>
+        </w:rPr>
+        <w:t xml:space="preserve"> </w:t>
+      </w:r>
+      <w:r>
+        <w:rPr>
+          <w:rFonts w:hint="eastAsia" w:ascii="Times New Roman" w:hAnsi="Times New Roman" w:eastAsia="FangSong" w:cs="Times New Roman"/>
+        </w:rPr>
+        <w:t>汞蒸气</w:t>
+      </w:r>
+      <w:r>
+        <w:rPr>
+          <w:rFonts w:hint="eastAsia" w:ascii="Times New Roman" w:hAnsi="Times New Roman" w:eastAsia="Times New Roman" w:cs="Times New Roman"/>
+        </w:rPr>
+        <w:t>（</w:t>
+      </w:r>
+      <w:r>
+        <w:rPr>
+          <w:rFonts w:hint="eastAsia" w:ascii="Times New Roman" w:hAnsi="Times New Roman" w:eastAsia="FangSong" w:cs="Times New Roman"/>
+        </w:rPr>
+        <w:t>室温蒸气压大</w:t>
+      </w:r>
+      <w:r>
+        <w:rPr>
+          <w:rFonts w:hint="eastAsia" w:ascii="Times New Roman" w:hAnsi="Times New Roman" w:eastAsia="Times New Roman" w:cs="Times New Roman"/>
+        </w:rPr>
+        <w:t>，</w:t>
+      </w:r>
+      <w:r>
+        <w:rPr>
+          <w:rFonts w:hint="eastAsia" w:ascii="Times New Roman" w:hAnsi="Times New Roman" w:eastAsia="FangSong" w:cs="Times New Roman"/>
+        </w:rPr>
+        <w:t>饱和浓度超标千倍</w:t>
+      </w:r>
+      <w:r>
+        <w:rPr>
+          <w:rFonts w:hint="eastAsia" w:ascii="Times New Roman" w:hAnsi="Times New Roman" w:eastAsia="Times New Roman" w:cs="Times New Roman"/>
+        </w:rPr>
+        <w:t>，</w:t>
+      </w:r>
+      <w:r>
+        <w:rPr>
+          <w:rFonts w:hint="eastAsia" w:ascii="Times New Roman" w:hAnsi="Times New Roman" w:eastAsia="FangSong" w:cs="Times New Roman"/>
+        </w:rPr>
+        <w:t>损害中枢神经</w:t>
+      </w:r>
+      <w:r>
+        <w:rPr>
+          <w:rFonts w:hint="eastAsia" w:ascii="Times New Roman" w:hAnsi="Times New Roman" w:eastAsia="Times New Roman" w:cs="Times New Roman"/>
+        </w:rPr>
+        <w:t>）；②</w:t>
+      </w:r>
+      <w:r>
+        <w:rPr>
+          <w:rFonts w:ascii="Times New Roman" w:hAnsi="Times New Roman" w:eastAsia="Times New Roman" w:cs="Times New Roman"/>
+        </w:rPr>
+        <w:t xml:space="preserve"> </w:t>
+      </w:r>
+      <w:r>
+        <w:rPr>
+          <w:rFonts w:hint="eastAsia" w:ascii="Times New Roman" w:hAnsi="Times New Roman" w:eastAsia="FangSong" w:cs="Times New Roman"/>
+        </w:rPr>
+        <w:t xml:space="preserve">甲基汞</w:t>
+      </w:r>
+      <w:r>
+        <w:rPr>
+          <w:rFonts w:ascii="Times New Roman" w:hAnsi="Times New Roman" w:eastAsia="Times New Roman" w:cs="Times New Roman"/>
+        </w:rPr>
+        <w:t xml:space="preserve"> </w:t>
+      </w:r>
+      <w:r>
+        <w:rPr>
+          <w:rFonts w:hint="eastAsia" w:ascii="Times New Roman" w:hAnsi="Times New Roman" w:eastAsia="Times New Roman" w:cs="Times New Roman"/>
+        </w:rPr>
+        <w:t>CH</w:t>
+      </w:r>
+      <w:r>
+        <w:rPr>
+          <w:rFonts w:hint="eastAsia" w:ascii="Times New Roman" w:hAnsi="Times New Roman" w:eastAsia="Times New Roman" w:cs="Times New Roman"/>
+          <w:vertAlign w:val="subscript"/>
+        </w:rPr>
+        <w:t>3</w:t>
+      </w:r>
+      <w:r>
+        <w:rPr>
+          <w:rFonts w:hint="eastAsia" w:ascii="Times New Roman" w:hAnsi="Times New Roman" w:eastAsia="Times New Roman" w:cs="Times New Roman"/>
+        </w:rPr>
+        <w:t>Hg</w:t>
+      </w:r>
+      <w:r>
+        <w:rPr>
+          <w:rFonts w:hint="eastAsia" w:ascii="Times New Roman" w:hAnsi="Times New Roman" w:eastAsia="Times New Roman" w:cs="Times New Roman"/>
+          <w:vertAlign w:val="superscript"/>
+        </w:rPr>
+        <w:t>+</w:t>
+      </w:r>
+      <w:r>
+        <w:rPr>
+          <w:rFonts w:hint="eastAsia" w:ascii="Times New Roman" w:hAnsi="Times New Roman" w:eastAsia="Times New Roman" w:cs="Times New Roman"/>
+        </w:rPr>
+        <w:t>（</w:t>
+      </w:r>
+      <w:r>
+        <w:rPr>
+          <w:rFonts w:hint="eastAsia" w:ascii="Times New Roman" w:hAnsi="Times New Roman" w:eastAsia="FangSong" w:cs="Times New Roman"/>
+        </w:rPr>
+        <w:t>脂溶性</w:t>
+      </w:r>
+      <w:r>
+        <w:rPr>
+          <w:rFonts w:hint="eastAsia" w:ascii="Times New Roman" w:hAnsi="Times New Roman" w:eastAsia="Times New Roman" w:cs="Times New Roman"/>
+        </w:rPr>
+        <w:t>，</w:t>
+      </w:r>
+      <w:r>
+        <w:rPr>
+          <w:rFonts w:hint="eastAsia" w:ascii="Times New Roman" w:hAnsi="Times New Roman" w:eastAsia="FangSong" w:cs="Times New Roman"/>
+        </w:rPr>
+        <w:t>生物富集</w:t>
+      </w:r>
+      <w:r>
+        <w:rPr>
+          <w:rFonts w:hint="eastAsia" w:ascii="Times New Roman" w:hAnsi="Times New Roman" w:eastAsia="Times New Roman" w:cs="Times New Roman"/>
+        </w:rPr>
+        <w:t>，</w:t>
+      </w:r>
+      <w:r>
+        <w:rPr>
+          <w:rFonts w:hint="eastAsia" w:ascii="Times New Roman" w:hAnsi="Times New Roman" w:eastAsia="FangSong" w:cs="Times New Roman"/>
+          <w:b/>
+          <w:bCs/>
+        </w:rPr>
+        <w:t xml:space="preserve">水俣病</w:t>
+      </w:r>
+      <w:r>
+        <w:rPr>
+          <w:rFonts w:hint="eastAsia" w:ascii="Times New Roman" w:hAnsi="Times New Roman" w:eastAsia="Times New Roman" w:cs="Times New Roman"/>
+        </w:rPr>
+        <w:t xml:space="preserve">）。</w:t>
+      </w:r>
+    </w:p>
+    <w:p>
+      <w:pPr>
+        <w:pStyle w:val="BodyText"/>
         <w:spacing w:after="80"/>
         <w:ind w:firstLine="420"/>
       </w:pPr>
-      <w:r>
-        <w:rPr>
-          <w:rFonts w:hint="eastAsia" w:ascii="Times New Roman" w:hAnsi="Times New Roman" w:eastAsia="FangSong" w:cs="Times New Roman"/>
-          <w:b/>
-          <w:bCs/>
-        </w:rPr>
-        <w:t>甘汞鉴定</w:t>
-      </w:r>
-      <w:r>
-        <w:rPr>
-          <w:rFonts w:hint="eastAsia" w:ascii="Times New Roman" w:hAnsi="Times New Roman" w:eastAsia="Times New Roman" w:cs="Times New Roman"/>
-          <w:b/>
-          <w:bCs/>
-        </w:rPr>
-        <w:t>（SnCl</w:t>
-      </w:r>
-      <w:r>
-        <w:rPr>
-          <w:rFonts w:hint="eastAsia" w:ascii="Times New Roman" w:hAnsi="Times New Roman" w:eastAsia="Times New Roman" w:cs="Times New Roman"/>
-          <w:b/>
-          <w:bCs/>
-          <w:vertAlign w:val="subscript"/>
-        </w:rPr>
-        <w:t>2</w:t>
-      </w:r>
-      <w:r>
-        <w:rPr>
-          <w:rFonts w:ascii="Times New Roman" w:hAnsi="Times New Roman" w:eastAsia="Times New Roman" w:cs="Times New Roman"/>
-          <w:b/>
-          <w:bCs/>
-        </w:rPr>
-        <w:t xml:space="preserve"> </w:t>
-      </w:r>
-      <w:r>
-        <w:rPr>
-          <w:rFonts w:hint="eastAsia" w:ascii="Times New Roman" w:hAnsi="Times New Roman" w:eastAsia="FangSong" w:cs="Times New Roman"/>
-          <w:b/>
-          <w:bCs/>
-        </w:rPr>
-        <w:t>分步还原</w:t>
-      </w:r>
-      <w:r>
-        <w:rPr>
-          <w:rFonts w:hint="eastAsia" w:ascii="Times New Roman" w:hAnsi="Times New Roman" w:eastAsia="Times New Roman" w:cs="Times New Roman"/>
-          <w:b/>
-          <w:bCs/>
-        </w:rPr>
-        <w:t>，</w:t>
-      </w:r>
-      <w:r>
-        <w:rPr>
-          <w:rFonts w:hint="eastAsia" w:ascii="Times New Roman" w:hAnsi="Times New Roman" w:eastAsia="FangSong" w:cs="Times New Roman"/>
-          <w:b/>
-          <w:bCs/>
-        </w:rPr>
-        <w:t>白</w:t>
-      </w:r>
-      <w:r>
-        <w:rPr>
-          <w:rFonts w:hint="eastAsia" w:ascii="Times New Roman" w:hAnsi="Times New Roman" w:eastAsia="Times New Roman" w:cs="Times New Roman"/>
-          <w:b/>
-          <w:bCs/>
-        </w:rPr>
-        <w:t>→</w:t>
-      </w:r>
-      <w:r>
-        <w:rPr>
-          <w:rFonts w:hint="eastAsia" w:ascii="Times New Roman" w:hAnsi="Times New Roman" w:eastAsia="FangSong" w:cs="Times New Roman"/>
-          <w:b/>
-          <w:bCs/>
-        </w:rPr>
-        <w:t>灰</w:t>
-      </w:r>
-      <w:r>
-        <w:rPr>
-          <w:rFonts w:hint="eastAsia" w:ascii="Times New Roman" w:hAnsi="Times New Roman" w:eastAsia="Times New Roman" w:cs="Times New Roman"/>
-          <w:b/>
-          <w:bCs/>
-        </w:rPr>
-        <w:t>→</w:t>
-      </w:r>
-      <w:r>
-        <w:rPr>
-          <w:rFonts w:hint="eastAsia" w:ascii="Times New Roman" w:hAnsi="Times New Roman" w:eastAsia="FangSong" w:cs="Times New Roman"/>
-          <w:b/>
-          <w:bCs/>
-        </w:rPr>
-        <w:t>黑</w:t>
-      </w:r>
-      <w:r>
-        <w:rPr>
-          <w:rFonts w:hint="eastAsia" w:ascii="Times New Roman" w:hAnsi="Times New Roman" w:eastAsia="Times New Roman" w:cs="Times New Roman"/>
-          <w:b/>
-          <w:bCs/>
-        </w:rPr>
-        <w:t>）</w:t>
-      </w:r>
-      <w:r>
-        <w:rPr>
-          <w:rFonts w:hint="eastAsia" w:ascii="Times New Roman" w:hAnsi="Times New Roman" w:eastAsia="Times New Roman" w:cs="Times New Roman"/>
-        </w:rPr>
-        <w:t xml:space="preserve">：</w:t>
-      </w:r>
-      <w:r>
-        <w:rPr>
-          <w:rFonts w:ascii="Times New Roman" w:hAnsi="Times New Roman" w:eastAsia="Times New Roman" w:cs="Times New Roman"/>
-        </w:rPr>
-        <w:t xml:space="preserve"> </w:t>
-      </w:r>
-      <w:r>
-        <w:rPr>
-          <w:rFonts w:ascii="Times New Roman" w:hAnsi="Times New Roman" w:eastAsia="Times New Roman" w:cs="Times New Roman"/>
-        </w:rPr>
-        <w:t>1. 2HgCl</w:t>
-      </w:r>
-      <w:r>
-        <w:rPr>
-          <w:rFonts w:ascii="Times New Roman" w:hAnsi="Times New Roman" w:eastAsia="Times New Roman" w:cs="Times New Roman"/>
-          <w:vertAlign w:val="subscript"/>
-        </w:rPr>
-        <w:t>2</w:t>
-      </w:r>
-      <w:r>
-        <w:rPr>
-          <w:rFonts w:ascii="Times New Roman" w:hAnsi="Times New Roman" w:eastAsia="Times New Roman" w:cs="Times New Roman"/>
-        </w:rPr>
-        <w:t xml:space="preserve"> + SnCl</w:t>
-      </w:r>
-      <w:r>
-        <w:rPr>
-          <w:rFonts w:ascii="Times New Roman" w:hAnsi="Times New Roman" w:eastAsia="Times New Roman" w:cs="Times New Roman"/>
-          <w:vertAlign w:val="subscript"/>
-        </w:rPr>
-        <w:t>2</w:t>
-      </w:r>
-      <w:r>
-        <w:rPr>
-          <w:rFonts w:ascii="Times New Roman" w:hAnsi="Times New Roman" w:eastAsia="Times New Roman" w:cs="Times New Roman"/>
-        </w:rPr>
-        <w:t xml:space="preserve"> → </w:t>
-      </w:r>
-      <w:r>
-        <w:rPr>
-          <w:rFonts w:hint="eastAsia" w:ascii="Times New Roman" w:hAnsi="Times New Roman" w:eastAsia="Times New Roman" w:cs="Times New Roman"/>
-        </w:rPr>
-        <w:t>Hg</w:t>
-      </w:r>
-      <w:r>
-        <w:rPr>
-          <w:rFonts w:hint="eastAsia" w:ascii="Times New Roman" w:hAnsi="Times New Roman" w:eastAsia="Times New Roman" w:cs="Times New Roman"/>
-          <w:vertAlign w:val="subscript"/>
-        </w:rPr>
-        <w:t>2</w:t>
-      </w:r>
-      <w:r>
-        <w:rPr>
-          <w:rFonts w:hint="eastAsia" w:ascii="Times New Roman" w:hAnsi="Times New Roman" w:eastAsia="Times New Roman" w:cs="Times New Roman"/>
-        </w:rPr>
-        <w:t>Cl</w:t>
-      </w:r>
-      <w:r>
-        <w:rPr>
-          <w:rFonts w:hint="eastAsia" w:ascii="Times New Roman" w:hAnsi="Times New Roman" w:eastAsia="Times New Roman" w:cs="Times New Roman"/>
-          <w:vertAlign w:val="subscript"/>
-        </w:rPr>
-        <w:t>2</w:t>
-      </w:r>
-      <w:r>
-        <w:rPr>
-          <w:rFonts w:hint="eastAsia" w:ascii="Times New Roman" w:hAnsi="Times New Roman" w:eastAsia="Times New Roman" w:cs="Times New Roman"/>
-        </w:rPr>
-        <w:t>↓(</w:t>
-      </w:r>
-      <w:r>
-        <w:rPr>
-          <w:rFonts w:hint="eastAsia" w:ascii="Times New Roman" w:hAnsi="Times New Roman" w:eastAsia="FangSong" w:cs="Times New Roman"/>
-        </w:rPr>
-        <w:t>白</w:t>
-      </w:r>
-      <w:r>
-        <w:rPr>
-          <w:rFonts w:hint="eastAsia" w:ascii="Times New Roman" w:hAnsi="Times New Roman" w:eastAsia="Times New Roman" w:cs="Times New Roman"/>
-        </w:rPr>
-        <w:t>)</w:t>
-      </w:r>
-      <w:r>
-        <w:rPr>
-          <w:rFonts w:ascii="Times New Roman" w:hAnsi="Times New Roman" w:eastAsia="Times New Roman" w:cs="Times New Roman"/>
-        </w:rPr>
-        <w:t xml:space="preserve"> + SnCl</w:t>
-      </w:r>
-      <w:r>
-        <w:rPr>
-          <w:rFonts w:ascii="Times New Roman" w:hAnsi="Times New Roman" w:eastAsia="Times New Roman" w:cs="Times New Roman"/>
-          <w:vertAlign w:val="subscript"/>
-        </w:rPr>
-        <w:t>4</w:t>
-      </w:r>
-      <w:r>
-        <w:rPr>
-          <w:rFonts w:ascii="Times New Roman" w:hAnsi="Times New Roman" w:eastAsia="Times New Roman" w:cs="Times New Roman"/>
-        </w:rPr>
-        <w:t xml:space="preserve"> </w:t>
-      </w:r>
-      <w:r>
-        <w:rPr>
-          <w:rFonts w:ascii="Times New Roman" w:hAnsi="Times New Roman" w:eastAsia="Times New Roman" w:cs="Times New Roman"/>
-        </w:rPr>
-        <w:t>2. Hg</w:t>
-      </w:r>
-      <w:r>
-        <w:rPr>
-          <w:rFonts w:ascii="Times New Roman" w:hAnsi="Times New Roman" w:eastAsia="Times New Roman" w:cs="Times New Roman"/>
-          <w:vertAlign w:val="subscript"/>
-        </w:rPr>
-        <w:t>2</w:t>
-      </w:r>
-      <w:r>
-        <w:rPr>
-          <w:rFonts w:ascii="Times New Roman" w:hAnsi="Times New Roman" w:eastAsia="Times New Roman" w:cs="Times New Roman"/>
-        </w:rPr>
-        <w:t>Cl</w:t>
-      </w:r>
-      <w:r>
-        <w:rPr>
-          <w:rFonts w:ascii="Times New Roman" w:hAnsi="Times New Roman" w:eastAsia="Times New Roman" w:cs="Times New Roman"/>
-          <w:vertAlign w:val="subscript"/>
-        </w:rPr>
-        <w:t>2</w:t>
-      </w:r>
-      <w:r>
-        <w:rPr>
-          <w:rFonts w:ascii="Times New Roman" w:hAnsi="Times New Roman" w:eastAsia="Times New Roman" w:cs="Times New Roman"/>
-        </w:rPr>
-        <w:t xml:space="preserve"> + </w:t>
-      </w:r>
-      <w:r>
-        <w:rPr>
-          <w:rFonts w:hint="eastAsia" w:ascii="Times New Roman" w:hAnsi="Times New Roman" w:eastAsia="Times New Roman" w:cs="Times New Roman"/>
-        </w:rPr>
-        <w:t>SnCl</w:t>
-      </w:r>
-      <w:r>
-        <w:rPr>
-          <w:rFonts w:hint="eastAsia" w:ascii="Times New Roman" w:hAnsi="Times New Roman" w:eastAsia="Times New Roman" w:cs="Times New Roman"/>
-          <w:vertAlign w:val="subscript"/>
-        </w:rPr>
-        <w:t>2</w:t>
-      </w:r>
-      <w:r>
-        <w:rPr>
-          <w:rFonts w:hint="eastAsia" w:ascii="Times New Roman" w:hAnsi="Times New Roman" w:eastAsia="Times New Roman" w:cs="Times New Roman"/>
-        </w:rPr>
-        <w:t>(</w:t>
-      </w:r>
-      <w:r>
-        <w:rPr>
-          <w:rFonts w:hint="eastAsia" w:ascii="Times New Roman" w:hAnsi="Times New Roman" w:eastAsia="FangSong" w:cs="Times New Roman"/>
-        </w:rPr>
-        <w:t>过量</w:t>
-      </w:r>
-      <w:r>
-        <w:rPr>
-          <w:rFonts w:hint="eastAsia" w:ascii="Times New Roman" w:hAnsi="Times New Roman" w:eastAsia="Times New Roman" w:cs="Times New Roman"/>
-        </w:rPr>
-        <w:t>)</w:t>
-      </w:r>
-      <w:r>
-        <w:rPr>
-          <w:rFonts w:ascii="Times New Roman" w:hAnsi="Times New Roman" w:eastAsia="Times New Roman" w:cs="Times New Roman"/>
-        </w:rPr>
-        <w:t xml:space="preserve"> → </w:t>
-      </w:r>
-      <w:r>
-        <w:rPr>
-          <w:rFonts w:hint="eastAsia" w:ascii="Times New Roman" w:hAnsi="Times New Roman" w:eastAsia="Times New Roman" w:cs="Times New Roman"/>
-        </w:rPr>
-        <w:t>2Hg↓(</w:t>
-      </w:r>
-      <w:r>
-        <w:rPr>
-          <w:rFonts w:hint="eastAsia" w:ascii="Times New Roman" w:hAnsi="Times New Roman" w:eastAsia="FangSong" w:cs="Times New Roman"/>
-        </w:rPr>
-        <w:t>黑</w:t>
-      </w:r>
-      <w:r>
-        <w:rPr>
-          <w:rFonts w:hint="eastAsia" w:ascii="Times New Roman" w:hAnsi="Times New Roman" w:eastAsia="Times New Roman" w:cs="Times New Roman"/>
-        </w:rPr>
-        <w:t>)</w:t>
-      </w:r>
-      <w:r>
-        <w:rPr>
-          <w:rFonts w:ascii="Times New Roman" w:hAnsi="Times New Roman" w:eastAsia="Times New Roman" w:cs="Times New Roman"/>
-        </w:rPr>
-        <w:t xml:space="preserve"> + SnCl</w:t>
-      </w:r>
-      <w:r>
-        <w:rPr>
-          <w:rFonts w:ascii="Times New Roman" w:hAnsi="Times New Roman" w:eastAsia="Times New Roman" w:cs="Times New Roman"/>
-          <w:vertAlign w:val="subscript"/>
-        </w:rPr>
-        <w:t>4</w:t>
-      </w:r>
-      <w:r>
-        <w:rPr>
-          <w:rFonts w:ascii="Times New Roman" w:hAnsi="Times New Roman" w:eastAsia="Times New Roman" w:cs="Times New Roman"/>
-        </w:rPr>
-        <w:t xml:space="preserve"> </w:t>
-      </w:r>
-      <w:r>
-        <w:rPr>
-          <w:rFonts w:ascii="Times New Roman" w:hAnsi="Times New Roman" w:eastAsia="Times New Roman" w:cs="Times New Roman"/>
-          <w:b/>
-          <w:bCs/>
-        </w:rPr>
-        <w:t>AgCl vs Hg</w:t>
-      </w:r>
-      <w:r>
-        <w:rPr>
-          <w:rFonts w:ascii="Times New Roman" w:hAnsi="Times New Roman" w:eastAsia="Times New Roman" w:cs="Times New Roman"/>
-          <w:b/>
-          <w:bCs/>
-          <w:vertAlign w:val="subscript"/>
-        </w:rPr>
-        <w:t>2</w:t>
-      </w:r>
-      <w:r>
-        <w:rPr>
-          <w:rFonts w:ascii="Times New Roman" w:hAnsi="Times New Roman" w:eastAsia="Times New Roman" w:cs="Times New Roman"/>
-          <w:b/>
-          <w:bCs/>
-        </w:rPr>
-        <w:t>Cl</w:t>
-      </w:r>
-      <w:r>
-        <w:rPr>
-          <w:rFonts w:ascii="Times New Roman" w:hAnsi="Times New Roman" w:eastAsia="Times New Roman" w:cs="Times New Roman"/>
-          <w:b/>
-          <w:bCs/>
-          <w:vertAlign w:val="subscript"/>
-        </w:rPr>
-        <w:t>2</w:t>
-      </w:r>
-      <w:r>
-        <w:rPr>
-          <w:rFonts w:ascii="Times New Roman" w:hAnsi="Times New Roman" w:eastAsia="Times New Roman" w:cs="Times New Roman"/>
-          <w:b/>
-          <w:bCs/>
-        </w:rPr>
-        <w:t xml:space="preserve"> </w:t>
-      </w:r>
-      <w:r>
-        <w:rPr>
-          <w:rFonts w:hint="eastAsia" w:ascii="Times New Roman" w:hAnsi="Times New Roman" w:eastAsia="FangSong" w:cs="Times New Roman"/>
-          <w:b/>
-          <w:bCs/>
-        </w:rPr>
-        <w:t xml:space="preserve">鉴别</w:t>
-      </w:r>
-      <w:r>
-        <w:rPr>
-          <w:rFonts w:hint="eastAsia" w:ascii="Times New Roman" w:hAnsi="Times New Roman" w:eastAsia="Times New Roman" w:cs="Times New Roman"/>
-        </w:rPr>
-        <w:t>（</w:t>
-      </w:r>
-      <w:r>
-        <w:rPr>
-          <w:rFonts w:hint="eastAsia" w:ascii="Times New Roman" w:hAnsi="Times New Roman" w:eastAsia="FangSong" w:cs="Times New Roman"/>
-        </w:rPr>
-        <w:t>加氨水</w:t>
-      </w:r>
-      <w:r>
-        <w:rPr>
-          <w:rFonts w:hint="eastAsia" w:ascii="Times New Roman" w:hAnsi="Times New Roman" w:eastAsia="Times New Roman" w:cs="Times New Roman"/>
-        </w:rPr>
-        <w:t>）：AgCl</w:t>
-      </w:r>
-      <w:r>
-        <w:rPr>
-          <w:rFonts w:ascii="Times New Roman" w:hAnsi="Times New Roman" w:eastAsia="Times New Roman" w:cs="Times New Roman"/>
-        </w:rPr>
-        <w:t xml:space="preserve"> </w:t>
-      </w:r>
-      <w:r>
-        <w:rPr>
-          <w:rFonts w:hint="eastAsia" w:ascii="Times New Roman" w:hAnsi="Times New Roman" w:eastAsia="FangSong" w:cs="Times New Roman"/>
-        </w:rPr>
-        <w:t>溶解</w:t>
-      </w:r>
-      <w:r>
-        <w:rPr>
-          <w:rFonts w:hint="eastAsia" w:ascii="Times New Roman" w:hAnsi="Times New Roman" w:eastAsia="Times New Roman" w:cs="Times New Roman"/>
-        </w:rPr>
-        <w:t>；Hg</w:t>
-      </w:r>
-      <w:r>
-        <w:rPr>
-          <w:rFonts w:hint="eastAsia" w:ascii="Times New Roman" w:hAnsi="Times New Roman" w:eastAsia="Times New Roman" w:cs="Times New Roman"/>
-          <w:vertAlign w:val="subscript"/>
-        </w:rPr>
-        <w:t>2</w:t>
-      </w:r>
-      <w:r>
-        <w:rPr>
-          <w:rFonts w:hint="eastAsia" w:ascii="Times New Roman" w:hAnsi="Times New Roman" w:eastAsia="Times New Roman" w:cs="Times New Roman"/>
-        </w:rPr>
-        <w:t>Cl</w:t>
-      </w:r>
-      <w:r>
-        <w:rPr>
-          <w:rFonts w:hint="eastAsia" w:ascii="Times New Roman" w:hAnsi="Times New Roman" w:eastAsia="Times New Roman" w:cs="Times New Roman"/>
-          <w:vertAlign w:val="subscript"/>
-        </w:rPr>
-        <w:t>2</w:t>
-      </w:r>
-      <w:r>
-        <w:rPr>
-          <w:rFonts w:ascii="Times New Roman" w:hAnsi="Times New Roman" w:eastAsia="Times New Roman" w:cs="Times New Roman"/>
-        </w:rPr>
-        <w:t xml:space="preserve"> </w:t>
-      </w:r>
-      <w:r>
-        <w:rPr>
-          <w:rFonts w:hint="eastAsia" w:ascii="Times New Roman" w:hAnsi="Times New Roman" w:eastAsia="FangSong" w:cs="Times New Roman"/>
-        </w:rPr>
-        <w:t>变灰黑</w:t>
-      </w:r>
-      <w:r>
-        <w:rPr>
-          <w:rFonts w:hint="eastAsia" w:ascii="Times New Roman" w:hAnsi="Times New Roman" w:eastAsia="Times New Roman" w:cs="Times New Roman"/>
-        </w:rPr>
-        <w:t>（Hg</w:t>
-      </w:r>
-      <w:r>
-        <w:rPr>
-          <w:rFonts w:hint="eastAsia" w:ascii="Times New Roman" w:hAnsi="Times New Roman" w:eastAsia="Times New Roman" w:cs="Times New Roman"/>
-          <w:vertAlign w:val="subscript"/>
-        </w:rPr>
-        <w:t>2</w:t>
-      </w:r>
-      <w:r>
-        <w:rPr>
-          <w:rFonts w:hint="eastAsia" w:ascii="Times New Roman" w:hAnsi="Times New Roman" w:eastAsia="Times New Roman" w:cs="Times New Roman"/>
-        </w:rPr>
-        <w:t>Cl</w:t>
-      </w:r>
-      <w:r>
-        <w:rPr>
-          <w:rFonts w:hint="eastAsia" w:ascii="Times New Roman" w:hAnsi="Times New Roman" w:eastAsia="Times New Roman" w:cs="Times New Roman"/>
-          <w:vertAlign w:val="subscript"/>
-        </w:rPr>
-        <w:t>2</w:t>
-      </w:r>
-      <w:r>
-        <w:rPr>
-          <w:rFonts w:ascii="Times New Roman" w:hAnsi="Times New Roman" w:eastAsia="Times New Roman" w:cs="Times New Roman"/>
-        </w:rPr>
-        <w:t xml:space="preserve"> + 2NH</w:t>
-      </w:r>
-      <w:r>
-        <w:rPr>
-          <w:rFonts w:ascii="Times New Roman" w:hAnsi="Times New Roman" w:eastAsia="Times New Roman" w:cs="Times New Roman"/>
-          <w:vertAlign w:val="subscript"/>
-        </w:rPr>
-        <w:t>3</w:t>
-      </w:r>
-      <w:r>
-        <w:rPr>
-          <w:rFonts w:ascii="Times New Roman" w:hAnsi="Times New Roman" w:eastAsia="Times New Roman" w:cs="Times New Roman"/>
-        </w:rPr>
-        <w:t xml:space="preserve"> → </w:t>
-      </w:r>
-      <w:r>
-        <w:rPr>
-          <w:rFonts w:hint="eastAsia" w:ascii="Times New Roman" w:hAnsi="Times New Roman" w:eastAsia="Times New Roman" w:cs="Times New Roman"/>
-        </w:rPr>
-        <w:t>Hg(NH</w:t>
-      </w:r>
-      <w:r>
-        <w:rPr>
-          <w:rFonts w:hint="eastAsia" w:ascii="Times New Roman" w:hAnsi="Times New Roman" w:eastAsia="Times New Roman" w:cs="Times New Roman"/>
-          <w:vertAlign w:val="subscript"/>
-        </w:rPr>
-        <w:t>2</w:t>
-      </w:r>
-      <w:r>
-        <w:rPr>
-          <w:rFonts w:hint="eastAsia" w:ascii="Times New Roman" w:hAnsi="Times New Roman" w:eastAsia="Times New Roman" w:cs="Times New Roman"/>
-        </w:rPr>
-        <w:t>)Cl↓</w:t>
-      </w:r>
-      <w:r>
-        <w:rPr>
-          <w:rFonts w:hint="eastAsia" w:ascii="Times New Roman" w:hAnsi="Times New Roman" w:eastAsia="FangSong" w:cs="Times New Roman"/>
-        </w:rPr>
-        <w:t>白</w:t>
-      </w:r>
-      <w:r>
-        <w:rPr>
-          <w:rFonts w:ascii="Times New Roman" w:hAnsi="Times New Roman" w:eastAsia="Times New Roman" w:cs="Times New Roman"/>
-        </w:rPr>
-        <w:t xml:space="preserve"> + </w:t>
-      </w:r>
-      <w:r>
-        <w:rPr>
-          <w:rFonts w:hint="eastAsia" w:ascii="Times New Roman" w:hAnsi="Times New Roman" w:eastAsia="Times New Roman" w:cs="Times New Roman"/>
-        </w:rPr>
-        <w:t>Hg↓</w:t>
-      </w:r>
-      <w:r>
-        <w:rPr>
-          <w:rFonts w:hint="eastAsia" w:ascii="Times New Roman" w:hAnsi="Times New Roman" w:eastAsia="FangSong" w:cs="Times New Roman"/>
-        </w:rPr>
-        <w:t>黑</w:t>
-      </w:r>
-      <w:r>
-        <w:rPr>
-          <w:rFonts w:ascii="Times New Roman" w:hAnsi="Times New Roman" w:eastAsia="Times New Roman" w:cs="Times New Roman"/>
-        </w:rPr>
-        <w:t xml:space="preserve"> + </w:t>
-      </w:r>
-      <w:r>
-        <w:rPr>
-          <w:rFonts w:hint="eastAsia" w:ascii="Times New Roman" w:hAnsi="Times New Roman" w:eastAsia="Times New Roman" w:cs="Times New Roman"/>
-        </w:rPr>
-        <w:t>NH</w:t>
-      </w:r>
-      <w:r>
-        <w:rPr>
-          <w:rFonts w:hint="eastAsia" w:ascii="Times New Roman" w:hAnsi="Times New Roman" w:eastAsia="Times New Roman" w:cs="Times New Roman"/>
-          <w:vertAlign w:val="subscript"/>
-        </w:rPr>
-        <w:t>4</w:t>
-      </w:r>
-      <w:r>
-        <w:rPr>
-          <w:rFonts w:hint="eastAsia" w:ascii="Times New Roman" w:hAnsi="Times New Roman" w:eastAsia="Times New Roman" w:cs="Times New Roman"/>
-        </w:rPr>
-        <w:t>Cl）。</w:t>
-      </w:r>
-      <w:r>
-        <w:rPr>
-          <w:rFonts w:ascii="Times New Roman" w:hAnsi="Times New Roman" w:eastAsia="Times New Roman" w:cs="Times New Roman"/>
-        </w:rPr>
-        <w:t xml:space="preserve"> </w:t>
-      </w:r>
-      <w:r>
-        <w:rPr>
-          <w:rFonts w:ascii="Times New Roman" w:hAnsi="Times New Roman" w:eastAsia="Times New Roman" w:cs="Times New Roman"/>
-          <w:b/>
-          <w:bCs/>
-        </w:rPr>
-        <w:t xml:space="preserve">Nessler </w:t>
-      </w:r>
-      <w:r>
-        <w:rPr>
-          <w:rFonts w:hint="eastAsia" w:ascii="Times New Roman" w:hAnsi="Times New Roman" w:eastAsia="FangSong" w:cs="Times New Roman"/>
-          <w:b/>
-          <w:bCs/>
-        </w:rPr>
-        <w:t xml:space="preserve">试剂</w:t>
-      </w:r>
-      <w:r>
-        <w:rPr>
-          <w:rFonts w:hint="eastAsia" w:ascii="Times New Roman" w:hAnsi="Times New Roman" w:eastAsia="Times New Roman" w:cs="Times New Roman"/>
-        </w:rPr>
-        <w:t>（NH</w:t>
-      </w:r>
-      <w:r>
-        <w:rPr>
-          <w:rFonts w:hint="eastAsia" w:ascii="Times New Roman" w:hAnsi="Times New Roman" w:eastAsia="Times New Roman" w:cs="Times New Roman"/>
-          <w:vertAlign w:val="subscript"/>
-        </w:rPr>
-        <w:t>4</w:t>
-      </w:r>
-      <w:r>
-        <w:rPr>
-          <w:rFonts w:hint="eastAsia" w:ascii="Times New Roman" w:hAnsi="Times New Roman" w:eastAsia="Times New Roman" w:cs="Times New Roman"/>
-          <w:vertAlign w:val="superscript"/>
-        </w:rPr>
-        <w:t>+</w:t>
-      </w:r>
-      <w:r>
-        <w:rPr>
-          <w:rFonts w:ascii="Times New Roman" w:hAnsi="Times New Roman" w:eastAsia="Times New Roman" w:cs="Times New Roman"/>
-        </w:rPr>
-        <w:t xml:space="preserve"> </w:t>
-      </w:r>
-      <w:r>
-        <w:rPr>
-          <w:rFonts w:hint="eastAsia" w:ascii="Times New Roman" w:hAnsi="Times New Roman" w:eastAsia="FangSong" w:cs="Times New Roman"/>
-        </w:rPr>
-        <w:t>鉴定</w:t>
-      </w:r>
-      <w:r>
-        <w:rPr>
-          <w:rFonts w:hint="eastAsia" w:ascii="Times New Roman" w:hAnsi="Times New Roman" w:eastAsia="Times New Roman" w:cs="Times New Roman"/>
-        </w:rPr>
-        <w:t>）：Hg</w:t>
-      </w:r>
-      <w:r>
-        <w:rPr>
-          <w:rFonts w:hint="eastAsia" w:ascii="Times New Roman" w:hAnsi="Times New Roman" w:eastAsia="Times New Roman" w:cs="Times New Roman"/>
-          <w:vertAlign w:val="superscript"/>
-        </w:rPr>
-        <w:t>2+</w:t>
-      </w:r>
-      <w:r>
-        <w:rPr>
-          <w:rFonts w:ascii="Times New Roman" w:hAnsi="Times New Roman" w:eastAsia="Times New Roman" w:cs="Times New Roman"/>
-        </w:rPr>
-        <w:t xml:space="preserve"> + 2I</w:t>
-      </w:r>
-      <w:r>
-        <w:rPr>
-          <w:rFonts w:ascii="Times New Roman" w:hAnsi="Times New Roman" w:eastAsia="Times New Roman" w:cs="Times New Roman"/>
-          <w:vertAlign w:val="superscript"/>
-        </w:rPr>
-        <w:t>-</w:t>
-      </w:r>
-      <w:r>
-        <w:rPr>
-          <w:rFonts w:ascii="Times New Roman" w:hAnsi="Times New Roman" w:eastAsia="Times New Roman" w:cs="Times New Roman"/>
-        </w:rPr>
-        <w:t xml:space="preserve"> → </w:t>
-      </w:r>
-      <w:r>
-        <w:rPr>
-          <w:rFonts w:hint="eastAsia" w:ascii="Times New Roman" w:hAnsi="Times New Roman" w:eastAsia="Times New Roman" w:cs="Times New Roman"/>
-        </w:rPr>
-        <w:t>HgI</w:t>
-      </w:r>
-      <w:r>
-        <w:rPr>
-          <w:rFonts w:hint="eastAsia" w:ascii="Times New Roman" w:hAnsi="Times New Roman" w:eastAsia="Times New Roman" w:cs="Times New Roman"/>
-          <w:vertAlign w:val="subscript"/>
-        </w:rPr>
-        <w:t>2</w:t>
-      </w:r>
-      <w:r>
-        <w:rPr>
-          <w:rFonts w:hint="eastAsia" w:ascii="Times New Roman" w:hAnsi="Times New Roman" w:eastAsia="Times New Roman" w:cs="Times New Roman"/>
-        </w:rPr>
-        <w:t>↓(</w:t>
-      </w:r>
-      <w:r>
-        <w:rPr>
-          <w:rFonts w:hint="eastAsia" w:ascii="Times New Roman" w:hAnsi="Times New Roman" w:eastAsia="FangSong" w:cs="Times New Roman"/>
-        </w:rPr>
-        <w:t>红</w:t>
-      </w:r>
-      <w:r>
-        <w:rPr>
-          <w:rFonts w:hint="eastAsia" w:ascii="Times New Roman" w:hAnsi="Times New Roman" w:eastAsia="Times New Roman" w:cs="Times New Roman"/>
-        </w:rPr>
-        <w:t>)；</w:t>
-      </w:r>
-      <w:r>
-        <w:rPr>
-          <w:rFonts w:hint="eastAsia" w:ascii="Times New Roman" w:hAnsi="Times New Roman" w:eastAsia="FangSong" w:cs="Times New Roman"/>
-        </w:rPr>
-        <w:t>过量</w:t>
-      </w:r>
-      <w:r>
-        <w:rPr>
-          <w:rFonts w:ascii="Times New Roman" w:hAnsi="Times New Roman" w:eastAsia="Times New Roman" w:cs="Times New Roman"/>
-        </w:rPr>
-        <w:t xml:space="preserve"> I</w:t>
-      </w:r>
-      <w:r>
-        <w:rPr>
-          <w:rFonts w:ascii="Times New Roman" w:hAnsi="Times New Roman" w:eastAsia="Times New Roman" w:cs="Times New Roman"/>
-          <w:vertAlign w:val="superscript"/>
-        </w:rPr>
-        <w:t>-</w:t>
-      </w:r>
-      <w:r>
-        <w:rPr>
-          <w:rFonts w:ascii="Times New Roman" w:hAnsi="Times New Roman" w:eastAsia="Times New Roman" w:cs="Times New Roman"/>
-        </w:rPr>
-        <w:t xml:space="preserve"> → </w:t>
-      </w:r>
-      <w:r>
-        <w:rPr>
-          <w:rFonts w:hint="eastAsia" w:ascii="Times New Roman" w:hAnsi="Times New Roman" w:eastAsia="Times New Roman" w:cs="Times New Roman"/>
-        </w:rPr>
-        <w:t>[HgI</w:t>
-      </w:r>
-      <w:r>
-        <w:rPr>
-          <w:rFonts w:hint="eastAsia" w:ascii="Times New Roman" w:hAnsi="Times New Roman" w:eastAsia="Times New Roman" w:cs="Times New Roman"/>
-          <w:vertAlign w:val="subscript"/>
-        </w:rPr>
-        <w:t>4</w:t>
-      </w:r>
-      <w:r>
-        <w:rPr>
-          <w:rFonts w:hint="eastAsia" w:ascii="Times New Roman" w:hAnsi="Times New Roman" w:eastAsia="Times New Roman" w:cs="Times New Roman"/>
-        </w:rPr>
-        <w:t>]</w:t>
-      </w:r>
-      <w:r>
-        <w:rPr>
-          <w:rFonts w:hint="eastAsia" w:ascii="Times New Roman" w:hAnsi="Times New Roman" w:eastAsia="Times New Roman" w:cs="Times New Roman"/>
-          <w:vertAlign w:val="superscript"/>
-        </w:rPr>
-        <w:t>2-</w:t>
-      </w:r>
-      <w:r>
-        <w:rPr>
-          <w:rFonts w:hint="eastAsia" w:ascii="Times New Roman" w:hAnsi="Times New Roman" w:eastAsia="Times New Roman" w:cs="Times New Roman"/>
-        </w:rPr>
-        <w:t>(</w:t>
-      </w:r>
-      <w:r>
-        <w:rPr>
-          <w:rFonts w:hint="eastAsia" w:ascii="Times New Roman" w:hAnsi="Times New Roman" w:eastAsia="FangSong" w:cs="Times New Roman"/>
-        </w:rPr>
-        <w:t>无色</w:t>
-      </w:r>
-      <w:r>
-        <w:rPr>
-          <w:rFonts w:hint="eastAsia" w:ascii="Times New Roman" w:hAnsi="Times New Roman" w:eastAsia="Times New Roman" w:cs="Times New Roman"/>
-        </w:rPr>
-        <w:t>)；K</w:t>
-      </w:r>
-      <w:r>
-        <w:rPr>
-          <w:rFonts w:hint="eastAsia" w:ascii="Times New Roman" w:hAnsi="Times New Roman" w:eastAsia="Times New Roman" w:cs="Times New Roman"/>
-          <w:vertAlign w:val="subscript"/>
-        </w:rPr>
-        <w:t>2</w:t>
-      </w:r>
-      <w:r>
-        <w:rPr>
-          <w:rFonts w:hint="eastAsia" w:ascii="Times New Roman" w:hAnsi="Times New Roman" w:eastAsia="Times New Roman" w:cs="Times New Roman"/>
-        </w:rPr>
-        <w:t>[HgI</w:t>
-      </w:r>
-      <w:r>
-        <w:rPr>
-          <w:rFonts w:hint="eastAsia" w:ascii="Times New Roman" w:hAnsi="Times New Roman" w:eastAsia="Times New Roman" w:cs="Times New Roman"/>
-          <w:vertAlign w:val="subscript"/>
-        </w:rPr>
-        <w:t>4</w:t>
-      </w:r>
-      <w:r>
-        <w:rPr>
-          <w:rFonts w:hint="eastAsia" w:ascii="Times New Roman" w:hAnsi="Times New Roman" w:eastAsia="Times New Roman" w:cs="Times New Roman"/>
-        </w:rPr>
-        <w:t>]</w:t>
-      </w:r>
-      <w:r>
-        <w:rPr>
-          <w:rFonts w:ascii="Times New Roman" w:hAnsi="Times New Roman" w:eastAsia="Times New Roman" w:cs="Times New Roman"/>
-        </w:rPr>
-        <w:t xml:space="preserve"> </w:t>
-      </w:r>
-      <w:r>
-        <w:rPr>
-          <w:rFonts w:hint="eastAsia" w:ascii="Times New Roman" w:hAnsi="Times New Roman" w:eastAsia="FangSong" w:cs="Times New Roman"/>
-        </w:rPr>
-        <w:t xml:space="preserve">碱性液遇</w:t>
-      </w:r>
-      <w:r>
-        <w:rPr>
-          <w:rFonts w:ascii="Times New Roman" w:hAnsi="Times New Roman" w:eastAsia="Times New Roman" w:cs="Times New Roman"/>
-        </w:rPr>
-        <w:t xml:space="preserve"> NH</w:t>
-      </w:r>
-      <w:r>
-        <w:rPr>
-          <w:rFonts w:ascii="Times New Roman" w:hAnsi="Times New Roman" w:eastAsia="Times New Roman" w:cs="Times New Roman"/>
-          <w:vertAlign w:val="subscript"/>
-        </w:rPr>
-        <w:t>4</w:t>
-      </w:r>
-      <w:r>
-        <w:rPr>
-          <w:rFonts w:ascii="Times New Roman" w:hAnsi="Times New Roman" w:eastAsia="Times New Roman" w:cs="Times New Roman"/>
-          <w:vertAlign w:val="superscript"/>
-        </w:rPr>
-        <w:t>+</w:t>
-      </w:r>
-      <w:r>
-        <w:rPr>
-          <w:rFonts w:ascii="Times New Roman" w:hAnsi="Times New Roman" w:eastAsia="Times New Roman" w:cs="Times New Roman"/>
-        </w:rPr>
-        <w:t xml:space="preserve"> </w:t>
-      </w:r>
-      <w:r>
-        <w:rPr>
-          <w:rFonts w:hint="eastAsia" w:ascii="Times New Roman" w:hAnsi="Times New Roman" w:eastAsia="FangSong" w:cs="Times New Roman"/>
-        </w:rPr>
-        <w:t xml:space="preserve">生成红棕色</w:t>
-      </w:r>
-      <w:r>
-        <w:rPr>
-          <w:rFonts w:ascii="Times New Roman" w:hAnsi="Times New Roman" w:eastAsia="Times New Roman" w:cs="Times New Roman"/>
-        </w:rPr>
-        <w:t xml:space="preserve"> Hg</w:t>
-      </w:r>
-      <w:r>
-        <w:rPr>
-          <w:rFonts w:ascii="Times New Roman" w:hAnsi="Times New Roman" w:eastAsia="Times New Roman" w:cs="Times New Roman"/>
-          <w:vertAlign w:val="subscript"/>
-        </w:rPr>
-        <w:t>2</w:t>
-      </w:r>
-      <w:r>
-        <w:rPr>
-          <w:rFonts w:ascii="Times New Roman" w:hAnsi="Times New Roman" w:eastAsia="Times New Roman" w:cs="Times New Roman"/>
-        </w:rPr>
-        <w:t>NI·H</w:t>
-      </w:r>
-      <w:r>
-        <w:rPr>
-          <w:rFonts w:ascii="Times New Roman" w:hAnsi="Times New Roman" w:eastAsia="Times New Roman" w:cs="Times New Roman"/>
-          <w:vertAlign w:val="subscript"/>
-        </w:rPr>
-        <w:t>2</w:t>
-      </w:r>
-      <w:r>
-        <w:rPr>
-          <w:rFonts w:ascii="Times New Roman" w:hAnsi="Times New Roman" w:eastAsia="Times New Roman" w:cs="Times New Roman"/>
-        </w:rPr>
-        <w:t>O↓。</w:t>
-      </w:r>
-      <w:r>
-        <w:rPr>
-          <w:rFonts w:ascii="Times New Roman" w:hAnsi="Times New Roman" w:eastAsia="Times New Roman" w:cs="Times New Roman"/>
-        </w:rPr>
-        <w:t xml:space="preserve"> </w:t>
-      </w:r>
-      <w:r>
-        <w:rPr>
-          <w:rFonts w:hint="eastAsia" w:ascii="Times New Roman" w:hAnsi="Times New Roman" w:eastAsia="Times New Roman" w:cs="Times New Roman"/>
-          <w:b/>
-          <w:bCs/>
-        </w:rPr>
-        <w:t>HgS（</w:t>
-      </w:r>
-      <w:r>
-        <w:rPr>
-          <w:rFonts w:hint="eastAsia" w:ascii="Times New Roman" w:hAnsi="Times New Roman" w:eastAsia="FangSong" w:cs="Times New Roman"/>
-          <w:b/>
-          <w:bCs/>
-        </w:rPr>
-        <w:t>朱砂</w:t>
-      </w:r>
-      <w:r>
-        <w:rPr>
-          <w:rFonts w:hint="eastAsia" w:ascii="Times New Roman" w:hAnsi="Times New Roman" w:eastAsia="Times New Roman" w:cs="Times New Roman"/>
-          <w:b/>
-          <w:bCs/>
-        </w:rPr>
-        <w:t>）</w:t>
-      </w:r>
-      <w:r>
-        <w:rPr>
-          <w:rFonts w:hint="eastAsia" w:ascii="Times New Roman" w:hAnsi="Times New Roman" w:eastAsia="Times New Roman" w:cs="Times New Roman"/>
-        </w:rPr>
-        <w:t xml:space="preserve">：Ksp</w:t>
-      </w:r>
-      <w:r>
-        <w:rPr>
-          <w:rFonts w:ascii="Times New Roman" w:hAnsi="Times New Roman" w:eastAsia="Times New Roman" w:cs="Times New Roman"/>
-        </w:rPr>
-        <w:t xml:space="preserve"> </w:t>
-      </w:r>
-      <w:r>
-        <w:rPr>
-          <w:rFonts w:hint="eastAsia" w:ascii="Times New Roman" w:hAnsi="Times New Roman" w:eastAsia="FangSong" w:cs="Times New Roman"/>
-        </w:rPr>
-        <w:t>极小</w:t>
-      </w:r>
-      <w:r>
-        <w:rPr>
-          <w:rFonts w:hint="eastAsia" w:ascii="Times New Roman" w:hAnsi="Times New Roman" w:eastAsia="Times New Roman" w:cs="Times New Roman"/>
-        </w:rPr>
-        <w:t>，</w:t>
-      </w:r>
-      <w:r>
-        <w:rPr>
-          <w:rFonts w:hint="eastAsia" w:ascii="Times New Roman" w:hAnsi="Times New Roman" w:eastAsia="FangSong" w:cs="Times New Roman"/>
-        </w:rPr>
-        <w:t>仅溶于王水</w:t>
-      </w:r>
-      <w:r>
-        <w:rPr>
-          <w:rFonts w:hint="eastAsia" w:ascii="Times New Roman" w:hAnsi="Times New Roman" w:eastAsia="Times New Roman" w:cs="Times New Roman"/>
-        </w:rPr>
-        <w:t>（3HgS</w:t>
-      </w:r>
-      <w:r>
-        <w:rPr>
-          <w:rFonts w:ascii="Times New Roman" w:hAnsi="Times New Roman" w:eastAsia="Times New Roman" w:cs="Times New Roman"/>
-        </w:rPr>
-        <w:t xml:space="preserve"> + 12HCl + 2HNO</w:t>
-      </w:r>
-      <w:r>
-        <w:rPr>
-          <w:rFonts w:ascii="Times New Roman" w:hAnsi="Times New Roman" w:eastAsia="Times New Roman" w:cs="Times New Roman"/>
-          <w:vertAlign w:val="subscript"/>
-        </w:rPr>
-        <w:t>3</w:t>
-      </w:r>
-      <w:r>
-        <w:rPr>
-          <w:rFonts w:ascii="Times New Roman" w:hAnsi="Times New Roman" w:eastAsia="Times New Roman" w:cs="Times New Roman"/>
-        </w:rPr>
-        <w:t xml:space="preserve"> → 3H</w:t>
-      </w:r>
-      <w:r>
-        <w:rPr>
-          <w:rFonts w:ascii="Times New Roman" w:hAnsi="Times New Roman" w:eastAsia="Times New Roman" w:cs="Times New Roman"/>
-          <w:vertAlign w:val="subscript"/>
-        </w:rPr>
-        <w:t>2</w:t>
-      </w:r>
-      <w:r>
-        <w:rPr>
-          <w:rFonts w:ascii="Times New Roman" w:hAnsi="Times New Roman" w:eastAsia="Times New Roman" w:cs="Times New Roman"/>
-        </w:rPr>
-        <w:t>HgCl</w:t>
-      </w:r>
-      <w:r>
-        <w:rPr>
-          <w:rFonts w:ascii="Times New Roman" w:hAnsi="Times New Roman" w:eastAsia="Times New Roman" w:cs="Times New Roman"/>
-          <w:vertAlign w:val="subscript"/>
-        </w:rPr>
-        <w:t>4</w:t>
-      </w:r>
-      <w:r>
-        <w:rPr>
-          <w:rFonts w:ascii="Times New Roman" w:hAnsi="Times New Roman" w:eastAsia="Times New Roman" w:cs="Times New Roman"/>
-        </w:rPr>
-        <w:t xml:space="preserve"> + 3S + 2NO + </w:t>
-      </w:r>
-      <w:r>
-        <w:rPr>
-          <w:rFonts w:hint="eastAsia" w:ascii="Times New Roman" w:hAnsi="Times New Roman" w:eastAsia="Times New Roman" w:cs="Times New Roman"/>
-        </w:rPr>
-        <w:t>4H</w:t>
-      </w:r>
-      <w:r>
-        <w:rPr>
-          <w:rFonts w:hint="eastAsia" w:ascii="Times New Roman" w:hAnsi="Times New Roman" w:eastAsia="Times New Roman" w:cs="Times New Roman"/>
-          <w:vertAlign w:val="subscript"/>
-        </w:rPr>
-        <w:t>2</w:t>
-      </w:r>
-      <w:r>
-        <w:rPr>
-          <w:rFonts w:hint="eastAsia" w:ascii="Times New Roman" w:hAnsi="Times New Roman" w:eastAsia="Times New Roman" w:cs="Times New Roman"/>
-        </w:rPr>
-        <w:t>O）。</w:t>
-      </w:r>
-      <w:r>
-        <w:rPr>
-          <w:rFonts w:ascii="Times New Roman" w:hAnsi="Times New Roman" w:eastAsia="Times New Roman" w:cs="Times New Roman"/>
-        </w:rPr>
-        <w:t xml:space="preserve"> </w:t>
-      </w:r>
-      <w:r>
-        <w:rPr>
-          <w:rFonts w:hint="eastAsia" w:ascii="Times New Roman" w:hAnsi="Times New Roman" w:eastAsia="FangSong" w:cs="Times New Roman"/>
-          <w:b/>
-          <w:bCs/>
-        </w:rPr>
-        <w:t xml:space="preserve">毒性</w:t>
-      </w:r>
-      <w:r>
-        <w:rPr>
-          <w:rFonts w:hint="eastAsia" w:ascii="Times New Roman" w:hAnsi="Times New Roman" w:eastAsia="Times New Roman" w:cs="Times New Roman"/>
-        </w:rPr>
-        <w:t xml:space="preserve">：①</w:t>
-      </w:r>
-      <w:r>
-        <w:rPr>
-          <w:rFonts w:ascii="Times New Roman" w:hAnsi="Times New Roman" w:eastAsia="Times New Roman" w:cs="Times New Roman"/>
-        </w:rPr>
-        <w:t xml:space="preserve"> </w:t>
-      </w:r>
-      <w:r>
-        <w:rPr>
-          <w:rFonts w:hint="eastAsia" w:ascii="Times New Roman" w:hAnsi="Times New Roman" w:eastAsia="FangSong" w:cs="Times New Roman"/>
-        </w:rPr>
-        <w:t>汞蒸气</w:t>
-      </w:r>
-      <w:r>
-        <w:rPr>
-          <w:rFonts w:hint="eastAsia" w:ascii="Times New Roman" w:hAnsi="Times New Roman" w:eastAsia="Times New Roman" w:cs="Times New Roman"/>
-        </w:rPr>
-        <w:t>（</w:t>
-      </w:r>
-      <w:r>
-        <w:rPr>
-          <w:rFonts w:hint="eastAsia" w:ascii="Times New Roman" w:hAnsi="Times New Roman" w:eastAsia="FangSong" w:cs="Times New Roman"/>
-        </w:rPr>
-        <w:t>室温蒸气压大</w:t>
-      </w:r>
-      <w:r>
-        <w:rPr>
-          <w:rFonts w:hint="eastAsia" w:ascii="Times New Roman" w:hAnsi="Times New Roman" w:eastAsia="Times New Roman" w:cs="Times New Roman"/>
-        </w:rPr>
-        <w:t>，</w:t>
-      </w:r>
-      <w:r>
-        <w:rPr>
-          <w:rFonts w:hint="eastAsia" w:ascii="Times New Roman" w:hAnsi="Times New Roman" w:eastAsia="FangSong" w:cs="Times New Roman"/>
-        </w:rPr>
-        <w:t>饱和浓度超标千倍</w:t>
-      </w:r>
-      <w:r>
-        <w:rPr>
-          <w:rFonts w:hint="eastAsia" w:ascii="Times New Roman" w:hAnsi="Times New Roman" w:eastAsia="Times New Roman" w:cs="Times New Roman"/>
-        </w:rPr>
-        <w:t>，</w:t>
-      </w:r>
-      <w:r>
-        <w:rPr>
-          <w:rFonts w:hint="eastAsia" w:ascii="Times New Roman" w:hAnsi="Times New Roman" w:eastAsia="FangSong" w:cs="Times New Roman"/>
-        </w:rPr>
-        <w:t>损害中枢神经</w:t>
-      </w:r>
-      <w:r>
-        <w:rPr>
-          <w:rFonts w:hint="eastAsia" w:ascii="Times New Roman" w:hAnsi="Times New Roman" w:eastAsia="Times New Roman" w:cs="Times New Roman"/>
-        </w:rPr>
-        <w:t>）；②</w:t>
-      </w:r>
-      <w:r>
-        <w:rPr>
-          <w:rFonts w:ascii="Times New Roman" w:hAnsi="Times New Roman" w:eastAsia="Times New Roman" w:cs="Times New Roman"/>
-        </w:rPr>
-        <w:t xml:space="preserve"> </w:t>
-      </w:r>
-      <w:r>
-        <w:rPr>
-          <w:rFonts w:hint="eastAsia" w:ascii="Times New Roman" w:hAnsi="Times New Roman" w:eastAsia="FangSong" w:cs="Times New Roman"/>
-        </w:rPr>
-        <w:t xml:space="preserve">甲基汞</w:t>
-      </w:r>
-      <w:r>
-        <w:rPr>
-          <w:rFonts w:ascii="Times New Roman" w:hAnsi="Times New Roman" w:eastAsia="Times New Roman" w:cs="Times New Roman"/>
-        </w:rPr>
-        <w:t xml:space="preserve"> </w:t>
-      </w:r>
-      <w:r>
-        <w:rPr>
-          <w:rFonts w:hint="eastAsia" w:ascii="Times New Roman" w:hAnsi="Times New Roman" w:eastAsia="Times New Roman" w:cs="Times New Roman"/>
-        </w:rPr>
-        <w:t>CH</w:t>
-      </w:r>
-      <w:r>
-        <w:rPr>
-          <w:rFonts w:hint="eastAsia" w:ascii="Times New Roman" w:hAnsi="Times New Roman" w:eastAsia="Times New Roman" w:cs="Times New Roman"/>
-          <w:vertAlign w:val="subscript"/>
-        </w:rPr>
-        <w:t>3</w:t>
-      </w:r>
-      <w:r>
-        <w:rPr>
-          <w:rFonts w:hint="eastAsia" w:ascii="Times New Roman" w:hAnsi="Times New Roman" w:eastAsia="Times New Roman" w:cs="Times New Roman"/>
-        </w:rPr>
-        <w:t>Hg</w:t>
-      </w:r>
-      <w:r>
-        <w:rPr>
-          <w:rFonts w:hint="eastAsia" w:ascii="Times New Roman" w:hAnsi="Times New Roman" w:eastAsia="Times New Roman" w:cs="Times New Roman"/>
-          <w:vertAlign w:val="superscript"/>
-        </w:rPr>
-        <w:t>+</w:t>
-      </w:r>
-      <w:r>
-        <w:rPr>
-          <w:rFonts w:hint="eastAsia" w:ascii="Times New Roman" w:hAnsi="Times New Roman" w:eastAsia="Times New Roman" w:cs="Times New Roman"/>
-        </w:rPr>
-        <w:t>（</w:t>
-      </w:r>
-      <w:r>
-        <w:rPr>
-          <w:rFonts w:hint="eastAsia" w:ascii="Times New Roman" w:hAnsi="Times New Roman" w:eastAsia="FangSong" w:cs="Times New Roman"/>
-        </w:rPr>
-        <w:t>脂溶性</w:t>
-      </w:r>
-      <w:r>
-        <w:rPr>
-          <w:rFonts w:hint="eastAsia" w:ascii="Times New Roman" w:hAnsi="Times New Roman" w:eastAsia="Times New Roman" w:cs="Times New Roman"/>
-        </w:rPr>
-        <w:t>，</w:t>
-      </w:r>
-      <w:r>
-        <w:rPr>
-          <w:rFonts w:hint="eastAsia" w:ascii="Times New Roman" w:hAnsi="Times New Roman" w:eastAsia="FangSong" w:cs="Times New Roman"/>
-        </w:rPr>
-        <w:t>生物富集</w:t>
-      </w:r>
-      <w:r>
-        <w:rPr>
-          <w:rFonts w:hint="eastAsia" w:ascii="Times New Roman" w:hAnsi="Times New Roman" w:eastAsia="Times New Roman" w:cs="Times New Roman"/>
-        </w:rPr>
-        <w:t>，</w:t>
-      </w:r>
-      <w:r>
-        <w:rPr>
-          <w:rFonts w:hint="eastAsia" w:ascii="Times New Roman" w:hAnsi="Times New Roman" w:eastAsia="FangSong" w:cs="Times New Roman"/>
-          <w:b/>
-          <w:bCs/>
-        </w:rPr>
-        <w:t xml:space="preserve">水俣病</w:t>
-      </w:r>
-      <w:r>
-        <w:rPr>
-          <w:rFonts w:hint="eastAsia" w:ascii="Times New Roman" w:hAnsi="Times New Roman" w:eastAsia="Times New Roman" w:cs="Times New Roman"/>
-        </w:rPr>
-        <w:t xml:space="preserve">）。</w:t>
-      </w:r>
-      <w:r>
-        <w:rPr>
-          <w:rFonts w:ascii="Times New Roman" w:hAnsi="Times New Roman" w:eastAsia="Times New Roman" w:cs="Times New Roman"/>
-        </w:rPr>
-        <w:t xml:space="preserve"> </w:t>
-      </w:r>
       <w:r>
         <w:rPr>
           <w:rFonts w:hint="eastAsia" w:ascii="Times New Roman" w:hAnsi="Times New Roman" w:eastAsia="FangSong" w:cs="Times New Roman"/>
@@ -14130,18 +14075,6 @@
         <w:rPr>
           <w:rFonts w:ascii="Times New Roman" w:hAnsi="Times New Roman" w:eastAsia="Times New Roman" w:cs="Times New Roman"/>
         </w:rPr>
-        <w:t xml:space="preserve">[!important]</w:t>
-      </w:r>
-      <w:r>
-        <w:rPr>
-          <w:rFonts w:ascii="Times New Roman" w:hAnsi="Times New Roman" w:eastAsia="Times New Roman" w:cs="Times New Roman"/>
-        </w:rPr>
-        <w:t xml:space="preserve"> </w:t>
-      </w:r>
-      <w:r>
-        <w:rPr>
-          <w:rFonts w:ascii="Times New Roman" w:hAnsi="Times New Roman" w:eastAsia="Times New Roman" w:cs="Times New Roman"/>
-        </w:rPr>
         <w:t xml:space="preserve">Cr </w:t>
       </w:r>
       <w:r>
@@ -14428,7 +14361,7 @@
       <w:pPr>
         <w:numPr>
           <w:ilvl w:val="0"/>
-          <w:numId w:val="1004"/>
+          <w:numId w:val="1005"/>
         </w:numPr>
         <w:ind w:firstLine="420"/>
       </w:pPr>
@@ -14611,7 +14544,7 @@
       <w:pPr>
         <w:numPr>
           <w:ilvl w:val="0"/>
-          <w:numId w:val="1004"/>
+          <w:numId w:val="1005"/>
         </w:numPr>
         <w:ind w:firstLine="420"/>
       </w:pPr>
@@ -14703,12 +14636,12 @@
         </w:rPr>
         <w:t>。</w:t>
       </w:r>
-      <w:r>
-        <w:rPr>
-          <w:rFonts w:ascii="Times New Roman" w:hAnsi="Times New Roman" w:eastAsia="Times New Roman" w:cs="Times New Roman"/>
-        </w:rPr>
-        <w:t xml:space="preserve"> </w:t>
-      </w:r>
+    </w:p>
+    <w:p>
+      <w:pPr>
+        <w:pStyle w:val="FirstParagraph"/>
+        <w:ind w:firstLine="420"/>
+      </w:pPr>
       <w:r>
         <w:rPr>
           <w:rFonts w:hint="eastAsia" w:ascii="Times New Roman" w:hAnsi="Times New Roman" w:eastAsia="FangSong" w:cs="Times New Roman"/>
@@ -15488,12 +15421,12 @@
         </w:rPr>
         <w:t xml:space="preserve">7-10）</w:t>
       </w:r>
-      <w:r>
-        <w:rPr>
-          <w:rFonts w:ascii="Times New Roman" w:hAnsi="Times New Roman" w:eastAsia="Times New Roman" w:cs="Times New Roman"/>
-        </w:rPr>
-        <w:t xml:space="preserve"> </w:t>
-      </w:r>
+    </w:p>
+    <w:p>
+      <w:pPr>
+        <w:pStyle w:val="BodyText"/>
+        <w:ind w:firstLine="420"/>
+      </w:pPr>
       <w:r>
         <w:rPr>
           <w:rFonts w:hint="eastAsia" w:ascii="Times New Roman" w:hAnsi="Times New Roman" w:eastAsia="FangSong" w:cs="Times New Roman"/>
@@ -19200,7 +19133,7 @@
       <w:pPr>
         <w:numPr>
           <w:ilvl w:val="0"/>
-          <w:numId w:val="1005"/>
+          <w:numId w:val="1006"/>
         </w:numPr>
         <w:ind w:firstLine="420"/>
       </w:pPr>
@@ -19307,7 +19240,7 @@
       <w:pPr>
         <w:numPr>
           <w:ilvl w:val="0"/>
-          <w:numId w:val="1005"/>
+          <w:numId w:val="1006"/>
         </w:numPr>
         <w:ind w:firstLine="420"/>
       </w:pPr>
@@ -19507,7 +19440,7 @@
       <w:pPr>
         <w:numPr>
           <w:ilvl w:val="0"/>
-          <w:numId w:val="1005"/>
+          <w:numId w:val="1006"/>
         </w:numPr>
         <w:ind w:firstLine="420"/>
       </w:pPr>
@@ -20723,7 +20656,7 @@
       <w:pPr>
         <w:numPr>
           <w:ilvl w:val="0"/>
-          <w:numId w:val="1006"/>
+          <w:numId w:val="1007"/>
         </w:numPr>
         <w:ind w:firstLine="420"/>
       </w:pPr>
@@ -20850,7 +20783,7 @@
       <w:pPr>
         <w:numPr>
           <w:ilvl w:val="0"/>
-          <w:numId w:val="1006"/>
+          <w:numId w:val="1007"/>
         </w:numPr>
         <w:ind w:firstLine="420"/>
       </w:pPr>
@@ -20995,7 +20928,7 @@
       <w:pPr>
         <w:numPr>
           <w:ilvl w:val="0"/>
-          <w:numId w:val="1006"/>
+          <w:numId w:val="1007"/>
         </w:numPr>
         <w:ind w:firstLine="420"/>
       </w:pPr>
@@ -38348,91 +38281,6 @@
       </w:pPr>
     </w:lvl>
   </w:abstractNum>
-  <w:abstractNum w:abstractNumId="99412">
-    <w:nsid w:val="00A99412"/>
-    <w:multiLevelType w:val="multilevel"/>
-    <w:lvl w:ilvl="0">
-      <w:start w:val="2"/>
-      <w:numFmt w:val="decimal"/>
-      <w:lvlText w:val="%1."/>
-      <w:lvlJc w:val="left"/>
-      <w:pPr>
-        <w:ind w:left="720" w:hanging="360"/>
-      </w:pPr>
-    </w:lvl>
-    <w:lvl w:ilvl="1">
-      <w:start w:val="2"/>
-      <w:numFmt w:val="decimal"/>
-      <w:lvlText w:val="%2."/>
-      <w:lvlJc w:val="left"/>
-      <w:pPr>
-        <w:ind w:left="1440" w:hanging="360"/>
-      </w:pPr>
-    </w:lvl>
-    <w:lvl w:ilvl="2">
-      <w:start w:val="2"/>
-      <w:numFmt w:val="decimal"/>
-      <w:lvlText w:val="%3."/>
-      <w:lvlJc w:val="left"/>
-      <w:pPr>
-        <w:ind w:left="2160" w:hanging="360"/>
-      </w:pPr>
-    </w:lvl>
-    <w:lvl w:ilvl="3">
-      <w:start w:val="2"/>
-      <w:numFmt w:val="decimal"/>
-      <w:lvlText w:val="%4."/>
-      <w:lvlJc w:val="left"/>
-      <w:pPr>
-        <w:ind w:left="2880" w:hanging="360"/>
-      </w:pPr>
-    </w:lvl>
-    <w:lvl w:ilvl="4">
-      <w:start w:val="2"/>
-      <w:numFmt w:val="decimal"/>
-      <w:lvlText w:val="%5."/>
-      <w:lvlJc w:val="left"/>
-      <w:pPr>
-        <w:ind w:left="3600" w:hanging="360"/>
-      </w:pPr>
-    </w:lvl>
-    <w:lvl w:ilvl="5">
-      <w:start w:val="2"/>
-      <w:numFmt w:val="decimal"/>
-      <w:lvlText w:val="%6."/>
-      <w:lvlJc w:val="left"/>
-      <w:pPr>
-        <w:ind w:left="4320" w:hanging="360"/>
-      </w:pPr>
-    </w:lvl>
-    <w:lvl w:ilvl="6">
-      <w:start w:val="2"/>
-      <w:numFmt w:val="decimal"/>
-      <w:lvlText w:val="%7."/>
-      <w:lvlJc w:val="left"/>
-      <w:pPr>
-        <w:ind w:left="5040" w:hanging="360"/>
-      </w:pPr>
-    </w:lvl>
-    <w:lvl w:ilvl="7">
-      <w:start w:val="2"/>
-      <w:numFmt w:val="decimal"/>
-      <w:lvlText w:val="%8."/>
-      <w:lvlJc w:val="left"/>
-      <w:pPr>
-        <w:ind w:left="5760" w:hanging="360"/>
-      </w:pPr>
-    </w:lvl>
-    <w:lvl w:ilvl="8">
-      <w:start w:val="2"/>
-      <w:numFmt w:val="decimal"/>
-      <w:lvlText w:val="%9."/>
-      <w:lvlJc w:val="left"/>
-      <w:pPr>
-        <w:ind w:left="6480" w:hanging="360"/>
-      </w:pPr>
-    </w:lvl>
-  </w:abstractNum>
   <w:num w:numId="1000">
     <w:abstractNumId w:val="990"/>
   </w:num>
@@ -38467,33 +38315,33 @@
     </w:lvlOverride>
   </w:num>
   <w:num w:numId="1002">
-    <w:abstractNumId w:val="99412"/>
+    <w:abstractNumId w:val="99411"/>
     <w:lvlOverride w:ilvl="0">
-      <w:startOverride w:val="2"/>
+      <w:startOverride w:val="1"/>
     </w:lvlOverride>
     <w:lvlOverride w:ilvl="1">
-      <w:startOverride w:val="2"/>
+      <w:startOverride w:val="1"/>
     </w:lvlOverride>
     <w:lvlOverride w:ilvl="2">
-      <w:startOverride w:val="2"/>
+      <w:startOverride w:val="1"/>
     </w:lvlOverride>
     <w:lvlOverride w:ilvl="3">
-      <w:startOverride w:val="2"/>
+      <w:startOverride w:val="1"/>
     </w:lvlOverride>
     <w:lvlOverride w:ilvl="4">
-      <w:startOverride w:val="2"/>
+      <w:startOverride w:val="1"/>
     </w:lvlOverride>
     <w:lvlOverride w:ilvl="5">
-      <w:startOverride w:val="2"/>
+      <w:startOverride w:val="1"/>
     </w:lvlOverride>
     <w:lvlOverride w:ilvl="6">
-      <w:startOverride w:val="2"/>
+      <w:startOverride w:val="1"/>
     </w:lvlOverride>
     <w:lvlOverride w:ilvl="7">
-      <w:startOverride w:val="2"/>
+      <w:startOverride w:val="1"/>
     </w:lvlOverride>
     <w:lvlOverride w:ilvl="8">
-      <w:startOverride w:val="2"/>
+      <w:startOverride w:val="1"/>
     </w:lvlOverride>
   </w:num>
   <w:num w:numId="1003">
@@ -38587,6 +38435,36 @@
     </w:lvlOverride>
   </w:num>
   <w:num w:numId="1006">
+    <w:abstractNumId w:val="99411"/>
+    <w:lvlOverride w:ilvl="0">
+      <w:startOverride w:val="1"/>
+    </w:lvlOverride>
+    <w:lvlOverride w:ilvl="1">
+      <w:startOverride w:val="1"/>
+    </w:lvlOverride>
+    <w:lvlOverride w:ilvl="2">
+      <w:startOverride w:val="1"/>
+    </w:lvlOverride>
+    <w:lvlOverride w:ilvl="3">
+      <w:startOverride w:val="1"/>
+    </w:lvlOverride>
+    <w:lvlOverride w:ilvl="4">
+      <w:startOverride w:val="1"/>
+    </w:lvlOverride>
+    <w:lvlOverride w:ilvl="5">
+      <w:startOverride w:val="1"/>
+    </w:lvlOverride>
+    <w:lvlOverride w:ilvl="6">
+      <w:startOverride w:val="1"/>
+    </w:lvlOverride>
+    <w:lvlOverride w:ilvl="7">
+      <w:startOverride w:val="1"/>
+    </w:lvlOverride>
+    <w:lvlOverride w:ilvl="8">
+      <w:startOverride w:val="1"/>
+    </w:lvlOverride>
+  </w:num>
+  <w:num w:numId="1007">
     <w:abstractNumId w:val="99411"/>
     <w:lvlOverride w:ilvl="0">
       <w:startOverride w:val="1"/>

--- a/06-学生侧材料/讲义/学生专用版/5-无机化学/银金汞钼钨-超级充实版（学生专用版）.docx
+++ b/06-学生侧材料/讲义/学生专用版/5-无机化学/银金汞钼钨-超级充实版（学生专用版）.docx
@@ -6781,7 +6781,7 @@
               </w:rPr>
               <w:drawing>
                 <wp:inline>
-                  <wp:extent cx="2667000" cy="1309962"/>
+                  <wp:extent cx="2381250" cy="1169609"/>
                   <wp:effectExtent b="0" l="0" r="0" t="0"/>
                   <wp:docPr descr="" title="" id="20" name="Picture"/>
                   <a:graphic>
@@ -6802,7 +6802,7 @@
                         <pic:spPr bwMode="auto">
                           <a:xfrm>
                             <a:off x="0" y="0"/>
-                            <a:ext cx="2667000" cy="1309962"/>
+                            <a:ext cx="2381250" cy="1169609"/>
                           </a:xfrm>
                           <a:prstGeom prst="rect">
                             <a:avLst/>
@@ -6835,7 +6835,7 @@
               </w:rPr>
               <w:drawing>
                 <wp:inline>
-                  <wp:extent cx="2667000" cy="1201179"/>
+                  <wp:extent cx="2381250" cy="1072481"/>
                   <wp:effectExtent b="0" l="0" r="0" t="0"/>
                   <wp:docPr descr="" title="" id="23" name="Picture"/>
                   <a:graphic>
@@ -6856,7 +6856,7 @@
                         <pic:spPr bwMode="auto">
                           <a:xfrm>
                             <a:off x="0" y="0"/>
-                            <a:ext cx="2667000" cy="1201179"/>
+                            <a:ext cx="2381250" cy="1072481"/>
                           </a:xfrm>
                           <a:prstGeom prst="rect">
                             <a:avLst/>
@@ -9454,7 +9454,7 @@
               </w:rPr>
               <w:drawing>
                 <wp:inline>
-                  <wp:extent cx="2667000" cy="1162848"/>
+                  <wp:extent cx="2381250" cy="1038257"/>
                   <wp:effectExtent b="0" l="0" r="0" t="0"/>
                   <wp:docPr descr="" title="" id="30" name="Picture"/>
                   <a:graphic>
@@ -9475,7 +9475,7 @@
                         <pic:spPr bwMode="auto">
                           <a:xfrm>
                             <a:off x="0" y="0"/>
-                            <a:ext cx="2667000" cy="1162848"/>
+                            <a:ext cx="2381250" cy="1038257"/>
                           </a:xfrm>
                           <a:prstGeom prst="rect">
                             <a:avLst/>
@@ -9508,7 +9508,7 @@
               </w:rPr>
               <w:drawing>
                 <wp:inline>
-                  <wp:extent cx="2667000" cy="539393"/>
+                  <wp:extent cx="2381250" cy="481601"/>
                   <wp:effectExtent b="0" l="0" r="0" t="0"/>
                   <wp:docPr descr="" title="" id="33" name="Picture"/>
                   <a:graphic>
@@ -9529,7 +9529,7 @@
                         <pic:spPr bwMode="auto">
                           <a:xfrm>
                             <a:off x="0" y="0"/>
-                            <a:ext cx="2667000" cy="539393"/>
+                            <a:ext cx="2381250" cy="481601"/>
                           </a:xfrm>
                           <a:prstGeom prst="rect">
                             <a:avLst/>

--- a/06-学生侧材料/讲义/学生专用版/5-无机化学/银金汞钼钨-超级充实版（学生专用版）.docx
+++ b/06-学生侧材料/讲义/学生专用版/5-无机化学/银金汞钼钨-超级充实版（学生专用版）.docx
@@ -22959,6 +22959,14 @@
       </w:pPr>
       <w:r>
         <w:rPr>
+          <w:rFonts w:ascii="Times New Roman" w:hAnsi="Times New Roman" w:eastAsia="Times New Roman" w:cs="Times New Roman"/>
+          <w:b/>
+          <w:bCs/>
+        </w:rPr>
+        <w:t xml:space="preserve">7.3.1 </w:t>
+      </w:r>
+      <w:r>
+        <w:rPr>
           <w:rFonts w:hint="eastAsia" w:ascii="Times New Roman" w:hAnsi="Times New Roman" w:eastAsia="FangSong" w:cs="Times New Roman"/>
           <w:b/>
           <w:bCs/>
@@ -23474,6 +23482,14 @@
       </w:pPr>
       <w:r>
         <w:rPr>
+          <w:rFonts w:ascii="Times New Roman" w:hAnsi="Times New Roman" w:eastAsia="Times New Roman" w:cs="Times New Roman"/>
+          <w:b/>
+          <w:bCs/>
+        </w:rPr>
+        <w:t xml:space="preserve">7.3.2 </w:t>
+      </w:r>
+      <w:r>
+        <w:rPr>
           <w:rFonts w:hint="eastAsia" w:ascii="Times New Roman" w:hAnsi="Times New Roman" w:eastAsia="FangSong" w:cs="Times New Roman"/>
           <w:b/>
           <w:bCs/>
@@ -23957,6 +23973,14 @@
         <w:spacing w:before="120" w:after="80"/>
         <w:ind w:firstLine="420"/>
       </w:pPr>
+      <w:r>
+        <w:rPr>
+          <w:rFonts w:ascii="Times New Roman" w:hAnsi="Times New Roman" w:eastAsia="Times New Roman" w:cs="Times New Roman"/>
+          <w:b/>
+          <w:bCs/>
+        </w:rPr>
+        <w:t xml:space="preserve">7.3.3 </w:t>
+      </w:r>
       <w:r>
         <w:rPr>
           <w:rFonts w:hint="eastAsia" w:ascii="Times New Roman" w:hAnsi="Times New Roman" w:eastAsia="FangSong" w:cs="Times New Roman"/>

--- a/06-学生侧材料/讲义/学生专用版/5-无机化学/银金汞钼钨-超级充实版（学生专用版）.docx
+++ b/06-学生侧材料/讲义/学生专用版/5-无机化学/银金汞钼钨-超级充实版（学生专用版）.docx
@@ -13615,7 +13615,7 @@
               </w:rPr>
               <w:drawing>
                 <wp:inline>
-                  <wp:extent cx="1666875" cy="2620327"/>
+                  <wp:extent cx="1568400" cy="2465524"/>
                   <wp:effectExtent b="0" l="0" r="0" t="0"/>
                   <wp:docPr descr="" title="" id="44" name="Picture"/>
                   <a:graphic>
@@ -13636,7 +13636,7 @@
                         <pic:spPr bwMode="auto">
                           <a:xfrm>
                             <a:off x="0" y="0"/>
-                            <a:ext cx="1666875" cy="2620327"/>
+                            <a:ext cx="1568400" cy="2465524"/>
                           </a:xfrm>
                           <a:prstGeom prst="rect">
                             <a:avLst/>
@@ -13669,7 +13669,7 @@
               </w:rPr>
               <w:drawing>
                 <wp:inline>
-                  <wp:extent cx="1666875" cy="573132"/>
+                  <wp:extent cx="1568400" cy="539272"/>
                   <wp:effectExtent b="0" l="0" r="0" t="0"/>
                   <wp:docPr descr="" title="" id="47" name="Picture"/>
                   <a:graphic>
@@ -13690,7 +13690,7 @@
                         <pic:spPr bwMode="auto">
                           <a:xfrm>
                             <a:off x="0" y="0"/>
-                            <a:ext cx="1666875" cy="573132"/>
+                            <a:ext cx="1568400" cy="539272"/>
                           </a:xfrm>
                           <a:prstGeom prst="rect">
                             <a:avLst/>
@@ -13723,7 +13723,7 @@
               </w:rPr>
               <w:drawing>
                 <wp:inline>
-                  <wp:extent cx="1666875" cy="817712"/>
+                  <wp:extent cx="1568400" cy="769403"/>
                   <wp:effectExtent b="0" l="0" r="0" t="0"/>
                   <wp:docPr descr="" title="" id="50" name="Picture"/>
                   <a:graphic>
@@ -13744,7 +13744,7 @@
                         <pic:spPr bwMode="auto">
                           <a:xfrm>
                             <a:off x="0" y="0"/>
-                            <a:ext cx="1666875" cy="817712"/>
+                            <a:ext cx="1568400" cy="769403"/>
                           </a:xfrm>
                           <a:prstGeom prst="rect">
                             <a:avLst/>
@@ -16320,7 +16320,7 @@
               </w:rPr>
               <w:drawing>
                 <wp:inline>
-                  <wp:extent cx="1666875" cy="908724"/>
+                  <wp:extent cx="1568400" cy="855038"/>
                   <wp:effectExtent b="0" l="0" r="0" t="0"/>
                   <wp:docPr descr="" title="" id="57" name="Picture"/>
                   <a:graphic>
@@ -16341,7 +16341,7 @@
                         <pic:spPr bwMode="auto">
                           <a:xfrm>
                             <a:off x="0" y="0"/>
-                            <a:ext cx="1666875" cy="908724"/>
+                            <a:ext cx="1568400" cy="855038"/>
                           </a:xfrm>
                           <a:prstGeom prst="rect">
                             <a:avLst/>
@@ -16374,7 +16374,7 @@
               </w:rPr>
               <w:drawing>
                 <wp:inline>
-                  <wp:extent cx="1666875" cy="706005"/>
+                  <wp:extent cx="1568400" cy="664295"/>
                   <wp:effectExtent b="0" l="0" r="0" t="0"/>
                   <wp:docPr descr="" title="" id="60" name="Picture"/>
                   <a:graphic>
@@ -16395,7 +16395,7 @@
                         <pic:spPr bwMode="auto">
                           <a:xfrm>
                             <a:off x="0" y="0"/>
-                            <a:ext cx="1666875" cy="706005"/>
+                            <a:ext cx="1568400" cy="664295"/>
                           </a:xfrm>
                           <a:prstGeom prst="rect">
                             <a:avLst/>
@@ -16428,7 +16428,7 @@
               </w:rPr>
               <w:drawing>
                 <wp:inline>
-                  <wp:extent cx="1666875" cy="602690"/>
+                  <wp:extent cx="1568400" cy="567084"/>
                   <wp:effectExtent b="0" l="0" r="0" t="0"/>
                   <wp:docPr descr="" title="" id="63" name="Picture"/>
                   <a:graphic>
@@ -16449,7 +16449,7 @@
                         <pic:spPr bwMode="auto">
                           <a:xfrm>
                             <a:off x="0" y="0"/>
-                            <a:ext cx="1666875" cy="602690"/>
+                            <a:ext cx="1568400" cy="567084"/>
                           </a:xfrm>
                           <a:prstGeom prst="rect">
                             <a:avLst/>
@@ -24663,11 +24663,10 @@
         </w:tblBorders>
       </w:tblPr>
       <w:tblGrid>
-        <w:gridCol w:w="1584"/>
-        <w:gridCol w:w="1584"/>
-        <w:gridCol w:w="1584"/>
-        <w:gridCol w:w="1584"/>
-        <w:gridCol w:w="1584"/>
+        <w:gridCol w:w="1980"/>
+        <w:gridCol w:w="1980"/>
+        <w:gridCol w:w="1980"/>
+        <w:gridCol w:w="1980"/>
       </w:tblGrid>
       <w:tr>
         <w:trPr>
@@ -24764,26 +24763,6 @@
                 <w:b/>
               </w:rPr>
               <w:t xml:space="preserve">关键性质</w:t>
-            </w:r>
-          </w:p>
-        </w:tc>
-        <w:tc>
-          <w:tcPr>
-            <w:tcBorders>
-              <w:bottom w:val="single" w:sz="6" w:space="0" w:color="333333"/>
-            </w:tcBorders>
-          </w:tcPr>
-          <w:p>
-            <w:pPr>
-              <w:pStyle w:val="Compact"/>
-              <w:jc w:val="center"/>
-            </w:pPr>
-            <w:r>
-              <w:rPr>
-                <w:rFonts w:hint="eastAsia" w:ascii="Times New Roman" w:hAnsi="Times New Roman" w:eastAsia="SimHei" w:cs="Times New Roman"/>
-                <w:b/>
-              </w:rPr>
-              <w:t xml:space="preserve">特征反应</w:t>
             </w:r>
           </w:p>
         </w:tc>
@@ -24890,6 +24869,1973 @@
                 <w:rFonts w:hint="eastAsia" w:ascii="Times New Roman" w:hAnsi="Times New Roman" w:eastAsia="FangSong" w:cs="Times New Roman"/>
               </w:rPr>
               <w:t>遇酸分解</w:t>
+            </w:r>
+          </w:p>
+        </w:tc>
+      </w:tr>
+      <w:tr>
+        <w:tc>
+          <w:tcPr/>
+          <w:p>
+            <w:pPr>
+              <w:pStyle w:val="Compact"/>
+              <w:jc w:val="center"/>
+            </w:pPr>
+            <m:oMath>
+              <m:r>
+                <m:rPr>
+                  <m:sty m:val="p"/>
+                </m:rPr>
+                <m:t>A</m:t>
+              </m:r>
+              <m:r>
+                <m:rPr>
+                  <m:sty m:val="p"/>
+                </m:rPr>
+                <m:t>g</m:t>
+              </m:r>
+              <m:r>
+                <m:rPr>
+                  <m:sty m:val="p"/>
+                </m:rPr>
+                <m:t>C</m:t>
+              </m:r>
+              <m:r>
+                <m:rPr>
+                  <m:sty m:val="p"/>
+                </m:rPr>
+                <m:t>l</m:t>
+              </m:r>
+            </m:oMath>
+            <w:r>
+              <w:rPr>
+                <w:rFonts w:ascii="Times New Roman" w:hAnsi="Times New Roman" w:eastAsia="Times New Roman" w:cs="Times New Roman"/>
+              </w:rPr>
+              <w:t xml:space="preserve">​</w:t>
+            </w:r>
+          </w:p>
+        </w:tc>
+        <w:tc>
+          <w:tcPr/>
+          <w:p>
+            <w:pPr>
+              <w:pStyle w:val="Compact"/>
+              <w:jc w:val="center"/>
+            </w:pPr>
+            <w:r>
+              <w:rPr>
+                <w:rFonts w:hint="eastAsia" w:ascii="Times New Roman" w:hAnsi="Times New Roman" w:eastAsia="FangSong" w:cs="Times New Roman"/>
+              </w:rPr>
+              <w:t xml:space="preserve">氯化银</w:t>
+            </w:r>
+          </w:p>
+        </w:tc>
+        <w:tc>
+          <w:tcPr/>
+          <w:p>
+            <w:pPr>
+              <w:pStyle w:val="Compact"/>
+              <w:jc w:val="center"/>
+            </w:pPr>
+            <w:r>
+              <w:rPr>
+                <w:rFonts w:hint="eastAsia" w:ascii="Times New Roman" w:hAnsi="Times New Roman" w:eastAsia="FangSong" w:cs="Times New Roman"/>
+              </w:rPr>
+              <w:t xml:space="preserve">白色沉淀</w:t>
+            </w:r>
+          </w:p>
+        </w:tc>
+        <w:tc>
+          <w:tcPr/>
+          <w:p>
+            <w:pPr>
+              <w:pStyle w:val="Compact"/>
+              <w:jc w:val="center"/>
+            </w:pPr>
+            <w:r>
+              <w:rPr>
+                <w:rFonts w:hint="eastAsia" w:ascii="Times New Roman" w:hAnsi="Times New Roman" w:eastAsia="FangSong" w:cs="Times New Roman"/>
+              </w:rPr>
+              <w:t xml:space="preserve">溶于氨水</w:t>
+            </w:r>
+          </w:p>
+        </w:tc>
+      </w:tr>
+      <w:tr>
+        <w:tc>
+          <w:tcPr/>
+          <w:p>
+            <w:pPr>
+              <w:pStyle w:val="Compact"/>
+              <w:jc w:val="center"/>
+            </w:pPr>
+            <m:oMath>
+              <m:r>
+                <m:rPr>
+                  <m:sty m:val="p"/>
+                </m:rPr>
+                <m:t>A</m:t>
+              </m:r>
+              <m:r>
+                <m:rPr>
+                  <m:sty m:val="p"/>
+                </m:rPr>
+                <m:t>g</m:t>
+              </m:r>
+              <m:r>
+                <m:rPr>
+                  <m:sty m:val="p"/>
+                </m:rPr>
+                <m:t>B</m:t>
+              </m:r>
+              <m:r>
+                <m:rPr>
+                  <m:sty m:val="p"/>
+                </m:rPr>
+                <m:t>r</m:t>
+              </m:r>
+            </m:oMath>
+            <w:r>
+              <w:rPr>
+                <w:rFonts w:ascii="Times New Roman" w:hAnsi="Times New Roman" w:eastAsia="Times New Roman" w:cs="Times New Roman"/>
+              </w:rPr>
+              <w:t xml:space="preserve">​</w:t>
+            </w:r>
+          </w:p>
+        </w:tc>
+        <w:tc>
+          <w:tcPr/>
+          <w:p>
+            <w:pPr>
+              <w:pStyle w:val="Compact"/>
+              <w:jc w:val="center"/>
+            </w:pPr>
+            <w:r>
+              <w:rPr>
+                <w:rFonts w:hint="eastAsia" w:ascii="Times New Roman" w:hAnsi="Times New Roman" w:eastAsia="FangSong" w:cs="Times New Roman"/>
+              </w:rPr>
+              <w:t xml:space="preserve">溴化银</w:t>
+            </w:r>
+          </w:p>
+        </w:tc>
+        <w:tc>
+          <w:tcPr/>
+          <w:p>
+            <w:pPr>
+              <w:pStyle w:val="Compact"/>
+              <w:jc w:val="center"/>
+            </w:pPr>
+            <w:r>
+              <w:rPr>
+                <w:rFonts w:hint="eastAsia" w:ascii="Times New Roman" w:hAnsi="Times New Roman" w:eastAsia="FangSong" w:cs="Times New Roman"/>
+              </w:rPr>
+              <w:t xml:space="preserve">淡黄色沉淀</w:t>
+            </w:r>
+          </w:p>
+        </w:tc>
+        <w:tc>
+          <w:tcPr/>
+          <w:p>
+            <w:pPr>
+              <w:pStyle w:val="Compact"/>
+              <w:jc w:val="center"/>
+            </w:pPr>
+            <w:r>
+              <w:rPr>
+                <w:rFonts w:hint="eastAsia" w:ascii="Times New Roman" w:hAnsi="Times New Roman" w:eastAsia="FangSong" w:cs="Times New Roman"/>
+              </w:rPr>
+              <w:t>微溶于氨水</w:t>
+            </w:r>
+            <w:r>
+              <w:rPr>
+                <w:rFonts w:hint="eastAsia" w:ascii="Times New Roman" w:hAnsi="Times New Roman" w:eastAsia="Times New Roman" w:cs="Times New Roman"/>
+              </w:rPr>
+              <w:t>，</w:t>
+            </w:r>
+            <w:r>
+              <w:rPr>
+                <w:rFonts w:hint="eastAsia" w:ascii="Times New Roman" w:hAnsi="Times New Roman" w:eastAsia="FangSong" w:cs="Times New Roman"/>
+              </w:rPr>
+              <w:t>有感光性</w:t>
+            </w:r>
+          </w:p>
+        </w:tc>
+      </w:tr>
+      <w:tr>
+        <w:tc>
+          <w:tcPr/>
+          <w:p>
+            <w:pPr>
+              <w:pStyle w:val="Compact"/>
+              <w:jc w:val="center"/>
+            </w:pPr>
+            <m:oMath>
+              <m:r>
+                <m:rPr>
+                  <m:sty m:val="p"/>
+                </m:rPr>
+                <m:t>A</m:t>
+              </m:r>
+              <m:r>
+                <m:rPr>
+                  <m:sty m:val="p"/>
+                </m:rPr>
+                <m:t>g</m:t>
+              </m:r>
+              <m:r>
+                <m:rPr>
+                  <m:sty m:val="p"/>
+                </m:rPr>
+                <m:t>I</m:t>
+              </m:r>
+            </m:oMath>
+            <w:r>
+              <w:rPr>
+                <w:rFonts w:ascii="Times New Roman" w:hAnsi="Times New Roman" w:eastAsia="Times New Roman" w:cs="Times New Roman"/>
+              </w:rPr>
+              <w:t xml:space="preserve">​</w:t>
+            </w:r>
+          </w:p>
+        </w:tc>
+        <w:tc>
+          <w:tcPr/>
+          <w:p>
+            <w:pPr>
+              <w:pStyle w:val="Compact"/>
+              <w:jc w:val="center"/>
+            </w:pPr>
+            <w:r>
+              <w:rPr>
+                <w:rFonts w:hint="eastAsia" w:ascii="Times New Roman" w:hAnsi="Times New Roman" w:eastAsia="FangSong" w:cs="Times New Roman"/>
+              </w:rPr>
+              <w:t xml:space="preserve">碘化银</w:t>
+            </w:r>
+          </w:p>
+        </w:tc>
+        <w:tc>
+          <w:tcPr/>
+          <w:p>
+            <w:pPr>
+              <w:pStyle w:val="Compact"/>
+              <w:jc w:val="center"/>
+            </w:pPr>
+            <w:r>
+              <w:rPr>
+                <w:rFonts w:hint="eastAsia" w:ascii="Times New Roman" w:hAnsi="Times New Roman" w:eastAsia="FangSong" w:cs="Times New Roman"/>
+              </w:rPr>
+              <w:t xml:space="preserve">亮黄色沉淀</w:t>
+            </w:r>
+          </w:p>
+        </w:tc>
+        <w:tc>
+          <w:tcPr/>
+          <w:p>
+            <w:pPr>
+              <w:pStyle w:val="Compact"/>
+              <w:jc w:val="center"/>
+            </w:pPr>
+            <w:r>
+              <w:rPr>
+                <w:rFonts w:hint="eastAsia" w:ascii="Times New Roman" w:hAnsi="Times New Roman" w:eastAsia="FangSong" w:cs="Times New Roman"/>
+              </w:rPr>
+              <w:t>不溶于氨水</w:t>
+            </w:r>
+            <w:r>
+              <w:rPr>
+                <w:rFonts w:hint="eastAsia" w:ascii="Times New Roman" w:hAnsi="Times New Roman" w:eastAsia="Times New Roman" w:cs="Times New Roman"/>
+              </w:rPr>
+              <w:t>，</w:t>
+            </w:r>
+            <w:r>
+              <w:rPr>
+                <w:rFonts w:hint="eastAsia" w:ascii="Times New Roman" w:hAnsi="Times New Roman" w:eastAsia="FangSong" w:cs="Times New Roman"/>
+              </w:rPr>
+              <w:t>用于人工降雨</w:t>
+            </w:r>
+          </w:p>
+        </w:tc>
+      </w:tr>
+      <w:tr>
+        <w:tc>
+          <w:tcPr/>
+          <w:p>
+            <w:pPr>
+              <w:pStyle w:val="Compact"/>
+              <w:jc w:val="center"/>
+            </w:pPr>
+            <m:oMath>
+              <m:r>
+                <m:rPr>
+                  <m:sty m:val="p"/>
+                </m:rPr>
+                <m:t>A</m:t>
+              </m:r>
+              <m:sSub>
+                <m:e>
+                  <m:r>
+                    <m:rPr>
+                      <m:sty m:val="p"/>
+                    </m:rPr>
+                    <m:t>g</m:t>
+                  </m:r>
+                </m:e>
+                <m:sub>
+                  <m:r>
+                    <m:rPr>
+                      <m:sty m:val="p"/>
+                    </m:rPr>
+                    <m:t>2</m:t>
+                  </m:r>
+                </m:sub>
+              </m:sSub>
+              <m:r>
+                <m:rPr>
+                  <m:sty m:val="p"/>
+                </m:rPr>
+                <m:t>S</m:t>
+              </m:r>
+            </m:oMath>
+            <w:r>
+              <w:rPr>
+                <w:rFonts w:ascii="Times New Roman" w:hAnsi="Times New Roman" w:eastAsia="Times New Roman" w:cs="Times New Roman"/>
+              </w:rPr>
+              <w:t xml:space="preserve">​</w:t>
+            </w:r>
+          </w:p>
+        </w:tc>
+        <w:tc>
+          <w:tcPr/>
+          <w:p>
+            <w:pPr>
+              <w:pStyle w:val="Compact"/>
+              <w:jc w:val="center"/>
+            </w:pPr>
+            <w:r>
+              <w:rPr>
+                <w:rFonts w:hint="eastAsia" w:ascii="Times New Roman" w:hAnsi="Times New Roman" w:eastAsia="FangSong" w:cs="Times New Roman"/>
+              </w:rPr>
+              <w:t xml:space="preserve">硫化银</w:t>
+            </w:r>
+          </w:p>
+        </w:tc>
+        <w:tc>
+          <w:tcPr/>
+          <w:p>
+            <w:pPr>
+              <w:pStyle w:val="Compact"/>
+              <w:jc w:val="center"/>
+            </w:pPr>
+            <w:r>
+              <w:rPr>
+                <w:rFonts w:hint="eastAsia" w:ascii="Times New Roman" w:hAnsi="Times New Roman" w:eastAsia="FangSong" w:cs="Times New Roman"/>
+              </w:rPr>
+              <w:t xml:space="preserve">黑色沉淀</w:t>
+            </w:r>
+          </w:p>
+        </w:tc>
+        <w:tc>
+          <w:tcPr/>
+          <w:p>
+            <w:pPr>
+              <w:pStyle w:val="Compact"/>
+              <w:jc w:val="center"/>
+            </w:pPr>
+            <w:r>
+              <w:rPr>
+                <w:rFonts w:hint="eastAsia" w:ascii="Times New Roman" w:hAnsi="Times New Roman" w:eastAsia="FangSong" w:cs="Times New Roman"/>
+              </w:rPr>
+              <w:t>极难溶</w:t>
+            </w:r>
+            <w:r>
+              <w:rPr>
+                <w:rFonts w:hint="eastAsia" w:ascii="Times New Roman" w:hAnsi="Times New Roman" w:eastAsia="Times New Roman" w:cs="Times New Roman"/>
+              </w:rPr>
+              <w:t>，</w:t>
+            </w:r>
+            <w:r>
+              <w:rPr>
+                <w:rFonts w:hint="eastAsia" w:ascii="Times New Roman" w:hAnsi="Times New Roman" w:eastAsia="FangSong" w:cs="Times New Roman"/>
+              </w:rPr>
+              <w:t>银器变黑的主因</w:t>
+            </w:r>
+          </w:p>
+        </w:tc>
+      </w:tr>
+      <w:tr>
+        <w:tc>
+          <w:tcPr/>
+          <w:p>
+            <w:pPr>
+              <w:pStyle w:val="Compact"/>
+              <w:jc w:val="center"/>
+            </w:pPr>
+            <m:oMath>
+              <m:r>
+                <m:rPr>
+                  <m:sty m:val="p"/>
+                </m:rPr>
+                <m:t>A</m:t>
+              </m:r>
+              <m:r>
+                <m:rPr>
+                  <m:sty m:val="p"/>
+                </m:rPr>
+                <m:t>u</m:t>
+              </m:r>
+            </m:oMath>
+            <w:r>
+              <w:rPr>
+                <w:rFonts w:ascii="Times New Roman" w:hAnsi="Times New Roman" w:eastAsia="Times New Roman" w:cs="Times New Roman"/>
+              </w:rPr>
+              <w:t xml:space="preserve">​</w:t>
+            </w:r>
+          </w:p>
+        </w:tc>
+        <w:tc>
+          <w:tcPr/>
+          <w:p>
+            <w:pPr>
+              <w:pStyle w:val="Compact"/>
+              <w:jc w:val="center"/>
+            </w:pPr>
+            <w:r>
+              <w:rPr>
+                <w:rFonts w:hint="eastAsia" w:ascii="Times New Roman" w:hAnsi="Times New Roman" w:eastAsia="FangSong" w:cs="Times New Roman"/>
+              </w:rPr>
+              <w:t xml:space="preserve">金</w:t>
+            </w:r>
+          </w:p>
+        </w:tc>
+        <w:tc>
+          <w:tcPr/>
+          <w:p>
+            <w:pPr>
+              <w:pStyle w:val="Compact"/>
+              <w:jc w:val="center"/>
+            </w:pPr>
+            <w:r>
+              <w:rPr>
+                <w:rFonts w:hint="eastAsia" w:ascii="Times New Roman" w:hAnsi="Times New Roman" w:eastAsia="FangSong" w:cs="Times New Roman"/>
+              </w:rPr>
+              <w:t xml:space="preserve">金黄色金属</w:t>
+            </w:r>
+          </w:p>
+        </w:tc>
+        <w:tc>
+          <w:tcPr/>
+          <w:p>
+            <w:pPr>
+              <w:pStyle w:val="Compact"/>
+              <w:jc w:val="center"/>
+            </w:pPr>
+            <w:r>
+              <w:rPr>
+                <w:rFonts w:hint="eastAsia" w:ascii="Times New Roman" w:hAnsi="Times New Roman" w:eastAsia="FangSong" w:cs="Times New Roman"/>
+              </w:rPr>
+              <w:t>极不活泼</w:t>
+            </w:r>
+            <w:r>
+              <w:rPr>
+                <w:rFonts w:hint="eastAsia" w:ascii="Times New Roman" w:hAnsi="Times New Roman" w:eastAsia="Times New Roman" w:cs="Times New Roman"/>
+              </w:rPr>
+              <w:t>，</w:t>
+            </w:r>
+            <w:r>
+              <w:rPr>
+                <w:rFonts w:hint="eastAsia" w:ascii="Times New Roman" w:hAnsi="Times New Roman" w:eastAsia="FangSong" w:cs="Times New Roman"/>
+              </w:rPr>
+              <w:t>只溶于王水</w:t>
+            </w:r>
+          </w:p>
+        </w:tc>
+      </w:tr>
+      <w:tr>
+        <w:tc>
+          <w:tcPr/>
+          <w:p>
+            <w:pPr>
+              <w:pStyle w:val="Compact"/>
+              <w:jc w:val="center"/>
+            </w:pPr>
+            <m:oMath>
+              <m:r>
+                <m:rPr>
+                  <m:sty m:val="p"/>
+                </m:rPr>
+                <m:t>H</m:t>
+              </m:r>
+              <m:r>
+                <m:rPr>
+                  <m:sty m:val="p"/>
+                </m:rPr>
+                <m:t>g</m:t>
+              </m:r>
+            </m:oMath>
+            <w:r>
+              <w:rPr>
+                <w:rFonts w:ascii="Times New Roman" w:hAnsi="Times New Roman" w:eastAsia="Times New Roman" w:cs="Times New Roman"/>
+              </w:rPr>
+              <w:t xml:space="preserve">​</w:t>
+            </w:r>
+          </w:p>
+        </w:tc>
+        <w:tc>
+          <w:tcPr/>
+          <w:p>
+            <w:pPr>
+              <w:pStyle w:val="Compact"/>
+              <w:jc w:val="center"/>
+            </w:pPr>
+            <w:r>
+              <w:rPr>
+                <w:rFonts w:hint="eastAsia" w:ascii="Times New Roman" w:hAnsi="Times New Roman" w:eastAsia="FangSong" w:cs="Times New Roman"/>
+              </w:rPr>
+              <w:t xml:space="preserve">水银</w:t>
+            </w:r>
+          </w:p>
+        </w:tc>
+        <w:tc>
+          <w:tcPr/>
+          <w:p>
+            <w:pPr>
+              <w:pStyle w:val="Compact"/>
+              <w:jc w:val="center"/>
+            </w:pPr>
+            <w:r>
+              <w:rPr>
+                <w:rFonts w:hint="eastAsia" w:ascii="Times New Roman" w:hAnsi="Times New Roman" w:eastAsia="FangSong" w:cs="Times New Roman"/>
+              </w:rPr>
+              <w:t xml:space="preserve">银白色液态金属</w:t>
+            </w:r>
+          </w:p>
+        </w:tc>
+        <w:tc>
+          <w:tcPr/>
+          <w:p>
+            <w:pPr>
+              <w:pStyle w:val="Compact"/>
+              <w:jc w:val="center"/>
+            </w:pPr>
+            <w:r>
+              <w:rPr>
+                <w:rFonts w:hint="eastAsia" w:ascii="Times New Roman" w:hAnsi="Times New Roman" w:eastAsia="FangSong" w:cs="Times New Roman"/>
+              </w:rPr>
+              <w:t xml:space="preserve">常温唯一液态金属</w:t>
+            </w:r>
+          </w:p>
+        </w:tc>
+      </w:tr>
+      <w:tr>
+        <w:tc>
+          <w:tcPr/>
+          <w:p>
+            <w:pPr>
+              <w:pStyle w:val="Compact"/>
+              <w:jc w:val="center"/>
+            </w:pPr>
+            <m:oMath>
+              <m:r>
+                <m:rPr>
+                  <m:sty m:val="p"/>
+                </m:rPr>
+                <m:t>H</m:t>
+              </m:r>
+              <m:sSub>
+                <m:e>
+                  <m:r>
+                    <m:rPr>
+                      <m:sty m:val="p"/>
+                    </m:rPr>
+                    <m:t>g</m:t>
+                  </m:r>
+                </m:e>
+                <m:sub>
+                  <m:r>
+                    <m:rPr>
+                      <m:sty m:val="p"/>
+                    </m:rPr>
+                    <m:t>2</m:t>
+                  </m:r>
+                </m:sub>
+              </m:sSub>
+              <m:r>
+                <m:rPr>
+                  <m:sty m:val="p"/>
+                </m:rPr>
+                <m:t>C</m:t>
+              </m:r>
+              <m:sSub>
+                <m:e>
+                  <m:r>
+                    <m:rPr>
+                      <m:sty m:val="p"/>
+                    </m:rPr>
+                    <m:t>l</m:t>
+                  </m:r>
+                </m:e>
+                <m:sub>
+                  <m:r>
+                    <m:rPr>
+                      <m:sty m:val="p"/>
+                    </m:rPr>
+                    <m:t>2</m:t>
+                  </m:r>
+                </m:sub>
+              </m:sSub>
+            </m:oMath>
+            <w:r>
+              <w:rPr>
+                <w:rFonts w:ascii="Times New Roman" w:hAnsi="Times New Roman" w:eastAsia="Times New Roman" w:cs="Times New Roman"/>
+              </w:rPr>
+              <w:t xml:space="preserve">​</w:t>
+            </w:r>
+          </w:p>
+        </w:tc>
+        <w:tc>
+          <w:tcPr/>
+          <w:p>
+            <w:pPr>
+              <w:pStyle w:val="Compact"/>
+              <w:jc w:val="center"/>
+            </w:pPr>
+            <w:r>
+              <w:rPr>
+                <w:rFonts w:hint="eastAsia" w:ascii="Times New Roman" w:hAnsi="Times New Roman" w:eastAsia="FangSong" w:cs="Times New Roman"/>
+              </w:rPr>
+              <w:t xml:space="preserve">甘汞</w:t>
+            </w:r>
+          </w:p>
+        </w:tc>
+        <w:tc>
+          <w:tcPr/>
+          <w:p>
+            <w:pPr>
+              <w:pStyle w:val="Compact"/>
+              <w:jc w:val="center"/>
+            </w:pPr>
+            <w:r>
+              <w:rPr>
+                <w:rFonts w:hint="eastAsia" w:ascii="Times New Roman" w:hAnsi="Times New Roman" w:eastAsia="FangSong" w:cs="Times New Roman"/>
+              </w:rPr>
+              <w:t xml:space="preserve">白色固体</w:t>
+            </w:r>
+          </w:p>
+        </w:tc>
+        <w:tc>
+          <w:tcPr/>
+          <w:p>
+            <w:pPr>
+              <w:pStyle w:val="Compact"/>
+              <w:jc w:val="center"/>
+            </w:pPr>
+            <w:r>
+              <w:rPr>
+                <w:rFonts w:hint="eastAsia" w:ascii="Times New Roman" w:hAnsi="Times New Roman" w:eastAsia="FangSong" w:cs="Times New Roman"/>
+              </w:rPr>
+              <w:t>难溶</w:t>
+            </w:r>
+            <w:r>
+              <w:rPr>
+                <w:rFonts w:hint="eastAsia" w:ascii="Times New Roman" w:hAnsi="Times New Roman" w:eastAsia="Times New Roman" w:cs="Times New Roman"/>
+              </w:rPr>
+              <w:t>，</w:t>
+            </w:r>
+            <m:oMath>
+              <m:r>
+                <m:rPr>
+                  <m:sty m:val="p"/>
+                </m:rPr>
+                <m:t>H</m:t>
+              </m:r>
+              <m:r>
+                <m:rPr>
+                  <m:sty m:val="p"/>
+                </m:rPr>
+                <m:t>g</m:t>
+              </m:r>
+              <m:r>
+                <m:rPr>
+                  <m:sty m:val="p"/>
+                </m:rPr>
+                <m:t>(</m:t>
+              </m:r>
+              <m:r>
+                <m:rPr>
+                  <m:sty m:val="p"/>
+                </m:rPr>
+                <m:t>I</m:t>
+              </m:r>
+              <m:r>
+                <m:rPr>
+                  <m:sty m:val="p"/>
+                </m:rPr>
+                <m:t>)</m:t>
+              </m:r>
+            </m:oMath>
+            <w:r>
+              <w:rPr>
+                <w:rFonts w:ascii="Times New Roman" w:hAnsi="Times New Roman" w:eastAsia="Times New Roman" w:cs="Times New Roman"/>
+              </w:rPr>
+              <w:t xml:space="preserve"> </w:t>
+            </w:r>
+            <w:r>
+              <w:rPr>
+                <w:rFonts w:hint="eastAsia" w:ascii="Times New Roman" w:hAnsi="Times New Roman" w:eastAsia="FangSong" w:cs="Times New Roman"/>
+              </w:rPr>
+              <w:t xml:space="preserve">双核</w:t>
+            </w:r>
+          </w:p>
+        </w:tc>
+      </w:tr>
+      <w:tr>
+        <w:tc>
+          <w:tcPr/>
+          <w:p>
+            <w:pPr>
+              <w:pStyle w:val="Compact"/>
+              <w:jc w:val="center"/>
+            </w:pPr>
+            <m:oMath>
+              <m:r>
+                <m:rPr>
+                  <m:sty m:val="p"/>
+                </m:rPr>
+                <m:t>H</m:t>
+              </m:r>
+              <m:r>
+                <m:rPr>
+                  <m:sty m:val="p"/>
+                </m:rPr>
+                <m:t>g</m:t>
+              </m:r>
+              <m:r>
+                <m:rPr>
+                  <m:sty m:val="p"/>
+                </m:rPr>
+                <m:t>C</m:t>
+              </m:r>
+              <m:sSub>
+                <m:e>
+                  <m:r>
+                    <m:rPr>
+                      <m:sty m:val="p"/>
+                    </m:rPr>
+                    <m:t>l</m:t>
+                  </m:r>
+                </m:e>
+                <m:sub>
+                  <m:r>
+                    <m:rPr>
+                      <m:sty m:val="p"/>
+                    </m:rPr>
+                    <m:t>2</m:t>
+                  </m:r>
+                </m:sub>
+              </m:sSub>
+            </m:oMath>
+            <w:r>
+              <w:rPr>
+                <w:rFonts w:ascii="Times New Roman" w:hAnsi="Times New Roman" w:eastAsia="Times New Roman" w:cs="Times New Roman"/>
+              </w:rPr>
+              <w:t xml:space="preserve">​</w:t>
+            </w:r>
+          </w:p>
+        </w:tc>
+        <w:tc>
+          <w:tcPr/>
+          <w:p>
+            <w:pPr>
+              <w:pStyle w:val="Compact"/>
+              <w:jc w:val="center"/>
+            </w:pPr>
+            <w:r>
+              <w:rPr>
+                <w:rFonts w:hint="eastAsia" w:ascii="Times New Roman" w:hAnsi="Times New Roman" w:eastAsia="FangSong" w:cs="Times New Roman"/>
+              </w:rPr>
+              <w:t xml:space="preserve">升汞</w:t>
+            </w:r>
+          </w:p>
+        </w:tc>
+        <w:tc>
+          <w:tcPr/>
+          <w:p>
+            <w:pPr>
+              <w:pStyle w:val="Compact"/>
+              <w:jc w:val="center"/>
+            </w:pPr>
+            <w:r>
+              <w:rPr>
+                <w:rFonts w:hint="eastAsia" w:ascii="Times New Roman" w:hAnsi="Times New Roman" w:eastAsia="FangSong" w:cs="Times New Roman"/>
+              </w:rPr>
+              <w:t xml:space="preserve">白色晶体</w:t>
+            </w:r>
+          </w:p>
+        </w:tc>
+        <w:tc>
+          <w:tcPr/>
+          <w:p>
+            <w:pPr>
+              <w:pStyle w:val="Compact"/>
+              <w:jc w:val="center"/>
+            </w:pPr>
+            <w:r>
+              <w:rPr>
+                <w:rFonts w:hint="eastAsia" w:ascii="Times New Roman" w:hAnsi="Times New Roman" w:eastAsia="FangSong" w:cs="Times New Roman"/>
+              </w:rPr>
+              <w:t>剧毒</w:t>
+            </w:r>
+            <w:r>
+              <w:rPr>
+                <w:rFonts w:hint="eastAsia" w:ascii="Times New Roman" w:hAnsi="Times New Roman" w:eastAsia="Times New Roman" w:cs="Times New Roman"/>
+              </w:rPr>
+              <w:t>，</w:t>
+            </w:r>
+            <w:r>
+              <w:rPr>
+                <w:rFonts w:hint="eastAsia" w:ascii="Times New Roman" w:hAnsi="Times New Roman" w:eastAsia="FangSong" w:cs="Times New Roman"/>
+              </w:rPr>
+              <w:t>共价型</w:t>
+            </w:r>
+            <w:r>
+              <w:rPr>
+                <w:rFonts w:hint="eastAsia" w:ascii="Times New Roman" w:hAnsi="Times New Roman" w:eastAsia="Times New Roman" w:cs="Times New Roman"/>
+              </w:rPr>
+              <w:t>，</w:t>
+            </w:r>
+            <w:r>
+              <w:rPr>
+                <w:rFonts w:hint="eastAsia" w:ascii="Times New Roman" w:hAnsi="Times New Roman" w:eastAsia="FangSong" w:cs="Times New Roman"/>
+              </w:rPr>
+              <w:t>可升华</w:t>
+            </w:r>
+          </w:p>
+        </w:tc>
+      </w:tr>
+      <w:tr>
+        <w:tc>
+          <w:tcPr/>
+          <w:p>
+            <w:pPr>
+              <w:pStyle w:val="Compact"/>
+              <w:jc w:val="center"/>
+            </w:pPr>
+            <m:oMath>
+              <m:r>
+                <m:rPr>
+                  <m:sty m:val="p"/>
+                </m:rPr>
+                <m:t>H</m:t>
+              </m:r>
+              <m:r>
+                <m:rPr>
+                  <m:sty m:val="p"/>
+                </m:rPr>
+                <m:t>g</m:t>
+              </m:r>
+              <m:sSub>
+                <m:e>
+                  <m:r>
+                    <m:rPr>
+                      <m:sty m:val="p"/>
+                    </m:rPr>
+                    <m:t>I</m:t>
+                  </m:r>
+                </m:e>
+                <m:sub>
+                  <m:r>
+                    <m:rPr>
+                      <m:sty m:val="p"/>
+                    </m:rPr>
+                    <m:t>2</m:t>
+                  </m:r>
+                </m:sub>
+              </m:sSub>
+            </m:oMath>
+            <w:r>
+              <w:rPr>
+                <w:rFonts w:ascii="Times New Roman" w:hAnsi="Times New Roman" w:eastAsia="Times New Roman" w:cs="Times New Roman"/>
+              </w:rPr>
+              <w:t xml:space="preserve">​</w:t>
+            </w:r>
+          </w:p>
+        </w:tc>
+        <w:tc>
+          <w:tcPr/>
+          <w:p>
+            <w:pPr>
+              <w:pStyle w:val="Compact"/>
+              <w:jc w:val="center"/>
+            </w:pPr>
+            <w:r>
+              <w:rPr>
+                <w:rFonts w:hint="eastAsia" w:ascii="Times New Roman" w:hAnsi="Times New Roman" w:eastAsia="FangSong" w:cs="Times New Roman"/>
+              </w:rPr>
+              <w:t xml:space="preserve">碘化汞</w:t>
+            </w:r>
+          </w:p>
+        </w:tc>
+        <w:tc>
+          <w:tcPr/>
+          <w:p>
+            <w:pPr>
+              <w:pStyle w:val="Compact"/>
+              <w:jc w:val="center"/>
+            </w:pPr>
+            <w:r>
+              <w:rPr>
+                <w:rFonts w:hint="eastAsia" w:ascii="Times New Roman" w:hAnsi="Times New Roman" w:eastAsia="FangSong" w:cs="Times New Roman"/>
+              </w:rPr>
+              <w:t>红色</w:t>
+            </w:r>
+            <w:r>
+              <w:rPr>
+                <w:rFonts w:hint="eastAsia" w:ascii="Times New Roman" w:hAnsi="Times New Roman" w:eastAsia="Times New Roman" w:cs="Times New Roman"/>
+              </w:rPr>
+              <w:t>（α）</w:t>
+            </w:r>
+            <w:r>
+              <w:rPr>
+                <w:rFonts w:hint="eastAsia" w:ascii="Times New Roman" w:hAnsi="Times New Roman" w:eastAsia="FangSong" w:cs="Times New Roman"/>
+              </w:rPr>
+              <w:t>或黄色</w:t>
+            </w:r>
+            <w:r>
+              <w:rPr>
+                <w:rFonts w:hint="eastAsia" w:ascii="Times New Roman" w:hAnsi="Times New Roman" w:eastAsia="Times New Roman" w:cs="Times New Roman"/>
+              </w:rPr>
+              <w:t>（β）</w:t>
+            </w:r>
+          </w:p>
+        </w:tc>
+        <w:tc>
+          <w:tcPr/>
+          <w:p>
+            <w:pPr>
+              <w:pStyle w:val="Compact"/>
+              <w:jc w:val="center"/>
+            </w:pPr>
+            <w:r>
+              <w:rPr>
+                <w:rFonts w:hint="eastAsia" w:ascii="Times New Roman" w:hAnsi="Times New Roman" w:eastAsia="FangSong" w:cs="Times New Roman"/>
+              </w:rPr>
+              <w:t xml:space="preserve">溶于过量碘化钾</w:t>
+            </w:r>
+          </w:p>
+        </w:tc>
+      </w:tr>
+      <w:tr>
+        <w:tc>
+          <w:tcPr/>
+          <w:p>
+            <w:pPr>
+              <w:pStyle w:val="Compact"/>
+              <w:jc w:val="center"/>
+            </w:pPr>
+            <m:oMath>
+              <m:sSub>
+                <m:e>
+                  <m:r>
+                    <m:rPr>
+                      <m:sty m:val="p"/>
+                    </m:rPr>
+                    <m:t>K</m:t>
+                  </m:r>
+                </m:e>
+                <m:sub>
+                  <m:r>
+                    <m:rPr>
+                      <m:sty m:val="p"/>
+                    </m:rPr>
+                    <m:t>2</m:t>
+                  </m:r>
+                </m:sub>
+              </m:sSub>
+              <m:r>
+                <m:rPr>
+                  <m:sty m:val="p"/>
+                </m:rPr>
+                <m:t>[</m:t>
+              </m:r>
+              <m:r>
+                <m:rPr>
+                  <m:sty m:val="p"/>
+                </m:rPr>
+                <m:t>H</m:t>
+              </m:r>
+              <m:r>
+                <m:rPr>
+                  <m:sty m:val="p"/>
+                </m:rPr>
+                <m:t>g</m:t>
+              </m:r>
+              <m:sSub>
+                <m:e>
+                  <m:r>
+                    <m:rPr>
+                      <m:sty m:val="p"/>
+                    </m:rPr>
+                    <m:t>I</m:t>
+                  </m:r>
+                </m:e>
+                <m:sub>
+                  <m:r>
+                    <m:rPr>
+                      <m:sty m:val="p"/>
+                    </m:rPr>
+                    <m:t>4</m:t>
+                  </m:r>
+                </m:sub>
+              </m:sSub>
+              <m:r>
+                <m:rPr>
+                  <m:sty m:val="p"/>
+                </m:rPr>
+                <m:t>]</m:t>
+              </m:r>
+            </m:oMath>
+            <w:r>
+              <w:rPr>
+                <w:rFonts w:ascii="Times New Roman" w:hAnsi="Times New Roman" w:eastAsia="Times New Roman" w:cs="Times New Roman"/>
+              </w:rPr>
+              <w:t xml:space="preserve">​</w:t>
+            </w:r>
+          </w:p>
+        </w:tc>
+        <w:tc>
+          <w:tcPr/>
+          <w:p>
+            <w:pPr>
+              <w:pStyle w:val="Compact"/>
+              <w:jc w:val="center"/>
+            </w:pPr>
+            <w:r>
+              <w:rPr>
+                <w:rFonts w:hint="eastAsia" w:ascii="Times New Roman" w:hAnsi="Times New Roman" w:eastAsia="FangSong" w:cs="Times New Roman"/>
+              </w:rPr>
+              <w:t xml:space="preserve">奈斯勒试剂</w:t>
+            </w:r>
+          </w:p>
+        </w:tc>
+        <w:tc>
+          <w:tcPr/>
+          <w:p>
+            <w:pPr>
+              <w:pStyle w:val="Compact"/>
+              <w:jc w:val="center"/>
+            </w:pPr>
+            <w:r>
+              <w:rPr>
+                <w:rFonts w:hint="eastAsia" w:ascii="Times New Roman" w:hAnsi="Times New Roman" w:eastAsia="FangSong" w:cs="Times New Roman"/>
+              </w:rPr>
+              <w:t xml:space="preserve">无色溶液</w:t>
+            </w:r>
+          </w:p>
+        </w:tc>
+        <w:tc>
+          <w:tcPr/>
+          <w:p>
+            <w:pPr>
+              <w:pStyle w:val="Compact"/>
+              <w:jc w:val="center"/>
+            </w:pPr>
+            <w:r>
+              <w:rPr>
+                <w:rFonts w:hint="eastAsia" w:ascii="Times New Roman" w:hAnsi="Times New Roman" w:eastAsia="FangSong" w:cs="Times New Roman"/>
+              </w:rPr>
+              <w:t xml:space="preserve">检验铵根离子</w:t>
+            </w:r>
+          </w:p>
+        </w:tc>
+      </w:tr>
+      <w:tr>
+        <w:tc>
+          <w:tcPr/>
+          <w:p>
+            <w:pPr>
+              <w:pStyle w:val="Compact"/>
+              <w:jc w:val="center"/>
+            </w:pPr>
+            <m:oMath>
+              <m:r>
+                <m:rPr>
+                  <m:sty m:val="p"/>
+                </m:rPr>
+                <m:t>H</m:t>
+              </m:r>
+              <m:r>
+                <m:rPr>
+                  <m:sty m:val="p"/>
+                </m:rPr>
+                <m:t>g</m:t>
+              </m:r>
+              <m:r>
+                <m:rPr>
+                  <m:sty m:val="p"/>
+                </m:rPr>
+                <m:t>S</m:t>
+              </m:r>
+            </m:oMath>
+            <w:r>
+              <w:rPr>
+                <w:rFonts w:ascii="Times New Roman" w:hAnsi="Times New Roman" w:eastAsia="Times New Roman" w:cs="Times New Roman"/>
+              </w:rPr>
+              <w:t xml:space="preserve">​</w:t>
+            </w:r>
+          </w:p>
+        </w:tc>
+        <w:tc>
+          <w:tcPr/>
+          <w:p>
+            <w:pPr>
+              <w:pStyle w:val="Compact"/>
+              <w:jc w:val="center"/>
+            </w:pPr>
+            <w:r>
+              <w:rPr>
+                <w:rFonts w:hint="eastAsia" w:ascii="Times New Roman" w:hAnsi="Times New Roman" w:eastAsia="FangSong" w:cs="Times New Roman"/>
+              </w:rPr>
+              <w:t>辰砂</w:t>
+            </w:r>
+            <w:r>
+              <w:rPr>
+                <w:rFonts w:hint="eastAsia" w:ascii="Times New Roman" w:hAnsi="Times New Roman" w:eastAsia="Times New Roman" w:cs="Times New Roman"/>
+              </w:rPr>
+              <w:t>、</w:t>
+            </w:r>
+            <w:r>
+              <w:rPr>
+                <w:rFonts w:hint="eastAsia" w:ascii="Times New Roman" w:hAnsi="Times New Roman" w:eastAsia="FangSong" w:cs="Times New Roman"/>
+              </w:rPr>
+              <w:t>朱砂</w:t>
+            </w:r>
+          </w:p>
+        </w:tc>
+        <w:tc>
+          <w:tcPr/>
+          <w:p>
+            <w:pPr>
+              <w:pStyle w:val="Compact"/>
+              <w:jc w:val="center"/>
+            </w:pPr>
+            <w:r>
+              <w:rPr>
+                <w:rFonts w:hint="eastAsia" w:ascii="Times New Roman" w:hAnsi="Times New Roman" w:eastAsia="FangSong" w:cs="Times New Roman"/>
+              </w:rPr>
+              <w:t>红色</w:t>
+            </w:r>
+            <w:r>
+              <w:rPr>
+                <w:rFonts w:hint="eastAsia" w:ascii="Times New Roman" w:hAnsi="Times New Roman" w:eastAsia="Times New Roman" w:cs="Times New Roman"/>
+              </w:rPr>
+              <w:t>（</w:t>
+            </w:r>
+            <w:r>
+              <w:rPr>
+                <w:rFonts w:hint="eastAsia" w:ascii="Times New Roman" w:hAnsi="Times New Roman" w:eastAsia="FangSong" w:cs="Times New Roman"/>
+              </w:rPr>
+              <w:t>黑辰砂为黑色</w:t>
+            </w:r>
+            <w:r>
+              <w:rPr>
+                <w:rFonts w:hint="eastAsia" w:ascii="Times New Roman" w:hAnsi="Times New Roman" w:eastAsia="Times New Roman" w:cs="Times New Roman"/>
+              </w:rPr>
+              <w:t>）</w:t>
+            </w:r>
+          </w:p>
+        </w:tc>
+        <w:tc>
+          <w:tcPr/>
+          <w:p>
+            <w:pPr>
+              <w:pStyle w:val="Compact"/>
+              <w:jc w:val="center"/>
+            </w:pPr>
+            <w:r>
+              <w:rPr>
+                <w:rFonts w:hint="eastAsia" w:ascii="Times New Roman" w:hAnsi="Times New Roman" w:eastAsia="FangSong" w:cs="Times New Roman"/>
+              </w:rPr>
+              <w:t>极难溶</w:t>
+            </w:r>
+            <w:r>
+              <w:rPr>
+                <w:rFonts w:hint="eastAsia" w:ascii="Times New Roman" w:hAnsi="Times New Roman" w:eastAsia="Times New Roman" w:cs="Times New Roman"/>
+              </w:rPr>
+              <w:t>，</w:t>
+            </w:r>
+            <w:r>
+              <w:rPr>
+                <w:rFonts w:hint="eastAsia" w:ascii="Times New Roman" w:hAnsi="Times New Roman" w:eastAsia="FangSong" w:cs="Times New Roman"/>
+              </w:rPr>
+              <w:t>红色颜料</w:t>
+            </w:r>
+          </w:p>
+        </w:tc>
+      </w:tr>
+      <w:tr>
+        <w:tc>
+          <w:tcPr/>
+          <w:p>
+            <w:pPr>
+              <w:pStyle w:val="Compact"/>
+              <w:jc w:val="center"/>
+            </w:pPr>
+            <m:oMath>
+              <m:r>
+                <m:rPr>
+                  <m:sty m:val="p"/>
+                </m:rPr>
+                <m:t>H</m:t>
+              </m:r>
+              <m:sSubSup>
+                <m:e>
+                  <m:r>
+                    <m:rPr>
+                      <m:sty m:val="p"/>
+                    </m:rPr>
+                    <m:t>g</m:t>
+                  </m:r>
+                </m:e>
+                <m:sub>
+                  <m:r>
+                    <m:rPr>
+                      <m:sty m:val="p"/>
+                    </m:rPr>
+                    <m:t>2</m:t>
+                  </m:r>
+                </m:sub>
+                <m:sup>
+                  <m:r>
+                    <m:rPr>
+                      <m:sty m:val="p"/>
+                    </m:rPr>
+                    <m:t>2</m:t>
+                  </m:r>
+                  <m:r>
+                    <m:rPr>
+                      <m:sty m:val="p"/>
+                    </m:rPr>
+                    <m:t>+</m:t>
+                  </m:r>
+                </m:sup>
+              </m:sSubSup>
+            </m:oMath>
+            <w:r>
+              <w:rPr>
+                <w:rFonts w:ascii="Times New Roman" w:hAnsi="Times New Roman" w:eastAsia="Times New Roman" w:cs="Times New Roman"/>
+              </w:rPr>
+              <w:t xml:space="preserve">​</w:t>
+            </w:r>
+          </w:p>
+        </w:tc>
+        <w:tc>
+          <w:tcPr/>
+          <w:p>
+            <w:pPr>
+              <w:pStyle w:val="Compact"/>
+              <w:jc w:val="center"/>
+            </w:pPr>
+            <w:r>
+              <w:rPr>
+                <w:rFonts w:hint="eastAsia" w:ascii="Times New Roman" w:hAnsi="Times New Roman" w:eastAsia="FangSong" w:cs="Times New Roman"/>
+              </w:rPr>
+              <w:t xml:space="preserve">亚汞离子</w:t>
+            </w:r>
+          </w:p>
+        </w:tc>
+        <w:tc>
+          <w:tcPr/>
+          <w:p>
+            <w:pPr>
+              <w:pStyle w:val="Compact"/>
+              <w:jc w:val="center"/>
+            </w:pPr>
+            <w:r>
+              <w:rPr>
+                <w:rFonts w:hint="eastAsia" w:ascii="Times New Roman" w:hAnsi="Times New Roman" w:eastAsia="FangSong" w:cs="Times New Roman"/>
+              </w:rPr>
+              <w:t xml:space="preserve">无色</w:t>
+            </w:r>
+          </w:p>
+        </w:tc>
+        <w:tc>
+          <w:tcPr/>
+          <w:p>
+            <w:pPr>
+              <w:pStyle w:val="Compact"/>
+              <w:jc w:val="center"/>
+            </w:pPr>
+            <w:r>
+              <w:rPr>
+                <w:rFonts w:hint="eastAsia" w:ascii="Times New Roman" w:hAnsi="Times New Roman" w:eastAsia="FangSong" w:cs="Times New Roman"/>
+              </w:rPr>
+              <w:t xml:space="preserve">双核</w:t>
+            </w:r>
+            <w:r>
+              <w:rPr>
+                <w:rFonts w:ascii="Times New Roman" w:hAnsi="Times New Roman" w:eastAsia="Times New Roman" w:cs="Times New Roman"/>
+              </w:rPr>
+              <w:t xml:space="preserve"> </w:t>
+            </w:r>
+            <m:oMath>
+              <m:r>
+                <m:rPr>
+                  <m:sty m:val="p"/>
+                </m:rPr>
+                <m:t>H</m:t>
+              </m:r>
+              <m:r>
+                <m:rPr>
+                  <m:sty m:val="p"/>
+                </m:rPr>
+                <m:t>g</m:t>
+              </m:r>
+              <m:r>
+                <m:rPr>
+                  <m:sty m:val="p"/>
+                </m:rPr>
+                <m:t>−</m:t>
+              </m:r>
+              <m:r>
+                <m:rPr>
+                  <m:sty m:val="p"/>
+                </m:rPr>
+                <m:t>H</m:t>
+              </m:r>
+              <m:r>
+                <m:rPr>
+                  <m:sty m:val="p"/>
+                </m:rPr>
+                <m:t>g</m:t>
+              </m:r>
+            </m:oMath>
+            <w:r>
+              <w:rPr>
+                <w:rFonts w:hint="eastAsia" w:ascii="Times New Roman" w:hAnsi="Times New Roman" w:eastAsia="Times New Roman" w:cs="Times New Roman"/>
+              </w:rPr>
+              <w:t>，</w:t>
+            </w:r>
+            <w:r>
+              <w:rPr>
+                <w:rFonts w:hint="eastAsia" w:ascii="Times New Roman" w:hAnsi="Times New Roman" w:eastAsia="FangSong" w:cs="Times New Roman"/>
+              </w:rPr>
+              <w:t>不歧化</w:t>
+            </w:r>
+          </w:p>
+        </w:tc>
+      </w:tr>
+      <w:tr>
+        <w:tc>
+          <w:tcPr/>
+          <w:p>
+            <w:pPr>
+              <w:pStyle w:val="Compact"/>
+              <w:jc w:val="center"/>
+            </w:pPr>
+            <m:oMath>
+              <m:r>
+                <m:rPr>
+                  <m:sty m:val="p"/>
+                </m:rPr>
+                <m:t>M</m:t>
+              </m:r>
+              <m:r>
+                <m:rPr>
+                  <m:sty m:val="p"/>
+                </m:rPr>
+                <m:t>o</m:t>
+              </m:r>
+              <m:sSub>
+                <m:e>
+                  <m:r>
+                    <m:rPr>
+                      <m:sty m:val="p"/>
+                    </m:rPr>
+                    <m:t>S</m:t>
+                  </m:r>
+                </m:e>
+                <m:sub>
+                  <m:r>
+                    <m:rPr>
+                      <m:sty m:val="p"/>
+                    </m:rPr>
+                    <m:t>2</m:t>
+                  </m:r>
+                </m:sub>
+              </m:sSub>
+            </m:oMath>
+            <w:r>
+              <w:rPr>
+                <w:rFonts w:ascii="Times New Roman" w:hAnsi="Times New Roman" w:eastAsia="Times New Roman" w:cs="Times New Roman"/>
+              </w:rPr>
+              <w:t xml:space="preserve">​</w:t>
+            </w:r>
+          </w:p>
+        </w:tc>
+        <w:tc>
+          <w:tcPr/>
+          <w:p>
+            <w:pPr>
+              <w:pStyle w:val="Compact"/>
+              <w:jc w:val="center"/>
+            </w:pPr>
+            <w:r>
+              <w:rPr>
+                <w:rFonts w:hint="eastAsia" w:ascii="Times New Roman" w:hAnsi="Times New Roman" w:eastAsia="FangSong" w:cs="Times New Roman"/>
+              </w:rPr>
+              <w:t xml:space="preserve">辉钼矿</w:t>
+            </w:r>
+          </w:p>
+        </w:tc>
+        <w:tc>
+          <w:tcPr/>
+          <w:p>
+            <w:pPr>
+              <w:pStyle w:val="Compact"/>
+              <w:jc w:val="center"/>
+            </w:pPr>
+            <w:r>
+              <w:rPr>
+                <w:rFonts w:hint="eastAsia" w:ascii="Times New Roman" w:hAnsi="Times New Roman" w:eastAsia="FangSong" w:cs="Times New Roman"/>
+              </w:rPr>
+              <w:t xml:space="preserve">黑灰色层状固体</w:t>
+            </w:r>
+          </w:p>
+        </w:tc>
+        <w:tc>
+          <w:tcPr/>
+          <w:p>
+            <w:pPr>
+              <w:pStyle w:val="Compact"/>
+              <w:jc w:val="center"/>
+            </w:pPr>
+            <w:r>
+              <w:rPr>
+                <w:rFonts w:hint="eastAsia" w:ascii="Times New Roman" w:hAnsi="Times New Roman" w:eastAsia="FangSong" w:cs="Times New Roman"/>
+              </w:rPr>
+              <w:t>层间为范德华力</w:t>
+            </w:r>
+            <w:r>
+              <w:rPr>
+                <w:rFonts w:hint="eastAsia" w:ascii="Times New Roman" w:hAnsi="Times New Roman" w:eastAsia="Times New Roman" w:cs="Times New Roman"/>
+              </w:rPr>
+              <w:t>，</w:t>
+            </w:r>
+            <w:r>
+              <w:rPr>
+                <w:rFonts w:hint="eastAsia" w:ascii="Times New Roman" w:hAnsi="Times New Roman" w:eastAsia="FangSong" w:cs="Times New Roman"/>
+              </w:rPr>
+              <w:t>固体润滑剂</w:t>
+            </w:r>
+          </w:p>
+        </w:tc>
+      </w:tr>
+      <w:tr>
+        <w:tc>
+          <w:tcPr/>
+          <w:p>
+            <w:pPr>
+              <w:pStyle w:val="Compact"/>
+              <w:jc w:val="center"/>
+            </w:pPr>
+            <m:oMath>
+              <m:r>
+                <m:rPr>
+                  <m:sty m:val="p"/>
+                </m:rPr>
+                <m:t>(</m:t>
+              </m:r>
+              <m:r>
+                <m:rPr>
+                  <m:sty m:val="p"/>
+                </m:rPr>
+                <m:t>N</m:t>
+              </m:r>
+              <m:sSub>
+                <m:e>
+                  <m:r>
+                    <m:rPr>
+                      <m:sty m:val="p"/>
+                    </m:rPr>
+                    <m:t>H</m:t>
+                  </m:r>
+                </m:e>
+                <m:sub>
+                  <m:r>
+                    <m:rPr>
+                      <m:sty m:val="p"/>
+                    </m:rPr>
+                    <m:t>4</m:t>
+                  </m:r>
+                </m:sub>
+              </m:sSub>
+              <m:sSub>
+                <m:e>
+                  <m:r>
+                    <m:rPr>
+                      <m:sty m:val="p"/>
+                    </m:rPr>
+                    <m:t>)</m:t>
+                  </m:r>
+                </m:e>
+                <m:sub>
+                  <m:r>
+                    <m:t>6</m:t>
+                  </m:r>
+                </m:sub>
+              </m:sSub>
+              <m:r>
+                <m:rPr>
+                  <m:sty m:val="p"/>
+                </m:rPr>
+                <m:t>M</m:t>
+              </m:r>
+              <m:sSub>
+                <m:e>
+                  <m:r>
+                    <m:rPr>
+                      <m:sty m:val="p"/>
+                    </m:rPr>
+                    <m:t>o</m:t>
+                  </m:r>
+                </m:e>
+                <m:sub>
+                  <m:r>
+                    <m:rPr>
+                      <m:sty m:val="p"/>
+                    </m:rPr>
+                    <m:t>7</m:t>
+                  </m:r>
+                </m:sub>
+              </m:sSub>
+              <m:sSub>
+                <m:e>
+                  <m:r>
+                    <m:rPr>
+                      <m:sty m:val="p"/>
+                    </m:rPr>
+                    <m:t>O</m:t>
+                  </m:r>
+                </m:e>
+                <m:sub>
+                  <m:r>
+                    <m:rPr>
+                      <m:sty m:val="p"/>
+                    </m:rPr>
+                    <m:t>24</m:t>
+                  </m:r>
+                </m:sub>
+              </m:sSub>
+            </m:oMath>
+            <w:r>
+              <w:rPr>
+                <w:rFonts w:ascii="Times New Roman" w:hAnsi="Times New Roman" w:eastAsia="Times New Roman" w:cs="Times New Roman"/>
+              </w:rPr>
+              <w:t xml:space="preserve">​</w:t>
+            </w:r>
+          </w:p>
+        </w:tc>
+        <w:tc>
+          <w:tcPr/>
+          <w:p>
+            <w:pPr>
+              <w:pStyle w:val="Compact"/>
+              <w:jc w:val="center"/>
+            </w:pPr>
+            <w:r>
+              <w:rPr>
+                <w:rFonts w:hint="eastAsia" w:ascii="Times New Roman" w:hAnsi="Times New Roman" w:eastAsia="FangSong" w:cs="Times New Roman"/>
+              </w:rPr>
+              <w:t xml:space="preserve">钼酸铵</w:t>
+            </w:r>
+          </w:p>
+        </w:tc>
+        <w:tc>
+          <w:tcPr/>
+          <w:p>
+            <w:pPr>
+              <w:pStyle w:val="Compact"/>
+              <w:jc w:val="center"/>
+            </w:pPr>
+            <w:r>
+              <w:rPr>
+                <w:rFonts w:hint="eastAsia" w:ascii="Times New Roman" w:hAnsi="Times New Roman" w:eastAsia="FangSong" w:cs="Times New Roman"/>
+              </w:rPr>
+              <w:t xml:space="preserve">白色晶体</w:t>
+            </w:r>
+          </w:p>
+        </w:tc>
+        <w:tc>
+          <w:tcPr/>
+          <w:p>
+            <w:pPr>
+              <w:pStyle w:val="Compact"/>
+              <w:jc w:val="center"/>
+            </w:pPr>
+            <w:r>
+              <w:rPr>
+                <w:rFonts w:hint="eastAsia" w:ascii="Times New Roman" w:hAnsi="Times New Roman" w:eastAsia="FangSong" w:cs="Times New Roman"/>
+              </w:rPr>
+              <w:t>同多酸</w:t>
+            </w:r>
+            <w:r>
+              <w:rPr>
+                <w:rFonts w:hint="eastAsia" w:ascii="Times New Roman" w:hAnsi="Times New Roman" w:eastAsia="Times New Roman" w:cs="Times New Roman"/>
+              </w:rPr>
+              <w:t>，</w:t>
+            </w:r>
+            <w:r>
+              <w:rPr>
+                <w:rFonts w:hint="eastAsia" w:ascii="Times New Roman" w:hAnsi="Times New Roman" w:eastAsia="FangSong" w:cs="Times New Roman"/>
+              </w:rPr>
+              <w:t>用于检验磷酸根</w:t>
+            </w:r>
+          </w:p>
+        </w:tc>
+      </w:tr>
+      <w:tr>
+        <w:tc>
+          <w:tcPr/>
+          <w:p>
+            <w:pPr>
+              <w:pStyle w:val="Compact"/>
+              <w:jc w:val="center"/>
+            </w:pPr>
+            <m:oMath>
+              <m:r>
+                <m:rPr>
+                  <m:sty m:val="p"/>
+                </m:rPr>
+                <m:t>W</m:t>
+              </m:r>
+              <m:sSub>
+                <m:e>
+                  <m:r>
+                    <m:rPr>
+                      <m:sty m:val="p"/>
+                    </m:rPr>
+                    <m:t>O</m:t>
+                  </m:r>
+                </m:e>
+                <m:sub>
+                  <m:r>
+                    <m:rPr>
+                      <m:sty m:val="p"/>
+                    </m:rPr>
+                    <m:t>3</m:t>
+                  </m:r>
+                </m:sub>
+              </m:sSub>
+            </m:oMath>
+            <w:r>
+              <w:rPr>
+                <w:rFonts w:ascii="Times New Roman" w:hAnsi="Times New Roman" w:eastAsia="Times New Roman" w:cs="Times New Roman"/>
+              </w:rPr>
+              <w:t xml:space="preserve">​</w:t>
+            </w:r>
+          </w:p>
+        </w:tc>
+        <w:tc>
+          <w:tcPr/>
+          <w:p>
+            <w:pPr>
+              <w:pStyle w:val="Compact"/>
+              <w:jc w:val="center"/>
+            </w:pPr>
+            <w:r>
+              <w:rPr>
+                <w:rFonts w:hint="eastAsia" w:ascii="Times New Roman" w:hAnsi="Times New Roman" w:eastAsia="FangSong" w:cs="Times New Roman"/>
+              </w:rPr>
+              <w:t xml:space="preserve">钨华</w:t>
+            </w:r>
+          </w:p>
+        </w:tc>
+        <w:tc>
+          <w:tcPr/>
+          <w:p>
+            <w:pPr>
+              <w:pStyle w:val="Compact"/>
+              <w:jc w:val="center"/>
+            </w:pPr>
+            <w:r>
+              <w:rPr>
+                <w:rFonts w:hint="eastAsia" w:ascii="Times New Roman" w:hAnsi="Times New Roman" w:eastAsia="FangSong" w:cs="Times New Roman"/>
+              </w:rPr>
+              <w:t xml:space="preserve">黄色粉末</w:t>
+            </w:r>
+          </w:p>
+        </w:tc>
+        <w:tc>
+          <w:tcPr/>
+          <w:p>
+            <w:pPr>
+              <w:pStyle w:val="Compact"/>
+              <w:jc w:val="center"/>
+            </w:pPr>
+            <w:r>
+              <w:rPr>
+                <w:rFonts w:hint="eastAsia" w:ascii="Times New Roman" w:hAnsi="Times New Roman" w:eastAsia="FangSong" w:cs="Times New Roman"/>
+              </w:rPr>
+              <w:t xml:space="preserve">制钨的中间体</w:t>
+            </w:r>
+          </w:p>
+        </w:tc>
+      </w:tr>
+      <w:tr>
+        <w:tc>
+          <w:tcPr/>
+          <w:p>
+            <w:pPr>
+              <w:pStyle w:val="Compact"/>
+              <w:jc w:val="center"/>
+            </w:pPr>
+            <m:oMath>
+              <m:r>
+                <m:rPr>
+                  <m:sty m:val="p"/>
+                </m:rPr>
+                <m:t>N</m:t>
+              </m:r>
+              <m:sSub>
+                <m:e>
+                  <m:r>
+                    <m:rPr>
+                      <m:sty m:val="p"/>
+                    </m:rPr>
+                    <m:t>a</m:t>
+                  </m:r>
+                </m:e>
+                <m:sub>
+                  <m:r>
+                    <m:rPr>
+                      <m:sty m:val="p"/>
+                    </m:rPr>
+                    <m:t>2</m:t>
+                  </m:r>
+                </m:sub>
+              </m:sSub>
+              <m:r>
+                <m:rPr>
+                  <m:sty m:val="p"/>
+                </m:rPr>
+                <m:t>W</m:t>
+              </m:r>
+              <m:sSub>
+                <m:e>
+                  <m:r>
+                    <m:rPr>
+                      <m:sty m:val="p"/>
+                    </m:rPr>
+                    <m:t>O</m:t>
+                  </m:r>
+                </m:e>
+                <m:sub>
+                  <m:r>
+                    <m:rPr>
+                      <m:sty m:val="p"/>
+                    </m:rPr>
+                    <m:t>4</m:t>
+                  </m:r>
+                </m:sub>
+              </m:sSub>
+            </m:oMath>
+            <w:r>
+              <w:rPr>
+                <w:rFonts w:ascii="Times New Roman" w:hAnsi="Times New Roman" w:eastAsia="Times New Roman" w:cs="Times New Roman"/>
+              </w:rPr>
+              <w:t xml:space="preserve">​</w:t>
+            </w:r>
+          </w:p>
+        </w:tc>
+        <w:tc>
+          <w:tcPr/>
+          <w:p>
+            <w:pPr>
+              <w:pStyle w:val="Compact"/>
+              <w:jc w:val="center"/>
+            </w:pPr>
+            <w:r>
+              <w:rPr>
+                <w:rFonts w:hint="eastAsia" w:ascii="Times New Roman" w:hAnsi="Times New Roman" w:eastAsia="FangSong" w:cs="Times New Roman"/>
+              </w:rPr>
+              <w:t xml:space="preserve">钨酸钠</w:t>
+            </w:r>
+          </w:p>
+        </w:tc>
+        <w:tc>
+          <w:tcPr/>
+          <w:p>
+            <w:pPr>
+              <w:pStyle w:val="Compact"/>
+              <w:jc w:val="center"/>
+            </w:pPr>
+            <w:r>
+              <w:rPr>
+                <w:rFonts w:hint="eastAsia" w:ascii="Times New Roman" w:hAnsi="Times New Roman" w:eastAsia="FangSong" w:cs="Times New Roman"/>
+              </w:rPr>
+              <w:t xml:space="preserve">无色晶体</w:t>
+            </w:r>
+          </w:p>
+        </w:tc>
+        <w:tc>
+          <w:tcPr/>
+          <w:p>
+            <w:pPr>
+              <w:pStyle w:val="Compact"/>
+              <w:jc w:val="center"/>
+            </w:pPr>
+            <w:r>
+              <w:rPr>
+                <w:rFonts w:hint="eastAsia" w:ascii="Times New Roman" w:hAnsi="Times New Roman" w:eastAsia="FangSong" w:cs="Times New Roman"/>
+              </w:rPr>
+              <w:t>同多酸前体</w:t>
+            </w:r>
+            <w:r>
+              <w:rPr>
+                <w:rFonts w:hint="eastAsia" w:ascii="Times New Roman" w:hAnsi="Times New Roman" w:eastAsia="Times New Roman" w:cs="Times New Roman"/>
+              </w:rPr>
+              <w:t>，</w:t>
+            </w:r>
+            <w:r>
+              <w:rPr>
+                <w:rFonts w:hint="eastAsia" w:ascii="Times New Roman" w:hAnsi="Times New Roman" w:eastAsia="FangSong" w:cs="Times New Roman"/>
+              </w:rPr>
+              <w:t>酸化后聚合</w:t>
+            </w:r>
+          </w:p>
+        </w:tc>
+      </w:tr>
+    </w:tbl>
+    <w:p>
+      <w:pPr>
+        <w:pStyle w:val="BodyText"/>
+        <w:spacing w:before="120" w:after="80"/>
+        <w:ind w:firstLine="420"/>
+      </w:pPr>
+      <w:r>
+        <w:rPr>
+          <w:rFonts w:hint="eastAsia" w:ascii="Times New Roman" w:hAnsi="Times New Roman" w:eastAsia="FangSong" w:cs="Times New Roman"/>
+          <w:b/>
+          <w:bCs/>
+        </w:rPr>
+        <w:t xml:space="preserve">相应特征反应</w:t>
+      </w:r>
+      <w:r>
+        <w:rPr>
+          <w:rFonts w:hint="eastAsia" w:ascii="Times New Roman" w:hAnsi="Times New Roman" w:eastAsia="Times New Roman" w:cs="Times New Roman"/>
+        </w:rPr>
+        <w:t xml:space="preserve">：</w:t>
+      </w:r>
+    </w:p>
+    <w:tbl>
+      <w:tblPr>
+        <w:tblStyle w:val="Table"/>
+        <w:tblW w:type="pct" w:w="5000"/>
+        <w:tblLayout w:type="fixed"/>
+        <w:tblLook w:firstRow="1" w:lastRow="0" w:firstColumn="0" w:lastColumn="0" w:noHBand="0" w:noVBand="0" w:val="0020"/>
+        <w:jc w:val="center"/>
+        <w:tblBorders>
+          <w:top w:val="single" w:sz="12" w:space="0" w:color="333333"/>
+          <w:bottom w:val="single" w:sz="12" w:space="0" w:color="333333"/>
+          <w:left w:val="none"/>
+          <w:right w:val="none"/>
+          <w:insideH w:val="none"/>
+          <w:insideV w:val="none"/>
+        </w:tblBorders>
+      </w:tblPr>
+      <w:tblGrid>
+        <w:gridCol w:w="1386"/>
+        <w:gridCol w:w="6534"/>
+      </w:tblGrid>
+      <w:tr>
+        <w:trPr>
+          <w:tblHeader w:val="on"/>
+        </w:trPr>
+        <w:tc>
+          <w:tcPr>
+            <w:tcBorders>
+              <w:bottom w:val="single" w:sz="6" w:space="0" w:color="333333"/>
+            </w:tcBorders>
+          </w:tcPr>
+          <w:p>
+            <w:pPr>
+              <w:pStyle w:val="Compact"/>
+              <w:jc w:val="center"/>
+            </w:pPr>
+            <w:r>
+              <w:rPr>
+                <w:rFonts w:hint="eastAsia" w:ascii="Times New Roman" w:hAnsi="Times New Roman" w:eastAsia="SimHei" w:cs="Times New Roman"/>
+                <w:b/>
+              </w:rPr>
+              <w:t xml:space="preserve">物质</w:t>
+            </w:r>
+          </w:p>
+        </w:tc>
+        <w:tc>
+          <w:tcPr>
+            <w:tcBorders>
+              <w:bottom w:val="single" w:sz="6" w:space="0" w:color="333333"/>
+            </w:tcBorders>
+          </w:tcPr>
+          <w:p>
+            <w:pPr>
+              <w:pStyle w:val="Compact"/>
+              <w:jc w:val="center"/>
+            </w:pPr>
+            <w:r>
+              <w:rPr>
+                <w:rFonts w:hint="eastAsia" w:ascii="Times New Roman" w:hAnsi="Times New Roman" w:eastAsia="SimHei" w:cs="Times New Roman"/>
+                <w:b/>
+              </w:rPr>
+              <w:t xml:space="preserve">特征反应</w:t>
+            </w:r>
+          </w:p>
+        </w:tc>
+      </w:tr>
+      <w:tr>
+        <w:tc>
+          <w:tcPr/>
+          <w:p>
+            <w:pPr>
+              <w:pStyle w:val="Compact"/>
+              <w:jc w:val="center"/>
+            </w:pPr>
+            <m:oMath>
+              <m:r>
+                <m:rPr>
+                  <m:sty m:val="p"/>
+                </m:rPr>
+                <m:t>A</m:t>
+              </m:r>
+              <m:sSub>
+                <m:e>
+                  <m:r>
+                    <m:rPr>
+                      <m:sty m:val="p"/>
+                    </m:rPr>
+                    <m:t>g</m:t>
+                  </m:r>
+                </m:e>
+                <m:sub>
+                  <m:r>
+                    <m:rPr>
+                      <m:sty m:val="p"/>
+                    </m:rPr>
+                    <m:t>2</m:t>
+                  </m:r>
+                </m:sub>
+              </m:sSub>
+              <m:r>
+                <m:rPr>
+                  <m:sty m:val="p"/>
+                </m:rPr>
+                <m:t>O</m:t>
+              </m:r>
+            </m:oMath>
+            <w:r>
+              <w:rPr>
+                <w:rFonts w:ascii="Times New Roman" w:hAnsi="Times New Roman" w:eastAsia="Times New Roman" w:cs="Times New Roman"/>
+              </w:rPr>
+              <w:t xml:space="preserve">​</w:t>
             </w:r>
           </w:p>
         </w:tc>
@@ -25094,51 +27040,6 @@
                 <w:rFonts w:ascii="Times New Roman" w:hAnsi="Times New Roman" w:eastAsia="Times New Roman" w:cs="Times New Roman"/>
               </w:rPr>
               <w:t xml:space="preserve">​</w:t>
-            </w:r>
-          </w:p>
-        </w:tc>
-        <w:tc>
-          <w:tcPr/>
-          <w:p>
-            <w:pPr>
-              <w:pStyle w:val="Compact"/>
-              <w:jc w:val="center"/>
-            </w:pPr>
-            <w:r>
-              <w:rPr>
-                <w:rFonts w:hint="eastAsia" w:ascii="Times New Roman" w:hAnsi="Times New Roman" w:eastAsia="FangSong" w:cs="Times New Roman"/>
-              </w:rPr>
-              <w:t xml:space="preserve">氯化银</w:t>
-            </w:r>
-          </w:p>
-        </w:tc>
-        <w:tc>
-          <w:tcPr/>
-          <w:p>
-            <w:pPr>
-              <w:pStyle w:val="Compact"/>
-              <w:jc w:val="center"/>
-            </w:pPr>
-            <w:r>
-              <w:rPr>
-                <w:rFonts w:hint="eastAsia" w:ascii="Times New Roman" w:hAnsi="Times New Roman" w:eastAsia="FangSong" w:cs="Times New Roman"/>
-              </w:rPr>
-              <w:t xml:space="preserve">白色沉淀</w:t>
-            </w:r>
-          </w:p>
-        </w:tc>
-        <w:tc>
-          <w:tcPr/>
-          <w:p>
-            <w:pPr>
-              <w:pStyle w:val="Compact"/>
-              <w:jc w:val="center"/>
-            </w:pPr>
-            <w:r>
-              <w:rPr>
-                <w:rFonts w:hint="eastAsia" w:ascii="Times New Roman" w:hAnsi="Times New Roman" w:eastAsia="FangSong" w:cs="Times New Roman"/>
-              </w:rPr>
-              <w:t xml:space="preserve">溶于氨水</w:t>
             </w:r>
           </w:p>
         </w:tc>
@@ -25386,63 +27287,6 @@
               <w:pStyle w:val="Compact"/>
               <w:jc w:val="center"/>
             </w:pPr>
-            <w:r>
-              <w:rPr>
-                <w:rFonts w:hint="eastAsia" w:ascii="Times New Roman" w:hAnsi="Times New Roman" w:eastAsia="FangSong" w:cs="Times New Roman"/>
-              </w:rPr>
-              <w:t xml:space="preserve">溴化银</w:t>
-            </w:r>
-          </w:p>
-        </w:tc>
-        <w:tc>
-          <w:tcPr/>
-          <w:p>
-            <w:pPr>
-              <w:pStyle w:val="Compact"/>
-              <w:jc w:val="center"/>
-            </w:pPr>
-            <w:r>
-              <w:rPr>
-                <w:rFonts w:hint="eastAsia" w:ascii="Times New Roman" w:hAnsi="Times New Roman" w:eastAsia="FangSong" w:cs="Times New Roman"/>
-              </w:rPr>
-              <w:t xml:space="preserve">淡黄色沉淀</w:t>
-            </w:r>
-          </w:p>
-        </w:tc>
-        <w:tc>
-          <w:tcPr/>
-          <w:p>
-            <w:pPr>
-              <w:pStyle w:val="Compact"/>
-              <w:jc w:val="center"/>
-            </w:pPr>
-            <w:r>
-              <w:rPr>
-                <w:rFonts w:hint="eastAsia" w:ascii="Times New Roman" w:hAnsi="Times New Roman" w:eastAsia="FangSong" w:cs="Times New Roman"/>
-              </w:rPr>
-              <w:t>微溶于氨水</w:t>
-            </w:r>
-            <w:r>
-              <w:rPr>
-                <w:rFonts w:hint="eastAsia" w:ascii="Times New Roman" w:hAnsi="Times New Roman" w:eastAsia="Times New Roman" w:cs="Times New Roman"/>
-              </w:rPr>
-              <w:t>，</w:t>
-            </w:r>
-            <w:r>
-              <w:rPr>
-                <w:rFonts w:hint="eastAsia" w:ascii="Times New Roman" w:hAnsi="Times New Roman" w:eastAsia="FangSong" w:cs="Times New Roman"/>
-              </w:rPr>
-              <w:t>有感光性</w:t>
-            </w:r>
-          </w:p>
-        </w:tc>
-        <w:tc>
-          <w:tcPr/>
-          <w:p>
-            <w:pPr>
-              <w:pStyle w:val="Compact"/>
-              <w:jc w:val="center"/>
-            </w:pPr>
             <m:oMath>
               <m:r>
                 <m:t>2</m:t>
@@ -25587,63 +27431,6 @@
               <w:pStyle w:val="Compact"/>
               <w:jc w:val="center"/>
             </w:pPr>
-            <w:r>
-              <w:rPr>
-                <w:rFonts w:hint="eastAsia" w:ascii="Times New Roman" w:hAnsi="Times New Roman" w:eastAsia="FangSong" w:cs="Times New Roman"/>
-              </w:rPr>
-              <w:t xml:space="preserve">碘化银</w:t>
-            </w:r>
-          </w:p>
-        </w:tc>
-        <w:tc>
-          <w:tcPr/>
-          <w:p>
-            <w:pPr>
-              <w:pStyle w:val="Compact"/>
-              <w:jc w:val="center"/>
-            </w:pPr>
-            <w:r>
-              <w:rPr>
-                <w:rFonts w:hint="eastAsia" w:ascii="Times New Roman" w:hAnsi="Times New Roman" w:eastAsia="FangSong" w:cs="Times New Roman"/>
-              </w:rPr>
-              <w:t xml:space="preserve">亮黄色沉淀</w:t>
-            </w:r>
-          </w:p>
-        </w:tc>
-        <w:tc>
-          <w:tcPr/>
-          <w:p>
-            <w:pPr>
-              <w:pStyle w:val="Compact"/>
-              <w:jc w:val="center"/>
-            </w:pPr>
-            <w:r>
-              <w:rPr>
-                <w:rFonts w:hint="eastAsia" w:ascii="Times New Roman" w:hAnsi="Times New Roman" w:eastAsia="FangSong" w:cs="Times New Roman"/>
-              </w:rPr>
-              <w:t>不溶于氨水</w:t>
-            </w:r>
-            <w:r>
-              <w:rPr>
-                <w:rFonts w:hint="eastAsia" w:ascii="Times New Roman" w:hAnsi="Times New Roman" w:eastAsia="Times New Roman" w:cs="Times New Roman"/>
-              </w:rPr>
-              <w:t>，</w:t>
-            </w:r>
-            <w:r>
-              <w:rPr>
-                <w:rFonts w:hint="eastAsia" w:ascii="Times New Roman" w:hAnsi="Times New Roman" w:eastAsia="FangSong" w:cs="Times New Roman"/>
-              </w:rPr>
-              <w:t>用于人工降雨</w:t>
-            </w:r>
-          </w:p>
-        </w:tc>
-        <w:tc>
-          <w:tcPr/>
-          <w:p>
-            <w:pPr>
-              <w:pStyle w:val="Compact"/>
-              <w:jc w:val="center"/>
-            </w:pPr>
             <m:oMath>
               <m:r>
                 <m:rPr>
@@ -25792,63 +27579,6 @@
                 <w:rFonts w:ascii="Times New Roman" w:hAnsi="Times New Roman" w:eastAsia="Times New Roman" w:cs="Times New Roman"/>
               </w:rPr>
               <w:t xml:space="preserve">​</w:t>
-            </w:r>
-          </w:p>
-        </w:tc>
-        <w:tc>
-          <w:tcPr/>
-          <w:p>
-            <w:pPr>
-              <w:pStyle w:val="Compact"/>
-              <w:jc w:val="center"/>
-            </w:pPr>
-            <w:r>
-              <w:rPr>
-                <w:rFonts w:hint="eastAsia" w:ascii="Times New Roman" w:hAnsi="Times New Roman" w:eastAsia="FangSong" w:cs="Times New Roman"/>
-              </w:rPr>
-              <w:t xml:space="preserve">硫化银</w:t>
-            </w:r>
-          </w:p>
-        </w:tc>
-        <w:tc>
-          <w:tcPr/>
-          <w:p>
-            <w:pPr>
-              <w:pStyle w:val="Compact"/>
-              <w:jc w:val="center"/>
-            </w:pPr>
-            <w:r>
-              <w:rPr>
-                <w:rFonts w:hint="eastAsia" w:ascii="Times New Roman" w:hAnsi="Times New Roman" w:eastAsia="FangSong" w:cs="Times New Roman"/>
-              </w:rPr>
-              <w:t xml:space="preserve">黑色沉淀</w:t>
-            </w:r>
-          </w:p>
-        </w:tc>
-        <w:tc>
-          <w:tcPr/>
-          <w:p>
-            <w:pPr>
-              <w:pStyle w:val="Compact"/>
-              <w:jc w:val="center"/>
-            </w:pPr>
-            <w:r>
-              <w:rPr>
-                <w:rFonts w:hint="eastAsia" w:ascii="Times New Roman" w:hAnsi="Times New Roman" w:eastAsia="FangSong" w:cs="Times New Roman"/>
-              </w:rPr>
-              <w:t>极难溶</w:t>
-            </w:r>
-            <w:r>
-              <w:rPr>
-                <w:rFonts w:hint="eastAsia" w:ascii="Times New Roman" w:hAnsi="Times New Roman" w:eastAsia="Times New Roman" w:cs="Times New Roman"/>
-              </w:rPr>
-              <w:t>，</w:t>
-            </w:r>
-            <w:r>
-              <w:rPr>
-                <w:rFonts w:hint="eastAsia" w:ascii="Times New Roman" w:hAnsi="Times New Roman" w:eastAsia="FangSong" w:cs="Times New Roman"/>
-              </w:rPr>
-              <w:t>银器变黑的主因</w:t>
             </w:r>
           </w:p>
         </w:tc>
@@ -26041,63 +27771,6 @@
                 <w:rFonts w:ascii="Times New Roman" w:hAnsi="Times New Roman" w:eastAsia="Times New Roman" w:cs="Times New Roman"/>
               </w:rPr>
               <w:t xml:space="preserve">​</w:t>
-            </w:r>
-          </w:p>
-        </w:tc>
-        <w:tc>
-          <w:tcPr/>
-          <w:p>
-            <w:pPr>
-              <w:pStyle w:val="Compact"/>
-              <w:jc w:val="center"/>
-            </w:pPr>
-            <w:r>
-              <w:rPr>
-                <w:rFonts w:hint="eastAsia" w:ascii="Times New Roman" w:hAnsi="Times New Roman" w:eastAsia="FangSong" w:cs="Times New Roman"/>
-              </w:rPr>
-              <w:t xml:space="preserve">金</w:t>
-            </w:r>
-          </w:p>
-        </w:tc>
-        <w:tc>
-          <w:tcPr/>
-          <w:p>
-            <w:pPr>
-              <w:pStyle w:val="Compact"/>
-              <w:jc w:val="center"/>
-            </w:pPr>
-            <w:r>
-              <w:rPr>
-                <w:rFonts w:hint="eastAsia" w:ascii="Times New Roman" w:hAnsi="Times New Roman" w:eastAsia="FangSong" w:cs="Times New Roman"/>
-              </w:rPr>
-              <w:t xml:space="preserve">金黄色金属</w:t>
-            </w:r>
-          </w:p>
-        </w:tc>
-        <w:tc>
-          <w:tcPr/>
-          <w:p>
-            <w:pPr>
-              <w:pStyle w:val="Compact"/>
-              <w:jc w:val="center"/>
-            </w:pPr>
-            <w:r>
-              <w:rPr>
-                <w:rFonts w:hint="eastAsia" w:ascii="Times New Roman" w:hAnsi="Times New Roman" w:eastAsia="FangSong" w:cs="Times New Roman"/>
-              </w:rPr>
-              <w:t>极不活泼</w:t>
-            </w:r>
-            <w:r>
-              <w:rPr>
-                <w:rFonts w:hint="eastAsia" w:ascii="Times New Roman" w:hAnsi="Times New Roman" w:eastAsia="Times New Roman" w:cs="Times New Roman"/>
-              </w:rPr>
-              <w:t>，</w:t>
-            </w:r>
-            <w:r>
-              <w:rPr>
-                <w:rFonts w:hint="eastAsia" w:ascii="Times New Roman" w:hAnsi="Times New Roman" w:eastAsia="FangSong" w:cs="Times New Roman"/>
-              </w:rPr>
-              <w:t>只溶于王水</w:t>
             </w:r>
           </w:p>
         </w:tc>
@@ -26348,51 +28021,6 @@
               <w:pStyle w:val="Compact"/>
               <w:jc w:val="center"/>
             </w:pPr>
-            <w:r>
-              <w:rPr>
-                <w:rFonts w:hint="eastAsia" w:ascii="Times New Roman" w:hAnsi="Times New Roman" w:eastAsia="FangSong" w:cs="Times New Roman"/>
-              </w:rPr>
-              <w:t xml:space="preserve">水银</w:t>
-            </w:r>
-          </w:p>
-        </w:tc>
-        <w:tc>
-          <w:tcPr/>
-          <w:p>
-            <w:pPr>
-              <w:pStyle w:val="Compact"/>
-              <w:jc w:val="center"/>
-            </w:pPr>
-            <w:r>
-              <w:rPr>
-                <w:rFonts w:hint="eastAsia" w:ascii="Times New Roman" w:hAnsi="Times New Roman" w:eastAsia="FangSong" w:cs="Times New Roman"/>
-              </w:rPr>
-              <w:t xml:space="preserve">银白色液态金属</w:t>
-            </w:r>
-          </w:p>
-        </w:tc>
-        <w:tc>
-          <w:tcPr/>
-          <w:p>
-            <w:pPr>
-              <w:pStyle w:val="Compact"/>
-              <w:jc w:val="center"/>
-            </w:pPr>
-            <w:r>
-              <w:rPr>
-                <w:rFonts w:hint="eastAsia" w:ascii="Times New Roman" w:hAnsi="Times New Roman" w:eastAsia="FangSong" w:cs="Times New Roman"/>
-              </w:rPr>
-              <w:t xml:space="preserve">常温唯一液态金属</w:t>
-            </w:r>
-          </w:p>
-        </w:tc>
-        <w:tc>
-          <w:tcPr/>
-          <w:p>
-            <w:pPr>
-              <w:pStyle w:val="Compact"/>
-              <w:jc w:val="center"/>
-            </w:pPr>
             <m:oMath>
               <m:r>
                 <m:rPr>
@@ -26515,101 +28143,6 @@
                 <w:rFonts w:ascii="Times New Roman" w:hAnsi="Times New Roman" w:eastAsia="Times New Roman" w:cs="Times New Roman"/>
               </w:rPr>
               <w:t xml:space="preserve">​</w:t>
-            </w:r>
-          </w:p>
-        </w:tc>
-        <w:tc>
-          <w:tcPr/>
-          <w:p>
-            <w:pPr>
-              <w:pStyle w:val="Compact"/>
-              <w:jc w:val="center"/>
-            </w:pPr>
-            <w:r>
-              <w:rPr>
-                <w:rFonts w:hint="eastAsia" w:ascii="Times New Roman" w:hAnsi="Times New Roman" w:eastAsia="FangSong" w:cs="Times New Roman"/>
-              </w:rPr>
-              <w:t xml:space="preserve">甘汞</w:t>
-            </w:r>
-          </w:p>
-        </w:tc>
-        <w:tc>
-          <w:tcPr/>
-          <w:p>
-            <w:pPr>
-              <w:pStyle w:val="Compact"/>
-              <w:jc w:val="center"/>
-            </w:pPr>
-            <w:r>
-              <w:rPr>
-                <w:rFonts w:hint="eastAsia" w:ascii="Times New Roman" w:hAnsi="Times New Roman" w:eastAsia="FangSong" w:cs="Times New Roman"/>
-              </w:rPr>
-              <w:t xml:space="preserve">白色固体</w:t>
-            </w:r>
-          </w:p>
-        </w:tc>
-        <w:tc>
-          <w:tcPr/>
-          <w:p>
-            <w:pPr>
-              <w:pStyle w:val="Compact"/>
-              <w:jc w:val="center"/>
-            </w:pPr>
-            <w:r>
-              <w:rPr>
-                <w:rFonts w:hint="eastAsia" w:ascii="Times New Roman" w:hAnsi="Times New Roman" w:eastAsia="FangSong" w:cs="Times New Roman"/>
-              </w:rPr>
-              <w:t>难溶</w:t>
-            </w:r>
-            <w:r>
-              <w:rPr>
-                <w:rFonts w:hint="eastAsia" w:ascii="Times New Roman" w:hAnsi="Times New Roman" w:eastAsia="Times New Roman" w:cs="Times New Roman"/>
-              </w:rPr>
-              <w:t>，</w:t>
-            </w:r>
-            <m:oMath>
-              <m:r>
-                <m:rPr>
-                  <m:sty m:val="p"/>
-                </m:rPr>
-                <m:t>H</m:t>
-              </m:r>
-              <m:r>
-                <m:rPr>
-                  <m:sty m:val="p"/>
-                </m:rPr>
-                <m:t>g</m:t>
-              </m:r>
-              <m:r>
-                <m:rPr>
-                  <m:sty m:val="p"/>
-                </m:rPr>
-                <m:t>(</m:t>
-              </m:r>
-              <m:r>
-                <m:rPr>
-                  <m:sty m:val="p"/>
-                </m:rPr>
-                <m:t>I</m:t>
-              </m:r>
-              <m:r>
-                <m:rPr>
-                  <m:sty m:val="p"/>
-                </m:rPr>
-                <m:t>)</m:t>
-              </m:r>
-            </m:oMath>
-            <w:r>
-              <w:rPr>
-                <w:rFonts w:ascii="Times New Roman" w:hAnsi="Times New Roman" w:eastAsia="Times New Roman" w:cs="Times New Roman"/>
-              </w:rPr>
-              <w:t xml:space="preserve"> </w:t>
-            </w:r>
-            <w:r>
-              <w:rPr>
-                <w:rFonts w:hint="eastAsia" w:ascii="Times New Roman" w:hAnsi="Times New Roman" w:eastAsia="FangSong" w:cs="Times New Roman"/>
-              </w:rPr>
-              <w:t xml:space="preserve">双核</w:t>
             </w:r>
           </w:p>
         </w:tc>
@@ -26911,75 +28444,6 @@
               <w:pStyle w:val="Compact"/>
               <w:jc w:val="center"/>
             </w:pPr>
-            <w:r>
-              <w:rPr>
-                <w:rFonts w:hint="eastAsia" w:ascii="Times New Roman" w:hAnsi="Times New Roman" w:eastAsia="FangSong" w:cs="Times New Roman"/>
-              </w:rPr>
-              <w:t xml:space="preserve">升汞</w:t>
-            </w:r>
-          </w:p>
-        </w:tc>
-        <w:tc>
-          <w:tcPr/>
-          <w:p>
-            <w:pPr>
-              <w:pStyle w:val="Compact"/>
-              <w:jc w:val="center"/>
-            </w:pPr>
-            <w:r>
-              <w:rPr>
-                <w:rFonts w:hint="eastAsia" w:ascii="Times New Roman" w:hAnsi="Times New Roman" w:eastAsia="FangSong" w:cs="Times New Roman"/>
-              </w:rPr>
-              <w:t xml:space="preserve">白色晶体</w:t>
-            </w:r>
-          </w:p>
-        </w:tc>
-        <w:tc>
-          <w:tcPr/>
-          <w:p>
-            <w:pPr>
-              <w:pStyle w:val="Compact"/>
-              <w:jc w:val="center"/>
-            </w:pPr>
-            <w:r>
-              <w:rPr>
-                <w:rFonts w:hint="eastAsia" w:ascii="Times New Roman" w:hAnsi="Times New Roman" w:eastAsia="FangSong" w:cs="Times New Roman"/>
-              </w:rPr>
-              <w:t>剧毒</w:t>
-            </w:r>
-            <w:r>
-              <w:rPr>
-                <w:rFonts w:hint="eastAsia" w:ascii="Times New Roman" w:hAnsi="Times New Roman" w:eastAsia="Times New Roman" w:cs="Times New Roman"/>
-              </w:rPr>
-              <w:t>，</w:t>
-            </w:r>
-            <w:r>
-              <w:rPr>
-                <w:rFonts w:hint="eastAsia" w:ascii="Times New Roman" w:hAnsi="Times New Roman" w:eastAsia="FangSong" w:cs="Times New Roman"/>
-              </w:rPr>
-              <w:t>共价型</w:t>
-            </w:r>
-            <w:r>
-              <w:rPr>
-                <w:rFonts w:hint="eastAsia" w:ascii="Times New Roman" w:hAnsi="Times New Roman" w:eastAsia="Times New Roman" w:cs="Times New Roman"/>
-              </w:rPr>
-              <w:t>，</w:t>
-            </w:r>
-            <w:r>
-              <w:rPr>
-                <w:rFonts w:hint="eastAsia" w:ascii="Times New Roman" w:hAnsi="Times New Roman" w:eastAsia="FangSong" w:cs="Times New Roman"/>
-              </w:rPr>
-              <w:t>可升华</w:t>
-            </w:r>
-          </w:p>
-        </w:tc>
-        <w:tc>
-          <w:tcPr/>
-          <w:p>
-            <w:pPr>
-              <w:pStyle w:val="Compact"/>
-              <w:jc w:val="center"/>
-            </w:pPr>
             <m:oMath>
               <m:r>
                 <m:rPr>
@@ -27172,69 +28636,6 @@
               <w:pStyle w:val="Compact"/>
               <w:jc w:val="center"/>
             </w:pPr>
-            <w:r>
-              <w:rPr>
-                <w:rFonts w:hint="eastAsia" w:ascii="Times New Roman" w:hAnsi="Times New Roman" w:eastAsia="FangSong" w:cs="Times New Roman"/>
-              </w:rPr>
-              <w:t xml:space="preserve">碘化汞</w:t>
-            </w:r>
-          </w:p>
-        </w:tc>
-        <w:tc>
-          <w:tcPr/>
-          <w:p>
-            <w:pPr>
-              <w:pStyle w:val="Compact"/>
-              <w:jc w:val="center"/>
-            </w:pPr>
-            <w:r>
-              <w:rPr>
-                <w:rFonts w:hint="eastAsia" w:ascii="Times New Roman" w:hAnsi="Times New Roman" w:eastAsia="FangSong" w:cs="Times New Roman"/>
-              </w:rPr>
-              <w:t>红色</w:t>
-            </w:r>
-            <w:r>
-              <w:rPr>
-                <w:rFonts w:hint="eastAsia" w:ascii="Times New Roman" w:hAnsi="Times New Roman" w:eastAsia="Times New Roman" w:cs="Times New Roman"/>
-              </w:rPr>
-              <w:t>（α）</w:t>
-            </w:r>
-            <w:r>
-              <w:rPr>
-                <w:rFonts w:hint="eastAsia" w:ascii="Times New Roman" w:hAnsi="Times New Roman" w:eastAsia="FangSong" w:cs="Times New Roman"/>
-              </w:rPr>
-              <w:t>或黄色</w:t>
-            </w:r>
-            <w:r>
-              <w:rPr>
-                <w:rFonts w:hint="eastAsia" w:ascii="Times New Roman" w:hAnsi="Times New Roman" w:eastAsia="Times New Roman" w:cs="Times New Roman"/>
-              </w:rPr>
-              <w:t>（β）</w:t>
-            </w:r>
-          </w:p>
-        </w:tc>
-        <w:tc>
-          <w:tcPr/>
-          <w:p>
-            <w:pPr>
-              <w:pStyle w:val="Compact"/>
-              <w:jc w:val="center"/>
-            </w:pPr>
-            <w:r>
-              <w:rPr>
-                <w:rFonts w:hint="eastAsia" w:ascii="Times New Roman" w:hAnsi="Times New Roman" w:eastAsia="FangSong" w:cs="Times New Roman"/>
-              </w:rPr>
-              <w:t xml:space="preserve">溶于过量碘化钾</w:t>
-            </w:r>
-          </w:p>
-        </w:tc>
-        <w:tc>
-          <w:tcPr/>
-          <w:p>
-            <w:pPr>
-              <w:pStyle w:val="Compact"/>
-              <w:jc w:val="center"/>
-            </w:pPr>
             <m:oMath>
               <m:r>
                 <m:rPr>
@@ -27438,51 +28839,6 @@
                 <w:rFonts w:ascii="Times New Roman" w:hAnsi="Times New Roman" w:eastAsia="Times New Roman" w:cs="Times New Roman"/>
               </w:rPr>
               <w:t xml:space="preserve">​</w:t>
-            </w:r>
-          </w:p>
-        </w:tc>
-        <w:tc>
-          <w:tcPr/>
-          <w:p>
-            <w:pPr>
-              <w:pStyle w:val="Compact"/>
-              <w:jc w:val="center"/>
-            </w:pPr>
-            <w:r>
-              <w:rPr>
-                <w:rFonts w:hint="eastAsia" w:ascii="Times New Roman" w:hAnsi="Times New Roman" w:eastAsia="FangSong" w:cs="Times New Roman"/>
-              </w:rPr>
-              <w:t xml:space="preserve">奈斯勒试剂</w:t>
-            </w:r>
-          </w:p>
-        </w:tc>
-        <w:tc>
-          <w:tcPr/>
-          <w:p>
-            <w:pPr>
-              <w:pStyle w:val="Compact"/>
-              <w:jc w:val="center"/>
-            </w:pPr>
-            <w:r>
-              <w:rPr>
-                <w:rFonts w:hint="eastAsia" w:ascii="Times New Roman" w:hAnsi="Times New Roman" w:eastAsia="FangSong" w:cs="Times New Roman"/>
-              </w:rPr>
-              <w:t xml:space="preserve">无色溶液</w:t>
-            </w:r>
-          </w:p>
-        </w:tc>
-        <w:tc>
-          <w:tcPr/>
-          <w:p>
-            <w:pPr>
-              <w:pStyle w:val="Compact"/>
-              <w:jc w:val="center"/>
-            </w:pPr>
-            <w:r>
-              <w:rPr>
-                <w:rFonts w:hint="eastAsia" w:ascii="Times New Roman" w:hAnsi="Times New Roman" w:eastAsia="FangSong" w:cs="Times New Roman"/>
-              </w:rPr>
-              <w:t xml:space="preserve">检验铵根离子</w:t>
             </w:r>
           </w:p>
         </w:tc>
@@ -27828,93 +29184,6 @@
               <w:pStyle w:val="Compact"/>
               <w:jc w:val="center"/>
             </w:pPr>
-            <w:r>
-              <w:rPr>
-                <w:rFonts w:hint="eastAsia" w:ascii="Times New Roman" w:hAnsi="Times New Roman" w:eastAsia="FangSong" w:cs="Times New Roman"/>
-              </w:rPr>
-              <w:t>辰砂</w:t>
-            </w:r>
-            <w:r>
-              <w:rPr>
-                <w:rFonts w:hint="eastAsia" w:ascii="Times New Roman" w:hAnsi="Times New Roman" w:eastAsia="Times New Roman" w:cs="Times New Roman"/>
-              </w:rPr>
-              <w:t>、</w:t>
-            </w:r>
-            <w:r>
-              <w:rPr>
-                <w:rFonts w:hint="eastAsia" w:ascii="Times New Roman" w:hAnsi="Times New Roman" w:eastAsia="FangSong" w:cs="Times New Roman"/>
-              </w:rPr>
-              <w:t>朱砂</w:t>
-            </w:r>
-          </w:p>
-        </w:tc>
-        <w:tc>
-          <w:tcPr/>
-          <w:p>
-            <w:pPr>
-              <w:pStyle w:val="Compact"/>
-              <w:jc w:val="center"/>
-            </w:pPr>
-            <w:r>
-              <w:rPr>
-                <w:rFonts w:hint="eastAsia" w:ascii="Times New Roman" w:hAnsi="Times New Roman" w:eastAsia="FangSong" w:cs="Times New Roman"/>
-              </w:rPr>
-              <w:t>红色</w:t>
-            </w:r>
-            <w:r>
-              <w:rPr>
-                <w:rFonts w:hint="eastAsia" w:ascii="Times New Roman" w:hAnsi="Times New Roman" w:eastAsia="Times New Roman" w:cs="Times New Roman"/>
-              </w:rPr>
-              <w:t>（</w:t>
-            </w:r>
-            <w:r>
-              <w:rPr>
-                <w:rFonts w:hint="eastAsia" w:ascii="Times New Roman" w:hAnsi="Times New Roman" w:eastAsia="FangSong" w:cs="Times New Roman"/>
-              </w:rPr>
-              <w:t>黑辰砂为黑色</w:t>
-            </w:r>
-            <w:r>
-              <w:rPr>
-                <w:rFonts w:hint="eastAsia" w:ascii="Times New Roman" w:hAnsi="Times New Roman" w:eastAsia="Times New Roman" w:cs="Times New Roman"/>
-              </w:rPr>
-              <w:t>）</w:t>
-            </w:r>
-          </w:p>
-        </w:tc>
-        <w:tc>
-          <w:tcPr/>
-          <w:p>
-            <w:pPr>
-              <w:pStyle w:val="Compact"/>
-              <w:jc w:val="center"/>
-            </w:pPr>
-            <w:r>
-              <w:rPr>
-                <w:rFonts w:hint="eastAsia" w:ascii="Times New Roman" w:hAnsi="Times New Roman" w:eastAsia="FangSong" w:cs="Times New Roman"/>
-              </w:rPr>
-              <w:t>极难溶</w:t>
-            </w:r>
-            <w:r>
-              <w:rPr>
-                <w:rFonts w:hint="eastAsia" w:ascii="Times New Roman" w:hAnsi="Times New Roman" w:eastAsia="Times New Roman" w:cs="Times New Roman"/>
-              </w:rPr>
-              <w:t>，</w:t>
-            </w:r>
-            <w:r>
-              <w:rPr>
-                <w:rFonts w:hint="eastAsia" w:ascii="Times New Roman" w:hAnsi="Times New Roman" w:eastAsia="FangSong" w:cs="Times New Roman"/>
-              </w:rPr>
-              <w:t>红色颜料</w:t>
-            </w:r>
-          </w:p>
-        </w:tc>
-        <w:tc>
-          <w:tcPr/>
-          <w:p>
-            <w:pPr>
-              <w:pStyle w:val="Compact"/>
-              <w:jc w:val="center"/>
-            </w:pPr>
             <m:oMath>
               <m:r>
                 <m:rPr>
@@ -28105,101 +29374,6 @@
                 <w:rFonts w:ascii="Times New Roman" w:hAnsi="Times New Roman" w:eastAsia="Times New Roman" w:cs="Times New Roman"/>
               </w:rPr>
               <w:t xml:space="preserve">​</w:t>
-            </w:r>
-          </w:p>
-        </w:tc>
-        <w:tc>
-          <w:tcPr/>
-          <w:p>
-            <w:pPr>
-              <w:pStyle w:val="Compact"/>
-              <w:jc w:val="center"/>
-            </w:pPr>
-            <w:r>
-              <w:rPr>
-                <w:rFonts w:hint="eastAsia" w:ascii="Times New Roman" w:hAnsi="Times New Roman" w:eastAsia="FangSong" w:cs="Times New Roman"/>
-              </w:rPr>
-              <w:t xml:space="preserve">亚汞离子</w:t>
-            </w:r>
-          </w:p>
-        </w:tc>
-        <w:tc>
-          <w:tcPr/>
-          <w:p>
-            <w:pPr>
-              <w:pStyle w:val="Compact"/>
-              <w:jc w:val="center"/>
-            </w:pPr>
-            <w:r>
-              <w:rPr>
-                <w:rFonts w:hint="eastAsia" w:ascii="Times New Roman" w:hAnsi="Times New Roman" w:eastAsia="FangSong" w:cs="Times New Roman"/>
-              </w:rPr>
-              <w:t xml:space="preserve">无色</w:t>
-            </w:r>
-          </w:p>
-        </w:tc>
-        <w:tc>
-          <w:tcPr/>
-          <w:p>
-            <w:pPr>
-              <w:pStyle w:val="Compact"/>
-              <w:jc w:val="center"/>
-            </w:pPr>
-            <w:r>
-              <w:rPr>
-                <w:rFonts w:hint="eastAsia" w:ascii="Times New Roman" w:hAnsi="Times New Roman" w:eastAsia="FangSong" w:cs="Times New Roman"/>
-              </w:rPr>
-              <w:t xml:space="preserve">双核</w:t>
-            </w:r>
-            <w:r>
-              <w:rPr>
-                <w:rFonts w:ascii="Times New Roman" w:hAnsi="Times New Roman" w:eastAsia="Times New Roman" w:cs="Times New Roman"/>
-              </w:rPr>
-              <w:t xml:space="preserve"> </w:t>
-            </w:r>
-            <m:oMath>
-              <m:r>
-                <m:rPr>
-                  <m:sty m:val="p"/>
-                </m:rPr>
-                <m:t>H</m:t>
-              </m:r>
-              <m:r>
-                <m:rPr>
-                  <m:sty m:val="p"/>
-                </m:rPr>
-                <m:t>g</m:t>
-              </m:r>
-              <m:r>
-                <m:rPr>
-                  <m:sty m:val="p"/>
-                </m:rPr>
-                <m:t>−</m:t>
-              </m:r>
-              <m:r>
-                <m:rPr>
-                  <m:sty m:val="p"/>
-                </m:rPr>
-                <m:t>H</m:t>
-              </m:r>
-              <m:r>
-                <m:rPr>
-                  <m:sty m:val="p"/>
-                </m:rPr>
-                <m:t>g</m:t>
-              </m:r>
-            </m:oMath>
-            <w:r>
-              <w:rPr>
-                <w:rFonts w:hint="eastAsia" w:ascii="Times New Roman" w:hAnsi="Times New Roman" w:eastAsia="Times New Roman" w:cs="Times New Roman"/>
-              </w:rPr>
-              <w:t>，</w:t>
-            </w:r>
-            <w:r>
-              <w:rPr>
-                <w:rFonts w:hint="eastAsia" w:ascii="Times New Roman" w:hAnsi="Times New Roman" w:eastAsia="FangSong" w:cs="Times New Roman"/>
-              </w:rPr>
-              <w:t>不歧化</w:t>
             </w:r>
           </w:p>
         </w:tc>
@@ -28419,63 +29593,6 @@
               <w:pStyle w:val="Compact"/>
               <w:jc w:val="center"/>
             </w:pPr>
-            <w:r>
-              <w:rPr>
-                <w:rFonts w:hint="eastAsia" w:ascii="Times New Roman" w:hAnsi="Times New Roman" w:eastAsia="FangSong" w:cs="Times New Roman"/>
-              </w:rPr>
-              <w:t xml:space="preserve">辉钼矿</w:t>
-            </w:r>
-          </w:p>
-        </w:tc>
-        <w:tc>
-          <w:tcPr/>
-          <w:p>
-            <w:pPr>
-              <w:pStyle w:val="Compact"/>
-              <w:jc w:val="center"/>
-            </w:pPr>
-            <w:r>
-              <w:rPr>
-                <w:rFonts w:hint="eastAsia" w:ascii="Times New Roman" w:hAnsi="Times New Roman" w:eastAsia="FangSong" w:cs="Times New Roman"/>
-              </w:rPr>
-              <w:t xml:space="preserve">黑灰色层状固体</w:t>
-            </w:r>
-          </w:p>
-        </w:tc>
-        <w:tc>
-          <w:tcPr/>
-          <w:p>
-            <w:pPr>
-              <w:pStyle w:val="Compact"/>
-              <w:jc w:val="center"/>
-            </w:pPr>
-            <w:r>
-              <w:rPr>
-                <w:rFonts w:hint="eastAsia" w:ascii="Times New Roman" w:hAnsi="Times New Roman" w:eastAsia="FangSong" w:cs="Times New Roman"/>
-              </w:rPr>
-              <w:t>层间为范德华力</w:t>
-            </w:r>
-            <w:r>
-              <w:rPr>
-                <w:rFonts w:hint="eastAsia" w:ascii="Times New Roman" w:hAnsi="Times New Roman" w:eastAsia="Times New Roman" w:cs="Times New Roman"/>
-              </w:rPr>
-              <w:t>，</w:t>
-            </w:r>
-            <w:r>
-              <w:rPr>
-                <w:rFonts w:hint="eastAsia" w:ascii="Times New Roman" w:hAnsi="Times New Roman" w:eastAsia="FangSong" w:cs="Times New Roman"/>
-              </w:rPr>
-              <w:t>固体润滑剂</w:t>
-            </w:r>
-          </w:p>
-        </w:tc>
-        <w:tc>
-          <w:tcPr/>
-          <w:p>
-            <w:pPr>
-              <w:pStyle w:val="Compact"/>
-              <w:jc w:val="center"/>
-            </w:pPr>
             <m:oMath>
               <m:r>
                 <m:rPr>
@@ -28722,63 +29839,6 @@
                 <w:rFonts w:ascii="Times New Roman" w:hAnsi="Times New Roman" w:eastAsia="Times New Roman" w:cs="Times New Roman"/>
               </w:rPr>
               <w:t xml:space="preserve">​</w:t>
-            </w:r>
-          </w:p>
-        </w:tc>
-        <w:tc>
-          <w:tcPr/>
-          <w:p>
-            <w:pPr>
-              <w:pStyle w:val="Compact"/>
-              <w:jc w:val="center"/>
-            </w:pPr>
-            <w:r>
-              <w:rPr>
-                <w:rFonts w:hint="eastAsia" w:ascii="Times New Roman" w:hAnsi="Times New Roman" w:eastAsia="FangSong" w:cs="Times New Roman"/>
-              </w:rPr>
-              <w:t xml:space="preserve">钼酸铵</w:t>
-            </w:r>
-          </w:p>
-        </w:tc>
-        <w:tc>
-          <w:tcPr/>
-          <w:p>
-            <w:pPr>
-              <w:pStyle w:val="Compact"/>
-              <w:jc w:val="center"/>
-            </w:pPr>
-            <w:r>
-              <w:rPr>
-                <w:rFonts w:hint="eastAsia" w:ascii="Times New Roman" w:hAnsi="Times New Roman" w:eastAsia="FangSong" w:cs="Times New Roman"/>
-              </w:rPr>
-              <w:t xml:space="preserve">白色晶体</w:t>
-            </w:r>
-          </w:p>
-        </w:tc>
-        <w:tc>
-          <w:tcPr/>
-          <w:p>
-            <w:pPr>
-              <w:pStyle w:val="Compact"/>
-              <w:jc w:val="center"/>
-            </w:pPr>
-            <w:r>
-              <w:rPr>
-                <w:rFonts w:hint="eastAsia" w:ascii="Times New Roman" w:hAnsi="Times New Roman" w:eastAsia="FangSong" w:cs="Times New Roman"/>
-              </w:rPr>
-              <w:t>同多酸</w:t>
-            </w:r>
-            <w:r>
-              <w:rPr>
-                <w:rFonts w:hint="eastAsia" w:ascii="Times New Roman" w:hAnsi="Times New Roman" w:eastAsia="Times New Roman" w:cs="Times New Roman"/>
-              </w:rPr>
-              <w:t>，</w:t>
-            </w:r>
-            <w:r>
-              <w:rPr>
-                <w:rFonts w:hint="eastAsia" w:ascii="Times New Roman" w:hAnsi="Times New Roman" w:eastAsia="FangSong" w:cs="Times New Roman"/>
-              </w:rPr>
-              <w:t>用于检验磷酸根</w:t>
             </w:r>
           </w:p>
         </w:tc>
@@ -29158,51 +30218,6 @@
               <w:pStyle w:val="Compact"/>
               <w:jc w:val="center"/>
             </w:pPr>
-            <w:r>
-              <w:rPr>
-                <w:rFonts w:hint="eastAsia" w:ascii="Times New Roman" w:hAnsi="Times New Roman" w:eastAsia="FangSong" w:cs="Times New Roman"/>
-              </w:rPr>
-              <w:t xml:space="preserve">钨华</w:t>
-            </w:r>
-          </w:p>
-        </w:tc>
-        <w:tc>
-          <w:tcPr/>
-          <w:p>
-            <w:pPr>
-              <w:pStyle w:val="Compact"/>
-              <w:jc w:val="center"/>
-            </w:pPr>
-            <w:r>
-              <w:rPr>
-                <w:rFonts w:hint="eastAsia" w:ascii="Times New Roman" w:hAnsi="Times New Roman" w:eastAsia="FangSong" w:cs="Times New Roman"/>
-              </w:rPr>
-              <w:t xml:space="preserve">黄色粉末</w:t>
-            </w:r>
-          </w:p>
-        </w:tc>
-        <w:tc>
-          <w:tcPr/>
-          <w:p>
-            <w:pPr>
-              <w:pStyle w:val="Compact"/>
-              <w:jc w:val="center"/>
-            </w:pPr>
-            <w:r>
-              <w:rPr>
-                <w:rFonts w:hint="eastAsia" w:ascii="Times New Roman" w:hAnsi="Times New Roman" w:eastAsia="FangSong" w:cs="Times New Roman"/>
-              </w:rPr>
-              <w:t xml:space="preserve">制钨的中间体</w:t>
-            </w:r>
-          </w:p>
-        </w:tc>
-        <w:tc>
-          <w:tcPr/>
-          <w:p>
-            <w:pPr>
-              <w:pStyle w:val="Compact"/>
-              <w:jc w:val="center"/>
-            </w:pPr>
             <m:oMath>
               <m:r>
                 <m:rPr>
@@ -29385,63 +30400,6 @@
                 <w:rFonts w:ascii="Times New Roman" w:hAnsi="Times New Roman" w:eastAsia="Times New Roman" w:cs="Times New Roman"/>
               </w:rPr>
               <w:t xml:space="preserve">​</w:t>
-            </w:r>
-          </w:p>
-        </w:tc>
-        <w:tc>
-          <w:tcPr/>
-          <w:p>
-            <w:pPr>
-              <w:pStyle w:val="Compact"/>
-              <w:jc w:val="center"/>
-            </w:pPr>
-            <w:r>
-              <w:rPr>
-                <w:rFonts w:hint="eastAsia" w:ascii="Times New Roman" w:hAnsi="Times New Roman" w:eastAsia="FangSong" w:cs="Times New Roman"/>
-              </w:rPr>
-              <w:t xml:space="preserve">钨酸钠</w:t>
-            </w:r>
-          </w:p>
-        </w:tc>
-        <w:tc>
-          <w:tcPr/>
-          <w:p>
-            <w:pPr>
-              <w:pStyle w:val="Compact"/>
-              <w:jc w:val="center"/>
-            </w:pPr>
-            <w:r>
-              <w:rPr>
-                <w:rFonts w:hint="eastAsia" w:ascii="Times New Roman" w:hAnsi="Times New Roman" w:eastAsia="FangSong" w:cs="Times New Roman"/>
-              </w:rPr>
-              <w:t xml:space="preserve">无色晶体</w:t>
-            </w:r>
-          </w:p>
-        </w:tc>
-        <w:tc>
-          <w:tcPr/>
-          <w:p>
-            <w:pPr>
-              <w:pStyle w:val="Compact"/>
-              <w:jc w:val="center"/>
-            </w:pPr>
-            <w:r>
-              <w:rPr>
-                <w:rFonts w:hint="eastAsia" w:ascii="Times New Roman" w:hAnsi="Times New Roman" w:eastAsia="FangSong" w:cs="Times New Roman"/>
-              </w:rPr>
-              <w:t>同多酸前体</w:t>
-            </w:r>
-            <w:r>
-              <w:rPr>
-                <w:rFonts w:hint="eastAsia" w:ascii="Times New Roman" w:hAnsi="Times New Roman" w:eastAsia="Times New Roman" w:cs="Times New Roman"/>
-              </w:rPr>
-              <w:t>，</w:t>
-            </w:r>
-            <w:r>
-              <w:rPr>
-                <w:rFonts w:hint="eastAsia" w:ascii="Times New Roman" w:hAnsi="Times New Roman" w:eastAsia="FangSong" w:cs="Times New Roman"/>
-              </w:rPr>
-              <w:t>酸化后聚合</w:t>
             </w:r>
           </w:p>
         </w:tc>
